--- a/docx/01-confianza-real/01-confianza-real.docx
+++ b/docx/01-confianza-real/01-confianza-real.docx
@@ -578,13 +578,13 @@
     </w:p>
     <w:bookmarkEnd w:id="16"/>
     <w:bookmarkEnd w:id="17"/>
-    <w:bookmarkStart w:id="26" w:name="qué-es-la-confianza-real"/>
+    <w:bookmarkStart w:id="28" w:name="qué-es-la-confianza-real"/>
     <w:p>
       <w:pPr>
         <w:pStyle w:val="Heading1"/>
       </w:pPr>
       <w:r>
-        <w:t xml:space="preserve">1 — Qué es la confianza real</w:t>
+        <w:t xml:space="preserve">1 — ¿Qué es la confianza real?</w:t>
       </w:r>
     </w:p>
     <w:p>
@@ -592,7 +592,7 @@
         <w:pStyle w:val="FirstParagraph"/>
       </w:pPr>
       <w:r>
-        <w:t xml:space="preserve">No es creerse mejor, es atreverte igual 😌</w:t>
+        <w:t xml:space="preserve">No es creerse mejor, es atreverte igual 🌱</w:t>
       </w:r>
     </w:p>
     <w:p>
@@ -632,7 +632,7 @@
         <w:t xml:space="preserve"> </w:t>
       </w:r>
       <w:r>
-        <w:t xml:space="preserve">→ 1 · Qué es la confianza real</w:t>
+        <w:t xml:space="preserve">→ 1 · ¿Qué es la confianza real?</w:t>
       </w:r>
     </w:p>
     <w:p>
@@ -702,7 +702,7 @@
         <w:pStyle w:val="Heading2"/>
       </w:pPr>
       <w:r>
-        <w:t xml:space="preserve">🎭 Los tres personajes del espejo</w:t>
+        <w:t xml:space="preserve">💡 Los tres personajes del espejo</w:t>
       </w:r>
     </w:p>
     <w:p>
@@ -710,7 +710,65 @@
         <w:pStyle w:val="FirstParagraph"/>
       </w:pPr>
       <w:r>
-        <w:t xml:space="preserve">Seguro que conoces a los tres. Fíjate en la diferencia:</w:t>
+        <w:t xml:space="preserve">Seguro que conoces a los tres. Y seguro que te has visto en alguno.</w:t>
+      </w:r>
+    </w:p>
+    <w:p>
+      <w:pPr>
+        <w:pStyle w:val="BodyText"/>
+      </w:pPr>
+      <w:r>
+        <w:t xml:space="preserve">La confianza real</w:t>
+      </w:r>
+      <w:r>
+        <w:t xml:space="preserve"> </w:t>
+      </w:r>
+      <w:r>
+        <w:rPr>
+          <w:b/>
+          <w:bCs/>
+        </w:rPr>
+        <w:t xml:space="preserve">no elimina el miedo</w:t>
+      </w:r>
+      <w:r>
+        <w:t xml:space="preserve">: hace las cosas</w:t>
+      </w:r>
+      <w:r>
+        <w:t xml:space="preserve"> </w:t>
+      </w:r>
+      <w:r>
+        <w:rPr>
+          <w:i/>
+          <w:iCs/>
+        </w:rPr>
+        <w:t xml:space="preserve">con</w:t>
+      </w:r>
+      <w:r>
+        <w:t xml:space="preserve"> </w:t>
+      </w:r>
+      <w:r>
+        <w:t xml:space="preserve">el miedo en el bolsillo. Quien nunca tiene miedo no es valiente: es que no le importa el resultado. A ti te importa, y eso ya es un puntazo: significa que te estás jugando algo.</w:t>
+      </w:r>
+    </w:p>
+    <w:p>
+      <w:pPr>
+        <w:pStyle w:val="BodyText"/>
+      </w:pPr>
+    </w:p>
+    <w:p>
+      <w:pPr>
+        <w:pStyle w:val="BodyText"/>
+      </w:pPr>
+      <w:r>
+        <w:t xml:space="preserve">🪞 Los tres personajes del espejo — el de la derecha es la meta</w:t>
+      </w:r>
+    </w:p>
+    <w:p>
+      <w:pPr>
+        <w:pStyle w:val="BodyText"/>
+      </w:pPr>
+      <w:r>
+        <w:t xml:space="preserve">Fíjate en cómo se ven desde fuera, en clase:</w:t>
       </w:r>
     </w:p>
     <w:tbl>
@@ -721,10 +779,11 @@
         <w:tblLook w:firstRow="1" w:lastRow="0" w:firstColumn="0" w:lastColumn="0" w:noHBand="0" w:noVBand="0" w:val="0020"/>
       </w:tblPr>
       <w:tblGrid>
-        <w:gridCol w:w="1980"/>
-        <w:gridCol w:w="1980"/>
-        <w:gridCol w:w="1980"/>
-        <w:gridCol w:w="1980"/>
+        <w:gridCol w:w="1584"/>
+        <w:gridCol w:w="1584"/>
+        <w:gridCol w:w="1584"/>
+        <w:gridCol w:w="1584"/>
+        <w:gridCol w:w="1584"/>
       </w:tblGrid>
       <w:tr>
         <w:trPr>
@@ -737,40 +796,51 @@
               <w:pStyle w:val="Compact"/>
             </w:pPr>
             <w:r>
-              <w:t xml:space="preserve">Tipo</w:t>
-            </w:r>
-          </w:p>
-        </w:tc>
-        <w:tc>
-          <w:tcPr/>
-          <w:p>
-            <w:pPr>
-              <w:pStyle w:val="Compact"/>
-            </w:pPr>
-            <w:r>
-              <w:t xml:space="preserve">Qué se dice por dentro</w:t>
-            </w:r>
-          </w:p>
-        </w:tc>
-        <w:tc>
-          <w:tcPr/>
-          <w:p>
-            <w:pPr>
-              <w:pStyle w:val="Compact"/>
-            </w:pPr>
-            <w:r>
-              <w:t xml:space="preserve">Qué hace</w:t>
-            </w:r>
-          </w:p>
-        </w:tc>
-        <w:tc>
-          <w:tcPr/>
-          <w:p>
-            <w:pPr>
-              <w:pStyle w:val="Compact"/>
-            </w:pPr>
-            <w:r>
-              <w:t xml:space="preserve">Resultado</w:t>
+              <w:t xml:space="preserve">Personaje</w:t>
+            </w:r>
+          </w:p>
+        </w:tc>
+        <w:tc>
+          <w:tcPr/>
+          <w:p>
+            <w:pPr>
+              <w:pStyle w:val="Compact"/>
+            </w:pPr>
+            <w:r>
+              <w:t xml:space="preserve">🗣️ Lo que dice</w:t>
+            </w:r>
+          </w:p>
+        </w:tc>
+        <w:tc>
+          <w:tcPr/>
+          <w:p>
+            <w:pPr>
+              <w:pStyle w:val="Compact"/>
+            </w:pPr>
+            <w:r>
+              <w:t xml:space="preserve">🧠 Lo que pasa por dentro</w:t>
+            </w:r>
+          </w:p>
+        </w:tc>
+        <w:tc>
+          <w:tcPr/>
+          <w:p>
+            <w:pPr>
+              <w:pStyle w:val="Compact"/>
+            </w:pPr>
+            <w:r>
+              <w:t xml:space="preserve">👀 Qué hace en clase</w:t>
+            </w:r>
+          </w:p>
+        </w:tc>
+        <w:tc>
+          <w:tcPr/>
+          <w:p>
+            <w:pPr>
+              <w:pStyle w:val="Compact"/>
+            </w:pPr>
+            <w:r>
+              <w:t xml:space="preserve">📉 Resultado</w:t>
             </w:r>
           </w:p>
         </w:tc>
@@ -782,6 +852,12 @@
             <w:pPr>
               <w:pStyle w:val="Compact"/>
             </w:pPr>
+            <w:r>
+              <w:t xml:space="preserve">😶</w:t>
+            </w:r>
+            <w:r>
+              <w:t xml:space="preserve"> </w:t>
+            </w:r>
             <w:r>
               <w:rPr>
                 <w:b/>
@@ -798,29 +874,40 @@
               <w:pStyle w:val="Compact"/>
             </w:pPr>
             <w:r>
-              <w:t xml:space="preserve">“No sirvo para nada, todos lo harán mejor”</w:t>
-            </w:r>
-          </w:p>
-        </w:tc>
-        <w:tc>
-          <w:tcPr/>
-          <w:p>
-            <w:pPr>
-              <w:pStyle w:val="Compact"/>
-            </w:pPr>
-            <w:r>
-              <w:t xml:space="preserve">No lo intenta</w:t>
-            </w:r>
-          </w:p>
-        </w:tc>
-        <w:tc>
-          <w:tcPr/>
-          <w:p>
-            <w:pPr>
-              <w:pStyle w:val="Compact"/>
-            </w:pPr>
-            <w:r>
-              <w:t xml:space="preserve">No aprueba… y además se castiga</w:t>
+              <w:t xml:space="preserve">“No sirvo para nada”</w:t>
+            </w:r>
+          </w:p>
+        </w:tc>
+        <w:tc>
+          <w:tcPr/>
+          <w:p>
+            <w:pPr>
+              <w:pStyle w:val="Compact"/>
+            </w:pPr>
+            <w:r>
+              <w:t xml:space="preserve">Miedo a quedar en ridículo</w:t>
+            </w:r>
+          </w:p>
+        </w:tc>
+        <w:tc>
+          <w:tcPr/>
+          <w:p>
+            <w:pPr>
+              <w:pStyle w:val="Compact"/>
+            </w:pPr>
+            <w:r>
+              <w:t xml:space="preserve">No levanta la mano, entrega tarde o no entrega</w:t>
+            </w:r>
+          </w:p>
+        </w:tc>
+        <w:tc>
+          <w:tcPr/>
+          <w:p>
+            <w:pPr>
+              <w:pStyle w:val="Compact"/>
+            </w:pPr>
+            <w:r>
+              <w:t xml:space="preserve">No aprueba… y encima se castiga</w:t>
             </w:r>
           </w:p>
         </w:tc>
@@ -832,6 +919,12 @@
             <w:pPr>
               <w:pStyle w:val="Compact"/>
             </w:pPr>
+            <w:r>
+              <w:t xml:space="preserve">😎</w:t>
+            </w:r>
+            <w:r>
+              <w:t xml:space="preserve"> </w:t>
+            </w:r>
             <w:r>
               <w:rPr>
                 <w:b/>
@@ -848,18 +941,29 @@
               <w:pStyle w:val="Compact"/>
             </w:pPr>
             <w:r>
-              <w:t xml:space="preserve">“Yo me lo sé todo, estos no son nadie”</w:t>
-            </w:r>
-          </w:p>
-        </w:tc>
-        <w:tc>
-          <w:tcPr/>
-          <w:p>
-            <w:pPr>
-              <w:pStyle w:val="Compact"/>
-            </w:pPr>
-            <w:r>
-              <w:t xml:space="preserve">No escucha ni pide ayuda</w:t>
+              <w:t xml:space="preserve">“Esto lo sabe cualquiera”</w:t>
+            </w:r>
+          </w:p>
+        </w:tc>
+        <w:tc>
+          <w:tcPr/>
+          <w:p>
+            <w:pPr>
+              <w:pStyle w:val="Compact"/>
+            </w:pPr>
+            <w:r>
+              <w:t xml:space="preserve">Miedo a reconocer dudas</w:t>
+            </w:r>
+          </w:p>
+        </w:tc>
+        <w:tc>
+          <w:tcPr/>
+          <w:p>
+            <w:pPr>
+              <w:pStyle w:val="Compact"/>
+            </w:pPr>
+            <w:r>
+              <w:t xml:space="preserve">No escucha, no pide ayuda, no revisa su parte</w:t>
             </w:r>
           </w:p>
         </w:tc>
@@ -882,6 +986,12 @@
             <w:pPr>
               <w:pStyle w:val="Compact"/>
             </w:pPr>
+            <w:r>
+              <w:t xml:space="preserve">🌟</w:t>
+            </w:r>
+            <w:r>
+              <w:t xml:space="preserve"> </w:t>
+            </w:r>
             <w:r>
               <w:rPr>
                 <w:b/>
@@ -898,18 +1008,29 @@
               <w:pStyle w:val="Compact"/>
             </w:pPr>
             <w:r>
-              <w:t xml:space="preserve">“Esto se me da regular, lo practico y pregunto”</w:t>
-            </w:r>
-          </w:p>
-        </w:tc>
-        <w:tc>
-          <w:tcPr/>
-          <w:p>
-            <w:pPr>
-              <w:pStyle w:val="Compact"/>
-            </w:pPr>
-            <w:r>
-              <w:t xml:space="preserve">Intente, pregunta, mejora</w:t>
+              <w:t xml:space="preserve">“Esto se me da regular”</w:t>
+            </w:r>
+          </w:p>
+        </w:tc>
+        <w:tc>
+          <w:tcPr/>
+          <w:p>
+            <w:pPr>
+              <w:pStyle w:val="Compact"/>
+            </w:pPr>
+            <w:r>
+              <w:t xml:space="preserve">Miedo… pero le da igual un poco</w:t>
+            </w:r>
+          </w:p>
+        </w:tc>
+        <w:tc>
+          <w:tcPr/>
+          <w:p>
+            <w:pPr>
+              <w:pStyle w:val="Compact"/>
+            </w:pPr>
+            <w:r>
+              <w:t xml:space="preserve">Intenta, pregunta, practica, mejora</w:t>
             </w:r>
           </w:p>
         </w:tc>
@@ -931,36 +1052,60 @@
         <w:pStyle w:val="BodyText"/>
       </w:pPr>
       <w:r>
-        <w:t xml:space="preserve">La confianza real</w:t>
-      </w:r>
-      <w:r>
-        <w:t xml:space="preserve"> </w:t>
-      </w:r>
-      <w:r>
-        <w:rPr>
-          <w:b/>
-          <w:bCs/>
-        </w:rPr>
-        <w:t xml:space="preserve">no elimina el miedo</w:t>
-      </w:r>
-      <w:r>
-        <w:t xml:space="preserve">: hace las cosas</w:t>
-      </w:r>
-      <w:r>
-        <w:t xml:space="preserve"> </w:t>
-      </w:r>
-      <w:r>
-        <w:rPr>
-          <w:i/>
-          <w:iCs/>
-        </w:rPr>
-        <w:t xml:space="preserve">con</w:t>
-      </w:r>
-      <w:r>
-        <w:t xml:space="preserve"> </w:t>
-      </w:r>
-      <w:r>
-        <w:t xml:space="preserve">miedo. Quien no tiene miedo nunca no es valiente: es que no le importa. Y a ti te importa, que es de sabios.</w:t>
+        <w:t xml:space="preserve">📌</w:t>
+      </w:r>
+      <w:r>
+        <w:t xml:space="preserve"> </w:t>
+      </w:r>
+      <w:r>
+        <w:rPr>
+          <w:b/>
+          <w:bCs/>
+        </w:rPr>
+        <w:t xml:space="preserve">Dato clave:</w:t>
+      </w:r>
+      <w:r>
+        <w:t xml:space="preserve"> </w:t>
+      </w:r>
+      <w:r>
+        <w:t xml:space="preserve">el confiado de verdad no nace así.</w:t>
+      </w:r>
+      <w:r>
+        <w:t xml:space="preserve"> </w:t>
+      </w:r>
+      <w:r>
+        <w:rPr>
+          <w:b/>
+          <w:bCs/>
+        </w:rPr>
+        <w:t xml:space="preserve">Se hace</w:t>
+      </w:r>
+      <w:r>
+        <w:t xml:space="preserve">: preparándose, practicando y preguntando hasta que el miedo baja de volumen. Nadie sale de casa hablando en público; se llega ahí de a poquito.</w:t>
+      </w:r>
+    </w:p>
+    <w:p>
+      <w:pPr>
+        <w:pStyle w:val="BlockText"/>
+      </w:pPr>
+      <w:r>
+        <w:t xml:space="preserve">💡</w:t>
+      </w:r>
+      <w:r>
+        <w:t xml:space="preserve"> </w:t>
+      </w:r>
+      <w:r>
+        <w:rPr>
+          <w:b/>
+          <w:bCs/>
+        </w:rPr>
+        <w:t xml:space="preserve">Regla de ROSA:</w:t>
+      </w:r>
+      <w:r>
+        <w:t xml:space="preserve"> </w:t>
+      </w:r>
+      <w:r>
+        <w:t xml:space="preserve">“El que no se atreve no pierde el miedo: pierde la oportunidad. Y luego se queja de no tener oportunidades.”</w:t>
       </w:r>
     </w:p>
     <w:p>
@@ -977,7 +1122,7 @@
         <w:pStyle w:val="Heading2"/>
       </w:pPr>
       <w:r>
-        <w:t xml:space="preserve">🗣️ La autocharla: la voz que te sabotea</w:t>
+        <w:t xml:space="preserve">💬 La autocharla: la voz que te sabotea</w:t>
       </w:r>
     </w:p>
     <w:p>
@@ -985,7 +1130,20 @@
         <w:pStyle w:val="FirstParagraph"/>
       </w:pPr>
       <w:r>
-        <w:t xml:space="preserve">Todos tenemos un comentario interno. El problema es cuando ese comentario es un jefe tóxico:</w:t>
+        <w:t xml:space="preserve">Todos tenemos un diálogo interno constante. El problema es cuando ese interlocutor es</w:t>
+      </w:r>
+      <w:r>
+        <w:t xml:space="preserve"> </w:t>
+      </w:r>
+      <w:r>
+        <w:rPr>
+          <w:b/>
+          <w:bCs/>
+        </w:rPr>
+        <w:t xml:space="preserve">un jefe tóxico</w:t>
+      </w:r>
+      <w:r>
+        <w:t xml:space="preserve">. Estos son los sabotajes típicos de la FPB:</w:t>
       </w:r>
     </w:p>
     <w:p>
@@ -997,7 +1155,23 @@
         </w:numPr>
       </w:pPr>
       <w:r>
-        <w:t xml:space="preserve">“Esto lo hará todo el mundo mejor.”</w:t>
+        <w:t xml:space="preserve">📚</w:t>
+      </w:r>
+      <w:r>
+        <w:t xml:space="preserve"> </w:t>
+      </w:r>
+      <w:r>
+        <w:rPr>
+          <w:b/>
+          <w:bCs/>
+        </w:rPr>
+        <w:t xml:space="preserve">Estudio:</w:t>
+      </w:r>
+      <w:r>
+        <w:t xml:space="preserve"> </w:t>
+      </w:r>
+      <w:r>
+        <w:t xml:space="preserve">“Esto lo va a aprobar todo el mundo menos yo.”</w:t>
       </w:r>
     </w:p>
     <w:p>
@@ -1009,6 +1183,22 @@
         </w:numPr>
       </w:pPr>
       <w:r>
+        <w:t xml:space="preserve">🗣️</w:t>
+      </w:r>
+      <w:r>
+        <w:t xml:space="preserve"> </w:t>
+      </w:r>
+      <w:r>
+        <w:rPr>
+          <w:b/>
+          <w:bCs/>
+        </w:rPr>
+        <w:t xml:space="preserve">Clase:</w:t>
+      </w:r>
+      <w:r>
+        <w:t xml:space="preserve"> </w:t>
+      </w:r>
+      <w:r>
         <w:t xml:space="preserve">“Si pregunto, van a pensar que soy tonto.”</w:t>
       </w:r>
     </w:p>
@@ -1021,234 +1211,23 @@
         </w:numPr>
       </w:pPr>
       <w:r>
-        <w:t xml:space="preserve">“No presento el trabajo, así me quedo tranquilo.”</w:t>
-      </w:r>
-    </w:p>
-    <w:p>
-      <w:pPr>
-        <w:pStyle w:val="FirstParagraph"/>
-      </w:pPr>
-      <w:r>
-        <w:t xml:space="preserve">Esa voz</w:t>
-      </w:r>
-      <w:r>
-        <w:t xml:space="preserve"> </w:t>
-      </w:r>
-      <w:r>
-        <w:rPr>
-          <w:b/>
-          <w:bCs/>
-        </w:rPr>
-        <w:t xml:space="preserve">no predice el futuro</w:t>
-      </w:r>
-      <w:r>
-        <w:t xml:space="preserve">: repite costumbre. Y las costumbres se cambian. Truco de manual:</w:t>
-      </w:r>
-    </w:p>
-    <w:p>
-      <w:pPr>
-        <w:pStyle w:val="BlockText"/>
-      </w:pPr>
-      <w:r>
-        <w:t xml:space="preserve">❌</w:t>
-      </w:r>
-      <w:r>
-        <w:t xml:space="preserve"> </w:t>
-      </w:r>
-      <w:r>
-        <w:t xml:space="preserve">“Soy tonto.”</w:t>
-      </w:r>
-      <w:r>
-        <w:t xml:space="preserve"> </w:t>
-      </w:r>
-      <w:r>
-        <w:t xml:space="preserve">→ ✅</w:t>
-      </w:r>
-      <w:r>
-        <w:t xml:space="preserve"> </w:t>
-      </w:r>
-      <w:r>
-        <w:t xml:space="preserve">“Esto</w:t>
-      </w:r>
-      <w:r>
-        <w:t xml:space="preserve"> </w:t>
-      </w:r>
-      <w:r>
-        <w:rPr>
-          <w:b/>
-          <w:bCs/>
-        </w:rPr>
-        <w:t xml:space="preserve">no me ha salido</w:t>
-      </w:r>
-      <w:r>
-        <w:t xml:space="preserve"> </w:t>
-      </w:r>
-      <w:r>
-        <w:t xml:space="preserve">y lo practico.”</w:t>
-      </w:r>
-    </w:p>
-    <w:p>
-      <w:pPr>
-        <w:pStyle w:val="FirstParagraph"/>
-      </w:pPr>
-      <w:r>
-        <w:t xml:space="preserve">Fíjate: el primero es una sentencia de por vida. El segundo es un problema de esta tarde. Y los de esta tarde se arreglan.</w:t>
-      </w:r>
-    </w:p>
-    <w:p>
-      <w:r>
-        <w:pict>
-          <v:rect style="width:0;height:1.5pt" o:hralign="center" o:hrstd="t" o:hr="t"/>
-        </w:pict>
-      </w:r>
-    </w:p>
-    <w:bookmarkEnd w:id="20"/>
-    <w:bookmarkStart w:id="21" w:name="el-truco-del-making-of-vs-el-tráiler"/>
-    <w:p>
-      <w:pPr>
-        <w:pStyle w:val="Heading2"/>
-      </w:pPr>
-      <w:r>
-        <w:t xml:space="preserve">📱 El truco del</w:t>
-      </w:r>
-      <w:r>
-        <w:t xml:space="preserve"> </w:t>
-      </w:r>
-      <w:r>
-        <w:t xml:space="preserve">“making-of”</w:t>
-      </w:r>
-      <w:r>
-        <w:t xml:space="preserve"> </w:t>
-      </w:r>
-      <w:r>
-        <w:t xml:space="preserve">vs el</w:t>
-      </w:r>
-      <w:r>
-        <w:t xml:space="preserve"> </w:t>
-      </w:r>
-      <w:r>
-        <w:t xml:space="preserve">“tráiler”</w:t>
-      </w:r>
-    </w:p>
-    <w:p>
-      <w:pPr>
-        <w:pStyle w:val="FirstParagraph"/>
-      </w:pPr>
-      <w:r>
-        <w:t xml:space="preserve">Te comparas con los demás porque ves su</w:t>
-      </w:r>
-      <w:r>
-        <w:t xml:space="preserve"> </w:t>
-      </w:r>
-      <w:r>
-        <w:rPr>
-          <w:b/>
-          <w:bCs/>
-        </w:rPr>
-        <w:t xml:space="preserve">tráiler</w:t>
-      </w:r>
-      <w:r>
-        <w:t xml:space="preserve">: las fotos buenas, los logros, el curro que presume. Y comparas ese tráiler con tu</w:t>
-      </w:r>
-      <w:r>
-        <w:t xml:space="preserve"> </w:t>
-      </w:r>
-      <w:r>
-        <w:rPr>
-          <w:b/>
-          <w:bCs/>
-        </w:rPr>
-        <w:t xml:space="preserve">making-of</w:t>
-      </w:r>
-      <w:r>
-        <w:t xml:space="preserve">: los errores, los nervios, las dudas de por medio.</w:t>
-      </w:r>
-    </w:p>
-    <w:p>
-      <w:pPr>
-        <w:pStyle w:val="BodyText"/>
-      </w:pPr>
-      <w:r>
-        <w:t xml:space="preserve">En la tienda lo vemos a diario.</w:t>
-      </w:r>
-      <w:r>
-        <w:t xml:space="preserve"> </w:t>
-      </w:r>
-      <w:r>
-        <w:rPr>
-          <w:b/>
-          <w:bCs/>
-        </w:rPr>
-        <w:t xml:space="preserve">DANI</w:t>
-      </w:r>
-      <w:r>
-        <w:t xml:space="preserve">, nuestro dependiente, pasó una semana entera hundido porque un conocido puso en Instagram</w:t>
-      </w:r>
-      <w:r>
-        <w:t xml:space="preserve"> </w:t>
-      </w:r>
-      <w:r>
-        <w:t xml:space="preserve">“primer día en el curro 💪”</w:t>
-      </w:r>
-      <w:r>
-        <w:t xml:space="preserve">. DANI olvidó que ese conocido lleva</w:t>
-      </w:r>
-      <w:r>
-        <w:t xml:space="preserve"> </w:t>
-      </w:r>
-      <w:r>
-        <w:rPr>
-          <w:b/>
-          <w:bCs/>
-        </w:rPr>
-        <w:t xml:space="preserve">seis meses</w:t>
-      </w:r>
-      <w:r>
-        <w:t xml:space="preserve"> </w:t>
-      </w:r>
-      <w:r>
-        <w:t xml:space="preserve">mandando currículums y que las fotos buenas de su primer día fueron la quinta toma.</w:t>
-      </w:r>
-    </w:p>
-    <w:p>
-      <w:pPr>
-        <w:pStyle w:val="BlockText"/>
-      </w:pPr>
-      <w:r>
-        <w:t xml:space="preserve">💡</w:t>
-      </w:r>
-      <w:r>
-        <w:t xml:space="preserve"> </w:t>
-      </w:r>
-      <w:r>
-        <w:rPr>
-          <w:b/>
-          <w:bCs/>
-        </w:rPr>
-        <w:t xml:space="preserve">Regla del feed:</w:t>
-      </w:r>
-      <w:r>
-        <w:t xml:space="preserve"> </w:t>
-      </w:r>
-      <w:r>
-        <w:t xml:space="preserve">todo lo que ves de otros es su mejor momentánea; todo lo que sientes de ti es el paquete completo. Comparar eso es comparar peras con aviones.</w:t>
-      </w:r>
-    </w:p>
-    <w:p>
-      <w:r>
-        <w:pict>
-          <v:rect style="width:0;height:1.5pt" o:hralign="center" o:hrstd="t" o:hr="t"/>
-        </w:pict>
-      </w:r>
-    </w:p>
-    <w:bookmarkEnd w:id="21"/>
-    <w:bookmarkStart w:id="22" w:name="mini-chequeo"/>
-    <w:p>
-      <w:pPr>
-        <w:pStyle w:val="Heading2"/>
-      </w:pPr>
-      <w:r>
-        <w:t xml:space="preserve">🧠 Mini-chequeo</w:t>
+        <w:t xml:space="preserve">🤝</w:t>
+      </w:r>
+      <w:r>
+        <w:t xml:space="preserve"> </w:t>
+      </w:r>
+      <w:r>
+        <w:rPr>
+          <w:b/>
+          <w:bCs/>
+        </w:rPr>
+        <w:t xml:space="preserve">Grupo:</w:t>
+      </w:r>
+      <w:r>
+        <w:t xml:space="preserve"> </w:t>
+      </w:r>
+      <w:r>
+        <w:t xml:space="preserve">“No me van a elegir en ningún equipo, mejor no me molesto.”</w:t>
       </w:r>
     </w:p>
     <w:p>
@@ -1256,199 +1235,27 @@
         <w:pStyle w:val="Compact"/>
         <w:numPr>
           <w:ilvl w:val="0"/>
-          <w:numId w:val="1004"/>
+          <w:numId w:val="1003"/>
         </w:numPr>
       </w:pPr>
       <w:r>
-        <w:t xml:space="preserve">Un compañero presenta un trabajo y sale genial. ¿Es confianza real pensar</w:t>
-      </w:r>
-      <w:r>
-        <w:t xml:space="preserve"> </w:t>
-      </w:r>
-      <w:r>
-        <w:t xml:space="preserve">“yo eso no lo puedo hacer”</w:t>
-      </w:r>
-      <w:r>
-        <w:t xml:space="preserve">? ¿Por qué?</w:t>
-      </w:r>
-    </w:p>
-    <w:p>
-      <w:pPr>
-        <w:pStyle w:val="Compact"/>
-        <w:numPr>
-          <w:ilvl w:val="0"/>
-          <w:numId w:val="1004"/>
-        </w:numPr>
-      </w:pPr>
-      <w:r>
-        <w:t xml:space="preserve">¿Qué frase te dices tú cuando algo no te sale? Escríbela y mira si es sentencia o problema.</w:t>
-      </w:r>
-    </w:p>
-    <w:p>
-      <w:pPr>
-        <w:pStyle w:val="Compact"/>
-        <w:numPr>
-          <w:ilvl w:val="0"/>
-          <w:numId w:val="1004"/>
-        </w:numPr>
-      </w:pPr>
-      <w:r>
-        <w:t xml:space="preserve">¿Qué es más útil compararte con el tráiler de otros o con tu making-of de hace un mes?</w:t>
-      </w:r>
-    </w:p>
-    <w:p>
-      <w:r>
-        <w:pict>
-          <v:rect style="width:0;height:1.5pt" o:hralign="center" o:hrstd="t" o:hr="t"/>
-        </w:pict>
-      </w:r>
-    </w:p>
-    <w:bookmarkEnd w:id="22"/>
-    <w:bookmarkStart w:id="23" w:name="resumen-en-3-frases"/>
-    <w:p>
-      <w:pPr>
-        <w:pStyle w:val="Heading2"/>
-      </w:pPr>
-      <w:r>
-        <w:t xml:space="preserve">✅ Resumen en 3 frases</w:t>
-      </w:r>
-    </w:p>
-    <w:p>
-      <w:pPr>
-        <w:pStyle w:val="Compact"/>
-        <w:numPr>
-          <w:ilvl w:val="0"/>
-          <w:numId w:val="1005"/>
-        </w:numPr>
-      </w:pPr>
-      <w:r>
-        <w:t xml:space="preserve">La confianza real es saber tus luces y tus sombras y atreverte de todas formas.</w:t>
-      </w:r>
-    </w:p>
-    <w:p>
-      <w:pPr>
-        <w:pStyle w:val="Compact"/>
-        <w:numPr>
-          <w:ilvl w:val="0"/>
-          <w:numId w:val="1005"/>
-        </w:numPr>
-      </w:pPr>
-      <w:r>
-        <w:t xml:space="preserve">La autocharla negativa es costumbre, no profecía, y se cambia poniendo hechos en lugar de sentencias.</w:t>
-      </w:r>
-    </w:p>
-    <w:p>
-      <w:pPr>
-        <w:pStyle w:val="Compact"/>
-        <w:numPr>
-          <w:ilvl w:val="0"/>
-          <w:numId w:val="1005"/>
-        </w:numPr>
-      </w:pPr>
-      <w:r>
-        <w:t xml:space="preserve">Compararte con el</w:t>
-      </w:r>
-      <w:r>
-        <w:t xml:space="preserve"> </w:t>
-      </w:r>
-      <w:r>
-        <w:t xml:space="preserve">“best of”</w:t>
-      </w:r>
-      <w:r>
-        <w:t xml:space="preserve"> </w:t>
-      </w:r>
-      <w:r>
-        <w:t xml:space="preserve">de los demás no es información: es trampa.</w:t>
-      </w:r>
-    </w:p>
-    <w:p>
-      <w:r>
-        <w:pict>
-          <v:rect style="width:0;height:1.5pt" o:hralign="center" o:hrstd="t" o:hr="t"/>
-        </w:pict>
-      </w:r>
-    </w:p>
-    <w:bookmarkEnd w:id="23"/>
-    <w:bookmarkStart w:id="25" w:name="vocabulario-rápido"/>
-    <w:p>
-      <w:pPr>
-        <w:pStyle w:val="Heading2"/>
-      </w:pPr>
-      <w:r>
-        <w:t xml:space="preserve">🐛 Vocabulario rápido</w:t>
-      </w:r>
-    </w:p>
-    <w:p>
-      <w:pPr>
-        <w:pStyle w:val="Compact"/>
-        <w:numPr>
-          <w:ilvl w:val="0"/>
-          <w:numId w:val="1006"/>
-        </w:numPr>
-      </w:pPr>
-      <w:r>
-        <w:rPr>
-          <w:b/>
-          <w:bCs/>
-        </w:rPr>
-        <w:t xml:space="preserve">Autoestima:</w:t>
-      </w:r>
-      <w:r>
-        <w:t xml:space="preserve"> </w:t>
-      </w:r>
-      <w:r>
-        <w:t xml:space="preserve">cómo te valoras a ti mismo, no lo que digan los demás.</w:t>
-      </w:r>
-    </w:p>
-    <w:p>
-      <w:pPr>
-        <w:pStyle w:val="Compact"/>
-        <w:numPr>
-          <w:ilvl w:val="0"/>
-          <w:numId w:val="1006"/>
-        </w:numPr>
-      </w:pPr>
-      <w:r>
-        <w:rPr>
-          <w:b/>
-          <w:bCs/>
-        </w:rPr>
-        <w:t xml:space="preserve">Autocharla:</w:t>
-      </w:r>
-      <w:r>
-        <w:t xml:space="preserve"> </w:t>
-      </w:r>
-      <w:r>
-        <w:t xml:space="preserve">el diálogo interno que tienes contigo mismo cada día.</w:t>
-      </w:r>
-    </w:p>
-    <w:p>
-      <w:pPr>
-        <w:pStyle w:val="Compact"/>
-        <w:numPr>
-          <w:ilvl w:val="0"/>
-          <w:numId w:val="1006"/>
-        </w:numPr>
-      </w:pPr>
-      <w:r>
-        <w:rPr>
-          <w:b/>
-          <w:bCs/>
-        </w:rPr>
-        <w:t xml:space="preserve">Zona de confort:</w:t>
-      </w:r>
-      <w:r>
-        <w:t xml:space="preserve"> </w:t>
-      </w:r>
-      <w:r>
-        <w:t xml:space="preserve">lo que ya sabes hacer sin esfuerzo; la confianza crece justo fuera de ella.</w:t>
-      </w:r>
-    </w:p>
-    <w:p>
-      <w:r>
-        <w:pict>
-          <v:rect style="width:0;height:1.5pt" o:hralign="center" o:hrstd="t" o:hr="t"/>
-        </w:pict>
+        <w:t xml:space="preserve">📱</w:t>
+      </w:r>
+      <w:r>
+        <w:t xml:space="preserve"> </w:t>
+      </w:r>
+      <w:r>
+        <w:rPr>
+          <w:b/>
+          <w:bCs/>
+        </w:rPr>
+        <w:t xml:space="preserve">Insta/TikTok:</w:t>
+      </w:r>
+      <w:r>
+        <w:t xml:space="preserve"> </w:t>
+      </w:r>
+      <w:r>
+        <w:t xml:space="preserve">“Mira cómo le ha salido a él… y a mí ni me sale el correo.”</w:t>
       </w:r>
     </w:p>
     <w:p>
@@ -1456,979 +1263,68 @@
         <w:pStyle w:val="FirstParagraph"/>
       </w:pPr>
       <w:r>
-        <w:t xml:space="preserve">📚</w:t>
-      </w:r>
-      <w:r>
-        <w:t xml:space="preserve"> </w:t>
-      </w:r>
-      <w:hyperlink r:id="rId24">
-        <w:r>
-          <w:rPr>
-            <w:rStyle w:val="Hyperlink"/>
-          </w:rPr>
-          <w:t xml:space="preserve">Volver al índice de Confianza real</w:t>
-        </w:r>
-      </w:hyperlink>
-      <w:r>
-        <w:t xml:space="preserve"> </w:t>
-      </w:r>
-      <w:r>
-        <w:t xml:space="preserve">·</w:t>
-      </w:r>
-      <w:r>
-        <w:t xml:space="preserve"> </w:t>
-      </w:r>
-      <w:r>
-        <w:rPr>
-          <w:b/>
-          <w:bCs/>
-        </w:rPr>
-        <w:t xml:space="preserve">Anterior:</w:t>
-      </w:r>
-      <w:r>
-        <w:t xml:space="preserve"> </w:t>
-      </w:r>
-      <w:hyperlink r:id="rId24">
-        <w:r>
-          <w:rPr>
-            <w:rStyle w:val="Hyperlink"/>
-          </w:rPr>
-          <w:t xml:space="preserve">Índice</w:t>
-        </w:r>
-      </w:hyperlink>
-      <w:r>
-        <w:t xml:space="preserve"> </w:t>
-      </w:r>
-      <w:r>
-        <w:t xml:space="preserve">·</w:t>
-      </w:r>
-      <w:r>
-        <w:t xml:space="preserve"> </w:t>
-      </w:r>
-      <w:r>
-        <w:rPr>
-          <w:b/>
-          <w:bCs/>
-        </w:rPr>
-        <w:t xml:space="preserve">Siguiente:</w:t>
-      </w:r>
-      <w:r>
-        <w:t xml:space="preserve"> </w:t>
-      </w:r>
-      <w:hyperlink r:id="rId11">
-        <w:r>
-          <w:rPr>
-            <w:rStyle w:val="Hyperlink"/>
-          </w:rPr>
-          <w:t xml:space="preserve">Cómo se cuida</w:t>
-        </w:r>
-      </w:hyperlink>
-    </w:p>
-    <w:bookmarkEnd w:id="25"/>
-    <w:bookmarkEnd w:id="26"/>
-    <w:bookmarkStart w:id="39" w:name="cómo-se-cuida"/>
-    <w:p>
-      <w:pPr>
-        <w:pStyle w:val="Heading1"/>
-      </w:pPr>
-      <w:r>
-        <w:t xml:space="preserve">2 — Cómo se cuida</w:t>
-      </w:r>
-    </w:p>
-    <w:p>
-      <w:pPr>
-        <w:pStyle w:val="FirstParagraph"/>
-      </w:pPr>
-      <w:r>
-        <w:t xml:space="preserve">Siete hábitos que funcionan, de lunes a viernes 💪</w:t>
-      </w:r>
-    </w:p>
-    <w:p>
-      <w:pPr>
-        <w:pStyle w:val="BlockText"/>
-      </w:pPr>
-      <w:r>
-        <w:t xml:space="preserve">🗺️</w:t>
-      </w:r>
-      <w:r>
-        <w:t xml:space="preserve"> </w:t>
-      </w:r>
-      <w:r>
-        <w:rPr>
-          <w:b/>
-          <w:bCs/>
-        </w:rPr>
-        <w:t xml:space="preserve">Estás en:</w:t>
-      </w:r>
-      <w:r>
-        <w:t xml:space="preserve"> </w:t>
-      </w:r>
-      <w:r>
-        <w:t xml:space="preserve">🤝</w:t>
-      </w:r>
-      <w:r>
-        <w:t xml:space="preserve"> </w:t>
-      </w:r>
-      <w:r>
-        <w:rPr>
-          <w:b/>
-          <w:bCs/>
-        </w:rPr>
-        <w:t xml:space="preserve">Confianza real</w:t>
-      </w:r>
-      <w:r>
-        <w:t xml:space="preserve"> </w:t>
-      </w:r>
-      <w:r>
-        <w:t xml:space="preserve">→ 2 · Cómo se cuida</w:t>
-      </w:r>
-    </w:p>
-    <w:p>
-      <w:r>
-        <w:pict>
-          <v:rect style="width:0;height:1.5pt" o:hralign="center" o:hrstd="t" o:hr="t"/>
-        </w:pict>
-      </w:r>
-    </w:p>
-    <w:bookmarkStart w:id="27" w:name="en-corto-1"/>
-    <w:p>
-      <w:pPr>
-        <w:pStyle w:val="Heading2"/>
-      </w:pPr>
-      <w:r>
-        <w:t xml:space="preserve">📬 En corto</w:t>
-      </w:r>
-    </w:p>
-    <w:p>
-      <w:pPr>
-        <w:pStyle w:val="BlockText"/>
-      </w:pPr>
-      <w:r>
-        <w:t xml:space="preserve">La confianza no es un don que se tenga o no:</w:t>
-      </w:r>
-      <w:r>
-        <w:t xml:space="preserve"> </w:t>
-      </w:r>
-      <w:r>
-        <w:rPr>
-          <w:b/>
-          <w:bCs/>
-        </w:rPr>
-        <w:t xml:space="preserve">es un músculo</w:t>
-      </w:r>
-      <w:r>
-        <w:t xml:space="preserve">. Y como todo músculo, se entrena con hábitos pequeños y constantes.</w:t>
-      </w:r>
-    </w:p>
-    <w:p>
-      <w:r>
-        <w:pict>
-          <v:rect style="width:0;height:1.5pt" o:hralign="center" o:hrstd="t" o:hr="t"/>
-        </w:pict>
-      </w:r>
-    </w:p>
-    <w:bookmarkEnd w:id="27"/>
-    <w:bookmarkStart w:id="35" w:name="los-siete-hábitos-de-la-confianza"/>
-    <w:p>
-      <w:pPr>
-        <w:pStyle w:val="Heading2"/>
-      </w:pPr>
-      <w:r>
-        <w:t xml:space="preserve">🏋️ Los siete hábitos de la confianza</w:t>
-      </w:r>
-    </w:p>
-    <w:bookmarkStart w:id="28" w:name="cámbiate-el-guion"/>
-    <w:p>
-      <w:pPr>
-        <w:pStyle w:val="Heading3"/>
-      </w:pPr>
-      <w:r>
-        <w:t xml:space="preserve">1. Cámbiate el guion</w:t>
-      </w:r>
-    </w:p>
-    <w:p>
-      <w:pPr>
-        <w:pStyle w:val="FirstParagraph"/>
-      </w:pPr>
-      <w:r>
-        <w:t xml:space="preserve">Cuando te pillas diciéndote</w:t>
-      </w:r>
-      <w:r>
-        <w:t xml:space="preserve"> </w:t>
-      </w:r>
-      <w:r>
-        <w:t xml:space="preserve">“soy tonto”</w:t>
-      </w:r>
-      <w:r>
-        <w:t xml:space="preserve">, para y reescribe:</w:t>
-      </w:r>
-      <w:r>
-        <w:t xml:space="preserve"> </w:t>
-      </w:r>
-      <w:r>
-        <w:rPr>
-          <w:i/>
-          <w:iCs/>
-        </w:rPr>
-        <w:t xml:space="preserve">“esto no me ha salido, y practico”</w:t>
-      </w:r>
-      <w:r>
-        <w:t xml:space="preserve">. No es autoengaño: es precisión. Nadie es tonto por una tarea; una tarea es una tarea.</w:t>
-      </w:r>
-    </w:p>
-    <w:bookmarkEnd w:id="28"/>
-    <w:bookmarkStart w:id="29" w:name="el-diario-de-tres-cosas"/>
-    <w:p>
-      <w:pPr>
-        <w:pStyle w:val="Heading3"/>
-      </w:pPr>
-      <w:r>
-        <w:t xml:space="preserve">2. El diario de tres cosas</w:t>
-      </w:r>
-    </w:p>
-    <w:p>
-      <w:pPr>
-        <w:pStyle w:val="FirstParagraph"/>
-      </w:pPr>
-      <w:r>
-        <w:t xml:space="preserve">Cada noche, en el móvil o en un papel:</w:t>
-      </w:r>
-      <w:r>
-        <w:t xml:space="preserve"> </w:t>
-      </w:r>
-      <w:r>
-        <w:rPr>
-          <w:b/>
-          <w:bCs/>
-        </w:rPr>
-        <w:t xml:space="preserve">tres cosas que hoy te salieron bien</w:t>
-      </w:r>
-      <w:r>
-        <w:t xml:space="preserve">. Pueden ser minúsculas (</w:t>
-      </w:r>
-      <w:r>
-        <w:t xml:space="preserve">“pregunté una duda en clase”</w:t>
-      </w:r>
-      <w:r>
-        <w:t xml:space="preserve">). Al cabo de dos semanas miras atrás y descubres que</w:t>
-      </w:r>
-      <w:r>
-        <w:t xml:space="preserve"> </w:t>
-      </w:r>
-      <w:r>
-        <w:t xml:space="preserve">“no sirvo para nada”</w:t>
-      </w:r>
-      <w:r>
-        <w:t xml:space="preserve"> </w:t>
-      </w:r>
-      <w:r>
-        <w:t xml:space="preserve">tenía pruebas bastante flojas.</w:t>
-      </w:r>
-    </w:p>
-    <w:bookmarkEnd w:id="29"/>
-    <w:bookmarkStart w:id="30" w:name="compara-con-tu-yo-de-hace-un-mes"/>
-    <w:p>
-      <w:pPr>
-        <w:pStyle w:val="Heading3"/>
-      </w:pPr>
-      <w:r>
-        <w:t xml:space="preserve">3. Compara con tu yo de hace un mes</w:t>
-      </w:r>
-    </w:p>
-    <w:p>
-      <w:pPr>
-        <w:pStyle w:val="FirstParagraph"/>
-      </w:pPr>
-      <w:r>
-        <w:t xml:space="preserve">Tabla de la verdad:</w:t>
-      </w:r>
-    </w:p>
-    <w:tbl>
-      <w:tblPr>
-        <w:tblStyle w:val="Table"/>
-        <w:tblW w:type="auto" w:w="0"/>
-        <w:tblLook w:firstRow="1" w:lastRow="0" w:firstColumn="0" w:lastColumn="0" w:noHBand="0" w:noVBand="0" w:val="0020"/>
-      </w:tblPr>
-      <w:tblGrid>
-        <w:gridCol w:w="3960"/>
-        <w:gridCol w:w="3960"/>
-      </w:tblGrid>
-      <w:tr>
-        <w:trPr>
-          <w:tblHeader w:val="on"/>
-        </w:trPr>
-        <w:tc>
-          <w:tcPr/>
-          <w:p>
-            <w:pPr>
-              <w:pStyle w:val="Compact"/>
-            </w:pPr>
-            <w:r>
-              <w:t xml:space="preserve">Compara con…</w:t>
-            </w:r>
-          </w:p>
-        </w:tc>
-        <w:tc>
-          <w:tcPr/>
-          <w:p>
-            <w:pPr>
-              <w:pStyle w:val="Compact"/>
-            </w:pPr>
-            <w:r>
-              <w:t xml:space="preserve">Te lleva a…</w:t>
-            </w:r>
-          </w:p>
-        </w:tc>
-      </w:tr>
-      <w:tr>
-        <w:tc>
-          <w:tcPr/>
-          <w:p>
-            <w:pPr>
-              <w:pStyle w:val="Compact"/>
-            </w:pPr>
-            <w:r>
-              <w:t xml:space="preserve">Tu yo de hace un mes</w:t>
-            </w:r>
-          </w:p>
-        </w:tc>
-        <w:tc>
-          <w:tcPr/>
-          <w:p>
-            <w:pPr>
-              <w:pStyle w:val="Compact"/>
-            </w:pPr>
-            <w:r>
-              <w:t xml:space="preserve">Ver que mejoras → motivación</w:t>
-            </w:r>
-          </w:p>
-        </w:tc>
-      </w:tr>
-      <w:tr>
-        <w:tc>
-          <w:tcPr/>
-          <w:p>
-            <w:pPr>
-              <w:pStyle w:val="Compact"/>
-            </w:pPr>
-            <w:r>
-              <w:t xml:space="preserve">El</w:t>
-            </w:r>
-            <w:r>
-              <w:t xml:space="preserve"> </w:t>
-            </w:r>
-            <w:r>
-              <w:t xml:space="preserve">“tráiler”</w:t>
-            </w:r>
-            <w:r>
-              <w:t xml:space="preserve"> </w:t>
-            </w:r>
-            <w:r>
-              <w:t xml:space="preserve">de otros</w:t>
-            </w:r>
-          </w:p>
-        </w:tc>
-        <w:tc>
-          <w:tcPr/>
-          <w:p>
-            <w:pPr>
-              <w:pStyle w:val="Compact"/>
-            </w:pPr>
-            <w:r>
-              <w:t xml:space="preserve">Ver que llegas tarde → desmotivación</w:t>
-            </w:r>
-          </w:p>
-        </w:tc>
-      </w:tr>
-    </w:tbl>
-    <w:bookmarkEnd w:id="30"/>
-    <w:bookmarkStart w:id="31" w:name="micro-retos-de-zona-de-confort"/>
-    <w:p>
-      <w:pPr>
-        <w:pStyle w:val="Heading3"/>
-      </w:pPr>
-      <w:r>
-        <w:t xml:space="preserve">4. Micro-retos de zona de confort</w:t>
-      </w:r>
-    </w:p>
-    <w:p>
-      <w:pPr>
-        <w:pStyle w:val="FirstParagraph"/>
-      </w:pPr>
-      <w:r>
-        <w:t xml:space="preserve">No hace falta ser el alma de la fiesta. Micro-retos de 2 minutos: preguntar una duda, saludar a alguien nuevo, decir que no te apetece algo sin pedir perdón. Cada micro-reto cumplido es un ladrillo de confianza.</w:t>
-      </w:r>
-    </w:p>
-    <w:bookmarkEnd w:id="31"/>
-    <w:bookmarkStart w:id="32" w:name="rodeate-de-quien-te-suma"/>
-    <w:p>
-      <w:pPr>
-        <w:pStyle w:val="Heading3"/>
-      </w:pPr>
-      <w:r>
-        <w:t xml:space="preserve">5. Rodeate de quien te suma</w:t>
-      </w:r>
-    </w:p>
-    <w:p>
-      <w:pPr>
-        <w:pStyle w:val="FirstParagraph"/>
-      </w:pPr>
-      <w:r>
-        <w:t xml:space="preserve">Hay gente que te devuelve más grande y gente que te devuelve más pequeño. Tómate nota de con quién sales de clase sintiéndote mejor y con quién peor. La confianza se contagia; la inseguridad también.</w:t>
-      </w:r>
-    </w:p>
-    <w:bookmarkEnd w:id="32"/>
-    <w:bookmarkStart w:id="33" w:name="cuida-la-base-dormir-moverte-comer"/>
-    <w:p>
-      <w:pPr>
-        <w:pStyle w:val="Heading3"/>
-      </w:pPr>
-      <w:r>
-        <w:t xml:space="preserve">6. Cuida la base: dormir, moverte, comer</w:t>
-      </w:r>
-    </w:p>
-    <w:p>
-      <w:pPr>
-        <w:pStyle w:val="FirstParagraph"/>
-      </w:pPr>
-      <w:r>
-        <w:t xml:space="preserve">Suena a discurso de abuela, pero el cerebro que duerme 5 horas estudia peor, se compara más y se queja más. No es motivación: es hardware.</w:t>
-      </w:r>
-    </w:p>
-    <w:bookmarkEnd w:id="33"/>
-    <w:bookmarkStart w:id="34" w:name="el-error-son-datos-no-sentencia"/>
-    <w:p>
-      <w:pPr>
-        <w:pStyle w:val="Heading3"/>
-      </w:pPr>
-      <w:r>
-        <w:t xml:space="preserve">7. El error son datos, no sentencia</w:t>
-      </w:r>
-    </w:p>
-    <w:p>
-      <w:pPr>
-        <w:pStyle w:val="FirstParagraph"/>
-      </w:pPr>
-      <w:r>
-        <w:t xml:space="preserve">Te caíste en la práctica de atención al cliente → recoges el dato (</w:t>
-      </w:r>
-      <w:r>
-        <w:t xml:space="preserve">“me quedé sin guion al preguntar el DNI”</w:t>
-      </w:r>
-      <w:r>
-        <w:t xml:space="preserve">) → lo practicas. Un error es una pista de qué pulir; no un veredicto sobre tu vida.</w:t>
-      </w:r>
-    </w:p>
-    <w:p>
-      <w:r>
-        <w:pict>
-          <v:rect style="width:0;height:1.5pt" o:hralign="center" o:hrstd="t" o:hr="t"/>
-        </w:pict>
-      </w:r>
-    </w:p>
-    <w:bookmarkEnd w:id="34"/>
-    <w:bookmarkEnd w:id="35"/>
-    <w:bookmarkStart w:id="36" w:name="mini-chequeo-1"/>
-    <w:p>
-      <w:pPr>
-        <w:pStyle w:val="Heading2"/>
-      </w:pPr>
-      <w:r>
-        <w:t xml:space="preserve">🧠 Mini-chequeo</w:t>
-      </w:r>
-    </w:p>
-    <w:p>
-      <w:pPr>
-        <w:pStyle w:val="Compact"/>
-        <w:numPr>
-          <w:ilvl w:val="0"/>
-          <w:numId w:val="1007"/>
-        </w:numPr>
-      </w:pPr>
-      <w:r>
-        <w:t xml:space="preserve">¿Cuál de los siete hábitos te cuesta más y por qué?</w:t>
-      </w:r>
-    </w:p>
-    <w:p>
-      <w:pPr>
-        <w:pStyle w:val="Compact"/>
-        <w:numPr>
-          <w:ilvl w:val="0"/>
-          <w:numId w:val="1007"/>
-        </w:numPr>
-      </w:pPr>
-      <w:r>
-        <w:t xml:space="preserve">Escribe tu sentencia típica (</w:t>
-      </w:r>
-      <w:r>
-        <w:t xml:space="preserve">“soy el peor en…”</w:t>
-      </w:r>
-      <w:r>
-        <w:t xml:space="preserve">) y reescríbela como problema concreto de hoy.</w:t>
-      </w:r>
-    </w:p>
-    <w:p>
-      <w:pPr>
-        <w:pStyle w:val="Compact"/>
-        <w:numPr>
-          <w:ilvl w:val="0"/>
-          <w:numId w:val="1007"/>
-        </w:numPr>
-      </w:pPr>
-      <w:r>
-        <w:t xml:space="preserve">¿Por qué el diario de tres cosas funciona mejor que repetirte</w:t>
-      </w:r>
-      <w:r>
-        <w:t xml:space="preserve"> </w:t>
-      </w:r>
-      <w:r>
-        <w:t xml:space="preserve">“soy genial”</w:t>
-      </w:r>
-      <w:r>
-        <w:t xml:space="preserve">?</w:t>
-      </w:r>
-    </w:p>
-    <w:p>
-      <w:r>
-        <w:pict>
-          <v:rect style="width:0;height:1.5pt" o:hralign="center" o:hrstd="t" o:hr="t"/>
-        </w:pict>
-      </w:r>
-    </w:p>
-    <w:bookmarkEnd w:id="36"/>
-    <w:bookmarkStart w:id="37" w:name="resumen-en-3-frases-1"/>
-    <w:p>
-      <w:pPr>
-        <w:pStyle w:val="Heading2"/>
-      </w:pPr>
-      <w:r>
-        <w:t xml:space="preserve">✅ Resumen en 3 frases</w:t>
-      </w:r>
-    </w:p>
-    <w:p>
-      <w:pPr>
-        <w:pStyle w:val="Compact"/>
-        <w:numPr>
-          <w:ilvl w:val="0"/>
-          <w:numId w:val="1008"/>
-        </w:numPr>
-      </w:pPr>
-      <w:r>
-        <w:t xml:space="preserve">La confianza se entrena con hábitos pequeños: guion nuevo, diario de logros y micro-retos.</w:t>
-      </w:r>
-    </w:p>
-    <w:p>
-      <w:pPr>
-        <w:pStyle w:val="Compact"/>
-        <w:numPr>
-          <w:ilvl w:val="0"/>
-          <w:numId w:val="1008"/>
-        </w:numPr>
-      </w:pPr>
-      <w:r>
-        <w:t xml:space="preserve">La comparación útil es con tu yo de hace un mes, no con el tráiler de los demás.</w:t>
-      </w:r>
-    </w:p>
-    <w:p>
-      <w:pPr>
-        <w:pStyle w:val="Compact"/>
-        <w:numPr>
-          <w:ilvl w:val="0"/>
-          <w:numId w:val="1008"/>
-        </w:numPr>
-      </w:pPr>
-      <w:r>
-        <w:t xml:space="preserve">Dormir y moverse no son consejos motivacionales: son la base sobre la que estudia tu cerebro.</w:t>
-      </w:r>
-    </w:p>
-    <w:p>
-      <w:r>
-        <w:pict>
-          <v:rect style="width:0;height:1.5pt" o:hralign="center" o:hrstd="t" o:hr="t"/>
-        </w:pict>
-      </w:r>
-    </w:p>
-    <w:bookmarkEnd w:id="37"/>
-    <w:bookmarkStart w:id="38" w:name="vocabulario-rápido-1"/>
-    <w:p>
-      <w:pPr>
-        <w:pStyle w:val="Heading2"/>
-      </w:pPr>
-      <w:r>
-        <w:t xml:space="preserve">🐛 Vocabulario rápido</w:t>
-      </w:r>
-    </w:p>
-    <w:p>
-      <w:pPr>
-        <w:pStyle w:val="Compact"/>
-        <w:numPr>
-          <w:ilvl w:val="0"/>
-          <w:numId w:val="1009"/>
-        </w:numPr>
-      </w:pPr>
-      <w:r>
-        <w:rPr>
-          <w:b/>
-          <w:bCs/>
-        </w:rPr>
-        <w:t xml:space="preserve">Zona de confort:</w:t>
-      </w:r>
-      <w:r>
-        <w:t xml:space="preserve"> </w:t>
-      </w:r>
-      <w:r>
-        <w:t xml:space="preserve">lo que haces sin esfuerzo. Fuera de ella está el aprendizaje.</w:t>
-      </w:r>
-    </w:p>
-    <w:p>
-      <w:pPr>
-        <w:pStyle w:val="Compact"/>
-        <w:numPr>
-          <w:ilvl w:val="0"/>
-          <w:numId w:val="1009"/>
-        </w:numPr>
-      </w:pPr>
-      <w:r>
-        <w:rPr>
-          <w:b/>
-          <w:bCs/>
-        </w:rPr>
-        <w:t xml:space="preserve">Micro-reto:</w:t>
-      </w:r>
-      <w:r>
-        <w:t xml:space="preserve"> </w:t>
-      </w:r>
-      <w:r>
-        <w:t xml:space="preserve">acción pequeña y concreta que te obliga a salir de tu zona por 2 minutos.</w:t>
-      </w:r>
-    </w:p>
-    <w:p>
-      <w:pPr>
-        <w:pStyle w:val="Compact"/>
-        <w:numPr>
-          <w:ilvl w:val="0"/>
-          <w:numId w:val="1009"/>
-        </w:numPr>
-      </w:pPr>
-      <w:r>
-        <w:rPr>
-          <w:b/>
-          <w:bCs/>
-        </w:rPr>
-        <w:t xml:space="preserve">Growth mindset (mentalidad de crecimiento):</w:t>
-      </w:r>
-      <w:r>
-        <w:t xml:space="preserve"> </w:t>
-      </w:r>
-      <w:r>
-        <w:t xml:space="preserve">creer que las capacidades se entrenan; el opuesto es</w:t>
-      </w:r>
-      <w:r>
-        <w:t xml:space="preserve"> </w:t>
-      </w:r>
-      <w:r>
-        <w:t xml:space="preserve">“ya nací así”</w:t>
-      </w:r>
-      <w:r>
-        <w:t xml:space="preserve">.</w:t>
-      </w:r>
-    </w:p>
-    <w:p>
-      <w:r>
-        <w:pict>
-          <v:rect style="width:0;height:1.5pt" o:hralign="center" o:hrstd="t" o:hr="t"/>
-        </w:pict>
-      </w:r>
-    </w:p>
-    <w:p>
-      <w:pPr>
-        <w:pStyle w:val="FirstParagraph"/>
-      </w:pPr>
-      <w:r>
-        <w:t xml:space="preserve">📚</w:t>
-      </w:r>
-      <w:r>
-        <w:t xml:space="preserve"> </w:t>
-      </w:r>
-      <w:hyperlink r:id="rId24">
-        <w:r>
-          <w:rPr>
-            <w:rStyle w:val="Hyperlink"/>
-          </w:rPr>
-          <w:t xml:space="preserve">Volver al índice de Confianza real</w:t>
-        </w:r>
-      </w:hyperlink>
-      <w:r>
-        <w:t xml:space="preserve"> </w:t>
-      </w:r>
-      <w:r>
-        <w:t xml:space="preserve">·</w:t>
-      </w:r>
-      <w:r>
-        <w:t xml:space="preserve"> </w:t>
-      </w:r>
-      <w:r>
-        <w:rPr>
-          <w:b/>
-          <w:bCs/>
-        </w:rPr>
-        <w:t xml:space="preserve">Anterior:</w:t>
-      </w:r>
-      <w:r>
-        <w:t xml:space="preserve"> </w:t>
-      </w:r>
-      <w:hyperlink r:id="rId10">
-        <w:r>
-          <w:rPr>
-            <w:rStyle w:val="Hyperlink"/>
-          </w:rPr>
-          <w:t xml:space="preserve">Qué es la confianza real</w:t>
-        </w:r>
-      </w:hyperlink>
-      <w:r>
-        <w:t xml:space="preserve"> </w:t>
-      </w:r>
-      <w:r>
-        <w:t xml:space="preserve">·</w:t>
-      </w:r>
-      <w:r>
-        <w:t xml:space="preserve"> </w:t>
-      </w:r>
-      <w:r>
-        <w:rPr>
-          <w:b/>
-          <w:bCs/>
-        </w:rPr>
-        <w:t xml:space="preserve">Siguiente:</w:t>
-      </w:r>
-      <w:r>
-        <w:t xml:space="preserve"> </w:t>
-      </w:r>
-      <w:hyperlink r:id="rId12">
-        <w:r>
-          <w:rPr>
-            <w:rStyle w:val="Hyperlink"/>
-          </w:rPr>
-          <w:t xml:space="preserve">🎮 Juegos y retos</w:t>
-        </w:r>
-      </w:hyperlink>
-    </w:p>
-    <w:bookmarkEnd w:id="38"/>
-    <w:bookmarkEnd w:id="39"/>
-    <w:bookmarkStart w:id="47" w:name="juegos-y-retos"/>
-    <w:p>
-      <w:pPr>
-        <w:pStyle w:val="Heading1"/>
-      </w:pPr>
-      <w:r>
-        <w:t xml:space="preserve">3 — Juegos y retos</w:t>
-      </w:r>
-    </w:p>
-    <w:p>
-      <w:pPr>
-        <w:pStyle w:val="FirstParagraph"/>
-      </w:pPr>
-      <w:r>
-        <w:t xml:space="preserve">El fail de DANI, la dinámica del post-it y tus logros 🎮</w:t>
-      </w:r>
-    </w:p>
-    <w:p>
-      <w:pPr>
-        <w:pStyle w:val="BlockText"/>
-      </w:pPr>
-      <w:r>
-        <w:t xml:space="preserve">🗺️</w:t>
-      </w:r>
-      <w:r>
-        <w:t xml:space="preserve"> </w:t>
-      </w:r>
-      <w:r>
-        <w:rPr>
-          <w:b/>
-          <w:bCs/>
-        </w:rPr>
-        <w:t xml:space="preserve">Estás en:</w:t>
-      </w:r>
-      <w:r>
-        <w:t xml:space="preserve"> </w:t>
-      </w:r>
-      <w:r>
-        <w:t xml:space="preserve">🤝</w:t>
-      </w:r>
-      <w:r>
-        <w:t xml:space="preserve"> </w:t>
-      </w:r>
-      <w:r>
-        <w:rPr>
-          <w:b/>
-          <w:bCs/>
-        </w:rPr>
-        <w:t xml:space="preserve">Confianza real</w:t>
-      </w:r>
-      <w:r>
-        <w:t xml:space="preserve"> </w:t>
-      </w:r>
-      <w:r>
-        <w:t xml:space="preserve">→ 3 · Juegos y retos</w:t>
-      </w:r>
-    </w:p>
-    <w:p>
-      <w:r>
-        <w:pict>
-          <v:rect style="width:0;height:1.5pt" o:hralign="center" o:hrstd="t" o:hr="t"/>
-        </w:pict>
-      </w:r>
-    </w:p>
-    <w:bookmarkStart w:id="40" w:name="el-fail-de-dani-la-comparación-infinita"/>
-    <w:p>
-      <w:pPr>
-        <w:pStyle w:val="Heading2"/>
-      </w:pPr>
-      <w:r>
-        <w:t xml:space="preserve">😬 El fail de DANI: la comparación infinita</w:t>
-      </w:r>
-    </w:p>
-    <w:p>
-      <w:pPr>
-        <w:pStyle w:val="FirstParagraph"/>
-      </w:pPr>
-      <w:r>
-        <w:t xml:space="preserve">DANI pasó el recreo entero con el móvil en la mano. Rosa lo vio y le tiró la frase de la semana:</w:t>
-      </w:r>
-    </w:p>
-    <w:p>
-      <w:pPr>
-        <w:pStyle w:val="BlockText"/>
-      </w:pPr>
-      <w:r>
-        <w:t xml:space="preserve">—</w:t>
-      </w:r>
-      <w:r>
-        <w:t xml:space="preserve"> </w:t>
-      </w:r>
-      <w:r>
-        <w:rPr>
-          <w:b/>
-          <w:bCs/>
-        </w:rPr>
-        <w:t xml:space="preserve">ROSA:</w:t>
-      </w:r>
-      <w:r>
-        <w:t xml:space="preserve"> </w:t>
-      </w:r>
-      <w:r>
-        <w:t xml:space="preserve">¿Otra vez comparándote con los demás? Tío, tú estás comparando tu</w:t>
-      </w:r>
-      <w:r>
-        <w:t xml:space="preserve"> </w:t>
-      </w:r>
-      <w:r>
-        <w:rPr>
-          <w:i/>
-          <w:iCs/>
-        </w:rPr>
-        <w:t xml:space="preserve">making-of</w:t>
-      </w:r>
-      <w:r>
-        <w:t xml:space="preserve"> </w:t>
-      </w:r>
-      <w:r>
-        <w:t xml:space="preserve">con el</w:t>
-      </w:r>
-      <w:r>
-        <w:t xml:space="preserve"> </w:t>
-      </w:r>
-      <w:r>
-        <w:rPr>
-          <w:i/>
-          <w:iCs/>
-        </w:rPr>
-        <w:t xml:space="preserve">tráiler</w:t>
-      </w:r>
-      <w:r>
-        <w:t xml:space="preserve"> </w:t>
-      </w:r>
-      <w:r>
-        <w:t xml:space="preserve">de los otros.</w:t>
-      </w:r>
-      <w:r>
-        <w:t xml:space="preserve"> </w:t>
-      </w:r>
-      <w:r>
-        <w:t xml:space="preserve">—</w:t>
-      </w:r>
-      <w:r>
-        <w:t xml:space="preserve"> </w:t>
-      </w:r>
-      <w:r>
-        <w:rPr>
-          <w:b/>
-          <w:bCs/>
-        </w:rPr>
-        <w:t xml:space="preserve">DANI:</w:t>
-      </w:r>
-      <w:r>
-        <w:t xml:space="preserve"> </w:t>
-      </w:r>
-      <w:r>
-        <w:t xml:space="preserve">Pero es que este tío presume de todo…</w:t>
-      </w:r>
-      <w:r>
-        <w:t xml:space="preserve"> </w:t>
-      </w:r>
-      <w:r>
-        <w:t xml:space="preserve">—</w:t>
-      </w:r>
-      <w:r>
-        <w:t xml:space="preserve"> </w:t>
-      </w:r>
-      <w:r>
-        <w:rPr>
-          <w:b/>
-          <w:bCs/>
-        </w:rPr>
-        <w:t xml:space="preserve">ROSA:</w:t>
-      </w:r>
-      <w:r>
-        <w:t xml:space="preserve"> </w:t>
-      </w:r>
-      <w:r>
-        <w:t xml:space="preserve">Ese tío lleva seis meses buscando curro y tú ves solo el post del primer día. ¿Sabes cuántas fotos tiró para elegir esa? ¿Y tú cuántas llevas de las tuyas? Cero, porque estás ocupado mirando las dejen.</w:t>
-      </w:r>
-    </w:p>
-    <w:p>
-      <w:pPr>
-        <w:pStyle w:val="FirstParagraph"/>
-      </w:pPr>
-      <w:r>
-        <w:rPr>
-          <w:b/>
-          <w:bCs/>
-        </w:rPr>
-        <w:t xml:space="preserve">La lección:</w:t>
-      </w:r>
-      <w:r>
-        <w:t xml:space="preserve"> </w:t>
-      </w:r>
-      <w:r>
-        <w:t xml:space="preserve">el feed de otros es su mejor selección de fotos; lo que tú vives es la sesión completa, con fotos borrosas incluidas. Compararse así no es información: es una trampa que te quita las ganas de empezar.</w:t>
-      </w:r>
-    </w:p>
-    <w:p>
-      <w:r>
-        <w:pict>
-          <v:rect style="width:0;height:1.5pt" o:hralign="center" o:hrstd="t" o:hr="t"/>
-        </w:pict>
-      </w:r>
-    </w:p>
-    <w:bookmarkEnd w:id="40"/>
-    <w:bookmarkStart w:id="41" w:name="Xc080458cf17718a88a20d1b39d4453faedeed3b"/>
-    <w:p>
-      <w:pPr>
-        <w:pStyle w:val="Heading2"/>
-      </w:pPr>
-      <w:r>
-        <w:t xml:space="preserve">⚔️ Cara a cara: Compararse vs Competir con tu yo de ayer</w:t>
+        <w:t xml:space="preserve">📌</w:t>
+      </w:r>
+      <w:r>
+        <w:t xml:space="preserve"> </w:t>
+      </w:r>
+      <w:r>
+        <w:rPr>
+          <w:b/>
+          <w:bCs/>
+        </w:rPr>
+        <w:t xml:space="preserve">Lo importante:</w:t>
+      </w:r>
+      <w:r>
+        <w:t xml:space="preserve"> </w:t>
+      </w:r>
+      <w:r>
+        <w:t xml:space="preserve">esa voz</w:t>
+      </w:r>
+      <w:r>
+        <w:t xml:space="preserve"> </w:t>
+      </w:r>
+      <w:r>
+        <w:rPr>
+          <w:b/>
+          <w:bCs/>
+        </w:rPr>
+        <w:t xml:space="preserve">no predice el futuro</w:t>
+      </w:r>
+      <w:r>
+        <w:t xml:space="preserve">: repite costumbre. Y las costumbres se cambian. El truco del manual es convertir</w:t>
+      </w:r>
+      <w:r>
+        <w:t xml:space="preserve"> </w:t>
+      </w:r>
+      <w:r>
+        <w:rPr>
+          <w:b/>
+          <w:bCs/>
+        </w:rPr>
+        <w:t xml:space="preserve">sentencias</w:t>
+      </w:r>
+      <w:r>
+        <w:t xml:space="preserve"> </w:t>
+      </w:r>
+      <w:r>
+        <w:t xml:space="preserve">(inmutables) en</w:t>
+      </w:r>
+      <w:r>
+        <w:t xml:space="preserve"> </w:t>
+      </w:r>
+      <w:r>
+        <w:rPr>
+          <w:b/>
+          <w:bCs/>
+        </w:rPr>
+        <w:t xml:space="preserve">problemas</w:t>
+      </w:r>
+      <w:r>
+        <w:t xml:space="preserve"> </w:t>
+      </w:r>
+      <w:r>
+        <w:t xml:space="preserve">(arreglables):</w:t>
       </w:r>
     </w:p>
     <w:tbl>
@@ -2453,18 +1349,18 @@
               <w:pStyle w:val="Compact"/>
             </w:pPr>
             <w:r>
-              <w:t xml:space="preserve">⚔️ Compararse con los demás</w:t>
-            </w:r>
-          </w:p>
-        </w:tc>
-        <w:tc>
-          <w:tcPr/>
-          <w:p>
-            <w:pPr>
-              <w:pStyle w:val="Compact"/>
-            </w:pPr>
-            <w:r>
-              <w:t xml:space="preserve">⚔️ Competir con tu yo de ayer</w:t>
+              <w:t xml:space="preserve">❌ Sentencia (no se puede tocar)</w:t>
+            </w:r>
+          </w:p>
+        </w:tc>
+        <w:tc>
+          <w:tcPr/>
+          <w:p>
+            <w:pPr>
+              <w:pStyle w:val="Compact"/>
+            </w:pPr>
+            <w:r>
+              <w:t xml:space="preserve">✅ Problema (se puede arreglar)</w:t>
             </w:r>
           </w:p>
         </w:tc>
@@ -2477,18 +1373,34 @@
               <w:pStyle w:val="Compact"/>
             </w:pPr>
             <w:r>
-              <w:t xml:space="preserve">“Ella aprueba todo, yo no sirvo”</w:t>
-            </w:r>
-          </w:p>
-        </w:tc>
-        <w:tc>
-          <w:tcPr/>
-          <w:p>
-            <w:pPr>
-              <w:pStyle w:val="Compact"/>
-            </w:pPr>
-            <w:r>
-              <w:t xml:space="preserve">“El mes pasado suspendí tres y ahora dos”</w:t>
+              <w:t xml:space="preserve">“Soy tonto.”</w:t>
+            </w:r>
+          </w:p>
+        </w:tc>
+        <w:tc>
+          <w:tcPr/>
+          <w:p>
+            <w:pPr>
+              <w:pStyle w:val="Compact"/>
+            </w:pPr>
+            <w:r>
+              <w:t xml:space="preserve">“Esto</w:t>
+            </w:r>
+            <w:r>
+              <w:t xml:space="preserve"> </w:t>
+            </w:r>
+            <w:r>
+              <w:rPr>
+                <w:b/>
+                <w:bCs/>
+              </w:rPr>
+              <w:t xml:space="preserve">no me ha salido</w:t>
+            </w:r>
+            <w:r>
+              <w:t xml:space="preserve"> </w:t>
+            </w:r>
+            <w:r>
+              <w:t xml:space="preserve">y lo practico esta tarde.”</w:t>
             </w:r>
           </w:p>
         </w:tc>
@@ -2501,18 +1413,31 @@
               <w:pStyle w:val="Compact"/>
             </w:pPr>
             <w:r>
-              <w:t xml:space="preserve">Te paraliza: ¿para qué intentarlo?</w:t>
-            </w:r>
-          </w:p>
-        </w:tc>
-        <w:tc>
-          <w:tcPr/>
-          <w:p>
-            <w:pPr>
-              <w:pStyle w:val="Compact"/>
-            </w:pPr>
-            <w:r>
-              <w:t xml:space="preserve">Te mueve: ¿qué practico esta semana?</w:t>
+              <w:t xml:space="preserve">“No sirvo para nada.”</w:t>
+            </w:r>
+          </w:p>
+        </w:tc>
+        <w:tc>
+          <w:tcPr/>
+          <w:p>
+            <w:pPr>
+              <w:pStyle w:val="Compact"/>
+            </w:pPr>
+            <w:r>
+              <w:t xml:space="preserve">“</w:t>
+            </w:r>
+            <w:r>
+              <w:rPr>
+                <w:b/>
+                <w:bCs/>
+              </w:rPr>
+              <w:t xml:space="preserve">Esta práctica</w:t>
+            </w:r>
+            <w:r>
+              <w:t xml:space="preserve"> </w:t>
+            </w:r>
+            <w:r>
+              <w:t xml:space="preserve">se me resistió; pido ayuda mañana.”</w:t>
             </w:r>
           </w:p>
         </w:tc>
@@ -2525,18 +1450,31 @@
               <w:pStyle w:val="Compact"/>
             </w:pPr>
             <w:r>
-              <w:t xml:space="preserve">Depende de otros (que mañana pueden ir peor o mejor)</w:t>
-            </w:r>
-          </w:p>
-        </w:tc>
-        <w:tc>
-          <w:tcPr/>
-          <w:p>
-            <w:pPr>
-              <w:pStyle w:val="Compact"/>
-            </w:pPr>
-            <w:r>
-              <w:t xml:space="preserve">Depende solo de ti</w:t>
+              <w:t xml:space="preserve">“Nunca voy a hablar en público.”</w:t>
+            </w:r>
+          </w:p>
+        </w:tc>
+        <w:tc>
+          <w:tcPr/>
+          <w:p>
+            <w:pPr>
+              <w:pStyle w:val="Compact"/>
+            </w:pPr>
+            <w:r>
+              <w:t xml:space="preserve">“</w:t>
+            </w:r>
+            <w:r>
+              <w:rPr>
+                <w:b/>
+                <w:bCs/>
+              </w:rPr>
+              <w:t xml:space="preserve">Esta vez</w:t>
+            </w:r>
+            <w:r>
+              <w:t xml:space="preserve"> </w:t>
+            </w:r>
+            <w:r>
+              <w:t xml:space="preserve">me temblaron las piernas; la próxima irá mejor.”</w:t>
             </w:r>
           </w:p>
         </w:tc>
@@ -2549,18 +1487,34 @@
               <w:pStyle w:val="Compact"/>
             </w:pPr>
             <w:r>
-              <w:t xml:space="preserve">Sensación: quedo atrás</w:t>
-            </w:r>
-          </w:p>
-        </w:tc>
-        <w:tc>
-          <w:tcPr/>
-          <w:p>
-            <w:pPr>
-              <w:pStyle w:val="Compact"/>
-            </w:pPr>
-            <w:r>
-              <w:t xml:space="preserve">Sensación: voy avanzando</w:t>
+              <w:t xml:space="preserve">“Soy un desastre con los inventarios.”</w:t>
+            </w:r>
+          </w:p>
+        </w:tc>
+        <w:tc>
+          <w:tcPr/>
+          <w:p>
+            <w:pPr>
+              <w:pStyle w:val="Compact"/>
+            </w:pPr>
+            <w:r>
+              <w:t xml:space="preserve">“Los inventarios</w:t>
+            </w:r>
+            <w:r>
+              <w:t xml:space="preserve"> </w:t>
+            </w:r>
+            <w:r>
+              <w:rPr>
+                <w:b/>
+                <w:bCs/>
+              </w:rPr>
+              <w:t xml:space="preserve">todavía</w:t>
+            </w:r>
+            <w:r>
+              <w:t xml:space="preserve"> </w:t>
+            </w:r>
+            <w:r>
+              <w:t xml:space="preserve">no me salen; hago dos más.”</w:t>
             </w:r>
           </w:p>
         </w:tc>
@@ -2568,26 +1522,36 @@
     </w:tbl>
     <w:p>
       <w:pPr>
-        <w:pStyle w:val="BlockText"/>
-      </w:pPr>
-      <w:r>
-        <w:t xml:space="preserve">💡</w:t>
-      </w:r>
-      <w:r>
-        <w:t xml:space="preserve"> </w:t>
-      </w:r>
-      <w:r>
-        <w:rPr>
-          <w:b/>
-          <w:bCs/>
-        </w:rPr>
-        <w:t xml:space="preserve">El veredicto de ROSA:</w:t>
-      </w:r>
-      <w:r>
-        <w:t xml:space="preserve"> </w:t>
-      </w:r>
-      <w:r>
-        <w:t xml:space="preserve">compararse es mirar el marcador ajeno; competir contigo mismo es mirar tu propia partida. Gana el que más veces mira su propia partida.</w:t>
+        <w:pStyle w:val="BodyText"/>
+      </w:pPr>
+      <w:r>
+        <w:t xml:space="preserve">Fíjate bien: la sentencia es</w:t>
+      </w:r>
+      <w:r>
+        <w:t xml:space="preserve"> </w:t>
+      </w:r>
+      <w:r>
+        <w:rPr>
+          <w:b/>
+          <w:bCs/>
+        </w:rPr>
+        <w:t xml:space="preserve">de por vida</w:t>
+      </w:r>
+      <w:r>
+        <w:t xml:space="preserve">. El problema es</w:t>
+      </w:r>
+      <w:r>
+        <w:t xml:space="preserve"> </w:t>
+      </w:r>
+      <w:r>
+        <w:rPr>
+          <w:b/>
+          <w:bCs/>
+        </w:rPr>
+        <w:t xml:space="preserve">de esta tarde</w:t>
+      </w:r>
+      <w:r>
+        <w:t xml:space="preserve">. Y los de esta tarde se arreglan. 🛠️</w:t>
       </w:r>
     </w:p>
     <w:p>
@@ -2597,14 +1561,14 @@
         </w:pict>
       </w:r>
     </w:p>
-    <w:bookmarkEnd w:id="41"/>
-    <w:bookmarkStart w:id="42" w:name="reto-mental"/>
+    <w:bookmarkEnd w:id="20"/>
+    <w:bookmarkStart w:id="21" w:name="el-making-of-vs-el-tráiler"/>
     <w:p>
       <w:pPr>
         <w:pStyle w:val="Heading2"/>
       </w:pPr>
       <w:r>
-        <w:t xml:space="preserve">🧠 Reto mental</w:t>
+        <w:t xml:space="preserve">🎬 El making-of vs el tráiler</w:t>
       </w:r>
     </w:p>
     <w:p>
@@ -2612,7 +1576,1028 @@
         <w:pStyle w:val="FirstParagraph"/>
       </w:pPr>
       <w:r>
-        <w:t xml:space="preserve">Responde antes de mirar las soluciones:</w:t>
+        <w:t xml:space="preserve">Te comparas con los demás porque ves su</w:t>
+      </w:r>
+      <w:r>
+        <w:t xml:space="preserve"> </w:t>
+      </w:r>
+      <w:r>
+        <w:rPr>
+          <w:b/>
+          <w:bCs/>
+        </w:rPr>
+        <w:t xml:space="preserve">tráiler</w:t>
+      </w:r>
+      <w:r>
+        <w:t xml:space="preserve">: las fotos buenas, el curro que presume, el</w:t>
+      </w:r>
+      <w:r>
+        <w:t xml:space="preserve"> </w:t>
+      </w:r>
+      <w:r>
+        <w:t xml:space="preserve">“primer día en el curro 💪”</w:t>
+      </w:r>
+      <w:r>
+        <w:t xml:space="preserve">. Y comparas ese tráiler con tu</w:t>
+      </w:r>
+      <w:r>
+        <w:t xml:space="preserve"> </w:t>
+      </w:r>
+      <w:r>
+        <w:rPr>
+          <w:b/>
+          <w:bCs/>
+        </w:rPr>
+        <w:t xml:space="preserve">making-of</w:t>
+      </w:r>
+      <w:r>
+        <w:t xml:space="preserve">: los errores, los nervios, las tres tomas que salieron mal, la duda que te quedó.</w:t>
+      </w:r>
+    </w:p>
+    <w:p>
+      <w:pPr>
+        <w:pStyle w:val="BodyText"/>
+      </w:pPr>
+      <w:r>
+        <w:t xml:space="preserve">En la tienda lo vemos a diario.</w:t>
+      </w:r>
+      <w:r>
+        <w:t xml:space="preserve"> </w:t>
+      </w:r>
+      <w:r>
+        <w:rPr>
+          <w:b/>
+          <w:bCs/>
+        </w:rPr>
+        <w:t xml:space="preserve">DANI</w:t>
+      </w:r>
+      <w:r>
+        <w:t xml:space="preserve"> </w:t>
+      </w:r>
+      <w:r>
+        <w:t xml:space="preserve">estuvo una semana entera hundido porque un conocido puso en Instagram</w:t>
+      </w:r>
+      <w:r>
+        <w:t xml:space="preserve"> </w:t>
+      </w:r>
+      <w:r>
+        <w:t xml:space="preserve">“¡ya tengo curro!”</w:t>
+      </w:r>
+      <w:r>
+        <w:t xml:space="preserve">. DANI olvidó dos cosas: que ese chico lleva</w:t>
+      </w:r>
+      <w:r>
+        <w:t xml:space="preserve"> </w:t>
+      </w:r>
+      <w:r>
+        <w:rPr>
+          <w:b/>
+          <w:bCs/>
+        </w:rPr>
+        <w:t xml:space="preserve">seis meses</w:t>
+      </w:r>
+      <w:r>
+        <w:t xml:space="preserve"> </w:t>
+      </w:r>
+      <w:r>
+        <w:t xml:space="preserve">mandando currículums sin contestación, y que la foto bonita de su primer día fue la</w:t>
+      </w:r>
+      <w:r>
+        <w:t xml:space="preserve"> </w:t>
+      </w:r>
+      <w:r>
+        <w:rPr>
+          <w:b/>
+          <w:bCs/>
+        </w:rPr>
+        <w:t xml:space="preserve">quinta toma</w:t>
+      </w:r>
+      <w:r>
+        <w:t xml:space="preserve">. DANI comparaba su día 1 con el mes 6 del otro.</w:t>
+      </w:r>
+    </w:p>
+    <w:p>
+      <w:pPr>
+        <w:pStyle w:val="BlockText"/>
+      </w:pPr>
+      <w:r>
+        <w:t xml:space="preserve">💡</w:t>
+      </w:r>
+      <w:r>
+        <w:t xml:space="preserve"> </w:t>
+      </w:r>
+      <w:r>
+        <w:rPr>
+          <w:b/>
+          <w:bCs/>
+        </w:rPr>
+        <w:t xml:space="preserve">La regla del feed:</w:t>
+      </w:r>
+      <w:r>
+        <w:t xml:space="preserve"> </w:t>
+      </w:r>
+      <w:r>
+        <w:t xml:space="preserve">todo lo que ves de otros es su mejor momentánea; todo lo que sientes de ti es el paquete completo con errores incluidos. Comparar eso es</w:t>
+      </w:r>
+      <w:r>
+        <w:t xml:space="preserve"> </w:t>
+      </w:r>
+      <w:r>
+        <w:rPr>
+          <w:b/>
+          <w:bCs/>
+        </w:rPr>
+        <w:t xml:space="preserve">comparar peras con aviones</w:t>
+      </w:r>
+      <w:r>
+        <w:t xml:space="preserve">. 📊✈️</w:t>
+      </w:r>
+    </w:p>
+    <w:p>
+      <w:pPr>
+        <w:pStyle w:val="FirstParagraph"/>
+      </w:pPr>
+      <w:r>
+        <w:t xml:space="preserve">Y un detalle que nadie cuenta:</w:t>
+      </w:r>
+      <w:r>
+        <w:t xml:space="preserve"> </w:t>
+      </w:r>
+      <w:r>
+        <w:rPr>
+          <w:b/>
+          <w:bCs/>
+        </w:rPr>
+        <w:t xml:space="preserve">a los demás les importa tu making-of muchísimo menos de lo que crees</w:t>
+      </w:r>
+      <w:r>
+        <w:t xml:space="preserve">. Todo el mundo está demasiado ocupado pensando en su propio making-of.</w:t>
+      </w:r>
+    </w:p>
+    <w:p>
+      <w:r>
+        <w:pict>
+          <v:rect style="width:0;height:1.5pt" o:hralign="center" o:hrstd="t" o:hr="t"/>
+        </w:pict>
+      </w:r>
+    </w:p>
+    <w:bookmarkEnd w:id="21"/>
+    <w:bookmarkStart w:id="22" w:name="de-dónde-sale-la-confianza-los-4-pilares"/>
+    <w:p>
+      <w:pPr>
+        <w:pStyle w:val="Heading2"/>
+      </w:pPr>
+      <w:r>
+        <w:t xml:space="preserve">🏗️ ¿De dónde sale la confianza? Los 4 pilares</w:t>
+      </w:r>
+    </w:p>
+    <w:p>
+      <w:pPr>
+        <w:pStyle w:val="FirstParagraph"/>
+      </w:pPr>
+      <w:r>
+        <w:t xml:space="preserve">La confianza no es un regalo de nacimiento ni un curso motivacional: se construye con cuatro cosas muy aburridas y muy efectivas:</w:t>
+      </w:r>
+    </w:p>
+    <w:tbl>
+      <w:tblPr>
+        <w:tblStyle w:val="Table"/>
+        <w:tblW w:type="pct" w:w="5000"/>
+        <w:tblLayout w:type="fixed"/>
+        <w:tblLook w:firstRow="1" w:lastRow="0" w:firstColumn="0" w:lastColumn="0" w:noHBand="0" w:noVBand="0" w:val="0020"/>
+      </w:tblPr>
+      <w:tblGrid>
+        <w:gridCol w:w="2640"/>
+        <w:gridCol w:w="2640"/>
+        <w:gridCol w:w="2640"/>
+      </w:tblGrid>
+      <w:tr>
+        <w:trPr>
+          <w:tblHeader w:val="on"/>
+        </w:trPr>
+        <w:tc>
+          <w:tcPr/>
+          <w:p>
+            <w:pPr>
+              <w:pStyle w:val="Compact"/>
+            </w:pPr>
+            <w:r>
+              <w:t xml:space="preserve">Pillo</w:t>
+            </w:r>
+          </w:p>
+        </w:tc>
+        <w:tc>
+          <w:tcPr/>
+          <w:p>
+            <w:pPr>
+              <w:pStyle w:val="Compact"/>
+            </w:pPr>
+            <w:r>
+              <w:t xml:space="preserve">💪 En qué consiste</w:t>
+            </w:r>
+          </w:p>
+        </w:tc>
+        <w:tc>
+          <w:tcPr/>
+          <w:p>
+            <w:pPr>
+              <w:pStyle w:val="Compact"/>
+            </w:pPr>
+            <w:r>
+              <w:t xml:space="preserve">👀 Cómo se ve en el aula</w:t>
+            </w:r>
+          </w:p>
+        </w:tc>
+      </w:tr>
+      <w:tr>
+        <w:tc>
+          <w:tcPr/>
+          <w:p>
+            <w:pPr>
+              <w:pStyle w:val="Compact"/>
+            </w:pPr>
+            <w:r>
+              <w:t xml:space="preserve">🎒</w:t>
+            </w:r>
+            <w:r>
+              <w:t xml:space="preserve"> </w:t>
+            </w:r>
+            <w:r>
+              <w:rPr>
+                <w:b/>
+                <w:bCs/>
+              </w:rPr>
+              <w:t xml:space="preserve">Prepararse</w:t>
+            </w:r>
+          </w:p>
+        </w:tc>
+        <w:tc>
+          <w:tcPr/>
+          <w:p>
+            <w:pPr>
+              <w:pStyle w:val="Compact"/>
+            </w:pPr>
+            <w:r>
+              <w:t xml:space="preserve">Saber de qué va la cosa antes de abrir la boca</w:t>
+            </w:r>
+          </w:p>
+        </w:tc>
+        <w:tc>
+          <w:tcPr/>
+          <w:p>
+            <w:pPr>
+              <w:pStyle w:val="Compact"/>
+            </w:pPr>
+            <w:r>
+              <w:t xml:space="preserve">Leer el caso antes de la tutoría, repasar antes del examen</w:t>
+            </w:r>
+          </w:p>
+        </w:tc>
+      </w:tr>
+      <w:tr>
+        <w:tc>
+          <w:tcPr/>
+          <w:p>
+            <w:pPr>
+              <w:pStyle w:val="Compact"/>
+            </w:pPr>
+            <w:r>
+              <w:t xml:space="preserve">🔁</w:t>
+            </w:r>
+            <w:r>
+              <w:t xml:space="preserve"> </w:t>
+            </w:r>
+            <w:r>
+              <w:rPr>
+                <w:b/>
+                <w:bCs/>
+              </w:rPr>
+              <w:t xml:space="preserve">Practicar</w:t>
+            </w:r>
+          </w:p>
+        </w:tc>
+        <w:tc>
+          <w:tcPr/>
+          <w:p>
+            <w:pPr>
+              <w:pStyle w:val="Compact"/>
+            </w:pPr>
+            <w:r>
+              <w:t xml:space="preserve">Repetir hasta que salga sin sustos</w:t>
+            </w:r>
+          </w:p>
+        </w:tc>
+        <w:tc>
+          <w:tcPr/>
+          <w:p>
+            <w:pPr>
+              <w:pStyle w:val="Compact"/>
+            </w:pPr>
+            <w:r>
+              <w:t xml:space="preserve">Decir la lección en voz alta tres veces en casa</w:t>
+            </w:r>
+          </w:p>
+        </w:tc>
+      </w:tr>
+      <w:tr>
+        <w:tc>
+          <w:tcPr/>
+          <w:p>
+            <w:pPr>
+              <w:pStyle w:val="Compact"/>
+            </w:pPr>
+            <w:r>
+              <w:t xml:space="preserve">🆘</w:t>
+            </w:r>
+            <w:r>
+              <w:t xml:space="preserve"> </w:t>
+            </w:r>
+            <w:r>
+              <w:rPr>
+                <w:b/>
+                <w:bCs/>
+              </w:rPr>
+              <w:t xml:space="preserve">Pedir ayuda</w:t>
+            </w:r>
+          </w:p>
+        </w:tc>
+        <w:tc>
+          <w:tcPr/>
+          <w:p>
+            <w:pPr>
+              <w:pStyle w:val="Compact"/>
+            </w:pPr>
+            <w:r>
+              <w:t xml:space="preserve">No es de tontos: es de intelligentes 🧠</w:t>
+            </w:r>
+          </w:p>
+        </w:tc>
+        <w:tc>
+          <w:tcPr/>
+          <w:p>
+            <w:pPr>
+              <w:pStyle w:val="Compact"/>
+            </w:pPr>
+            <w:r>
+              <w:t xml:space="preserve">Quedarte a la hora de tutoría, preguntar en el chat de clase</w:t>
+            </w:r>
+          </w:p>
+        </w:tc>
+      </w:tr>
+      <w:tr>
+        <w:tc>
+          <w:tcPr/>
+          <w:p>
+            <w:pPr>
+              <w:pStyle w:val="Compact"/>
+            </w:pPr>
+            <w:r>
+              <w:t xml:space="preserve">🏆</w:t>
+            </w:r>
+            <w:r>
+              <w:t xml:space="preserve"> </w:t>
+            </w:r>
+            <w:r>
+              <w:rPr>
+                <w:b/>
+                <w:bCs/>
+              </w:rPr>
+              <w:t xml:space="preserve">Celebrar</w:t>
+            </w:r>
+          </w:p>
+        </w:tc>
+        <w:tc>
+          <w:tcPr/>
+          <w:p>
+            <w:pPr>
+              <w:pStyle w:val="Compact"/>
+            </w:pPr>
+            <w:r>
+              <w:t xml:space="preserve">Anotar lo que SÍ te ha salido</w:t>
+            </w:r>
+          </w:p>
+        </w:tc>
+        <w:tc>
+          <w:tcPr/>
+          <w:p>
+            <w:pPr>
+              <w:pStyle w:val="Compact"/>
+            </w:pPr>
+            <w:r>
+              <w:t xml:space="preserve">“Hoy pregunté en clase”</w:t>
+            </w:r>
+            <w:r>
+              <w:t xml:space="preserve"> </w:t>
+            </w:r>
+            <w:r>
+              <w:t xml:space="preserve">= victoria, aunque la nota no llegue</w:t>
+            </w:r>
+          </w:p>
+        </w:tc>
+      </w:tr>
+    </w:tbl>
+    <w:p>
+      <w:pPr>
+        <w:pStyle w:val="BodyText"/>
+      </w:pPr>
+      <w:r>
+        <w:t xml:space="preserve">📌</w:t>
+      </w:r>
+      <w:r>
+        <w:t xml:space="preserve"> </w:t>
+      </w:r>
+      <w:r>
+        <w:rPr>
+          <w:b/>
+          <w:bCs/>
+        </w:rPr>
+        <w:t xml:space="preserve">Sin los cuatro pilares, la</w:t>
+      </w:r>
+      <w:r>
+        <w:rPr>
+          <w:b/>
+          <w:bCs/>
+        </w:rPr>
+        <w:t xml:space="preserve"> </w:t>
+      </w:r>
+      <w:r>
+        <w:rPr>
+          <w:b/>
+          <w:bCs/>
+        </w:rPr>
+        <w:t xml:space="preserve">“confianza”</w:t>
+      </w:r>
+      <w:r>
+        <w:rPr>
+          <w:b/>
+          <w:bCs/>
+        </w:rPr>
+        <w:t xml:space="preserve"> </w:t>
+      </w:r>
+      <w:r>
+        <w:rPr>
+          <w:b/>
+          <w:bCs/>
+        </w:rPr>
+        <w:t xml:space="preserve">es solo postureo</w:t>
+      </w:r>
+      <w:r>
+        <w:t xml:space="preserve"> </w:t>
+      </w:r>
+      <w:r>
+        <w:t xml:space="preserve">(el creído del espejo la tiene de mentira, y por eso se cae a la primera).</w:t>
+      </w:r>
+    </w:p>
+    <w:p>
+      <w:r>
+        <w:pict>
+          <v:rect style="width:0;height:1.5pt" o:hralign="center" o:hrstd="t" o:hr="t"/>
+        </w:pict>
+      </w:r>
+    </w:p>
+    <w:bookmarkEnd w:id="22"/>
+    <w:bookmarkStart w:id="23" w:name="el-fail-de-dani-la-confianza-de-plástico"/>
+    <w:p>
+      <w:pPr>
+        <w:pStyle w:val="Heading2"/>
+      </w:pPr>
+      <w:r>
+        <w:t xml:space="preserve">😬 El fail de DANI: la confianza de plástico</w:t>
+      </w:r>
+    </w:p>
+    <w:p>
+      <w:pPr>
+        <w:pStyle w:val="FirstParagraph"/>
+      </w:pPr>
+      <w:r>
+        <w:t xml:space="preserve">DANI leyó un libro de autoayuda y decidió estrenar</w:t>
+      </w:r>
+      <w:r>
+        <w:t xml:space="preserve"> </w:t>
+      </w:r>
+      <w:r>
+        <w:t xml:space="preserve">“confianza real”</w:t>
+      </w:r>
+      <w:r>
+        <w:t xml:space="preserve"> </w:t>
+      </w:r>
+      <w:r>
+        <w:t xml:space="preserve">en la tienda. Cuando ROSA le preguntó si sabía cuadrar la caja, DANI respondió con sonrisa:</w:t>
+      </w:r>
+      <w:r>
+        <w:t xml:space="preserve"> </w:t>
+      </w:r>
+      <w:r>
+        <w:t xml:space="preserve">“Eso es facilísimo, lo llevo toda la vida”</w:t>
+      </w:r>
+      <w:r>
+        <w:t xml:space="preserve">.</w:t>
+      </w:r>
+    </w:p>
+    <w:p>
+      <w:pPr>
+        <w:pStyle w:val="BodyText"/>
+      </w:pPr>
+      <w:r>
+        <w:t xml:space="preserve">Media hora después, la caja no cuadraba</w:t>
+      </w:r>
+      <w:r>
+        <w:t xml:space="preserve"> </w:t>
+      </w:r>
+      <w:r>
+        <w:rPr>
+          <w:b/>
+          <w:bCs/>
+        </w:rPr>
+        <w:t xml:space="preserve">300 €</w:t>
+      </w:r>
+      <w:r>
+        <w:t xml:space="preserve">. ROSA no gritó. Solo dijo:</w:t>
+      </w:r>
+    </w:p>
+    <w:p>
+      <w:pPr>
+        <w:pStyle w:val="BlockText"/>
+      </w:pPr>
+      <w:r>
+        <w:t xml:space="preserve">—</w:t>
+      </w:r>
+      <w:r>
+        <w:t xml:space="preserve"> </w:t>
+      </w:r>
+      <w:r>
+        <w:rPr>
+          <w:b/>
+          <w:bCs/>
+        </w:rPr>
+        <w:t xml:space="preserve">ROSA:</w:t>
+      </w:r>
+      <w:r>
+        <w:t xml:space="preserve"> </w:t>
+      </w:r>
+      <w:r>
+        <w:t xml:space="preserve">“¿Sabes qué es la confianza de verdad? Decir</w:t>
+      </w:r>
+      <w:r>
+        <w:t xml:space="preserve"> </w:t>
+      </w:r>
+      <w:r>
+        <w:t xml:space="preserve">‘esta no me sale, enséñamelo’</w:t>
+      </w:r>
+      <w:r>
+        <w:t xml:space="preserve">. Lo que tú has hecho es confianza de plástico: se ve bonita y se rompe con el primer empujón. Venga, otra vez, juntas.”</w:t>
+      </w:r>
+      <w:r>
+        <w:t xml:space="preserve"> </w:t>
+      </w:r>
+      <w:r>
+        <w:t xml:space="preserve">—</w:t>
+      </w:r>
+      <w:r>
+        <w:t xml:space="preserve"> </w:t>
+      </w:r>
+      <w:r>
+        <w:rPr>
+          <w:b/>
+          <w:bCs/>
+        </w:rPr>
+        <w:t xml:space="preserve">DANI:</w:t>
+      </w:r>
+      <w:r>
+        <w:t xml:space="preserve"> </w:t>
+      </w:r>
+      <w:r>
+        <w:t xml:space="preserve">…¿No me va a regañar?</w:t>
+      </w:r>
+      <w:r>
+        <w:t xml:space="preserve"> </w:t>
+      </w:r>
+      <w:r>
+        <w:t xml:space="preserve">—</w:t>
+      </w:r>
+      <w:r>
+        <w:t xml:space="preserve"> </w:t>
+      </w:r>
+      <w:r>
+        <w:rPr>
+          <w:b/>
+          <w:bCs/>
+        </w:rPr>
+        <w:t xml:space="preserve">ROSA:</w:t>
+      </w:r>
+      <w:r>
+        <w:t xml:space="preserve"> </w:t>
+      </w:r>
+      <w:r>
+        <w:t xml:space="preserve">Regañar es gratis. Aprender cuesta. Ponte.”</w:t>
+      </w:r>
+    </w:p>
+    <w:p>
+      <w:pPr>
+        <w:pStyle w:val="FirstParagraph"/>
+      </w:pPr>
+      <w:r>
+        <w:t xml:space="preserve">😬</w:t>
+      </w:r>
+      <w:r>
+        <w:t xml:space="preserve"> </w:t>
+      </w:r>
+      <w:r>
+        <w:rPr>
+          <w:b/>
+          <w:bCs/>
+        </w:rPr>
+        <w:t xml:space="preserve">La lección:</w:t>
+      </w:r>
+      <w:r>
+        <w:t xml:space="preserve"> </w:t>
+      </w:r>
+      <w:r>
+        <w:t xml:space="preserve">el creído lo aparenta y se rompe; el confiado lo construye y aguanta.</w:t>
+      </w:r>
+    </w:p>
+    <w:p>
+      <w:r>
+        <w:pict>
+          <v:rect style="width:0;height:1.5pt" o:hralign="center" o:hrstd="t" o:hr="t"/>
+        </w:pict>
+      </w:r>
+    </w:p>
+    <w:p>
+      <w:pPr>
+        <w:pStyle w:val="FirstParagraph"/>
+      </w:pPr>
+      <w:r>
+        <w:t xml:space="preserve">👤 Nombre:</w:t>
+      </w:r>
+      <w:r>
+        <w:t xml:space="preserve"> </w:t>
+      </w:r>
+      <w:r>
+        <w:t xml:space="preserve">📅 Fecha:</w:t>
+      </w:r>
+      <w:r>
+        <w:t xml:space="preserve"> </w:t>
+      </w:r>
+      <w:r>
+        <w:t xml:space="preserve">🏫 Grupo:</w:t>
+      </w:r>
+    </w:p>
+    <w:bookmarkEnd w:id="23"/>
+    <w:bookmarkStart w:id="24" w:name="a-por-ellos"/>
+    <w:p>
+      <w:pPr>
+        <w:pStyle w:val="Heading2"/>
+      </w:pPr>
+      <w:r>
+        <w:t xml:space="preserve">✍️ A por ellos</w:t>
+      </w:r>
+    </w:p>
+    <w:p>
+      <w:pPr>
+        <w:pStyle w:val="FirstParagraph"/>
+      </w:pPr>
+      <w:r>
+        <w:rPr>
+          <w:b/>
+          <w:bCs/>
+        </w:rPr>
+        <w:t xml:space="preserve">1. ✏️ Completa la fórmula:</w:t>
+      </w:r>
+    </w:p>
+    <w:p>
+      <w:pPr>
+        <w:pStyle w:val="BlockText"/>
+      </w:pPr>
+      <w:r>
+        <w:t xml:space="preserve">Confianza real = saber mis ______ y mis ______ + ______ aunque tenga ______.</w:t>
+      </w:r>
+    </w:p>
+    <w:p>
+      <w:pPr>
+        <w:pStyle w:val="FirstParagraph"/>
+      </w:pPr>
+      <w:r>
+        <w:rPr>
+          <w:b/>
+          <w:bCs/>
+        </w:rPr>
+        <w:t xml:space="preserve">2. 🎯 Decide: ¿sentencia (❌) o problema (✅)?</w:t>
+      </w:r>
+    </w:p>
+    <w:tbl>
+      <w:tblPr>
+        <w:tblStyle w:val="Table"/>
+        <w:tblW w:type="auto" w:w="0"/>
+        <w:tblLook w:firstRow="1" w:lastRow="0" w:firstColumn="0" w:lastColumn="0" w:noHBand="0" w:noVBand="0" w:val="0020"/>
+      </w:tblPr>
+      <w:tblGrid>
+        <w:gridCol w:w="3960"/>
+        <w:gridCol w:w="3960"/>
+      </w:tblGrid>
+      <w:tr>
+        <w:trPr>
+          <w:tblHeader w:val="on"/>
+        </w:trPr>
+        <w:tc>
+          <w:tcPr/>
+          <w:p>
+            <w:pPr>
+              <w:pStyle w:val="Compact"/>
+            </w:pPr>
+            <w:r>
+              <w:t xml:space="preserve">Frase</w:t>
+            </w:r>
+          </w:p>
+        </w:tc>
+        <w:tc>
+          <w:tcPr/>
+          <w:p>
+            <w:pPr>
+              <w:pStyle w:val="Compact"/>
+            </w:pPr>
+            <w:r>
+              <w:t xml:space="preserve">❌/✅</w:t>
+            </w:r>
+          </w:p>
+        </w:tc>
+      </w:tr>
+      <w:tr>
+        <w:tc>
+          <w:tcPr/>
+          <w:p>
+            <w:pPr>
+              <w:pStyle w:val="Compact"/>
+            </w:pPr>
+            <w:r>
+              <w:t xml:space="preserve">“No sirvo para nada”</w:t>
+            </w:r>
+          </w:p>
+        </w:tc>
+        <w:tc>
+          <w:tcPr/>
+          <w:p>
+            <w:pPr>
+              <w:pStyle w:val="Compact"/>
+            </w:pPr>
+          </w:p>
+        </w:tc>
+      </w:tr>
+      <w:tr>
+        <w:tc>
+          <w:tcPr/>
+          <w:p>
+            <w:pPr>
+              <w:pStyle w:val="Compact"/>
+            </w:pPr>
+            <w:r>
+              <w:t xml:space="preserve">“Esto todavía no me sale y lo repaso”</w:t>
+            </w:r>
+          </w:p>
+        </w:tc>
+        <w:tc>
+          <w:tcPr/>
+          <w:p>
+            <w:pPr>
+              <w:pStyle w:val="Compact"/>
+            </w:pPr>
+          </w:p>
+        </w:tc>
+      </w:tr>
+      <w:tr>
+        <w:tc>
+          <w:tcPr/>
+          <w:p>
+            <w:pPr>
+              <w:pStyle w:val="Compact"/>
+            </w:pPr>
+            <w:r>
+              <w:t xml:space="preserve">“Soy un desastre con los inventarios”</w:t>
+            </w:r>
+          </w:p>
+        </w:tc>
+        <w:tc>
+          <w:tcPr/>
+          <w:p>
+            <w:pPr>
+              <w:pStyle w:val="Compact"/>
+            </w:pPr>
+          </w:p>
+        </w:tc>
+      </w:tr>
+      <w:tr>
+        <w:tc>
+          <w:tcPr/>
+          <w:p>
+            <w:pPr>
+              <w:pStyle w:val="Compact"/>
+            </w:pPr>
+            <w:r>
+              <w:t xml:space="preserve">“Lo intento y me sale como me sale”</w:t>
+            </w:r>
+          </w:p>
+        </w:tc>
+        <w:tc>
+          <w:tcPr/>
+          <w:p>
+            <w:pPr>
+              <w:pStyle w:val="Compact"/>
+            </w:pPr>
+          </w:p>
+        </w:tc>
+      </w:tr>
+    </w:tbl>
+    <w:p>
+      <w:pPr>
+        <w:pStyle w:val="BodyText"/>
+      </w:pPr>
+      <w:r>
+        <w:rPr>
+          <w:b/>
+          <w:bCs/>
+        </w:rPr>
+        <w:t xml:space="preserve">3. 🎬 Making-of vs tráiler:</w:t>
+      </w:r>
+      <w:r>
+        <w:t xml:space="preserve"> </w:t>
+      </w:r>
+      <w:r>
+        <w:t xml:space="preserve">escribe</w:t>
+      </w:r>
+      <w:r>
+        <w:t xml:space="preserve"> </w:t>
+      </w:r>
+      <w:r>
+        <w:rPr>
+          <w:b/>
+          <w:bCs/>
+        </w:rPr>
+        <w:t xml:space="preserve">una cosa tuya</w:t>
+      </w:r>
+      <w:r>
+        <w:t xml:space="preserve"> </w:t>
+      </w:r>
+      <w:r>
+        <w:t xml:space="preserve">del making-of (que no publicarías) y</w:t>
+      </w:r>
+      <w:r>
+        <w:t xml:space="preserve"> </w:t>
+      </w:r>
+      <w:r>
+        <w:rPr>
+          <w:b/>
+          <w:bCs/>
+        </w:rPr>
+        <w:t xml:space="preserve">una cosa del tráiler</w:t>
+      </w:r>
+      <w:r>
+        <w:t xml:space="preserve"> </w:t>
+      </w:r>
+      <w:r>
+        <w:t xml:space="preserve">de alguien con quien te sueles comparar.</w:t>
+      </w:r>
+    </w:p>
+    <w:p>
+      <w:pPr>
+        <w:pStyle w:val="BlockText"/>
+      </w:pPr>
+      <w:r>
+        <w:t xml:space="preserve">Mi making-of:</w:t>
+      </w:r>
+      <w:r>
+        <w:t xml:space="preserve"> </w:t>
+      </w:r>
+      <w:r>
+        <w:t xml:space="preserve"> </w:t>
+      </w:r>
+      <w:r>
+        <w:t xml:space="preserve">Su tráiler:</w:t>
+      </w:r>
+      <w:r>
+        <w:t xml:space="preserve"> </w:t>
+      </w:r>
+    </w:p>
+    <w:p>
+      <w:pPr>
+        <w:pStyle w:val="FirstParagraph"/>
+      </w:pPr>
+      <w:r>
+        <w:rPr>
+          <w:b/>
+          <w:bCs/>
+        </w:rPr>
+        <w:t xml:space="preserve">4. 🗣️ Tu autocharla:</w:t>
+      </w:r>
+      <w:r>
+        <w:t xml:space="preserve"> </w:t>
+      </w:r>
+      <w:r>
+        <w:t xml:space="preserve">piensa en la frase que te dices cuando algo no te sale. Escríbela aquí y</w:t>
+      </w:r>
+      <w:r>
+        <w:t xml:space="preserve"> </w:t>
+      </w:r>
+      <w:r>
+        <w:rPr>
+          <w:b/>
+          <w:bCs/>
+        </w:rPr>
+        <w:t xml:space="preserve">reescríbela como problema</w:t>
+      </w:r>
+      <w:r>
+        <w:t xml:space="preserve">:</w:t>
+      </w:r>
+    </w:p>
+    <w:p>
+      <w:pPr>
+        <w:pStyle w:val="BlockText"/>
+      </w:pPr>
+      <w:r>
+        <w:t xml:space="preserve">Mi frase de siempre:</w:t>
+      </w:r>
+      <w:r>
+        <w:t xml:space="preserve"> </w:t>
+      </w:r>
+      <w:r>
+        <w:t xml:space="preserve"> </w:t>
+      </w:r>
+      <w:r>
+        <w:t xml:space="preserve">Reescrita, con hechos:</w:t>
+      </w:r>
+      <w:r>
+        <w:t xml:space="preserve"> </w:t>
+      </w:r>
+    </w:p>
+    <w:p>
+      <w:pPr>
+        <w:pStyle w:val="FirstParagraph"/>
+      </w:pPr>
+      <w:r>
+        <w:rPr>
+          <w:b/>
+          <w:bCs/>
+        </w:rPr>
+        <w:t xml:space="preserve">5. 🏗️ Los 4 pilares:</w:t>
+      </w:r>
+      <w:r>
+        <w:t xml:space="preserve"> </w:t>
+      </w:r>
+      <w:r>
+        <w:t xml:space="preserve">de los cuatro (🎒 prepararse, 🔁 practicar, 🆘 pedir ayuda, 🏆 celebrar), marca con una cruz</w:t>
+      </w:r>
+      <w:r>
+        <w:t xml:space="preserve"> </w:t>
+      </w:r>
+      <w:r>
+        <w:rPr>
+          <w:b/>
+          <w:bCs/>
+        </w:rPr>
+        <w:t xml:space="preserve">el que más te falta</w:t>
+      </w:r>
+      <w:r>
+        <w:t xml:space="preserve"> </w:t>
+      </w:r>
+      <w:r>
+        <w:t xml:space="preserve">y escribe cómo lo vas a hacer esta semana:</w:t>
+      </w:r>
+    </w:p>
+    <w:p>
+      <w:pPr>
+        <w:pStyle w:val="BlockText"/>
+      </w:pPr>
+      <w:r>
+        <w:t xml:space="preserve">Mi pilar débil:</w:t>
+      </w:r>
+      <w:r>
+        <w:t xml:space="preserve"> </w:t>
+      </w:r>
+      <w:r>
+        <w:t xml:space="preserve"> </w:t>
+      </w:r>
+      <w:r>
+        <w:t xml:space="preserve">Esta semana lo hago así:</w:t>
+      </w:r>
+      <w:r>
+        <w:t xml:space="preserve"> </w:t>
+      </w:r>
+    </w:p>
+    <w:p>
+      <w:pPr>
+        <w:pStyle w:val="FirstParagraph"/>
+      </w:pPr>
+      <w:r>
+        <w:rPr>
+          <w:b/>
+          <w:bCs/>
+        </w:rPr>
+        <w:t xml:space="preserve">6. 🎭 En parejas — ¿confianza real o creído?</w:t>
+      </w:r>
+      <w:r>
+        <w:t xml:space="preserve"> </w:t>
+      </w:r>
+      <w:r>
+        <w:t xml:space="preserve">Decidlo en 30 segundos cada caso:</w:t>
       </w:r>
     </w:p>
     <w:p>
@@ -2620,23 +2605,14 @@
         <w:pStyle w:val="Compact"/>
         <w:numPr>
           <w:ilvl w:val="0"/>
-          <w:numId w:val="1010"/>
+          <w:numId w:val="1004"/>
         </w:numPr>
       </w:pPr>
       <w:r>
-        <w:t xml:space="preserve">Marta ve que su amigo de otra clase presume en TikTok de un trabajo</w:t>
-      </w:r>
-      <w:r>
-        <w:t xml:space="preserve"> </w:t>
-      </w:r>
-      <w:r>
-        <w:t xml:space="preserve">“perfecto”</w:t>
-      </w:r>
-      <w:r>
-        <w:t xml:space="preserve"> </w:t>
-      </w:r>
-      <w:r>
-        <w:t xml:space="preserve">y ella acaba de suspende el suyo. ¿Qué diría la Regla del feed?</w:t>
+        <w:t xml:space="preserve">Carla no entiende la práctica y pregunta en público a pesar de los nervios. →</w:t>
+      </w:r>
+      <w:r>
+        <w:t xml:space="preserve"> </w:t>
       </w:r>
     </w:p>
     <w:p>
@@ -2644,20 +2620,26 @@
         <w:pStyle w:val="Compact"/>
         <w:numPr>
           <w:ilvl w:val="0"/>
-          <w:numId w:val="1010"/>
+          <w:numId w:val="1004"/>
         </w:numPr>
       </w:pPr>
       <w:r>
-        <w:t xml:space="preserve">DANI se dice</w:t>
-      </w:r>
-      <w:r>
-        <w:t xml:space="preserve"> </w:t>
-      </w:r>
-      <w:r>
-        <w:t xml:space="preserve">“soy un desastre atendiendo a los clientes”</w:t>
-      </w:r>
-      <w:r>
-        <w:t xml:space="preserve">. Reescríbelo como problema concreto y de hoy.</w:t>
+        <w:t xml:space="preserve">Óscar dice</w:t>
+      </w:r>
+      <w:r>
+        <w:t xml:space="preserve"> </w:t>
+      </w:r>
+      <w:r>
+        <w:t xml:space="preserve">“esto lo sabe hacer cualquiera”</w:t>
+      </w:r>
+      <w:r>
+        <w:t xml:space="preserve"> </w:t>
+      </w:r>
+      <w:r>
+        <w:t xml:space="preserve">y no revisa su parte del trabajo. →</w:t>
+      </w:r>
+      <w:r>
+        <w:t xml:space="preserve"> </w:t>
       </w:r>
     </w:p>
     <w:p>
@@ -2665,11 +2647,31 @@
         <w:pStyle w:val="Compact"/>
         <w:numPr>
           <w:ilvl w:val="0"/>
-          <w:numId w:val="1010"/>
+          <w:numId w:val="1004"/>
         </w:numPr>
       </w:pPr>
       <w:r>
-        <w:t xml:space="preserve">Nombra dos hábitos de los siete que puedas empezar esta misma semana.</w:t>
+        <w:t xml:space="preserve">Iván practica en casa la presentación hasta que le sale sin leer. →</w:t>
+      </w:r>
+      <w:r>
+        <w:t xml:space="preserve"> </w:t>
+      </w:r>
+    </w:p>
+    <w:p>
+      <w:r>
+        <w:pict>
+          <v:rect style="width:0;height:1.5pt" o:hralign="center" o:hrstd="t" o:hr="t"/>
+        </w:pict>
+      </w:r>
+    </w:p>
+    <w:bookmarkEnd w:id="24"/>
+    <w:bookmarkStart w:id="25" w:name="X2f4af81f09b5f8d9e5d232064d95706bcf43ada"/>
+    <w:p>
+      <w:pPr>
+        <w:pStyle w:val="Heading2"/>
+      </w:pPr>
+      <w:r>
+        <w:t xml:space="preserve">🎭 Mini dinámica: El espejo de los cumplidos 👥 5 min</w:t>
       </w:r>
     </w:p>
     <w:p>
@@ -2677,7 +2679,103 @@
         <w:pStyle w:val="FirstParagraph"/>
       </w:pPr>
       <w:r>
-        <w:t xml:space="preserve">🔄 Respuestas</w:t>
+        <w:t xml:space="preserve">En parejas, uno dice</w:t>
+      </w:r>
+      <w:r>
+        <w:t xml:space="preserve"> </w:t>
+      </w:r>
+      <w:r>
+        <w:rPr>
+          <w:b/>
+          <w:bCs/>
+        </w:rPr>
+        <w:t xml:space="preserve">un cumplido concreto</w:t>
+      </w:r>
+      <w:r>
+        <w:t xml:space="preserve"> </w:t>
+      </w:r>
+      <w:r>
+        <w:t xml:space="preserve">de algo que vio hacer bien al otro esta semana (</w:t>
+      </w:r>
+      <w:r>
+        <w:t xml:space="preserve">“te quedaste a explicarme X”</w:t>
+      </w:r>
+      <w:r>
+        <w:t xml:space="preserve">, no</w:t>
+      </w:r>
+      <w:r>
+        <w:t xml:space="preserve"> </w:t>
+      </w:r>
+      <w:r>
+        <w:t xml:space="preserve">“eres crack”</w:t>
+      </w:r>
+      <w:r>
+        <w:t xml:space="preserve">). El otro solo dice</w:t>
+      </w:r>
+      <w:r>
+        <w:t xml:space="preserve"> </w:t>
+      </w:r>
+      <w:r>
+        <w:rPr>
+          <w:b/>
+          <w:bCs/>
+        </w:rPr>
+        <w:t xml:space="preserve">“gracias, me lo guardo”</w:t>
+      </w:r>
+      <w:r>
+        <w:t xml:space="preserve"> </w:t>
+      </w:r>
+      <w:r>
+        <w:t xml:space="preserve">— sin discutirlo, sin quitarle importancia. Luego se cambian.</w:t>
+      </w:r>
+    </w:p>
+    <w:p>
+      <w:pPr>
+        <w:pStyle w:val="BlockText"/>
+      </w:pPr>
+      <w:r>
+        <w:t xml:space="preserve">♿</w:t>
+      </w:r>
+      <w:r>
+        <w:t xml:space="preserve"> </w:t>
+      </w:r>
+      <w:r>
+        <w:rPr>
+          <w:b/>
+          <w:bCs/>
+        </w:rPr>
+        <w:t xml:space="preserve">Inclusión:</w:t>
+      </w:r>
+      <w:r>
+        <w:t xml:space="preserve"> </w:t>
+      </w:r>
+      <w:r>
+        <w:t xml:space="preserve">se empareja por sorteo (papeles iguales), y quien no recuerde nada concreto, puede usar cualquier cosa de esta misma clase.</w:t>
+      </w:r>
+    </w:p>
+    <w:p>
+      <w:r>
+        <w:pict>
+          <v:rect style="width:0;height:1.5pt" o:hralign="center" o:hrstd="t" o:hr="t"/>
+        </w:pict>
+      </w:r>
+    </w:p>
+    <w:bookmarkEnd w:id="25"/>
+    <w:bookmarkStart w:id="27" w:name="soluciones-y-pistas"/>
+    <w:p>
+      <w:pPr>
+        <w:pStyle w:val="Heading2"/>
+      </w:pPr>
+      <w:r>
+        <w:t xml:space="preserve">🔑 Soluciones y pistas</w:t>
+      </w:r>
+    </w:p>
+    <w:p>
+      <w:pPr>
+        <w:pStyle w:val="FirstParagraph"/>
+      </w:pPr>
+      <w:r>
+        <w:t xml:space="preserve">🔄 Ver soluciones</w:t>
       </w:r>
     </w:p>
     <w:p>
@@ -2685,43 +2783,15 @@
         <w:pStyle w:val="Compact"/>
         <w:numPr>
           <w:ilvl w:val="0"/>
-          <w:numId w:val="1011"/>
+          <w:numId w:val="1005"/>
         </w:numPr>
       </w:pPr>
       <w:r>
-        <w:t xml:space="preserve">Lo que Marta ve es el</w:t>
-      </w:r>
-      <w:r>
-        <w:t xml:space="preserve"> </w:t>
-      </w:r>
-      <w:r>
-        <w:rPr>
-          <w:b/>
-          <w:bCs/>
-        </w:rPr>
-        <w:t xml:space="preserve">tráiler</w:t>
-      </w:r>
-      <w:r>
-        <w:t xml:space="preserve"> </w:t>
-      </w:r>
-      <w:r>
-        <w:t xml:space="preserve">(el vídeo mejor editado, elegido de decenas de tomas); su suspensión es su</w:t>
-      </w:r>
-      <w:r>
-        <w:t xml:space="preserve"> </w:t>
-      </w:r>
-      <w:r>
-        <w:rPr>
-          <w:b/>
-          <w:bCs/>
-        </w:rPr>
-        <w:t xml:space="preserve">making-of</w:t>
-      </w:r>
-      <w:r>
-        <w:t xml:space="preserve"> </w:t>
-      </w:r>
-      <w:r>
-        <w:t xml:space="preserve">completo. Comparar tráiler ajeno con making-of propio no es información justa. Lo útil: comparar suyo actual con suyo del mes pasado.</w:t>
+        <w:rPr>
+          <w:b/>
+          <w:bCs/>
+        </w:rPr>
+        <w:t xml:space="preserve">Luces, sombras, atreverte, miedo.</w:t>
       </w:r>
     </w:p>
     <w:p>
@@ -2729,20 +2799,56 @@
         <w:pStyle w:val="Compact"/>
         <w:numPr>
           <w:ilvl w:val="0"/>
-          <w:numId w:val="1011"/>
+          <w:numId w:val="1005"/>
         </w:numPr>
       </w:pPr>
       <w:r>
-        <w:t xml:space="preserve">Sentencia → problema:</w:t>
-      </w:r>
-      <w:r>
-        <w:t xml:space="preserve"> </w:t>
-      </w:r>
-      <w:r>
-        <w:t xml:space="preserve">“Cuando un cliente me pide algo que no sé, me bloqueo y no pregunto a mi compañera”</w:t>
-      </w:r>
-      <w:r>
-        <w:t xml:space="preserve">. Ya se ve qué practicar.</w:t>
+        <w:t xml:space="preserve">❌</w:t>
+      </w:r>
+      <w:r>
+        <w:t xml:space="preserve"> </w:t>
+      </w:r>
+      <w:r>
+        <w:t xml:space="preserve">“No sirvo para nada”</w:t>
+      </w:r>
+      <w:r>
+        <w:t xml:space="preserve"> </w:t>
+      </w:r>
+      <w:r>
+        <w:t xml:space="preserve">· ✅</w:t>
+      </w:r>
+      <w:r>
+        <w:t xml:space="preserve"> </w:t>
+      </w:r>
+      <w:r>
+        <w:t xml:space="preserve">“Esto todavía no me sale y lo repaso”</w:t>
+      </w:r>
+      <w:r>
+        <w:t xml:space="preserve"> </w:t>
+      </w:r>
+      <w:r>
+        <w:t xml:space="preserve">· ❌</w:t>
+      </w:r>
+      <w:r>
+        <w:t xml:space="preserve"> </w:t>
+      </w:r>
+      <w:r>
+        <w:t xml:space="preserve">“Soy un desastre con los inventarios”</w:t>
+      </w:r>
+      <w:r>
+        <w:t xml:space="preserve"> </w:t>
+      </w:r>
+      <w:r>
+        <w:t xml:space="preserve">(sentencia) · ✅</w:t>
+      </w:r>
+      <w:r>
+        <w:t xml:space="preserve"> </w:t>
+      </w:r>
+      <w:r>
+        <w:t xml:space="preserve">“Lo intento y me sale como me sale”</w:t>
+      </w:r>
+      <w:r>
+        <w:t xml:space="preserve">.</w:t>
       </w:r>
     </w:p>
     <w:p>
@@ -2750,11 +2856,107 @@
         <w:pStyle w:val="Compact"/>
         <w:numPr>
           <w:ilvl w:val="0"/>
-          <w:numId w:val="1011"/>
+          <w:numId w:val="1005"/>
         </w:numPr>
       </w:pPr>
       <w:r>
-        <w:t xml:space="preserve">Ejemplos válidos: diario de tres cosas cada noche, un micro-reto diario (preguntar una duda, saludar a alguien), dormir mejor esta semana, apuntar con quién sale mejor de clase.</w:t>
+        <w:t xml:space="preserve">Cada cual la suya. Pistas de making-of: los nervios antes de presentar, el error que corregiste, las horas de práctica. De tráiler: el resultado final sin proceso.</w:t>
+      </w:r>
+    </w:p>
+    <w:p>
+      <w:pPr>
+        <w:pStyle w:val="Compact"/>
+        <w:numPr>
+          <w:ilvl w:val="0"/>
+          <w:numId w:val="1005"/>
+        </w:numPr>
+      </w:pPr>
+      <w:r>
+        <w:t xml:space="preserve">Ejemplo:</w:t>
+      </w:r>
+      <w:r>
+        <w:t xml:space="preserve"> </w:t>
+      </w:r>
+      <w:r>
+        <w:t xml:space="preserve">“Soy tonto”</w:t>
+      </w:r>
+      <w:r>
+        <w:t xml:space="preserve"> </w:t>
+      </w:r>
+      <w:r>
+        <w:t xml:space="preserve">→</w:t>
+      </w:r>
+      <w:r>
+        <w:t xml:space="preserve"> </w:t>
+      </w:r>
+      <w:r>
+        <w:t xml:space="preserve">“Esto no me ha salido y pido ayuda hoy”</w:t>
+      </w:r>
+      <w:r>
+        <w:t xml:space="preserve">.</w:t>
+      </w:r>
+    </w:p>
+    <w:p>
+      <w:pPr>
+        <w:pStyle w:val="Compact"/>
+        <w:numPr>
+          <w:ilvl w:val="0"/>
+          <w:numId w:val="1005"/>
+        </w:numPr>
+      </w:pPr>
+      <w:r>
+        <w:t xml:space="preserve">Cada cual el suyo. Pista: si no sabes cuál, piensa en cuál de las cuatro evitas más.</w:t>
+      </w:r>
+    </w:p>
+    <w:p>
+      <w:pPr>
+        <w:pStyle w:val="Compact"/>
+        <w:numPr>
+          <w:ilvl w:val="0"/>
+          <w:numId w:val="1005"/>
+        </w:numPr>
+      </w:pPr>
+      <w:r>
+        <w:rPr>
+          <w:b/>
+          <w:bCs/>
+        </w:rPr>
+        <w:t xml:space="preserve">Confiada</w:t>
+      </w:r>
+      <w:r>
+        <w:t xml:space="preserve"> </w:t>
+      </w:r>
+      <w:r>
+        <w:t xml:space="preserve">·</w:t>
+      </w:r>
+      <w:r>
+        <w:t xml:space="preserve"> </w:t>
+      </w:r>
+      <w:r>
+        <w:rPr>
+          <w:b/>
+          <w:bCs/>
+        </w:rPr>
+        <w:t xml:space="preserve">Creído</w:t>
+      </w:r>
+      <w:r>
+        <w:t xml:space="preserve"> </w:t>
+      </w:r>
+      <w:r>
+        <w:t xml:space="preserve">(menosprecia y no revisa) ·</w:t>
+      </w:r>
+      <w:r>
+        <w:t xml:space="preserve"> </w:t>
+      </w:r>
+      <w:r>
+        <w:rPr>
+          <w:b/>
+          <w:bCs/>
+        </w:rPr>
+        <w:t xml:space="preserve">Confiado de verdad</w:t>
+      </w:r>
+      <w:r>
+        <w:t xml:space="preserve">.</w:t>
       </w:r>
     </w:p>
     <w:p>
@@ -2764,14 +2966,199 @@
         </w:pict>
       </w:r>
     </w:p>
-    <w:bookmarkEnd w:id="42"/>
-    <w:bookmarkStart w:id="43" w:name="trabajo-en-equipo-post-it-sorpresa"/>
+    <w:p>
+      <w:pPr>
+        <w:pStyle w:val="FirstParagraph"/>
+      </w:pPr>
+      <w:r>
+        <w:t xml:space="preserve">📚</w:t>
+      </w:r>
+      <w:r>
+        <w:t xml:space="preserve"> </w:t>
+      </w:r>
+      <w:hyperlink r:id="rId26">
+        <w:r>
+          <w:rPr>
+            <w:rStyle w:val="Hyperlink"/>
+          </w:rPr>
+          <w:t xml:space="preserve">Volver al índice de Confianza real</w:t>
+        </w:r>
+      </w:hyperlink>
+      <w:r>
+        <w:t xml:space="preserve"> </w:t>
+      </w:r>
+      <w:r>
+        <w:t xml:space="preserve">·</w:t>
+      </w:r>
+      <w:r>
+        <w:t xml:space="preserve"> </w:t>
+      </w:r>
+      <w:r>
+        <w:rPr>
+          <w:b/>
+          <w:bCs/>
+        </w:rPr>
+        <w:t xml:space="preserve">Anterior:</w:t>
+      </w:r>
+      <w:r>
+        <w:t xml:space="preserve"> </w:t>
+      </w:r>
+      <w:hyperlink r:id="rId26">
+        <w:r>
+          <w:rPr>
+            <w:rStyle w:val="Hyperlink"/>
+          </w:rPr>
+          <w:t xml:space="preserve">Índice</w:t>
+        </w:r>
+      </w:hyperlink>
+      <w:r>
+        <w:t xml:space="preserve"> </w:t>
+      </w:r>
+      <w:r>
+        <w:t xml:space="preserve">·</w:t>
+      </w:r>
+      <w:r>
+        <w:t xml:space="preserve"> </w:t>
+      </w:r>
+      <w:r>
+        <w:rPr>
+          <w:b/>
+          <w:bCs/>
+        </w:rPr>
+        <w:t xml:space="preserve">Siguiente:</w:t>
+      </w:r>
+      <w:r>
+        <w:t xml:space="preserve"> </w:t>
+      </w:r>
+      <w:hyperlink r:id="rId11">
+        <w:r>
+          <w:rPr>
+            <w:rStyle w:val="Hyperlink"/>
+          </w:rPr>
+          <w:t xml:space="preserve">Cómo se cuida</w:t>
+        </w:r>
+      </w:hyperlink>
+    </w:p>
+    <w:bookmarkEnd w:id="27"/>
+    <w:bookmarkEnd w:id="28"/>
+    <w:bookmarkStart w:id="41" w:name="cómo-se-cuida"/>
+    <w:p>
+      <w:pPr>
+        <w:pStyle w:val="Heading1"/>
+      </w:pPr>
+      <w:r>
+        <w:t xml:space="preserve">2 — Cómo se cuida</w:t>
+      </w:r>
+    </w:p>
+    <w:p>
+      <w:pPr>
+        <w:pStyle w:val="FirstParagraph"/>
+      </w:pPr>
+      <w:r>
+        <w:t xml:space="preserve">Siete hábitos que funcionan, de lunes a viernes 💪</w:t>
+      </w:r>
+    </w:p>
+    <w:p>
+      <w:pPr>
+        <w:pStyle w:val="BlockText"/>
+      </w:pPr>
+      <w:r>
+        <w:t xml:space="preserve">🗺️</w:t>
+      </w:r>
+      <w:r>
+        <w:t xml:space="preserve"> </w:t>
+      </w:r>
+      <w:r>
+        <w:rPr>
+          <w:b/>
+          <w:bCs/>
+        </w:rPr>
+        <w:t xml:space="preserve">Estás en:</w:t>
+      </w:r>
+      <w:r>
+        <w:t xml:space="preserve"> </w:t>
+      </w:r>
+      <w:r>
+        <w:t xml:space="preserve">🤝</w:t>
+      </w:r>
+      <w:r>
+        <w:t xml:space="preserve"> </w:t>
+      </w:r>
+      <w:r>
+        <w:rPr>
+          <w:b/>
+          <w:bCs/>
+        </w:rPr>
+        <w:t xml:space="preserve">Confianza real</w:t>
+      </w:r>
+      <w:r>
+        <w:t xml:space="preserve"> </w:t>
+      </w:r>
+      <w:r>
+        <w:t xml:space="preserve">→ 2 · Cómo se cuida</w:t>
+      </w:r>
+    </w:p>
+    <w:p>
+      <w:r>
+        <w:pict>
+          <v:rect style="width:0;height:1.5pt" o:hralign="center" o:hrstd="t" o:hr="t"/>
+        </w:pict>
+      </w:r>
+    </w:p>
+    <w:bookmarkStart w:id="29" w:name="en-corto-1"/>
     <w:p>
       <w:pPr>
         <w:pStyle w:val="Heading2"/>
       </w:pPr>
       <w:r>
-        <w:t xml:space="preserve">🤝 Trabajo en equipo: Post-it sorpresa</w:t>
+        <w:t xml:space="preserve">📬 En corto</w:t>
+      </w:r>
+    </w:p>
+    <w:p>
+      <w:pPr>
+        <w:pStyle w:val="BlockText"/>
+      </w:pPr>
+      <w:r>
+        <w:t xml:space="preserve">La confianza no es un don que se tenga o no:</w:t>
+      </w:r>
+      <w:r>
+        <w:t xml:space="preserve"> </w:t>
+      </w:r>
+      <w:r>
+        <w:rPr>
+          <w:b/>
+          <w:bCs/>
+        </w:rPr>
+        <w:t xml:space="preserve">es un músculo</w:t>
+      </w:r>
+      <w:r>
+        <w:t xml:space="preserve">. Y como todo músculo, se entrena con hábitos pequeños y constantes.</w:t>
+      </w:r>
+    </w:p>
+    <w:p>
+      <w:r>
+        <w:pict>
+          <v:rect style="width:0;height:1.5pt" o:hralign="center" o:hrstd="t" o:hr="t"/>
+        </w:pict>
+      </w:r>
+    </w:p>
+    <w:bookmarkEnd w:id="29"/>
+    <w:bookmarkStart w:id="37" w:name="los-siete-hábitos-de-la-confianza"/>
+    <w:p>
+      <w:pPr>
+        <w:pStyle w:val="Heading2"/>
+      </w:pPr>
+      <w:r>
+        <w:t xml:space="preserve">🏋️ Los siete hábitos de la confianza</w:t>
+      </w:r>
+    </w:p>
+    <w:bookmarkStart w:id="30" w:name="cámbiate-el-guion"/>
+    <w:p>
+      <w:pPr>
+        <w:pStyle w:val="Heading3"/>
+      </w:pPr>
+      <w:r>
+        <w:t xml:space="preserve">1. Cámbiate el guion</w:t>
       </w:r>
     </w:p>
     <w:p>
@@ -2779,49 +3166,290 @@
         <w:pStyle w:val="FirstParagraph"/>
       </w:pPr>
       <w:r>
-        <w:rPr>
-          <w:b/>
-          <w:bCs/>
-        </w:rPr>
-        <w:t xml:space="preserve">Objetivo:</w:t>
-      </w:r>
-      <w:r>
-        <w:t xml:space="preserve"> </w:t>
-      </w:r>
-      <w:r>
-        <w:t xml:space="preserve">que cada persona del grupo reciba algo positivo escrito por sus compañeros.</w:t>
-      </w:r>
-      <w:r>
-        <w:t xml:space="preserve"> </w:t>
-      </w:r>
-      <w:r>
-        <w:rPr>
-          <w:b/>
-          <w:bCs/>
-        </w:rPr>
-        <w:t xml:space="preserve">Tiempo:</w:t>
-      </w:r>
-      <w:r>
-        <w:t xml:space="preserve"> </w:t>
-      </w:r>
-      <w:r>
-        <w:t xml:space="preserve">15 min ·</w:t>
-      </w:r>
-      <w:r>
-        <w:t xml:space="preserve"> </w:t>
-      </w:r>
-      <w:r>
-        <w:rPr>
-          <w:b/>
-          <w:bCs/>
-        </w:rPr>
-        <w:t xml:space="preserve">Material:</w:t>
-      </w:r>
-      <w:r>
-        <w:t xml:space="preserve"> </w:t>
-      </w:r>
-      <w:r>
-        <w:t xml:space="preserve">post-its y un sobre (o una caja) por persona.</w:t>
+        <w:t xml:space="preserve">Cuando te pillas diciéndote</w:t>
+      </w:r>
+      <w:r>
+        <w:t xml:space="preserve"> </w:t>
+      </w:r>
+      <w:r>
+        <w:t xml:space="preserve">“soy tonto”</w:t>
+      </w:r>
+      <w:r>
+        <w:t xml:space="preserve">, para y reescribe:</w:t>
+      </w:r>
+      <w:r>
+        <w:t xml:space="preserve"> </w:t>
+      </w:r>
+      <w:r>
+        <w:rPr>
+          <w:i/>
+          <w:iCs/>
+        </w:rPr>
+        <w:t xml:space="preserve">“esto no me ha salido, y practico”</w:t>
+      </w:r>
+      <w:r>
+        <w:t xml:space="preserve">. No es autoengaño: es precisión. Nadie es tonto por una tarea; una tarea es una tarea.</w:t>
+      </w:r>
+    </w:p>
+    <w:bookmarkEnd w:id="30"/>
+    <w:bookmarkStart w:id="31" w:name="el-diario-de-tres-cosas"/>
+    <w:p>
+      <w:pPr>
+        <w:pStyle w:val="Heading3"/>
+      </w:pPr>
+      <w:r>
+        <w:t xml:space="preserve">2. El diario de tres cosas</w:t>
+      </w:r>
+    </w:p>
+    <w:p>
+      <w:pPr>
+        <w:pStyle w:val="FirstParagraph"/>
+      </w:pPr>
+      <w:r>
+        <w:t xml:space="preserve">Cada noche, en el móvil o en un papel:</w:t>
+      </w:r>
+      <w:r>
+        <w:t xml:space="preserve"> </w:t>
+      </w:r>
+      <w:r>
+        <w:rPr>
+          <w:b/>
+          <w:bCs/>
+        </w:rPr>
+        <w:t xml:space="preserve">tres cosas que hoy te salieron bien</w:t>
+      </w:r>
+      <w:r>
+        <w:t xml:space="preserve">. Pueden ser minúsculas (</w:t>
+      </w:r>
+      <w:r>
+        <w:t xml:space="preserve">“pregunté una duda en clase”</w:t>
+      </w:r>
+      <w:r>
+        <w:t xml:space="preserve">). Al cabo de dos semanas miras atrás y descubres que</w:t>
+      </w:r>
+      <w:r>
+        <w:t xml:space="preserve"> </w:t>
+      </w:r>
+      <w:r>
+        <w:t xml:space="preserve">“no sirvo para nada”</w:t>
+      </w:r>
+      <w:r>
+        <w:t xml:space="preserve"> </w:t>
+      </w:r>
+      <w:r>
+        <w:t xml:space="preserve">tenía pruebas bastante flojas.</w:t>
+      </w:r>
+    </w:p>
+    <w:bookmarkEnd w:id="31"/>
+    <w:bookmarkStart w:id="32" w:name="compara-con-tu-yo-de-hace-un-mes"/>
+    <w:p>
+      <w:pPr>
+        <w:pStyle w:val="Heading3"/>
+      </w:pPr>
+      <w:r>
+        <w:t xml:space="preserve">3. Compara con tu yo de hace un mes</w:t>
+      </w:r>
+    </w:p>
+    <w:p>
+      <w:pPr>
+        <w:pStyle w:val="FirstParagraph"/>
+      </w:pPr>
+      <w:r>
+        <w:t xml:space="preserve">Tabla de la verdad:</w:t>
+      </w:r>
+    </w:p>
+    <w:tbl>
+      <w:tblPr>
+        <w:tblStyle w:val="Table"/>
+        <w:tblW w:type="auto" w:w="0"/>
+        <w:tblLook w:firstRow="1" w:lastRow="0" w:firstColumn="0" w:lastColumn="0" w:noHBand="0" w:noVBand="0" w:val="0020"/>
+      </w:tblPr>
+      <w:tblGrid>
+        <w:gridCol w:w="3960"/>
+        <w:gridCol w:w="3960"/>
+      </w:tblGrid>
+      <w:tr>
+        <w:trPr>
+          <w:tblHeader w:val="on"/>
+        </w:trPr>
+        <w:tc>
+          <w:tcPr/>
+          <w:p>
+            <w:pPr>
+              <w:pStyle w:val="Compact"/>
+            </w:pPr>
+            <w:r>
+              <w:t xml:space="preserve">Compara con…</w:t>
+            </w:r>
+          </w:p>
+        </w:tc>
+        <w:tc>
+          <w:tcPr/>
+          <w:p>
+            <w:pPr>
+              <w:pStyle w:val="Compact"/>
+            </w:pPr>
+            <w:r>
+              <w:t xml:space="preserve">Te lleva a…</w:t>
+            </w:r>
+          </w:p>
+        </w:tc>
+      </w:tr>
+      <w:tr>
+        <w:tc>
+          <w:tcPr/>
+          <w:p>
+            <w:pPr>
+              <w:pStyle w:val="Compact"/>
+            </w:pPr>
+            <w:r>
+              <w:t xml:space="preserve">Tu yo de hace un mes</w:t>
+            </w:r>
+          </w:p>
+        </w:tc>
+        <w:tc>
+          <w:tcPr/>
+          <w:p>
+            <w:pPr>
+              <w:pStyle w:val="Compact"/>
+            </w:pPr>
+            <w:r>
+              <w:t xml:space="preserve">Ver que mejoras → motivación</w:t>
+            </w:r>
+          </w:p>
+        </w:tc>
+      </w:tr>
+      <w:tr>
+        <w:tc>
+          <w:tcPr/>
+          <w:p>
+            <w:pPr>
+              <w:pStyle w:val="Compact"/>
+            </w:pPr>
+            <w:r>
+              <w:t xml:space="preserve">El</w:t>
+            </w:r>
+            <w:r>
+              <w:t xml:space="preserve"> </w:t>
+            </w:r>
+            <w:r>
+              <w:t xml:space="preserve">“tráiler”</w:t>
+            </w:r>
+            <w:r>
+              <w:t xml:space="preserve"> </w:t>
+            </w:r>
+            <w:r>
+              <w:t xml:space="preserve">de otros</w:t>
+            </w:r>
+          </w:p>
+        </w:tc>
+        <w:tc>
+          <w:tcPr/>
+          <w:p>
+            <w:pPr>
+              <w:pStyle w:val="Compact"/>
+            </w:pPr>
+            <w:r>
+              <w:t xml:space="preserve">Ver que llegas tarde → desmotivación</w:t>
+            </w:r>
+          </w:p>
+        </w:tc>
+      </w:tr>
+    </w:tbl>
+    <w:bookmarkEnd w:id="32"/>
+    <w:bookmarkStart w:id="33" w:name="micro-retos-de-zona-de-confort"/>
+    <w:p>
+      <w:pPr>
+        <w:pStyle w:val="Heading3"/>
+      </w:pPr>
+      <w:r>
+        <w:t xml:space="preserve">4. Micro-retos de zona de confort</w:t>
+      </w:r>
+    </w:p>
+    <w:p>
+      <w:pPr>
+        <w:pStyle w:val="FirstParagraph"/>
+      </w:pPr>
+      <w:r>
+        <w:t xml:space="preserve">No hace falta ser el alma de la fiesta. Micro-retos de 2 minutos: preguntar una duda, saludar a alguien nuevo, decir que no te apetece algo sin pedir perdón. Cada micro-reto cumplido es un ladrillo de confianza.</w:t>
+      </w:r>
+    </w:p>
+    <w:bookmarkEnd w:id="33"/>
+    <w:bookmarkStart w:id="34" w:name="rodeate-de-quien-te-suma"/>
+    <w:p>
+      <w:pPr>
+        <w:pStyle w:val="Heading3"/>
+      </w:pPr>
+      <w:r>
+        <w:t xml:space="preserve">5. Rodeate de quien te suma</w:t>
+      </w:r>
+    </w:p>
+    <w:p>
+      <w:pPr>
+        <w:pStyle w:val="FirstParagraph"/>
+      </w:pPr>
+      <w:r>
+        <w:t xml:space="preserve">Hay gente que te devuelve más grande y gente que te devuelve más pequeño. Tómate nota de con quién sales de clase sintiéndote mejor y con quién peor. La confianza se contagia; la inseguridad también.</w:t>
+      </w:r>
+    </w:p>
+    <w:bookmarkEnd w:id="34"/>
+    <w:bookmarkStart w:id="35" w:name="cuida-la-base-dormir-moverte-comer"/>
+    <w:p>
+      <w:pPr>
+        <w:pStyle w:val="Heading3"/>
+      </w:pPr>
+      <w:r>
+        <w:t xml:space="preserve">6. Cuida la base: dormir, moverte, comer</w:t>
+      </w:r>
+    </w:p>
+    <w:p>
+      <w:pPr>
+        <w:pStyle w:val="FirstParagraph"/>
+      </w:pPr>
+      <w:r>
+        <w:t xml:space="preserve">Suena a discurso de abuela, pero el cerebro que duerme 5 horas estudia peor, se compara más y se queja más. No es motivación: es hardware.</w:t>
+      </w:r>
+    </w:p>
+    <w:bookmarkEnd w:id="35"/>
+    <w:bookmarkStart w:id="36" w:name="el-error-son-datos-no-sentencia"/>
+    <w:p>
+      <w:pPr>
+        <w:pStyle w:val="Heading3"/>
+      </w:pPr>
+      <w:r>
+        <w:t xml:space="preserve">7. El error son datos, no sentencia</w:t>
+      </w:r>
+    </w:p>
+    <w:p>
+      <w:pPr>
+        <w:pStyle w:val="FirstParagraph"/>
+      </w:pPr>
+      <w:r>
+        <w:t xml:space="preserve">Te caíste en la práctica de atención al cliente → recoges el dato (</w:t>
+      </w:r>
+      <w:r>
+        <w:t xml:space="preserve">“me quedé sin guion al preguntar el DNI”</w:t>
+      </w:r>
+      <w:r>
+        <w:t xml:space="preserve">) → lo practicas. Un error es una pista de qué pulir; no un veredicto sobre tu vida.</w:t>
+      </w:r>
+    </w:p>
+    <w:p>
+      <w:r>
+        <w:pict>
+          <v:rect style="width:0;height:1.5pt" o:hralign="center" o:hrstd="t" o:hr="t"/>
+        </w:pict>
+      </w:r>
+    </w:p>
+    <w:bookmarkEnd w:id="36"/>
+    <w:bookmarkEnd w:id="37"/>
+    <w:bookmarkStart w:id="38" w:name="mini-chequeo"/>
+    <w:p>
+      <w:pPr>
+        <w:pStyle w:val="Heading2"/>
+      </w:pPr>
+      <w:r>
+        <w:t xml:space="preserve">🧠 Mini-chequeo</w:t>
       </w:r>
     </w:p>
     <w:p>
@@ -2829,11 +3457,11 @@
         <w:pStyle w:val="Compact"/>
         <w:numPr>
           <w:ilvl w:val="0"/>
-          <w:numId w:val="1012"/>
+          <w:numId w:val="1006"/>
         </w:numPr>
       </w:pPr>
       <w:r>
-        <w:t xml:space="preserve">El/la docente entrega a cada uno un sobre con su nombre y 2 post-its en blanco.</w:t>
+        <w:t xml:space="preserve">¿Cuál de los siete hábitos te cuesta más y por qué?</w:t>
       </w:r>
     </w:p>
     <w:p>
@@ -2841,45 +3469,17 @@
         <w:pStyle w:val="Compact"/>
         <w:numPr>
           <w:ilvl w:val="0"/>
-          <w:numId w:val="1012"/>
+          <w:numId w:val="1006"/>
         </w:numPr>
       </w:pPr>
       <w:r>
-        <w:t xml:space="preserve">Cada persona escribe en sus 2 post-its</w:t>
-      </w:r>
-      <w:r>
-        <w:t xml:space="preserve"> </w:t>
-      </w:r>
-      <w:r>
-        <w:rPr>
-          <w:b/>
-          <w:bCs/>
-        </w:rPr>
-        <w:t xml:space="preserve">dos cosas positivas y concretas</w:t>
-      </w:r>
-      <w:r>
-        <w:t xml:space="preserve"> </w:t>
-      </w:r>
-      <w:r>
-        <w:t xml:space="preserve">de dos compañeros diferentes (por ejemplo:</w:t>
-      </w:r>
-      <w:r>
-        <w:t xml:space="preserve"> </w:t>
-      </w:r>
-      <w:r>
-        <w:t xml:space="preserve">“se explica clarísimo en el trabajo de almacén”</w:t>
-      </w:r>
-      <w:r>
-        <w:t xml:space="preserve">,</w:t>
-      </w:r>
-      <w:r>
-        <w:t xml:space="preserve"> </w:t>
-      </w:r>
-      <w:r>
-        <w:t xml:space="preserve">“el otro día me ayudó sin que lo pidiera”</w:t>
-      </w:r>
-      <w:r>
-        <w:t xml:space="preserve">).</w:t>
+        <w:t xml:space="preserve">Escribe tu sentencia típica (</w:t>
+      </w:r>
+      <w:r>
+        <w:t xml:space="preserve">“soy el peor en…”</w:t>
+      </w:r>
+      <w:r>
+        <w:t xml:space="preserve">) y reescríbela como problema concreto de hoy.</w:t>
       </w:r>
     </w:p>
     <w:p>
@@ -2887,24 +3487,37 @@
         <w:pStyle w:val="Compact"/>
         <w:numPr>
           <w:ilvl w:val="0"/>
-          <w:numId w:val="1012"/>
+          <w:numId w:val="1006"/>
         </w:numPr>
       </w:pPr>
       <w:r>
-        <w:t xml:space="preserve">Los post-its se doblan y se meten en el sobre de la persona correspondiente,</w:t>
-      </w:r>
-      <w:r>
-        <w:t xml:space="preserve"> </w:t>
-      </w:r>
-      <w:r>
-        <w:rPr>
-          <w:b/>
-          <w:bCs/>
-        </w:rPr>
-        <w:t xml:space="preserve">sin firmar</w:t>
-      </w:r>
-      <w:r>
-        <w:t xml:space="preserve">.</w:t>
+        <w:t xml:space="preserve">¿Por qué el diario de tres cosas funciona mejor que repetirte</w:t>
+      </w:r>
+      <w:r>
+        <w:t xml:space="preserve"> </w:t>
+      </w:r>
+      <w:r>
+        <w:t xml:space="preserve">“soy genial”</w:t>
+      </w:r>
+      <w:r>
+        <w:t xml:space="preserve">?</w:t>
+      </w:r>
+    </w:p>
+    <w:p>
+      <w:r>
+        <w:pict>
+          <v:rect style="width:0;height:1.5pt" o:hralign="center" o:hrstd="t" o:hr="t"/>
+        </w:pict>
+      </w:r>
+    </w:p>
+    <w:bookmarkEnd w:id="38"/>
+    <w:bookmarkStart w:id="39" w:name="resumen-en-3-frases"/>
+    <w:p>
+      <w:pPr>
+        <w:pStyle w:val="Heading2"/>
+      </w:pPr>
+      <w:r>
+        <w:t xml:space="preserve">✅ Resumen en 3 frases</w:t>
       </w:r>
     </w:p>
     <w:p>
@@ -2912,11 +3525,11 @@
         <w:pStyle w:val="Compact"/>
         <w:numPr>
           <w:ilvl w:val="0"/>
-          <w:numId w:val="1012"/>
+          <w:numId w:val="1007"/>
         </w:numPr>
       </w:pPr>
       <w:r>
-        <w:t xml:space="preserve">Cuando todos han entregado, cada uno abre su sobre y lee en voz baja lo suyo. Nadie lee en voz alta lo de otro: lo tuyo es tuyo.</w:t>
+        <w:t xml:space="preserve">La confianza se entrena con hábitos pequeños: guion nuevo, diario de logros y micro-retos.</w:t>
       </w:r>
     </w:p>
     <w:p>
@@ -2924,44 +3537,23 @@
         <w:pStyle w:val="Compact"/>
         <w:numPr>
           <w:ilvl w:val="0"/>
-          <w:numId w:val="1012"/>
+          <w:numId w:val="1007"/>
         </w:numPr>
       </w:pPr>
       <w:r>
-        <w:t xml:space="preserve">Cierre en círculo: una frase voluntaria de cómo se siente alguien tras abrir su sobre (sin obligar a nadie a hablar).</w:t>
-      </w:r>
-    </w:p>
-    <w:p>
-      <w:pPr>
-        <w:pStyle w:val="BlockText"/>
-      </w:pPr>
-      <w:r>
-        <w:t xml:space="preserve">♿</w:t>
-      </w:r>
-      <w:r>
-        <w:t xml:space="preserve"> </w:t>
-      </w:r>
-      <w:r>
-        <w:rPr>
-          <w:b/>
-          <w:bCs/>
-        </w:rPr>
-        <w:t xml:space="preserve">Inclusión:</w:t>
-      </w:r>
-      <w:r>
-        <w:t xml:space="preserve"> </w:t>
-      </w:r>
-      <w:r>
-        <w:t xml:space="preserve">la docencia garantiza por sorteo que todos escriben y todos reciben post-its (si alguien recibiese menos, se completa). El anonimato evita vergüenzas y que se note</w:t>
-      </w:r>
-      <w:r>
-        <w:t xml:space="preserve"> </w:t>
-      </w:r>
-      <w:r>
-        <w:t xml:space="preserve">“quién es amigo de quién”</w:t>
-      </w:r>
-      <w:r>
-        <w:t xml:space="preserve">.</w:t>
+        <w:t xml:space="preserve">La comparación útil es con tu yo de hace un mes, no con el tráiler de los demás.</w:t>
+      </w:r>
+    </w:p>
+    <w:p>
+      <w:pPr>
+        <w:pStyle w:val="Compact"/>
+        <w:numPr>
+          <w:ilvl w:val="0"/>
+          <w:numId w:val="1007"/>
+        </w:numPr>
+      </w:pPr>
+      <w:r>
+        <w:t xml:space="preserve">Dormir y moverse no son consejos motivacionales: son la base sobre la que estudia tu cerebro.</w:t>
       </w:r>
     </w:p>
     <w:p>
@@ -2971,14 +3563,387 @@
         </w:pict>
       </w:r>
     </w:p>
-    <w:bookmarkEnd w:id="43"/>
-    <w:bookmarkStart w:id="44" w:name="logros-de-la-unidad"/>
+    <w:bookmarkEnd w:id="39"/>
+    <w:bookmarkStart w:id="40" w:name="vocabulario-rápido"/>
     <w:p>
       <w:pPr>
         <w:pStyle w:val="Heading2"/>
       </w:pPr>
       <w:r>
-        <w:t xml:space="preserve">🏆 Logros de la unidad</w:t>
+        <w:t xml:space="preserve">🐛 Vocabulario rápido</w:t>
+      </w:r>
+    </w:p>
+    <w:p>
+      <w:pPr>
+        <w:pStyle w:val="Compact"/>
+        <w:numPr>
+          <w:ilvl w:val="0"/>
+          <w:numId w:val="1008"/>
+        </w:numPr>
+      </w:pPr>
+      <w:r>
+        <w:rPr>
+          <w:b/>
+          <w:bCs/>
+        </w:rPr>
+        <w:t xml:space="preserve">Zona de confort:</w:t>
+      </w:r>
+      <w:r>
+        <w:t xml:space="preserve"> </w:t>
+      </w:r>
+      <w:r>
+        <w:t xml:space="preserve">lo que haces sin esfuerzo. Fuera de ella está el aprendizaje.</w:t>
+      </w:r>
+    </w:p>
+    <w:p>
+      <w:pPr>
+        <w:pStyle w:val="Compact"/>
+        <w:numPr>
+          <w:ilvl w:val="0"/>
+          <w:numId w:val="1008"/>
+        </w:numPr>
+      </w:pPr>
+      <w:r>
+        <w:rPr>
+          <w:b/>
+          <w:bCs/>
+        </w:rPr>
+        <w:t xml:space="preserve">Micro-reto:</w:t>
+      </w:r>
+      <w:r>
+        <w:t xml:space="preserve"> </w:t>
+      </w:r>
+      <w:r>
+        <w:t xml:space="preserve">acción pequeña y concreta que te obliga a salir de tu zona por 2 minutos.</w:t>
+      </w:r>
+    </w:p>
+    <w:p>
+      <w:pPr>
+        <w:pStyle w:val="Compact"/>
+        <w:numPr>
+          <w:ilvl w:val="0"/>
+          <w:numId w:val="1008"/>
+        </w:numPr>
+      </w:pPr>
+      <w:r>
+        <w:rPr>
+          <w:b/>
+          <w:bCs/>
+        </w:rPr>
+        <w:t xml:space="preserve">Growth mindset (mentalidad de crecimiento):</w:t>
+      </w:r>
+      <w:r>
+        <w:t xml:space="preserve"> </w:t>
+      </w:r>
+      <w:r>
+        <w:t xml:space="preserve">creer que las capacidades se entrenan; el opuesto es</w:t>
+      </w:r>
+      <w:r>
+        <w:t xml:space="preserve"> </w:t>
+      </w:r>
+      <w:r>
+        <w:t xml:space="preserve">“ya nací así”</w:t>
+      </w:r>
+      <w:r>
+        <w:t xml:space="preserve">.</w:t>
+      </w:r>
+    </w:p>
+    <w:p>
+      <w:r>
+        <w:pict>
+          <v:rect style="width:0;height:1.5pt" o:hralign="center" o:hrstd="t" o:hr="t"/>
+        </w:pict>
+      </w:r>
+    </w:p>
+    <w:p>
+      <w:pPr>
+        <w:pStyle w:val="FirstParagraph"/>
+      </w:pPr>
+      <w:r>
+        <w:t xml:space="preserve">📚</w:t>
+      </w:r>
+      <w:r>
+        <w:t xml:space="preserve"> </w:t>
+      </w:r>
+      <w:hyperlink r:id="rId26">
+        <w:r>
+          <w:rPr>
+            <w:rStyle w:val="Hyperlink"/>
+          </w:rPr>
+          <w:t xml:space="preserve">Volver al índice de Confianza real</w:t>
+        </w:r>
+      </w:hyperlink>
+      <w:r>
+        <w:t xml:space="preserve"> </w:t>
+      </w:r>
+      <w:r>
+        <w:t xml:space="preserve">·</w:t>
+      </w:r>
+      <w:r>
+        <w:t xml:space="preserve"> </w:t>
+      </w:r>
+      <w:r>
+        <w:rPr>
+          <w:b/>
+          <w:bCs/>
+        </w:rPr>
+        <w:t xml:space="preserve">Anterior:</w:t>
+      </w:r>
+      <w:r>
+        <w:t xml:space="preserve"> </w:t>
+      </w:r>
+      <w:hyperlink r:id="rId10">
+        <w:r>
+          <w:rPr>
+            <w:rStyle w:val="Hyperlink"/>
+          </w:rPr>
+          <w:t xml:space="preserve">Qué es la confianza real</w:t>
+        </w:r>
+      </w:hyperlink>
+      <w:r>
+        <w:t xml:space="preserve"> </w:t>
+      </w:r>
+      <w:r>
+        <w:t xml:space="preserve">·</w:t>
+      </w:r>
+      <w:r>
+        <w:t xml:space="preserve"> </w:t>
+      </w:r>
+      <w:r>
+        <w:rPr>
+          <w:b/>
+          <w:bCs/>
+        </w:rPr>
+        <w:t xml:space="preserve">Siguiente:</w:t>
+      </w:r>
+      <w:r>
+        <w:t xml:space="preserve"> </w:t>
+      </w:r>
+      <w:hyperlink r:id="rId12">
+        <w:r>
+          <w:rPr>
+            <w:rStyle w:val="Hyperlink"/>
+          </w:rPr>
+          <w:t xml:space="preserve">🎮 Juegos y retos</w:t>
+        </w:r>
+      </w:hyperlink>
+    </w:p>
+    <w:bookmarkEnd w:id="40"/>
+    <w:bookmarkEnd w:id="41"/>
+    <w:bookmarkStart w:id="49" w:name="juegos-y-retos"/>
+    <w:p>
+      <w:pPr>
+        <w:pStyle w:val="Heading1"/>
+      </w:pPr>
+      <w:r>
+        <w:t xml:space="preserve">3 — Juegos y retos</w:t>
+      </w:r>
+    </w:p>
+    <w:p>
+      <w:pPr>
+        <w:pStyle w:val="FirstParagraph"/>
+      </w:pPr>
+      <w:r>
+        <w:t xml:space="preserve">El fail de DANI, la dinámica del post-it y tus logros 🎮</w:t>
+      </w:r>
+    </w:p>
+    <w:p>
+      <w:pPr>
+        <w:pStyle w:val="BlockText"/>
+      </w:pPr>
+      <w:r>
+        <w:t xml:space="preserve">🗺️</w:t>
+      </w:r>
+      <w:r>
+        <w:t xml:space="preserve"> </w:t>
+      </w:r>
+      <w:r>
+        <w:rPr>
+          <w:b/>
+          <w:bCs/>
+        </w:rPr>
+        <w:t xml:space="preserve">Estás en:</w:t>
+      </w:r>
+      <w:r>
+        <w:t xml:space="preserve"> </w:t>
+      </w:r>
+      <w:r>
+        <w:t xml:space="preserve">🤝</w:t>
+      </w:r>
+      <w:r>
+        <w:t xml:space="preserve"> </w:t>
+      </w:r>
+      <w:r>
+        <w:rPr>
+          <w:b/>
+          <w:bCs/>
+        </w:rPr>
+        <w:t xml:space="preserve">Confianza real</w:t>
+      </w:r>
+      <w:r>
+        <w:t xml:space="preserve"> </w:t>
+      </w:r>
+      <w:r>
+        <w:t xml:space="preserve">→ 3 · Juegos y retos</w:t>
+      </w:r>
+    </w:p>
+    <w:p>
+      <w:r>
+        <w:pict>
+          <v:rect style="width:0;height:1.5pt" o:hralign="center" o:hrstd="t" o:hr="t"/>
+        </w:pict>
+      </w:r>
+    </w:p>
+    <w:bookmarkStart w:id="42" w:name="el-fail-de-dani-la-comparación-infinita"/>
+    <w:p>
+      <w:pPr>
+        <w:pStyle w:val="Heading2"/>
+      </w:pPr>
+      <w:r>
+        <w:t xml:space="preserve">😬 El fail de DANI: la comparación infinita</w:t>
+      </w:r>
+    </w:p>
+    <w:p>
+      <w:pPr>
+        <w:pStyle w:val="FirstParagraph"/>
+      </w:pPr>
+      <w:r>
+        <w:t xml:space="preserve">DANI pasó el recreo entero con el móvil en la mano. Rosa lo vio y le tiró la frase de la semana:</w:t>
+      </w:r>
+    </w:p>
+    <w:p>
+      <w:pPr>
+        <w:pStyle w:val="BlockText"/>
+      </w:pPr>
+      <w:r>
+        <w:t xml:space="preserve">—</w:t>
+      </w:r>
+      <w:r>
+        <w:t xml:space="preserve"> </w:t>
+      </w:r>
+      <w:r>
+        <w:rPr>
+          <w:b/>
+          <w:bCs/>
+        </w:rPr>
+        <w:t xml:space="preserve">ROSA:</w:t>
+      </w:r>
+      <w:r>
+        <w:t xml:space="preserve"> </w:t>
+      </w:r>
+      <w:r>
+        <w:t xml:space="preserve">¿Otra vez comparándote con los demás? Tío, tú estás comparando tu</w:t>
+      </w:r>
+      <w:r>
+        <w:t xml:space="preserve"> </w:t>
+      </w:r>
+      <w:r>
+        <w:rPr>
+          <w:i/>
+          <w:iCs/>
+        </w:rPr>
+        <w:t xml:space="preserve">making-of</w:t>
+      </w:r>
+      <w:r>
+        <w:t xml:space="preserve"> </w:t>
+      </w:r>
+      <w:r>
+        <w:t xml:space="preserve">con el</w:t>
+      </w:r>
+      <w:r>
+        <w:t xml:space="preserve"> </w:t>
+      </w:r>
+      <w:r>
+        <w:rPr>
+          <w:i/>
+          <w:iCs/>
+        </w:rPr>
+        <w:t xml:space="preserve">tráiler</w:t>
+      </w:r>
+      <w:r>
+        <w:t xml:space="preserve"> </w:t>
+      </w:r>
+      <w:r>
+        <w:t xml:space="preserve">de los otros.</w:t>
+      </w:r>
+      <w:r>
+        <w:t xml:space="preserve"> </w:t>
+      </w:r>
+      <w:r>
+        <w:t xml:space="preserve">—</w:t>
+      </w:r>
+      <w:r>
+        <w:t xml:space="preserve"> </w:t>
+      </w:r>
+      <w:r>
+        <w:rPr>
+          <w:b/>
+          <w:bCs/>
+        </w:rPr>
+        <w:t xml:space="preserve">DANI:</w:t>
+      </w:r>
+      <w:r>
+        <w:t xml:space="preserve"> </w:t>
+      </w:r>
+      <w:r>
+        <w:t xml:space="preserve">Pero es que este tío presume de todo…</w:t>
+      </w:r>
+      <w:r>
+        <w:t xml:space="preserve"> </w:t>
+      </w:r>
+      <w:r>
+        <w:t xml:space="preserve">—</w:t>
+      </w:r>
+      <w:r>
+        <w:t xml:space="preserve"> </w:t>
+      </w:r>
+      <w:r>
+        <w:rPr>
+          <w:b/>
+          <w:bCs/>
+        </w:rPr>
+        <w:t xml:space="preserve">ROSA:</w:t>
+      </w:r>
+      <w:r>
+        <w:t xml:space="preserve"> </w:t>
+      </w:r>
+      <w:r>
+        <w:t xml:space="preserve">Ese tío lleva seis meses buscando curro y tú ves solo el post del primer día. ¿Sabes cuántas fotos tiró para elegir esa? ¿Y tú cuántas llevas de las tuyas? Cero, porque estás ocupado mirando las dejen.</w:t>
+      </w:r>
+    </w:p>
+    <w:p>
+      <w:pPr>
+        <w:pStyle w:val="FirstParagraph"/>
+      </w:pPr>
+      <w:r>
+        <w:rPr>
+          <w:b/>
+          <w:bCs/>
+        </w:rPr>
+        <w:t xml:space="preserve">La lección:</w:t>
+      </w:r>
+      <w:r>
+        <w:t xml:space="preserve"> </w:t>
+      </w:r>
+      <w:r>
+        <w:t xml:space="preserve">el feed de otros es su mejor selección de fotos; lo que tú vives es la sesión completa, con fotos borrosas incluidas. Compararse así no es información: es una trampa que te quita las ganas de empezar.</w:t>
+      </w:r>
+    </w:p>
+    <w:p>
+      <w:r>
+        <w:pict>
+          <v:rect style="width:0;height:1.5pt" o:hralign="center" o:hrstd="t" o:hr="t"/>
+        </w:pict>
+      </w:r>
+    </w:p>
+    <w:bookmarkEnd w:id="42"/>
+    <w:bookmarkStart w:id="43" w:name="Xc080458cf17718a88a20d1b39d4453faedeed3b"/>
+    <w:p>
+      <w:pPr>
+        <w:pStyle w:val="Heading2"/>
+      </w:pPr>
+      <w:r>
+        <w:t xml:space="preserve">⚔️ Cara a cara: Compararse vs Competir con tu yo de ayer</w:t>
       </w:r>
     </w:p>
     <w:tbl>
@@ -3003,6 +3968,556 @@
               <w:pStyle w:val="Compact"/>
             </w:pPr>
             <w:r>
+              <w:t xml:space="preserve">⚔️ Compararse con los demás</w:t>
+            </w:r>
+          </w:p>
+        </w:tc>
+        <w:tc>
+          <w:tcPr/>
+          <w:p>
+            <w:pPr>
+              <w:pStyle w:val="Compact"/>
+            </w:pPr>
+            <w:r>
+              <w:t xml:space="preserve">⚔️ Competir con tu yo de ayer</w:t>
+            </w:r>
+          </w:p>
+        </w:tc>
+      </w:tr>
+      <w:tr>
+        <w:tc>
+          <w:tcPr/>
+          <w:p>
+            <w:pPr>
+              <w:pStyle w:val="Compact"/>
+            </w:pPr>
+            <w:r>
+              <w:t xml:space="preserve">“Ella aprueba todo, yo no sirvo”</w:t>
+            </w:r>
+          </w:p>
+        </w:tc>
+        <w:tc>
+          <w:tcPr/>
+          <w:p>
+            <w:pPr>
+              <w:pStyle w:val="Compact"/>
+            </w:pPr>
+            <w:r>
+              <w:t xml:space="preserve">“El mes pasado suspendí tres y ahora dos”</w:t>
+            </w:r>
+          </w:p>
+        </w:tc>
+      </w:tr>
+      <w:tr>
+        <w:tc>
+          <w:tcPr/>
+          <w:p>
+            <w:pPr>
+              <w:pStyle w:val="Compact"/>
+            </w:pPr>
+            <w:r>
+              <w:t xml:space="preserve">Te paraliza: ¿para qué intentarlo?</w:t>
+            </w:r>
+          </w:p>
+        </w:tc>
+        <w:tc>
+          <w:tcPr/>
+          <w:p>
+            <w:pPr>
+              <w:pStyle w:val="Compact"/>
+            </w:pPr>
+            <w:r>
+              <w:t xml:space="preserve">Te mueve: ¿qué practico esta semana?</w:t>
+            </w:r>
+          </w:p>
+        </w:tc>
+      </w:tr>
+      <w:tr>
+        <w:tc>
+          <w:tcPr/>
+          <w:p>
+            <w:pPr>
+              <w:pStyle w:val="Compact"/>
+            </w:pPr>
+            <w:r>
+              <w:t xml:space="preserve">Depende de otros (que mañana pueden ir peor o mejor)</w:t>
+            </w:r>
+          </w:p>
+        </w:tc>
+        <w:tc>
+          <w:tcPr/>
+          <w:p>
+            <w:pPr>
+              <w:pStyle w:val="Compact"/>
+            </w:pPr>
+            <w:r>
+              <w:t xml:space="preserve">Depende solo de ti</w:t>
+            </w:r>
+          </w:p>
+        </w:tc>
+      </w:tr>
+      <w:tr>
+        <w:tc>
+          <w:tcPr/>
+          <w:p>
+            <w:pPr>
+              <w:pStyle w:val="Compact"/>
+            </w:pPr>
+            <w:r>
+              <w:t xml:space="preserve">Sensación: quedo atrás</w:t>
+            </w:r>
+          </w:p>
+        </w:tc>
+        <w:tc>
+          <w:tcPr/>
+          <w:p>
+            <w:pPr>
+              <w:pStyle w:val="Compact"/>
+            </w:pPr>
+            <w:r>
+              <w:t xml:space="preserve">Sensación: voy avanzando</w:t>
+            </w:r>
+          </w:p>
+        </w:tc>
+      </w:tr>
+    </w:tbl>
+    <w:p>
+      <w:pPr>
+        <w:pStyle w:val="BlockText"/>
+      </w:pPr>
+      <w:r>
+        <w:t xml:space="preserve">💡</w:t>
+      </w:r>
+      <w:r>
+        <w:t xml:space="preserve"> </w:t>
+      </w:r>
+      <w:r>
+        <w:rPr>
+          <w:b/>
+          <w:bCs/>
+        </w:rPr>
+        <w:t xml:space="preserve">El veredicto de ROSA:</w:t>
+      </w:r>
+      <w:r>
+        <w:t xml:space="preserve"> </w:t>
+      </w:r>
+      <w:r>
+        <w:t xml:space="preserve">compararse es mirar el marcador ajeno; competir contigo mismo es mirar tu propia partida. Gana el que más veces mira su propia partida.</w:t>
+      </w:r>
+    </w:p>
+    <w:p>
+      <w:r>
+        <w:pict>
+          <v:rect style="width:0;height:1.5pt" o:hralign="center" o:hrstd="t" o:hr="t"/>
+        </w:pict>
+      </w:r>
+    </w:p>
+    <w:bookmarkEnd w:id="43"/>
+    <w:bookmarkStart w:id="44" w:name="reto-mental"/>
+    <w:p>
+      <w:pPr>
+        <w:pStyle w:val="Heading2"/>
+      </w:pPr>
+      <w:r>
+        <w:t xml:space="preserve">🧠 Reto mental</w:t>
+      </w:r>
+    </w:p>
+    <w:p>
+      <w:pPr>
+        <w:pStyle w:val="FirstParagraph"/>
+      </w:pPr>
+      <w:r>
+        <w:t xml:space="preserve">Responde antes de mirar las soluciones:</w:t>
+      </w:r>
+    </w:p>
+    <w:p>
+      <w:pPr>
+        <w:pStyle w:val="Compact"/>
+        <w:numPr>
+          <w:ilvl w:val="0"/>
+          <w:numId w:val="1009"/>
+        </w:numPr>
+      </w:pPr>
+      <w:r>
+        <w:t xml:space="preserve">Marta ve que su amigo de otra clase presume en TikTok de un trabajo</w:t>
+      </w:r>
+      <w:r>
+        <w:t xml:space="preserve"> </w:t>
+      </w:r>
+      <w:r>
+        <w:t xml:space="preserve">“perfecto”</w:t>
+      </w:r>
+      <w:r>
+        <w:t xml:space="preserve"> </w:t>
+      </w:r>
+      <w:r>
+        <w:t xml:space="preserve">y ella acaba de suspende el suyo. ¿Qué diría la Regla del feed?</w:t>
+      </w:r>
+    </w:p>
+    <w:p>
+      <w:pPr>
+        <w:pStyle w:val="Compact"/>
+        <w:numPr>
+          <w:ilvl w:val="0"/>
+          <w:numId w:val="1009"/>
+        </w:numPr>
+      </w:pPr>
+      <w:r>
+        <w:t xml:space="preserve">DANI se dice</w:t>
+      </w:r>
+      <w:r>
+        <w:t xml:space="preserve"> </w:t>
+      </w:r>
+      <w:r>
+        <w:t xml:space="preserve">“soy un desastre atendiendo a los clientes”</w:t>
+      </w:r>
+      <w:r>
+        <w:t xml:space="preserve">. Reescríbelo como problema concreto y de hoy.</w:t>
+      </w:r>
+    </w:p>
+    <w:p>
+      <w:pPr>
+        <w:pStyle w:val="Compact"/>
+        <w:numPr>
+          <w:ilvl w:val="0"/>
+          <w:numId w:val="1009"/>
+        </w:numPr>
+      </w:pPr>
+      <w:r>
+        <w:t xml:space="preserve">Nombra dos hábitos de los siete que puedas empezar esta misma semana.</w:t>
+      </w:r>
+    </w:p>
+    <w:p>
+      <w:pPr>
+        <w:pStyle w:val="FirstParagraph"/>
+      </w:pPr>
+      <w:r>
+        <w:t xml:space="preserve">🔄 Respuestas</w:t>
+      </w:r>
+    </w:p>
+    <w:p>
+      <w:pPr>
+        <w:pStyle w:val="Compact"/>
+        <w:numPr>
+          <w:ilvl w:val="0"/>
+          <w:numId w:val="1010"/>
+        </w:numPr>
+      </w:pPr>
+      <w:r>
+        <w:t xml:space="preserve">Lo que Marta ve es el</w:t>
+      </w:r>
+      <w:r>
+        <w:t xml:space="preserve"> </w:t>
+      </w:r>
+      <w:r>
+        <w:rPr>
+          <w:b/>
+          <w:bCs/>
+        </w:rPr>
+        <w:t xml:space="preserve">tráiler</w:t>
+      </w:r>
+      <w:r>
+        <w:t xml:space="preserve"> </w:t>
+      </w:r>
+      <w:r>
+        <w:t xml:space="preserve">(el vídeo mejor editado, elegido de decenas de tomas); su suspensión es su</w:t>
+      </w:r>
+      <w:r>
+        <w:t xml:space="preserve"> </w:t>
+      </w:r>
+      <w:r>
+        <w:rPr>
+          <w:b/>
+          <w:bCs/>
+        </w:rPr>
+        <w:t xml:space="preserve">making-of</w:t>
+      </w:r>
+      <w:r>
+        <w:t xml:space="preserve"> </w:t>
+      </w:r>
+      <w:r>
+        <w:t xml:space="preserve">completo. Comparar tráiler ajeno con making-of propio no es información justa. Lo útil: comparar suyo actual con suyo del mes pasado.</w:t>
+      </w:r>
+    </w:p>
+    <w:p>
+      <w:pPr>
+        <w:pStyle w:val="Compact"/>
+        <w:numPr>
+          <w:ilvl w:val="0"/>
+          <w:numId w:val="1010"/>
+        </w:numPr>
+      </w:pPr>
+      <w:r>
+        <w:t xml:space="preserve">Sentencia → problema:</w:t>
+      </w:r>
+      <w:r>
+        <w:t xml:space="preserve"> </w:t>
+      </w:r>
+      <w:r>
+        <w:t xml:space="preserve">“Cuando un cliente me pide algo que no sé, me bloqueo y no pregunto a mi compañera”</w:t>
+      </w:r>
+      <w:r>
+        <w:t xml:space="preserve">. Ya se ve qué practicar.</w:t>
+      </w:r>
+    </w:p>
+    <w:p>
+      <w:pPr>
+        <w:pStyle w:val="Compact"/>
+        <w:numPr>
+          <w:ilvl w:val="0"/>
+          <w:numId w:val="1010"/>
+        </w:numPr>
+      </w:pPr>
+      <w:r>
+        <w:t xml:space="preserve">Ejemplos válidos: diario de tres cosas cada noche, un micro-reto diario (preguntar una duda, saludar a alguien), dormir mejor esta semana, apuntar con quién sale mejor de clase.</w:t>
+      </w:r>
+    </w:p>
+    <w:p>
+      <w:r>
+        <w:pict>
+          <v:rect style="width:0;height:1.5pt" o:hralign="center" o:hrstd="t" o:hr="t"/>
+        </w:pict>
+      </w:r>
+    </w:p>
+    <w:bookmarkEnd w:id="44"/>
+    <w:bookmarkStart w:id="45" w:name="trabajo-en-equipo-post-it-sorpresa"/>
+    <w:p>
+      <w:pPr>
+        <w:pStyle w:val="Heading2"/>
+      </w:pPr>
+      <w:r>
+        <w:t xml:space="preserve">🤝 Trabajo en equipo: Post-it sorpresa</w:t>
+      </w:r>
+    </w:p>
+    <w:p>
+      <w:pPr>
+        <w:pStyle w:val="FirstParagraph"/>
+      </w:pPr>
+      <w:r>
+        <w:rPr>
+          <w:b/>
+          <w:bCs/>
+        </w:rPr>
+        <w:t xml:space="preserve">Objetivo:</w:t>
+      </w:r>
+      <w:r>
+        <w:t xml:space="preserve"> </w:t>
+      </w:r>
+      <w:r>
+        <w:t xml:space="preserve">que cada persona del grupo reciba algo positivo escrito por sus compañeros.</w:t>
+      </w:r>
+      <w:r>
+        <w:t xml:space="preserve"> </w:t>
+      </w:r>
+      <w:r>
+        <w:rPr>
+          <w:b/>
+          <w:bCs/>
+        </w:rPr>
+        <w:t xml:space="preserve">Tiempo:</w:t>
+      </w:r>
+      <w:r>
+        <w:t xml:space="preserve"> </w:t>
+      </w:r>
+      <w:r>
+        <w:t xml:space="preserve">15 min ·</w:t>
+      </w:r>
+      <w:r>
+        <w:t xml:space="preserve"> </w:t>
+      </w:r>
+      <w:r>
+        <w:rPr>
+          <w:b/>
+          <w:bCs/>
+        </w:rPr>
+        <w:t xml:space="preserve">Material:</w:t>
+      </w:r>
+      <w:r>
+        <w:t xml:space="preserve"> </w:t>
+      </w:r>
+      <w:r>
+        <w:t xml:space="preserve">post-its y un sobre (o una caja) por persona.</w:t>
+      </w:r>
+    </w:p>
+    <w:p>
+      <w:pPr>
+        <w:pStyle w:val="Compact"/>
+        <w:numPr>
+          <w:ilvl w:val="0"/>
+          <w:numId w:val="1011"/>
+        </w:numPr>
+      </w:pPr>
+      <w:r>
+        <w:t xml:space="preserve">El/la docente entrega a cada uno un sobre con su nombre y 2 post-its en blanco.</w:t>
+      </w:r>
+    </w:p>
+    <w:p>
+      <w:pPr>
+        <w:pStyle w:val="Compact"/>
+        <w:numPr>
+          <w:ilvl w:val="0"/>
+          <w:numId w:val="1011"/>
+        </w:numPr>
+      </w:pPr>
+      <w:r>
+        <w:t xml:space="preserve">Cada persona escribe en sus 2 post-its</w:t>
+      </w:r>
+      <w:r>
+        <w:t xml:space="preserve"> </w:t>
+      </w:r>
+      <w:r>
+        <w:rPr>
+          <w:b/>
+          <w:bCs/>
+        </w:rPr>
+        <w:t xml:space="preserve">dos cosas positivas y concretas</w:t>
+      </w:r>
+      <w:r>
+        <w:t xml:space="preserve"> </w:t>
+      </w:r>
+      <w:r>
+        <w:t xml:space="preserve">de dos compañeros diferentes (por ejemplo:</w:t>
+      </w:r>
+      <w:r>
+        <w:t xml:space="preserve"> </w:t>
+      </w:r>
+      <w:r>
+        <w:t xml:space="preserve">“se explica clarísimo en el trabajo de almacén”</w:t>
+      </w:r>
+      <w:r>
+        <w:t xml:space="preserve">,</w:t>
+      </w:r>
+      <w:r>
+        <w:t xml:space="preserve"> </w:t>
+      </w:r>
+      <w:r>
+        <w:t xml:space="preserve">“el otro día me ayudó sin que lo pidiera”</w:t>
+      </w:r>
+      <w:r>
+        <w:t xml:space="preserve">).</w:t>
+      </w:r>
+    </w:p>
+    <w:p>
+      <w:pPr>
+        <w:pStyle w:val="Compact"/>
+        <w:numPr>
+          <w:ilvl w:val="0"/>
+          <w:numId w:val="1011"/>
+        </w:numPr>
+      </w:pPr>
+      <w:r>
+        <w:t xml:space="preserve">Los post-its se doblan y se meten en el sobre de la persona correspondiente,</w:t>
+      </w:r>
+      <w:r>
+        <w:t xml:space="preserve"> </w:t>
+      </w:r>
+      <w:r>
+        <w:rPr>
+          <w:b/>
+          <w:bCs/>
+        </w:rPr>
+        <w:t xml:space="preserve">sin firmar</w:t>
+      </w:r>
+      <w:r>
+        <w:t xml:space="preserve">.</w:t>
+      </w:r>
+    </w:p>
+    <w:p>
+      <w:pPr>
+        <w:pStyle w:val="Compact"/>
+        <w:numPr>
+          <w:ilvl w:val="0"/>
+          <w:numId w:val="1011"/>
+        </w:numPr>
+      </w:pPr>
+      <w:r>
+        <w:t xml:space="preserve">Cuando todos han entregado, cada uno abre su sobre y lee en voz baja lo suyo. Nadie lee en voz alta lo de otro: lo tuyo es tuyo.</w:t>
+      </w:r>
+    </w:p>
+    <w:p>
+      <w:pPr>
+        <w:pStyle w:val="Compact"/>
+        <w:numPr>
+          <w:ilvl w:val="0"/>
+          <w:numId w:val="1011"/>
+        </w:numPr>
+      </w:pPr>
+      <w:r>
+        <w:t xml:space="preserve">Cierre en círculo: una frase voluntaria de cómo se siente alguien tras abrir su sobre (sin obligar a nadie a hablar).</w:t>
+      </w:r>
+    </w:p>
+    <w:p>
+      <w:pPr>
+        <w:pStyle w:val="BlockText"/>
+      </w:pPr>
+      <w:r>
+        <w:t xml:space="preserve">♿</w:t>
+      </w:r>
+      <w:r>
+        <w:t xml:space="preserve"> </w:t>
+      </w:r>
+      <w:r>
+        <w:rPr>
+          <w:b/>
+          <w:bCs/>
+        </w:rPr>
+        <w:t xml:space="preserve">Inclusión:</w:t>
+      </w:r>
+      <w:r>
+        <w:t xml:space="preserve"> </w:t>
+      </w:r>
+      <w:r>
+        <w:t xml:space="preserve">la docencia garantiza por sorteo que todos escriben y todos reciben post-its (si alguien recibiese menos, se completa). El anonimato evita vergüenzas y que se note</w:t>
+      </w:r>
+      <w:r>
+        <w:t xml:space="preserve"> </w:t>
+      </w:r>
+      <w:r>
+        <w:t xml:space="preserve">“quién es amigo de quién”</w:t>
+      </w:r>
+      <w:r>
+        <w:t xml:space="preserve">.</w:t>
+      </w:r>
+    </w:p>
+    <w:p>
+      <w:r>
+        <w:pict>
+          <v:rect style="width:0;height:1.5pt" o:hralign="center" o:hrstd="t" o:hr="t"/>
+        </w:pict>
+      </w:r>
+    </w:p>
+    <w:bookmarkEnd w:id="45"/>
+    <w:bookmarkStart w:id="46" w:name="logros-de-la-unidad"/>
+    <w:p>
+      <w:pPr>
+        <w:pStyle w:val="Heading2"/>
+      </w:pPr>
+      <w:r>
+        <w:t xml:space="preserve">🏆 Logros de la unidad</w:t>
+      </w:r>
+    </w:p>
+    <w:tbl>
+      <w:tblPr>
+        <w:tblStyle w:val="Table"/>
+        <w:tblW w:type="pct" w:w="5000"/>
+        <w:tblLayout w:type="fixed"/>
+        <w:tblLook w:firstRow="1" w:lastRow="0" w:firstColumn="0" w:lastColumn="0" w:noHBand="0" w:noVBand="0" w:val="0020"/>
+      </w:tblPr>
+      <w:tblGrid>
+        <w:gridCol w:w="3960"/>
+        <w:gridCol w:w="3960"/>
+      </w:tblGrid>
+      <w:tr>
+        <w:trPr>
+          <w:tblHeader w:val="on"/>
+        </w:trPr>
+        <w:tc>
+          <w:tcPr/>
+          <w:p>
+            <w:pPr>
+              <w:pStyle w:val="Compact"/>
+            </w:pPr>
+            <w:r>
               <w:t xml:space="preserve">Logro</w:t>
             </w:r>
           </w:p>
@@ -3129,8 +4644,8 @@
         </w:pict>
       </w:r>
     </w:p>
-    <w:bookmarkEnd w:id="44"/>
-    <w:bookmarkStart w:id="45" w:name="dudas-de-10-segundos"/>
+    <w:bookmarkEnd w:id="46"/>
+    <w:bookmarkStart w:id="47" w:name="dudas-de-10-segundos"/>
     <w:p>
       <w:pPr>
         <w:pStyle w:val="Heading2"/>
@@ -3219,8 +4734,8 @@
         </w:pict>
       </w:r>
     </w:p>
-    <w:bookmarkEnd w:id="45"/>
-    <w:bookmarkStart w:id="46" w:name="poscréditos"/>
+    <w:bookmarkEnd w:id="47"/>
+    <w:bookmarkStart w:id="48" w:name="poscréditos"/>
     <w:p>
       <w:pPr>
         <w:pStyle w:val="Heading2"/>
@@ -3300,7 +4815,7 @@
       <w:r>
         <w:t xml:space="preserve"> </w:t>
       </w:r>
-      <w:hyperlink r:id="rId24">
+      <w:hyperlink r:id="rId26">
         <w:r>
           <w:rPr>
             <w:rStyle w:val="Hyperlink"/>
@@ -3363,8 +4878,8 @@
         </w:r>
       </w:hyperlink>
     </w:p>
-    <w:bookmarkEnd w:id="46"/>
-    <w:bookmarkEnd w:id="47"/>
+    <w:bookmarkEnd w:id="48"/>
+    <w:bookmarkEnd w:id="49"/>
     <w:sectPr>
       <w:footnotePr>
         <w:numRestart w:val="eachSect"/>
@@ -3676,34 +5191,7 @@
     <w:abstractNumId w:val="991"/>
   </w:num>
   <w:num w:numId="1004">
-    <w:abstractNumId w:val="99411"/>
-    <w:lvlOverride w:ilvl="0">
-      <w:startOverride w:val="1"/>
-    </w:lvlOverride>
-    <w:lvlOverride w:ilvl="1">
-      <w:startOverride w:val="1"/>
-    </w:lvlOverride>
-    <w:lvlOverride w:ilvl="2">
-      <w:startOverride w:val="1"/>
-    </w:lvlOverride>
-    <w:lvlOverride w:ilvl="3">
-      <w:startOverride w:val="1"/>
-    </w:lvlOverride>
-    <w:lvlOverride w:ilvl="4">
-      <w:startOverride w:val="1"/>
-    </w:lvlOverride>
-    <w:lvlOverride w:ilvl="5">
-      <w:startOverride w:val="1"/>
-    </w:lvlOverride>
-    <w:lvlOverride w:ilvl="6">
-      <w:startOverride w:val="1"/>
-    </w:lvlOverride>
-    <w:lvlOverride w:ilvl="7">
-      <w:startOverride w:val="1"/>
-    </w:lvlOverride>
-    <w:lvlOverride w:ilvl="8">
-      <w:startOverride w:val="1"/>
-    </w:lvlOverride>
+    <w:abstractNumId w:val="991"/>
   </w:num>
   <w:num w:numId="1005">
     <w:abstractNumId w:val="99411"/>
@@ -3736,7 +5224,34 @@
     </w:lvlOverride>
   </w:num>
   <w:num w:numId="1006">
-    <w:abstractNumId w:val="991"/>
+    <w:abstractNumId w:val="99411"/>
+    <w:lvlOverride w:ilvl="0">
+      <w:startOverride w:val="1"/>
+    </w:lvlOverride>
+    <w:lvlOverride w:ilvl="1">
+      <w:startOverride w:val="1"/>
+    </w:lvlOverride>
+    <w:lvlOverride w:ilvl="2">
+      <w:startOverride w:val="1"/>
+    </w:lvlOverride>
+    <w:lvlOverride w:ilvl="3">
+      <w:startOverride w:val="1"/>
+    </w:lvlOverride>
+    <w:lvlOverride w:ilvl="4">
+      <w:startOverride w:val="1"/>
+    </w:lvlOverride>
+    <w:lvlOverride w:ilvl="5">
+      <w:startOverride w:val="1"/>
+    </w:lvlOverride>
+    <w:lvlOverride w:ilvl="6">
+      <w:startOverride w:val="1"/>
+    </w:lvlOverride>
+    <w:lvlOverride w:ilvl="7">
+      <w:startOverride w:val="1"/>
+    </w:lvlOverride>
+    <w:lvlOverride w:ilvl="8">
+      <w:startOverride w:val="1"/>
+    </w:lvlOverride>
   </w:num>
   <w:num w:numId="1007">
     <w:abstractNumId w:val="99411"/>
@@ -3769,6 +5284,9 @@
     </w:lvlOverride>
   </w:num>
   <w:num w:numId="1008">
+    <w:abstractNumId w:val="991"/>
+  </w:num>
+  <w:num w:numId="1009">
     <w:abstractNumId w:val="99411"/>
     <w:lvlOverride w:ilvl="0">
       <w:startOverride w:val="1"/>
@@ -3797,9 +5315,6 @@
     <w:lvlOverride w:ilvl="8">
       <w:startOverride w:val="1"/>
     </w:lvlOverride>
-  </w:num>
-  <w:num w:numId="1009">
-    <w:abstractNumId w:val="991"/>
   </w:num>
   <w:num w:numId="1010">
     <w:abstractNumId w:val="99411"/>
@@ -3832,36 +5347,6 @@
     </w:lvlOverride>
   </w:num>
   <w:num w:numId="1011">
-    <w:abstractNumId w:val="99411"/>
-    <w:lvlOverride w:ilvl="0">
-      <w:startOverride w:val="1"/>
-    </w:lvlOverride>
-    <w:lvlOverride w:ilvl="1">
-      <w:startOverride w:val="1"/>
-    </w:lvlOverride>
-    <w:lvlOverride w:ilvl="2">
-      <w:startOverride w:val="1"/>
-    </w:lvlOverride>
-    <w:lvlOverride w:ilvl="3">
-      <w:startOverride w:val="1"/>
-    </w:lvlOverride>
-    <w:lvlOverride w:ilvl="4">
-      <w:startOverride w:val="1"/>
-    </w:lvlOverride>
-    <w:lvlOverride w:ilvl="5">
-      <w:startOverride w:val="1"/>
-    </w:lvlOverride>
-    <w:lvlOverride w:ilvl="6">
-      <w:startOverride w:val="1"/>
-    </w:lvlOverride>
-    <w:lvlOverride w:ilvl="7">
-      <w:startOverride w:val="1"/>
-    </w:lvlOverride>
-    <w:lvlOverride w:ilvl="8">
-      <w:startOverride w:val="1"/>
-    </w:lvlOverride>
-  </w:num>
-  <w:num w:numId="1012">
     <w:abstractNumId w:val="99411"/>
     <w:lvlOverride w:ilvl="0">
       <w:startOverride w:val="1"/>

--- a/docx/01-confianza-real/01-confianza-real.docx
+++ b/docx/01-confianza-real/01-confianza-real.docx
@@ -3041,7 +3041,7 @@
     </w:p>
     <w:bookmarkEnd w:id="27"/>
     <w:bookmarkEnd w:id="28"/>
-    <w:bookmarkStart w:id="41" w:name="cómo-se-cuida"/>
+    <w:bookmarkStart w:id="44" w:name="cómo-se-cuida"/>
     <w:p>
       <w:pPr>
         <w:pStyle w:val="Heading1"/>
@@ -3143,22 +3143,13 @@
       </w:r>
     </w:p>
     <w:bookmarkEnd w:id="29"/>
-    <w:bookmarkStart w:id="37" w:name="los-siete-hábitos-de-la-confianza"/>
+    <w:bookmarkStart w:id="30" w:name="por-qué-es-un-músculo-y-no-un-regalo"/>
     <w:p>
       <w:pPr>
         <w:pStyle w:val="Heading2"/>
       </w:pPr>
       <w:r>
-        <w:t xml:space="preserve">🏋️ Los siete hábitos de la confianza</w:t>
-      </w:r>
-    </w:p>
-    <w:bookmarkStart w:id="30" w:name="cámbiate-el-guion"/>
-    <w:p>
-      <w:pPr>
-        <w:pStyle w:val="Heading3"/>
-      </w:pPr>
-      <w:r>
-        <w:t xml:space="preserve">1. Cámbiate el guion</w:t>
+        <w:t xml:space="preserve">💡 Por qué es un músculo (y no un regalo)</w:t>
       </w:r>
     </w:p>
     <w:p>
@@ -3166,16 +3157,7 @@
         <w:pStyle w:val="FirstParagraph"/>
       </w:pPr>
       <w:r>
-        <w:t xml:space="preserve">Cuando te pillas diciéndote</w:t>
-      </w:r>
-      <w:r>
-        <w:t xml:space="preserve"> </w:t>
-      </w:r>
-      <w:r>
-        <w:t xml:space="preserve">“soy tonto”</w:t>
-      </w:r>
-      <w:r>
-        <w:t xml:space="preserve">, para y reescribe:</w:t>
+        <w:t xml:space="preserve">Hay gente que parece nacer con confianza de sobra y tú te quedas mirando:</w:t>
       </w:r>
       <w:r>
         <w:t xml:space="preserve"> </w:t>
@@ -3185,253 +3167,168 @@
           <w:i/>
           <w:iCs/>
         </w:rPr>
-        <w:t xml:space="preserve">“esto no me ha salido, y practico”</w:t>
-      </w:r>
-      <w:r>
-        <w:t xml:space="preserve">. No es autoengaño: es precisión. Nadie es tonto por una tarea; una tarea es una tarea.</w:t>
-      </w:r>
-    </w:p>
-    <w:bookmarkEnd w:id="30"/>
-    <w:bookmarkStart w:id="31" w:name="el-diario-de-tres-cosas"/>
-    <w:p>
-      <w:pPr>
-        <w:pStyle w:val="Heading3"/>
-      </w:pPr>
-      <w:r>
-        <w:t xml:space="preserve">2. El diario de tres cosas</w:t>
-      </w:r>
-    </w:p>
-    <w:p>
-      <w:pPr>
-        <w:pStyle w:val="FirstParagraph"/>
-      </w:pPr>
-      <w:r>
-        <w:t xml:space="preserve">Cada noche, en el móvil o en un papel:</w:t>
-      </w:r>
-      <w:r>
-        <w:t xml:space="preserve"> </w:t>
-      </w:r>
-      <w:r>
-        <w:rPr>
-          <w:b/>
-          <w:bCs/>
-        </w:rPr>
-        <w:t xml:space="preserve">tres cosas que hoy te salieron bien</w:t>
-      </w:r>
-      <w:r>
-        <w:t xml:space="preserve">. Pueden ser minúsculas (</w:t>
-      </w:r>
-      <w:r>
-        <w:t xml:space="preserve">“pregunté una duda en clase”</w:t>
-      </w:r>
-      <w:r>
-        <w:t xml:space="preserve">). Al cabo de dos semanas miras atrás y descubres que</w:t>
-      </w:r>
-      <w:r>
-        <w:t xml:space="preserve"> </w:t>
-      </w:r>
-      <w:r>
-        <w:t xml:space="preserve">“no sirvo para nada”</w:t>
-      </w:r>
-      <w:r>
-        <w:t xml:space="preserve"> </w:t>
-      </w:r>
-      <w:r>
-        <w:t xml:space="preserve">tenía pruebas bastante flojas.</w:t>
-      </w:r>
-    </w:p>
-    <w:bookmarkEnd w:id="31"/>
-    <w:bookmarkStart w:id="32" w:name="compara-con-tu-yo-de-hace-un-mes"/>
-    <w:p>
-      <w:pPr>
-        <w:pStyle w:val="Heading3"/>
-      </w:pPr>
-      <w:r>
-        <w:t xml:space="preserve">3. Compara con tu yo de hace un mes</w:t>
-      </w:r>
-    </w:p>
-    <w:p>
-      <w:pPr>
-        <w:pStyle w:val="FirstParagraph"/>
-      </w:pPr>
-      <w:r>
-        <w:t xml:space="preserve">Tabla de la verdad:</w:t>
-      </w:r>
-    </w:p>
-    <w:tbl>
-      <w:tblPr>
-        <w:tblStyle w:val="Table"/>
-        <w:tblW w:type="auto" w:w="0"/>
-        <w:tblLook w:firstRow="1" w:lastRow="0" w:firstColumn="0" w:lastColumn="0" w:noHBand="0" w:noVBand="0" w:val="0020"/>
-      </w:tblPr>
-      <w:tblGrid>
-        <w:gridCol w:w="3960"/>
-        <w:gridCol w:w="3960"/>
-      </w:tblGrid>
-      <w:tr>
-        <w:trPr>
-          <w:tblHeader w:val="on"/>
-        </w:trPr>
-        <w:tc>
-          <w:tcPr/>
-          <w:p>
-            <w:pPr>
-              <w:pStyle w:val="Compact"/>
-            </w:pPr>
-            <w:r>
-              <w:t xml:space="preserve">Compara con…</w:t>
-            </w:r>
-          </w:p>
-        </w:tc>
-        <w:tc>
-          <w:tcPr/>
-          <w:p>
-            <w:pPr>
-              <w:pStyle w:val="Compact"/>
-            </w:pPr>
-            <w:r>
-              <w:t xml:space="preserve">Te lleva a…</w:t>
-            </w:r>
-          </w:p>
-        </w:tc>
-      </w:tr>
-      <w:tr>
-        <w:tc>
-          <w:tcPr/>
-          <w:p>
-            <w:pPr>
-              <w:pStyle w:val="Compact"/>
-            </w:pPr>
-            <w:r>
-              <w:t xml:space="preserve">Tu yo de hace un mes</w:t>
-            </w:r>
-          </w:p>
-        </w:tc>
-        <w:tc>
-          <w:tcPr/>
-          <w:p>
-            <w:pPr>
-              <w:pStyle w:val="Compact"/>
-            </w:pPr>
-            <w:r>
-              <w:t xml:space="preserve">Ver que mejoras → motivación</w:t>
-            </w:r>
-          </w:p>
-        </w:tc>
-      </w:tr>
-      <w:tr>
-        <w:tc>
-          <w:tcPr/>
-          <w:p>
-            <w:pPr>
-              <w:pStyle w:val="Compact"/>
-            </w:pPr>
-            <w:r>
-              <w:t xml:space="preserve">El</w:t>
-            </w:r>
-            <w:r>
-              <w:t xml:space="preserve"> </w:t>
-            </w:r>
-            <w:r>
-              <w:t xml:space="preserve">“tráiler”</w:t>
-            </w:r>
-            <w:r>
-              <w:t xml:space="preserve"> </w:t>
-            </w:r>
-            <w:r>
-              <w:t xml:space="preserve">de otros</w:t>
-            </w:r>
-          </w:p>
-        </w:tc>
-        <w:tc>
-          <w:tcPr/>
-          <w:p>
-            <w:pPr>
-              <w:pStyle w:val="Compact"/>
-            </w:pPr>
-            <w:r>
-              <w:t xml:space="preserve">Ver que llegas tarde → desmotivación</w:t>
-            </w:r>
-          </w:p>
-        </w:tc>
-      </w:tr>
-    </w:tbl>
-    <w:bookmarkEnd w:id="32"/>
-    <w:bookmarkStart w:id="33" w:name="micro-retos-de-zona-de-confort"/>
-    <w:p>
-      <w:pPr>
-        <w:pStyle w:val="Heading3"/>
-      </w:pPr>
-      <w:r>
-        <w:t xml:space="preserve">4. Micro-retos de zona de confort</w:t>
-      </w:r>
-    </w:p>
-    <w:p>
-      <w:pPr>
-        <w:pStyle w:val="FirstParagraph"/>
-      </w:pPr>
-      <w:r>
-        <w:t xml:space="preserve">No hace falta ser el alma de la fiesta. Micro-retos de 2 minutos: preguntar una duda, saludar a alguien nuevo, decir que no te apetece algo sin pedir perdón. Cada micro-reto cumplido es un ladrillo de confianza.</w:t>
-      </w:r>
-    </w:p>
-    <w:bookmarkEnd w:id="33"/>
-    <w:bookmarkStart w:id="34" w:name="rodeate-de-quien-te-suma"/>
-    <w:p>
-      <w:pPr>
-        <w:pStyle w:val="Heading3"/>
-      </w:pPr>
-      <w:r>
-        <w:t xml:space="preserve">5. Rodeate de quien te suma</w:t>
-      </w:r>
-    </w:p>
-    <w:p>
-      <w:pPr>
-        <w:pStyle w:val="FirstParagraph"/>
-      </w:pPr>
-      <w:r>
-        <w:t xml:space="preserve">Hay gente que te devuelve más grande y gente que te devuelve más pequeño. Tómate nota de con quién sales de clase sintiéndote mejor y con quién peor. La confianza se contagia; la inseguridad también.</w:t>
-      </w:r>
-    </w:p>
-    <w:bookmarkEnd w:id="34"/>
-    <w:bookmarkStart w:id="35" w:name="cuida-la-base-dormir-moverte-comer"/>
-    <w:p>
-      <w:pPr>
-        <w:pStyle w:val="Heading3"/>
-      </w:pPr>
-      <w:r>
-        <w:t xml:space="preserve">6. Cuida la base: dormir, moverte, comer</w:t>
-      </w:r>
-    </w:p>
-    <w:p>
-      <w:pPr>
-        <w:pStyle w:val="FirstParagraph"/>
-      </w:pPr>
-      <w:r>
-        <w:t xml:space="preserve">Suena a discurso de abuela, pero el cerebro que duerme 5 horas estudia peor, se compara más y se queja más. No es motivación: es hardware.</w:t>
-      </w:r>
-    </w:p>
-    <w:bookmarkEnd w:id="35"/>
-    <w:bookmarkStart w:id="36" w:name="el-error-son-datos-no-sentencia"/>
-    <w:p>
-      <w:pPr>
-        <w:pStyle w:val="Heading3"/>
-      </w:pPr>
-      <w:r>
-        <w:t xml:space="preserve">7. El error son datos, no sentencia</w:t>
-      </w:r>
-    </w:p>
-    <w:p>
-      <w:pPr>
-        <w:pStyle w:val="FirstParagraph"/>
-      </w:pPr>
-      <w:r>
-        <w:t xml:space="preserve">Te caíste en la práctica de atención al cliente → recoges el dato (</w:t>
-      </w:r>
-      <w:r>
-        <w:t xml:space="preserve">“me quedé sin guion al preguntar el DNI”</w:t>
-      </w:r>
-      <w:r>
-        <w:t xml:space="preserve">) → lo practicas. Un error es una pista de qué pulir; no un veredicto sobre tu vida.</w:t>
+        <w:t xml:space="preserve">“es que a él le viene de serie”</w:t>
+      </w:r>
+      <w:r>
+        <w:t xml:space="preserve">.</w:t>
+      </w:r>
+      <w:r>
+        <w:t xml:space="preserve"> </w:t>
+      </w:r>
+      <w:r>
+        <w:rPr>
+          <w:b/>
+          <w:bCs/>
+        </w:rPr>
+        <w:t xml:space="preserve">Mentira.</w:t>
+      </w:r>
+      <w:r>
+        <w:t xml:space="preserve"> </w:t>
+      </w:r>
+      <w:r>
+        <w:t xml:space="preserve">Lo que le viene de serie a algunos es hablar sin parar desde pequeños; el resto hemos llegado aquí entrenando. Quien hoy habla en público sin temblar, hace dos años temblaba: la única diferencia es cuántos micro-retos ha sumado.</w:t>
+      </w:r>
+    </w:p>
+    <w:p>
+      <w:pPr>
+        <w:pStyle w:val="BodyText"/>
+      </w:pPr>
+      <w:r>
+        <w:t xml:space="preserve">La clave científica (sin rollos): el cerebro aprende</w:t>
+      </w:r>
+      <w:r>
+        <w:t xml:space="preserve"> </w:t>
+      </w:r>
+      <w:r>
+        <w:rPr>
+          <w:b/>
+          <w:bCs/>
+        </w:rPr>
+        <w:t xml:space="preserve">por repetición</w:t>
+      </w:r>
+      <w:r>
+        <w:t xml:space="preserve">. Si repetidamente preguntas dudas, tu cerebro deja de gritar</w:t>
+      </w:r>
+      <w:r>
+        <w:t xml:space="preserve"> </w:t>
+      </w:r>
+      <w:r>
+        <w:rPr>
+          <w:i/>
+          <w:iCs/>
+        </w:rPr>
+        <w:t xml:space="preserve">“¡peligro!”</w:t>
+      </w:r>
+      <w:r>
+        <w:t xml:space="preserve"> </w:t>
+      </w:r>
+      <w:r>
+        <w:t xml:space="preserve">cada vez que levantas la mano. Al principio es incómodo, después es costumbre, y al final es</w:t>
+      </w:r>
+      <w:r>
+        <w:t xml:space="preserve"> </w:t>
+      </w:r>
+      <w:r>
+        <w:rPr>
+          <w:i/>
+          <w:iCs/>
+        </w:rPr>
+        <w:t xml:space="preserve">“yo siempre pregunto”</w:t>
+      </w:r>
+      <w:r>
+        <w:t xml:space="preserve">.</w:t>
+      </w:r>
+    </w:p>
+    <w:p>
+      <w:pPr>
+        <w:pStyle w:val="BodyText"/>
+      </w:pPr>
+      <w:r>
+        <w:t xml:space="preserve">📌</w:t>
+      </w:r>
+      <w:r>
+        <w:t xml:space="preserve"> </w:t>
+      </w:r>
+      <w:r>
+        <w:rPr>
+          <w:b/>
+          <w:bCs/>
+        </w:rPr>
+        <w:t xml:space="preserve">Y ojo:</w:t>
+      </w:r>
+      <w:r>
+        <w:t xml:space="preserve"> </w:t>
+      </w:r>
+      <w:r>
+        <w:t xml:space="preserve">entrenar no significa gustarte más. Significa</w:t>
+      </w:r>
+      <w:r>
+        <w:t xml:space="preserve"> </w:t>
+      </w:r>
+      <w:r>
+        <w:rPr>
+          <w:b/>
+          <w:bCs/>
+        </w:rPr>
+        <w:t xml:space="preserve">hacer las cosas aunque no te guste el miedo</w:t>
+      </w:r>
+      <w:r>
+        <w:t xml:space="preserve">. La confianza no es</w:t>
+      </w:r>
+      <w:r>
+        <w:t xml:space="preserve"> </w:t>
+      </w:r>
+      <w:r>
+        <w:t xml:space="preserve">“estoy seguro de que saldrá bien”</w:t>
+      </w:r>
+      <w:r>
+        <w:t xml:space="preserve">; es</w:t>
+      </w:r>
+      <w:r>
+        <w:t xml:space="preserve"> </w:t>
+      </w:r>
+      <w:r>
+        <w:t xml:space="preserve">“salga como salga, lo intento”</w:t>
+      </w:r>
+      <w:r>
+        <w:t xml:space="preserve">.</w:t>
+      </w:r>
+    </w:p>
+    <w:p>
+      <w:pPr>
+        <w:pStyle w:val="BlockText"/>
+      </w:pPr>
+      <w:r>
+        <w:t xml:space="preserve">💡</w:t>
+      </w:r>
+      <w:r>
+        <w:t xml:space="preserve"> </w:t>
+      </w:r>
+      <w:r>
+        <w:rPr>
+          <w:b/>
+          <w:bCs/>
+        </w:rPr>
+        <w:t xml:space="preserve">Truco de ROSA:</w:t>
+      </w:r>
+      <w:r>
+        <w:t xml:space="preserve"> </w:t>
+      </w:r>
+      <w:r>
+        <w:t xml:space="preserve">“En la tienda llevo 20 años y todavía me sudan las manos antes de una reclamación fuerte. La diferencia es que ahora</w:t>
+      </w:r>
+      <w:r>
+        <w:t xml:space="preserve"> </w:t>
+      </w:r>
+      <w:r>
+        <w:rPr>
+          <w:b/>
+          <w:bCs/>
+        </w:rPr>
+        <w:t xml:space="preserve">ya me conozco</w:t>
+      </w:r>
+      <w:r>
+        <w:t xml:space="preserve">: sé que los primeros 30 segundos son peores que lo que viene después.”</w:t>
       </w:r>
     </w:p>
     <w:p>
@@ -3441,218 +3338,14 @@
         </w:pict>
       </w:r>
     </w:p>
-    <w:bookmarkEnd w:id="36"/>
-    <w:bookmarkEnd w:id="37"/>
-    <w:bookmarkStart w:id="38" w:name="mini-chequeo"/>
+    <w:bookmarkEnd w:id="30"/>
+    <w:bookmarkStart w:id="38" w:name="los-siete-hábitos-de-la-confianza"/>
     <w:p>
       <w:pPr>
         <w:pStyle w:val="Heading2"/>
       </w:pPr>
       <w:r>
-        <w:t xml:space="preserve">🧠 Mini-chequeo</w:t>
-      </w:r>
-    </w:p>
-    <w:p>
-      <w:pPr>
-        <w:pStyle w:val="Compact"/>
-        <w:numPr>
-          <w:ilvl w:val="0"/>
-          <w:numId w:val="1006"/>
-        </w:numPr>
-      </w:pPr>
-      <w:r>
-        <w:t xml:space="preserve">¿Cuál de los siete hábitos te cuesta más y por qué?</w:t>
-      </w:r>
-    </w:p>
-    <w:p>
-      <w:pPr>
-        <w:pStyle w:val="Compact"/>
-        <w:numPr>
-          <w:ilvl w:val="0"/>
-          <w:numId w:val="1006"/>
-        </w:numPr>
-      </w:pPr>
-      <w:r>
-        <w:t xml:space="preserve">Escribe tu sentencia típica (</w:t>
-      </w:r>
-      <w:r>
-        <w:t xml:space="preserve">“soy el peor en…”</w:t>
-      </w:r>
-      <w:r>
-        <w:t xml:space="preserve">) y reescríbela como problema concreto de hoy.</w:t>
-      </w:r>
-    </w:p>
-    <w:p>
-      <w:pPr>
-        <w:pStyle w:val="Compact"/>
-        <w:numPr>
-          <w:ilvl w:val="0"/>
-          <w:numId w:val="1006"/>
-        </w:numPr>
-      </w:pPr>
-      <w:r>
-        <w:t xml:space="preserve">¿Por qué el diario de tres cosas funciona mejor que repetirte</w:t>
-      </w:r>
-      <w:r>
-        <w:t xml:space="preserve"> </w:t>
-      </w:r>
-      <w:r>
-        <w:t xml:space="preserve">“soy genial”</w:t>
-      </w:r>
-      <w:r>
-        <w:t xml:space="preserve">?</w:t>
-      </w:r>
-    </w:p>
-    <w:p>
-      <w:r>
-        <w:pict>
-          <v:rect style="width:0;height:1.5pt" o:hralign="center" o:hrstd="t" o:hr="t"/>
-        </w:pict>
-      </w:r>
-    </w:p>
-    <w:bookmarkEnd w:id="38"/>
-    <w:bookmarkStart w:id="39" w:name="resumen-en-3-frases"/>
-    <w:p>
-      <w:pPr>
-        <w:pStyle w:val="Heading2"/>
-      </w:pPr>
-      <w:r>
-        <w:t xml:space="preserve">✅ Resumen en 3 frases</w:t>
-      </w:r>
-    </w:p>
-    <w:p>
-      <w:pPr>
-        <w:pStyle w:val="Compact"/>
-        <w:numPr>
-          <w:ilvl w:val="0"/>
-          <w:numId w:val="1007"/>
-        </w:numPr>
-      </w:pPr>
-      <w:r>
-        <w:t xml:space="preserve">La confianza se entrena con hábitos pequeños: guion nuevo, diario de logros y micro-retos.</w:t>
-      </w:r>
-    </w:p>
-    <w:p>
-      <w:pPr>
-        <w:pStyle w:val="Compact"/>
-        <w:numPr>
-          <w:ilvl w:val="0"/>
-          <w:numId w:val="1007"/>
-        </w:numPr>
-      </w:pPr>
-      <w:r>
-        <w:t xml:space="preserve">La comparación útil es con tu yo de hace un mes, no con el tráiler de los demás.</w:t>
-      </w:r>
-    </w:p>
-    <w:p>
-      <w:pPr>
-        <w:pStyle w:val="Compact"/>
-        <w:numPr>
-          <w:ilvl w:val="0"/>
-          <w:numId w:val="1007"/>
-        </w:numPr>
-      </w:pPr>
-      <w:r>
-        <w:t xml:space="preserve">Dormir y moverse no son consejos motivacionales: son la base sobre la que estudia tu cerebro.</w:t>
-      </w:r>
-    </w:p>
-    <w:p>
-      <w:r>
-        <w:pict>
-          <v:rect style="width:0;height:1.5pt" o:hralign="center" o:hrstd="t" o:hr="t"/>
-        </w:pict>
-      </w:r>
-    </w:p>
-    <w:bookmarkEnd w:id="39"/>
-    <w:bookmarkStart w:id="40" w:name="vocabulario-rápido"/>
-    <w:p>
-      <w:pPr>
-        <w:pStyle w:val="Heading2"/>
-      </w:pPr>
-      <w:r>
-        <w:t xml:space="preserve">🐛 Vocabulario rápido</w:t>
-      </w:r>
-    </w:p>
-    <w:p>
-      <w:pPr>
-        <w:pStyle w:val="Compact"/>
-        <w:numPr>
-          <w:ilvl w:val="0"/>
-          <w:numId w:val="1008"/>
-        </w:numPr>
-      </w:pPr>
-      <w:r>
-        <w:rPr>
-          <w:b/>
-          <w:bCs/>
-        </w:rPr>
-        <w:t xml:space="preserve">Zona de confort:</w:t>
-      </w:r>
-      <w:r>
-        <w:t xml:space="preserve"> </w:t>
-      </w:r>
-      <w:r>
-        <w:t xml:space="preserve">lo que haces sin esfuerzo. Fuera de ella está el aprendizaje.</w:t>
-      </w:r>
-    </w:p>
-    <w:p>
-      <w:pPr>
-        <w:pStyle w:val="Compact"/>
-        <w:numPr>
-          <w:ilvl w:val="0"/>
-          <w:numId w:val="1008"/>
-        </w:numPr>
-      </w:pPr>
-      <w:r>
-        <w:rPr>
-          <w:b/>
-          <w:bCs/>
-        </w:rPr>
-        <w:t xml:space="preserve">Micro-reto:</w:t>
-      </w:r>
-      <w:r>
-        <w:t xml:space="preserve"> </w:t>
-      </w:r>
-      <w:r>
-        <w:t xml:space="preserve">acción pequeña y concreta que te obliga a salir de tu zona por 2 minutos.</w:t>
-      </w:r>
-    </w:p>
-    <w:p>
-      <w:pPr>
-        <w:pStyle w:val="Compact"/>
-        <w:numPr>
-          <w:ilvl w:val="0"/>
-          <w:numId w:val="1008"/>
-        </w:numPr>
-      </w:pPr>
-      <w:r>
-        <w:rPr>
-          <w:b/>
-          <w:bCs/>
-        </w:rPr>
-        <w:t xml:space="preserve">Growth mindset (mentalidad de crecimiento):</w:t>
-      </w:r>
-      <w:r>
-        <w:t xml:space="preserve"> </w:t>
-      </w:r>
-      <w:r>
-        <w:t xml:space="preserve">creer que las capacidades se entrenan; el opuesto es</w:t>
-      </w:r>
-      <w:r>
-        <w:t xml:space="preserve"> </w:t>
-      </w:r>
-      <w:r>
-        <w:t xml:space="preserve">“ya nací así”</w:t>
-      </w:r>
-      <w:r>
-        <w:t xml:space="preserve">.</w:t>
-      </w:r>
-    </w:p>
-    <w:p>
-      <w:r>
-        <w:pict>
-          <v:rect style="width:0;height:1.5pt" o:hralign="center" o:hrstd="t" o:hr="t"/>
-        </w:pict>
+        <w:t xml:space="preserve">🏋️ Los siete hábitos de la confianza</w:t>
       </w:r>
     </w:p>
     <w:p>
@@ -3660,83 +3353,29 @@
         <w:pStyle w:val="FirstParagraph"/>
       </w:pPr>
       <w:r>
-        <w:t xml:space="preserve">📚</w:t>
-      </w:r>
-      <w:r>
-        <w:t xml:space="preserve"> </w:t>
-      </w:r>
-      <w:hyperlink r:id="rId26">
-        <w:r>
-          <w:rPr>
-            <w:rStyle w:val="Hyperlink"/>
-          </w:rPr>
-          <w:t xml:space="preserve">Volver al índice de Confianza real</w:t>
-        </w:r>
-      </w:hyperlink>
-      <w:r>
-        <w:t xml:space="preserve"> </w:t>
-      </w:r>
-      <w:r>
-        <w:t xml:space="preserve">·</w:t>
-      </w:r>
-      <w:r>
-        <w:t xml:space="preserve"> </w:t>
-      </w:r>
-      <w:r>
-        <w:rPr>
-          <w:b/>
-          <w:bCs/>
-        </w:rPr>
-        <w:t xml:space="preserve">Anterior:</w:t>
-      </w:r>
-      <w:r>
-        <w:t xml:space="preserve"> </w:t>
-      </w:r>
-      <w:hyperlink r:id="rId10">
-        <w:r>
-          <w:rPr>
-            <w:rStyle w:val="Hyperlink"/>
-          </w:rPr>
-          <w:t xml:space="preserve">Qué es la confianza real</w:t>
-        </w:r>
-      </w:hyperlink>
-      <w:r>
-        <w:t xml:space="preserve"> </w:t>
-      </w:r>
-      <w:r>
-        <w:t xml:space="preserve">·</w:t>
-      </w:r>
-      <w:r>
-        <w:t xml:space="preserve"> </w:t>
-      </w:r>
-      <w:r>
-        <w:rPr>
-          <w:b/>
-          <w:bCs/>
-        </w:rPr>
-        <w:t xml:space="preserve">Siguiente:</w:t>
-      </w:r>
-      <w:r>
-        <w:t xml:space="preserve"> </w:t>
-      </w:r>
-      <w:hyperlink r:id="rId12">
-        <w:r>
-          <w:rPr>
-            <w:rStyle w:val="Hyperlink"/>
-          </w:rPr>
-          <w:t xml:space="preserve">🎮 Juegos y retos</w:t>
-        </w:r>
-      </w:hyperlink>
-    </w:p>
-    <w:bookmarkEnd w:id="40"/>
-    <w:bookmarkEnd w:id="41"/>
-    <w:bookmarkStart w:id="49" w:name="juegos-y-retos"/>
-    <w:p>
-      <w:pPr>
-        <w:pStyle w:val="Heading1"/>
-      </w:pPr>
-      <w:r>
-        <w:t xml:space="preserve">3 — Juegos y retos</w:t>
+        <w:t xml:space="preserve">Aquí los tienes de un vistazo — después los desmontamos uno a uno con ejemplos:</w:t>
+      </w:r>
+    </w:p>
+    <w:p>
+      <w:pPr>
+        <w:pStyle w:val="BodyText"/>
+      </w:pPr>
+    </w:p>
+    <w:p>
+      <w:pPr>
+        <w:pStyle w:val="BodyText"/>
+      </w:pPr>
+      <w:r>
+        <w:t xml:space="preserve">🏋️ Los 7 hábitos — ninguno necesita material, solo costumbre</w:t>
+      </w:r>
+    </w:p>
+    <w:bookmarkStart w:id="31" w:name="cámbiate-el-guion"/>
+    <w:p>
+      <w:pPr>
+        <w:pStyle w:val="Heading3"/>
+      </w:pPr>
+      <w:r>
+        <w:t xml:space="preserve">1. 🗣️ Cámbiate el guion</w:t>
       </w:r>
     </w:p>
     <w:p>
@@ -3744,95 +3383,7 @@
         <w:pStyle w:val="FirstParagraph"/>
       </w:pPr>
       <w:r>
-        <w:t xml:space="preserve">El fail de DANI, la dinámica del post-it y tus logros 🎮</w:t>
-      </w:r>
-    </w:p>
-    <w:p>
-      <w:pPr>
-        <w:pStyle w:val="BlockText"/>
-      </w:pPr>
-      <w:r>
-        <w:t xml:space="preserve">🗺️</w:t>
-      </w:r>
-      <w:r>
-        <w:t xml:space="preserve"> </w:t>
-      </w:r>
-      <w:r>
-        <w:rPr>
-          <w:b/>
-          <w:bCs/>
-        </w:rPr>
-        <w:t xml:space="preserve">Estás en:</w:t>
-      </w:r>
-      <w:r>
-        <w:t xml:space="preserve"> </w:t>
-      </w:r>
-      <w:r>
-        <w:t xml:space="preserve">🤝</w:t>
-      </w:r>
-      <w:r>
-        <w:t xml:space="preserve"> </w:t>
-      </w:r>
-      <w:r>
-        <w:rPr>
-          <w:b/>
-          <w:bCs/>
-        </w:rPr>
-        <w:t xml:space="preserve">Confianza real</w:t>
-      </w:r>
-      <w:r>
-        <w:t xml:space="preserve"> </w:t>
-      </w:r>
-      <w:r>
-        <w:t xml:space="preserve">→ 3 · Juegos y retos</w:t>
-      </w:r>
-    </w:p>
-    <w:p>
-      <w:r>
-        <w:pict>
-          <v:rect style="width:0;height:1.5pt" o:hralign="center" o:hrstd="t" o:hr="t"/>
-        </w:pict>
-      </w:r>
-    </w:p>
-    <w:bookmarkStart w:id="42" w:name="el-fail-de-dani-la-comparación-infinita"/>
-    <w:p>
-      <w:pPr>
-        <w:pStyle w:val="Heading2"/>
-      </w:pPr>
-      <w:r>
-        <w:t xml:space="preserve">😬 El fail de DANI: la comparación infinita</w:t>
-      </w:r>
-    </w:p>
-    <w:p>
-      <w:pPr>
-        <w:pStyle w:val="FirstParagraph"/>
-      </w:pPr>
-      <w:r>
-        <w:t xml:space="preserve">DANI pasó el recreo entero con el móvil en la mano. Rosa lo vio y le tiró la frase de la semana:</w:t>
-      </w:r>
-    </w:p>
-    <w:p>
-      <w:pPr>
-        <w:pStyle w:val="BlockText"/>
-      </w:pPr>
-      <w:r>
-        <w:t xml:space="preserve">—</w:t>
-      </w:r>
-      <w:r>
-        <w:t xml:space="preserve"> </w:t>
-      </w:r>
-      <w:r>
-        <w:rPr>
-          <w:b/>
-          <w:bCs/>
-        </w:rPr>
-        <w:t xml:space="preserve">ROSA:</w:t>
-      </w:r>
-      <w:r>
-        <w:t xml:space="preserve"> </w:t>
-      </w:r>
-      <w:r>
-        <w:t xml:space="preserve">¿Otra vez comparándote con los demás? Tío, tú estás comparando tu</w:t>
+        <w:t xml:space="preserve">Cuando te pillas diciéndote</w:t>
       </w:r>
       <w:r>
         <w:t xml:space="preserve"> </w:t>
@@ -3842,108 +3393,36 @@
           <w:i/>
           <w:iCs/>
         </w:rPr>
-        <w:t xml:space="preserve">making-of</w:t>
-      </w:r>
-      <w:r>
-        <w:t xml:space="preserve"> </w:t>
-      </w:r>
-      <w:r>
-        <w:t xml:space="preserve">con el</w:t>
-      </w:r>
-      <w:r>
-        <w:t xml:space="preserve"> </w:t>
-      </w:r>
-      <w:r>
-        <w:rPr>
-          <w:i/>
-          <w:iCs/>
-        </w:rPr>
-        <w:t xml:space="preserve">tráiler</w:t>
-      </w:r>
-      <w:r>
-        <w:t xml:space="preserve"> </w:t>
-      </w:r>
-      <w:r>
-        <w:t xml:space="preserve">de los otros.</w:t>
-      </w:r>
-      <w:r>
-        <w:t xml:space="preserve"> </w:t>
-      </w:r>
-      <w:r>
-        <w:t xml:space="preserve">—</w:t>
-      </w:r>
-      <w:r>
-        <w:t xml:space="preserve"> </w:t>
-      </w:r>
-      <w:r>
-        <w:rPr>
-          <w:b/>
-          <w:bCs/>
-        </w:rPr>
-        <w:t xml:space="preserve">DANI:</w:t>
-      </w:r>
-      <w:r>
-        <w:t xml:space="preserve"> </w:t>
-      </w:r>
-      <w:r>
-        <w:t xml:space="preserve">Pero es que este tío presume de todo…</w:t>
-      </w:r>
-      <w:r>
-        <w:t xml:space="preserve"> </w:t>
-      </w:r>
-      <w:r>
-        <w:t xml:space="preserve">—</w:t>
-      </w:r>
-      <w:r>
-        <w:t xml:space="preserve"> </w:t>
-      </w:r>
-      <w:r>
-        <w:rPr>
-          <w:b/>
-          <w:bCs/>
-        </w:rPr>
-        <w:t xml:space="preserve">ROSA:</w:t>
-      </w:r>
-      <w:r>
-        <w:t xml:space="preserve"> </w:t>
-      </w:r>
-      <w:r>
-        <w:t xml:space="preserve">Ese tío lleva seis meses buscando curro y tú ves solo el post del primer día. ¿Sabes cuántas fotos tiró para elegir esa? ¿Y tú cuántas llevas de las tuyas? Cero, porque estás ocupado mirando las dejen.</w:t>
-      </w:r>
-    </w:p>
-    <w:p>
-      <w:pPr>
-        <w:pStyle w:val="FirstParagraph"/>
-      </w:pPr>
-      <w:r>
-        <w:rPr>
-          <w:b/>
-          <w:bCs/>
-        </w:rPr>
-        <w:t xml:space="preserve">La lección:</w:t>
-      </w:r>
-      <w:r>
-        <w:t xml:space="preserve"> </w:t>
-      </w:r>
-      <w:r>
-        <w:t xml:space="preserve">el feed de otros es su mejor selección de fotos; lo que tú vives es la sesión completa, con fotos borrosas incluidas. Compararse así no es información: es una trampa que te quita las ganas de empezar.</w:t>
-      </w:r>
-    </w:p>
-    <w:p>
-      <w:r>
-        <w:pict>
-          <v:rect style="width:0;height:1.5pt" o:hralign="center" o:hrstd="t" o:hr="t"/>
-        </w:pict>
-      </w:r>
-    </w:p>
-    <w:bookmarkEnd w:id="42"/>
-    <w:bookmarkStart w:id="43" w:name="Xc080458cf17718a88a20d1b39d4453faedeed3b"/>
-    <w:p>
-      <w:pPr>
-        <w:pStyle w:val="Heading2"/>
-      </w:pPr>
-      <w:r>
-        <w:t xml:space="preserve">⚔️ Cara a cara: Compararse vs Competir con tu yo de ayer</w:t>
+        <w:t xml:space="preserve">“soy tonto”</w:t>
+      </w:r>
+      <w:r>
+        <w:t xml:space="preserve">, para y reescribe:</w:t>
+      </w:r>
+      <w:r>
+        <w:t xml:space="preserve"> </w:t>
+      </w:r>
+      <w:r>
+        <w:rPr>
+          <w:b/>
+          <w:bCs/>
+        </w:rPr>
+        <w:t xml:space="preserve">“esto no me ha salido, y practico”</w:t>
+      </w:r>
+      <w:r>
+        <w:t xml:space="preserve">. No es autoengaño: es</w:t>
+      </w:r>
+      <w:r>
+        <w:t xml:space="preserve"> </w:t>
+      </w:r>
+      <w:r>
+        <w:rPr>
+          <w:b/>
+          <w:bCs/>
+        </w:rPr>
+        <w:t xml:space="preserve">precisión</w:t>
+      </w:r>
+      <w:r>
+        <w:t xml:space="preserve">. Nadie es tonto por una tarea; una tarea es una tarea.</w:t>
       </w:r>
     </w:p>
     <w:tbl>
@@ -3968,18 +3447,18 @@
               <w:pStyle w:val="Compact"/>
             </w:pPr>
             <w:r>
-              <w:t xml:space="preserve">⚔️ Compararse con los demás</w:t>
-            </w:r>
-          </w:p>
-        </w:tc>
-        <w:tc>
-          <w:tcPr/>
-          <w:p>
-            <w:pPr>
-              <w:pStyle w:val="Compact"/>
-            </w:pPr>
-            <w:r>
-              <w:t xml:space="preserve">⚔️ Competir con tu yo de ayer</w:t>
+              <w:t xml:space="preserve">❌ El guion de siempre</w:t>
+            </w:r>
+          </w:p>
+        </w:tc>
+        <w:tc>
+          <w:tcPr/>
+          <w:p>
+            <w:pPr>
+              <w:pStyle w:val="Compact"/>
+            </w:pPr>
+            <w:r>
+              <w:t xml:space="preserve">✅ El guion corregido</w:t>
             </w:r>
           </w:p>
         </w:tc>
@@ -3992,18 +3471,18 @@
               <w:pStyle w:val="Compact"/>
             </w:pPr>
             <w:r>
-              <w:t xml:space="preserve">“Ella aprueba todo, yo no sirvo”</w:t>
-            </w:r>
-          </w:p>
-        </w:tc>
-        <w:tc>
-          <w:tcPr/>
-          <w:p>
-            <w:pPr>
-              <w:pStyle w:val="Compact"/>
-            </w:pPr>
-            <w:r>
-              <w:t xml:space="preserve">“El mes pasado suspendí tres y ahora dos”</w:t>
+              <w:t xml:space="preserve">“Soy un desastre con los inventarios”</w:t>
+            </w:r>
+          </w:p>
+        </w:tc>
+        <w:tc>
+          <w:tcPr/>
+          <w:p>
+            <w:pPr>
+              <w:pStyle w:val="Compact"/>
+            </w:pPr>
+            <w:r>
+              <w:t xml:space="preserve">“El inventario todavía me sale lento; hago uno más”</w:t>
             </w:r>
           </w:p>
         </w:tc>
@@ -4016,18 +3495,18 @@
               <w:pStyle w:val="Compact"/>
             </w:pPr>
             <w:r>
-              <w:t xml:space="preserve">Te paraliza: ¿para qué intentarlo?</w:t>
-            </w:r>
-          </w:p>
-        </w:tc>
-        <w:tc>
-          <w:tcPr/>
-          <w:p>
-            <w:pPr>
-              <w:pStyle w:val="Compact"/>
-            </w:pPr>
-            <w:r>
-              <w:t xml:space="preserve">Te mueve: ¿qué practico esta semana?</w:t>
+              <w:t xml:space="preserve">“No sirvo para nada en atención”</w:t>
+            </w:r>
+          </w:p>
+        </w:tc>
+        <w:tc>
+          <w:tcPr/>
+          <w:p>
+            <w:pPr>
+              <w:pStyle w:val="Compact"/>
+            </w:pPr>
+            <w:r>
+              <w:t xml:space="preserve">“Hoy me quedé en blanco con el DNI; lo repaso”</w:t>
             </w:r>
           </w:p>
         </w:tc>
@@ -4040,42 +3519,18 @@
               <w:pStyle w:val="Compact"/>
             </w:pPr>
             <w:r>
-              <w:t xml:space="preserve">Depende de otros (que mañana pueden ir peor o mejor)</w:t>
-            </w:r>
-          </w:p>
-        </w:tc>
-        <w:tc>
-          <w:tcPr/>
-          <w:p>
-            <w:pPr>
-              <w:pStyle w:val="Compact"/>
-            </w:pPr>
-            <w:r>
-              <w:t xml:space="preserve">Depende solo de ti</w:t>
-            </w:r>
-          </w:p>
-        </w:tc>
-      </w:tr>
-      <w:tr>
-        <w:tc>
-          <w:tcPr/>
-          <w:p>
-            <w:pPr>
-              <w:pStyle w:val="Compact"/>
-            </w:pPr>
-            <w:r>
-              <w:t xml:space="preserve">Sensación: quedo atrás</w:t>
-            </w:r>
-          </w:p>
-        </w:tc>
-        <w:tc>
-          <w:tcPr/>
-          <w:p>
-            <w:pPr>
-              <w:pStyle w:val="Compact"/>
-            </w:pPr>
-            <w:r>
-              <w:t xml:space="preserve">Sensación: voy avanzando</w:t>
+              <w:t xml:space="preserve">“Nunca voy a hablar en público”</w:t>
+            </w:r>
+          </w:p>
+        </w:tc>
+        <w:tc>
+          <w:tcPr/>
+          <w:p>
+            <w:pPr>
+              <w:pStyle w:val="Compact"/>
+            </w:pPr>
+            <w:r>
+              <w:t xml:space="preserve">“Esta vez me temblaron las piernas; la próxima irá mejor”</w:t>
             </w:r>
           </w:p>
         </w:tc>
@@ -4083,43 +3538,82 @@
     </w:tbl>
     <w:p>
       <w:pPr>
-        <w:pStyle w:val="BlockText"/>
-      </w:pPr>
-      <w:r>
-        <w:t xml:space="preserve">💡</w:t>
-      </w:r>
-      <w:r>
-        <w:t xml:space="preserve"> </w:t>
-      </w:r>
-      <w:r>
-        <w:rPr>
-          <w:b/>
-          <w:bCs/>
-        </w:rPr>
-        <w:t xml:space="preserve">El veredicto de ROSA:</w:t>
-      </w:r>
-      <w:r>
-        <w:t xml:space="preserve"> </w:t>
-      </w:r>
-      <w:r>
-        <w:t xml:space="preserve">compararse es mirar el marcador ajeno; competir contigo mismo es mirar tu propia partida. Gana el que más veces mira su propia partida.</w:t>
-      </w:r>
-    </w:p>
-    <w:p>
-      <w:r>
-        <w:pict>
-          <v:rect style="width:0;height:1.5pt" o:hralign="center" o:hrstd="t" o:hr="t"/>
-        </w:pict>
-      </w:r>
-    </w:p>
-    <w:bookmarkEnd w:id="43"/>
-    <w:bookmarkStart w:id="44" w:name="reto-mental"/>
-    <w:p>
-      <w:pPr>
-        <w:pStyle w:val="Heading2"/>
-      </w:pPr>
-      <w:r>
-        <w:t xml:space="preserve">🧠 Reto mental</w:t>
+        <w:pStyle w:val="BodyText"/>
+      </w:pPr>
+      <w:r>
+        <w:t xml:space="preserve">😬</w:t>
+      </w:r>
+      <w:r>
+        <w:t xml:space="preserve"> </w:t>
+      </w:r>
+      <w:r>
+        <w:rPr>
+          <w:b/>
+          <w:bCs/>
+        </w:rPr>
+        <w:t xml:space="preserve">Fail de DANI:</w:t>
+      </w:r>
+      <w:r>
+        <w:t xml:space="preserve"> </w:t>
+      </w:r>
+      <w:r>
+        <w:t xml:space="preserve">aplicó esto a medias. Se dijo</w:t>
+      </w:r>
+      <w:r>
+        <w:t xml:space="preserve"> </w:t>
+      </w:r>
+      <w:r>
+        <w:rPr>
+          <w:i/>
+          <w:iCs/>
+        </w:rPr>
+        <w:t xml:space="preserve">“esto no me sale y lo practico”</w:t>
+      </w:r>
+      <w:r>
+        <w:rPr>
+          <w:i/>
+          <w:iCs/>
+        </w:rPr>
+        <w:t xml:space="preserve">…</w:t>
+      </w:r>
+      <w:r>
+        <w:t xml:space="preserve"> </w:t>
+      </w:r>
+      <w:r>
+        <w:t xml:space="preserve">y practicó</w:t>
+      </w:r>
+      <w:r>
+        <w:t xml:space="preserve"> </w:t>
+      </w:r>
+      <w:r>
+        <w:rPr>
+          <w:b/>
+          <w:bCs/>
+        </w:rPr>
+        <w:t xml:space="preserve">cero</w:t>
+      </w:r>
+      <w:r>
+        <w:t xml:space="preserve">. Cambiar el guion sin practicar es como ponerle nombre nuevo al problema. ROSA:</w:t>
+      </w:r>
+      <w:r>
+        <w:t xml:space="preserve"> </w:t>
+      </w:r>
+      <w:r>
+        <w:rPr>
+          <w:i/>
+          <w:iCs/>
+        </w:rPr>
+        <w:t xml:space="preserve">“Bonito el eslogan, campeón. ¿Y la práctica cuándo llega?”</w:t>
+      </w:r>
+    </w:p>
+    <w:bookmarkEnd w:id="31"/>
+    <w:bookmarkStart w:id="32" w:name="el-diario-de-tres-cosas"/>
+    <w:p>
+      <w:pPr>
+        <w:pStyle w:val="Heading3"/>
+      </w:pPr>
+      <w:r>
+        <w:t xml:space="preserve">2. 📓 El diario de tres cosas</w:t>
       </w:r>
     </w:p>
     <w:p>
@@ -4127,7 +3621,59 @@
         <w:pStyle w:val="FirstParagraph"/>
       </w:pPr>
       <w:r>
-        <w:t xml:space="preserve">Responde antes de mirar las soluciones:</w:t>
+        <w:t xml:space="preserve">Cada noche, en el móvil o en un papel:</w:t>
+      </w:r>
+      <w:r>
+        <w:t xml:space="preserve"> </w:t>
+      </w:r>
+      <w:r>
+        <w:rPr>
+          <w:b/>
+          <w:bCs/>
+        </w:rPr>
+        <w:t xml:space="preserve">tres cosas que hoy te salieron bien</w:t>
+      </w:r>
+      <w:r>
+        <w:t xml:space="preserve">. Pueden ser minúsculas:</w:t>
+      </w:r>
+      <w:r>
+        <w:t xml:space="preserve"> </w:t>
+      </w:r>
+      <w:r>
+        <w:rPr>
+          <w:i/>
+          <w:iCs/>
+        </w:rPr>
+        <w:t xml:space="preserve">“pregunté una duda”</w:t>
+      </w:r>
+      <w:r>
+        <w:t xml:space="preserve">,</w:t>
+      </w:r>
+      <w:r>
+        <w:t xml:space="preserve"> </w:t>
+      </w:r>
+      <w:r>
+        <w:rPr>
+          <w:i/>
+          <w:iCs/>
+        </w:rPr>
+        <w:t xml:space="preserve">“no me comparé”</w:t>
+      </w:r>
+      <w:r>
+        <w:t xml:space="preserve">,</w:t>
+      </w:r>
+      <w:r>
+        <w:t xml:space="preserve"> </w:t>
+      </w:r>
+      <w:r>
+        <w:rPr>
+          <w:i/>
+          <w:iCs/>
+        </w:rPr>
+        <w:t xml:space="preserve">“llegué a tiempo”</w:t>
+      </w:r>
+      <w:r>
+        <w:t xml:space="preserve">.</w:t>
       </w:r>
     </w:p>
     <w:p>
@@ -4135,23 +3681,27 @@
         <w:pStyle w:val="Compact"/>
         <w:numPr>
           <w:ilvl w:val="0"/>
-          <w:numId w:val="1009"/>
+          <w:numId w:val="1006"/>
         </w:numPr>
       </w:pPr>
       <w:r>
-        <w:t xml:space="preserve">Marta ve que su amigo de otra clase presume en TikTok de un trabajo</w:t>
-      </w:r>
-      <w:r>
-        <w:t xml:space="preserve"> </w:t>
-      </w:r>
-      <w:r>
-        <w:t xml:space="preserve">“perfecto”</w:t>
-      </w:r>
-      <w:r>
-        <w:t xml:space="preserve"> </w:t>
-      </w:r>
-      <w:r>
-        <w:t xml:space="preserve">y ella acaba de suspende el suyo. ¿Qué diría la Regla del feed?</w:t>
+        <w:t xml:space="preserve">📅</w:t>
+      </w:r>
+      <w:r>
+        <w:t xml:space="preserve"> </w:t>
+      </w:r>
+      <w:r>
+        <w:rPr>
+          <w:b/>
+          <w:bCs/>
+        </w:rPr>
+        <w:t xml:space="preserve">Duración:</w:t>
+      </w:r>
+      <w:r>
+        <w:t xml:space="preserve"> </w:t>
+      </w:r>
+      <w:r>
+        <w:t xml:space="preserve">dos semanas. Luego miras atrás.</w:t>
       </w:r>
     </w:p>
     <w:p>
@@ -4159,20 +3709,43 @@
         <w:pStyle w:val="Compact"/>
         <w:numPr>
           <w:ilvl w:val="0"/>
-          <w:numId w:val="1009"/>
+          <w:numId w:val="1006"/>
         </w:numPr>
       </w:pPr>
       <w:r>
-        <w:t xml:space="preserve">DANI se dice</w:t>
-      </w:r>
-      <w:r>
-        <w:t xml:space="preserve"> </w:t>
-      </w:r>
-      <w:r>
-        <w:t xml:space="preserve">“soy un desastre atendiendo a los clientes”</w:t>
-      </w:r>
-      <w:r>
-        <w:t xml:space="preserve">. Reescríbelo como problema concreto y de hoy.</w:t>
+        <w:t xml:space="preserve">🎯</w:t>
+      </w:r>
+      <w:r>
+        <w:t xml:space="preserve"> </w:t>
+      </w:r>
+      <w:r>
+        <w:rPr>
+          <w:b/>
+          <w:bCs/>
+        </w:rPr>
+        <w:t xml:space="preserve">Efecto:</w:t>
+      </w:r>
+      <w:r>
+        <w:t xml:space="preserve"> </w:t>
+      </w:r>
+      <w:r>
+        <w:t xml:space="preserve">descubres que</w:t>
+      </w:r>
+      <w:r>
+        <w:t xml:space="preserve"> </w:t>
+      </w:r>
+      <w:r>
+        <w:rPr>
+          <w:i/>
+          <w:iCs/>
+        </w:rPr>
+        <w:t xml:space="preserve">“no sirvo para nada”</w:t>
+      </w:r>
+      <w:r>
+        <w:t xml:space="preserve"> </w:t>
+      </w:r>
+      <w:r>
+        <w:t xml:space="preserve">tenía pruebas bastante flojas.</w:t>
       </w:r>
     </w:p>
     <w:p>
@@ -4180,11 +3753,40 @@
         <w:pStyle w:val="Compact"/>
         <w:numPr>
           <w:ilvl w:val="0"/>
-          <w:numId w:val="1009"/>
+          <w:numId w:val="1006"/>
         </w:numPr>
       </w:pPr>
       <w:r>
-        <w:t xml:space="preserve">Nombra dos hábitos de los siete que puedas empezar esta misma semana.</w:t>
+        <w:t xml:space="preserve">⚠️</w:t>
+      </w:r>
+      <w:r>
+        <w:t xml:space="preserve"> </w:t>
+      </w:r>
+      <w:r>
+        <w:rPr>
+          <w:b/>
+          <w:bCs/>
+        </w:rPr>
+        <w:t xml:space="preserve">Ojo:</w:t>
+      </w:r>
+      <w:r>
+        <w:t xml:space="preserve"> </w:t>
+      </w:r>
+      <w:r>
+        <w:t xml:space="preserve">no vale repetir lo mismo tres días seguidos. Si el día 5 repites</w:t>
+      </w:r>
+      <w:r>
+        <w:t xml:space="preserve"> </w:t>
+      </w:r>
+      <w:r>
+        <w:rPr>
+          <w:i/>
+          <w:iCs/>
+        </w:rPr>
+        <w:t xml:space="preserve">“comí bien”</w:t>
+      </w:r>
+      <w:r>
+        <w:t xml:space="preserve">, tu cerebro sabe que estás rellenando.</w:t>
       </w:r>
     </w:p>
     <w:p>
@@ -4192,7 +3794,221 @@
         <w:pStyle w:val="FirstParagraph"/>
       </w:pPr>
       <w:r>
-        <w:t xml:space="preserve">🔄 Respuestas</w:t>
+        <w:t xml:space="preserve">Por qué funciona mejor que repetirte</w:t>
+      </w:r>
+      <w:r>
+        <w:t xml:space="preserve"> </w:t>
+      </w:r>
+      <w:r>
+        <w:rPr>
+          <w:i/>
+          <w:iCs/>
+        </w:rPr>
+        <w:t xml:space="preserve">“soy genial”</w:t>
+      </w:r>
+      <w:r>
+        <w:t xml:space="preserve">: el diario son</w:t>
+      </w:r>
+      <w:r>
+        <w:t xml:space="preserve"> </w:t>
+      </w:r>
+      <w:r>
+        <w:rPr>
+          <w:b/>
+          <w:bCs/>
+        </w:rPr>
+        <w:t xml:space="preserve">pruebas reales</w:t>
+      </w:r>
+      <w:r>
+        <w:t xml:space="preserve">. Repetirte frases bonitas es propaganda; el diario es documental.</w:t>
+      </w:r>
+    </w:p>
+    <w:bookmarkEnd w:id="32"/>
+    <w:bookmarkStart w:id="33" w:name="compara-con-tu-yo-de-hace-un-mes"/>
+    <w:p>
+      <w:pPr>
+        <w:pStyle w:val="Heading3"/>
+      </w:pPr>
+      <w:r>
+        <w:t xml:space="preserve">3. 🪞 Compara con tu yo de hace un mes</w:t>
+      </w:r>
+    </w:p>
+    <w:p>
+      <w:pPr>
+        <w:pStyle w:val="FirstParagraph"/>
+      </w:pPr>
+      <w:r>
+        <w:t xml:space="preserve">Tabla de la verdad:</w:t>
+      </w:r>
+    </w:p>
+    <w:tbl>
+      <w:tblPr>
+        <w:tblStyle w:val="Table"/>
+        <w:tblW w:type="auto" w:w="0"/>
+        <w:tblLook w:firstRow="1" w:lastRow="0" w:firstColumn="0" w:lastColumn="0" w:noHBand="0" w:noVBand="0" w:val="0020"/>
+      </w:tblPr>
+      <w:tblGrid>
+        <w:gridCol w:w="3960"/>
+        <w:gridCol w:w="3960"/>
+      </w:tblGrid>
+      <w:tr>
+        <w:trPr>
+          <w:tblHeader w:val="on"/>
+        </w:trPr>
+        <w:tc>
+          <w:tcPr/>
+          <w:p>
+            <w:pPr>
+              <w:pStyle w:val="Compact"/>
+            </w:pPr>
+            <w:r>
+              <w:t xml:space="preserve">Compara con…</w:t>
+            </w:r>
+          </w:p>
+        </w:tc>
+        <w:tc>
+          <w:tcPr/>
+          <w:p>
+            <w:pPr>
+              <w:pStyle w:val="Compact"/>
+            </w:pPr>
+            <w:r>
+              <w:t xml:space="preserve">Te lleva a…</w:t>
+            </w:r>
+          </w:p>
+        </w:tc>
+      </w:tr>
+      <w:tr>
+        <w:tc>
+          <w:tcPr/>
+          <w:p>
+            <w:pPr>
+              <w:pStyle w:val="Compact"/>
+            </w:pPr>
+            <w:r>
+              <w:t xml:space="preserve">✅ Tu yo de hace un mes</w:t>
+            </w:r>
+          </w:p>
+        </w:tc>
+        <w:tc>
+          <w:tcPr/>
+          <w:p>
+            <w:pPr>
+              <w:pStyle w:val="Compact"/>
+            </w:pPr>
+            <w:r>
+              <w:t xml:space="preserve">Ver que mejoras →</w:t>
+            </w:r>
+            <w:r>
+              <w:t xml:space="preserve"> </w:t>
+            </w:r>
+            <w:r>
+              <w:rPr>
+                <w:b/>
+                <w:bCs/>
+              </w:rPr>
+              <w:t xml:space="preserve">motivación</w:t>
+            </w:r>
+          </w:p>
+        </w:tc>
+      </w:tr>
+      <w:tr>
+        <w:tc>
+          <w:tcPr/>
+          <w:p>
+            <w:pPr>
+              <w:pStyle w:val="Compact"/>
+            </w:pPr>
+            <w:r>
+              <w:t xml:space="preserve">❌ El</w:t>
+            </w:r>
+            <w:r>
+              <w:t xml:space="preserve"> </w:t>
+            </w:r>
+            <w:r>
+              <w:t xml:space="preserve">“tráiler”</w:t>
+            </w:r>
+            <w:r>
+              <w:t xml:space="preserve"> </w:t>
+            </w:r>
+            <w:r>
+              <w:t xml:space="preserve">de otros</w:t>
+            </w:r>
+          </w:p>
+        </w:tc>
+        <w:tc>
+          <w:tcPr/>
+          <w:p>
+            <w:pPr>
+              <w:pStyle w:val="Compact"/>
+            </w:pPr>
+            <w:r>
+              <w:t xml:space="preserve">Ver que llegas tarde →</w:t>
+            </w:r>
+            <w:r>
+              <w:t xml:space="preserve"> </w:t>
+            </w:r>
+            <w:r>
+              <w:rPr>
+                <w:b/>
+                <w:bCs/>
+              </w:rPr>
+              <w:t xml:space="preserve">desmotivación</w:t>
+            </w:r>
+          </w:p>
+        </w:tc>
+      </w:tr>
+    </w:tbl>
+    <w:p>
+      <w:pPr>
+        <w:pStyle w:val="BodyText"/>
+      </w:pPr>
+      <w:r>
+        <w:t xml:space="preserve">Ejemplo real: Elena suspendió el primer control de almacén y en el segundo sacó un 6. Si compara con su compañera (que sacó un 9), sale perdedora. Si compara con el primer control, es</w:t>
+      </w:r>
+      <w:r>
+        <w:t xml:space="preserve"> </w:t>
+      </w:r>
+      <w:r>
+        <w:rPr>
+          <w:b/>
+          <w:bCs/>
+        </w:rPr>
+        <w:t xml:space="preserve">campeona</w:t>
+      </w:r>
+      <w:r>
+        <w:t xml:space="preserve">. Misma nota, dos realidades: cambia el espejo.</w:t>
+      </w:r>
+    </w:p>
+    <w:bookmarkEnd w:id="33"/>
+    <w:bookmarkStart w:id="34" w:name="micro-retos-de-zona-de-confort"/>
+    <w:p>
+      <w:pPr>
+        <w:pStyle w:val="Heading3"/>
+      </w:pPr>
+      <w:r>
+        <w:t xml:space="preserve">4. ⚡ Micro-retos de zona de confort</w:t>
+      </w:r>
+    </w:p>
+    <w:p>
+      <w:pPr>
+        <w:pStyle w:val="FirstParagraph"/>
+      </w:pPr>
+      <w:r>
+        <w:t xml:space="preserve">No hace falta ser el alma de la fiesta. Micro-retos de</w:t>
+      </w:r>
+      <w:r>
+        <w:t xml:space="preserve"> </w:t>
+      </w:r>
+      <w:r>
+        <w:rPr>
+          <w:b/>
+          <w:bCs/>
+        </w:rPr>
+        <w:t xml:space="preserve">2 minutos</w:t>
+      </w:r>
+      <w:r>
+        <w:t xml:space="preserve">:</w:t>
       </w:r>
     </w:p>
     <w:p>
@@ -4200,43 +4016,11 @@
         <w:pStyle w:val="Compact"/>
         <w:numPr>
           <w:ilvl w:val="0"/>
-          <w:numId w:val="1010"/>
+          <w:numId w:val="1007"/>
         </w:numPr>
       </w:pPr>
       <w:r>
-        <w:t xml:space="preserve">Lo que Marta ve es el</w:t>
-      </w:r>
-      <w:r>
-        <w:t xml:space="preserve"> </w:t>
-      </w:r>
-      <w:r>
-        <w:rPr>
-          <w:b/>
-          <w:bCs/>
-        </w:rPr>
-        <w:t xml:space="preserve">tráiler</w:t>
-      </w:r>
-      <w:r>
-        <w:t xml:space="preserve"> </w:t>
-      </w:r>
-      <w:r>
-        <w:t xml:space="preserve">(el vídeo mejor editado, elegido de decenas de tomas); su suspensión es su</w:t>
-      </w:r>
-      <w:r>
-        <w:t xml:space="preserve"> </w:t>
-      </w:r>
-      <w:r>
-        <w:rPr>
-          <w:b/>
-          <w:bCs/>
-        </w:rPr>
-        <w:t xml:space="preserve">making-of</w:t>
-      </w:r>
-      <w:r>
-        <w:t xml:space="preserve"> </w:t>
-      </w:r>
-      <w:r>
-        <w:t xml:space="preserve">completo. Comparar tráiler ajeno con making-of propio no es información justa. Lo útil: comparar suyo actual con suyo del mes pasado.</w:t>
+        <w:t xml:space="preserve">🙋 Preguntar la duda que llevas tres días callada.</w:t>
       </w:r>
     </w:p>
     <w:p>
@@ -4244,20 +4028,11 @@
         <w:pStyle w:val="Compact"/>
         <w:numPr>
           <w:ilvl w:val="0"/>
-          <w:numId w:val="1010"/>
+          <w:numId w:val="1007"/>
         </w:numPr>
       </w:pPr>
       <w:r>
-        <w:t xml:space="preserve">Sentencia → problema:</w:t>
-      </w:r>
-      <w:r>
-        <w:t xml:space="preserve"> </w:t>
-      </w:r>
-      <w:r>
-        <w:t xml:space="preserve">“Cuando un cliente me pide algo que no sé, me bloqueo y no pregunto a mi compañera”</w:t>
-      </w:r>
-      <w:r>
-        <w:t xml:space="preserve">. Ya se ve qué practicar.</w:t>
+        <w:t xml:space="preserve">👋 Saludar a alguien nuevo en el pasillo.</w:t>
       </w:r>
     </w:p>
     <w:p>
@@ -4265,78 +4040,27 @@
         <w:pStyle w:val="Compact"/>
         <w:numPr>
           <w:ilvl w:val="0"/>
-          <w:numId w:val="1010"/>
+          <w:numId w:val="1007"/>
         </w:numPr>
       </w:pPr>
       <w:r>
-        <w:t xml:space="preserve">Ejemplos válidos: diario de tres cosas cada noche, un micro-reto diario (preguntar una duda, saludar a alguien), dormir mejor esta semana, apuntar con quién sale mejor de clase.</w:t>
-      </w:r>
-    </w:p>
-    <w:p>
-      <w:r>
-        <w:pict>
-          <v:rect style="width:0;height:1.5pt" o:hralign="center" o:hrstd="t" o:hr="t"/>
-        </w:pict>
-      </w:r>
-    </w:p>
-    <w:bookmarkEnd w:id="44"/>
-    <w:bookmarkStart w:id="45" w:name="trabajo-en-equipo-post-it-sorpresa"/>
-    <w:p>
-      <w:pPr>
-        <w:pStyle w:val="Heading2"/>
-      </w:pPr>
-      <w:r>
-        <w:t xml:space="preserve">🤝 Trabajo en equipo: Post-it sorpresa</w:t>
-      </w:r>
-    </w:p>
-    <w:p>
-      <w:pPr>
-        <w:pStyle w:val="FirstParagraph"/>
-      </w:pPr>
-      <w:r>
-        <w:rPr>
-          <w:b/>
-          <w:bCs/>
-        </w:rPr>
-        <w:t xml:space="preserve">Objetivo:</w:t>
-      </w:r>
-      <w:r>
-        <w:t xml:space="preserve"> </w:t>
-      </w:r>
-      <w:r>
-        <w:t xml:space="preserve">que cada persona del grupo reciba algo positivo escrito por sus compañeros.</w:t>
-      </w:r>
-      <w:r>
-        <w:t xml:space="preserve"> </w:t>
-      </w:r>
-      <w:r>
-        <w:rPr>
-          <w:b/>
-          <w:bCs/>
-        </w:rPr>
-        <w:t xml:space="preserve">Tiempo:</w:t>
-      </w:r>
-      <w:r>
-        <w:t xml:space="preserve"> </w:t>
-      </w:r>
-      <w:r>
-        <w:t xml:space="preserve">15 min ·</w:t>
-      </w:r>
-      <w:r>
-        <w:t xml:space="preserve"> </w:t>
-      </w:r>
-      <w:r>
-        <w:rPr>
-          <w:b/>
-          <w:bCs/>
-        </w:rPr>
-        <w:t xml:space="preserve">Material:</w:t>
-      </w:r>
-      <w:r>
-        <w:t xml:space="preserve"> </w:t>
-      </w:r>
-      <w:r>
-        <w:t xml:space="preserve">post-its y un sobre (o una caja) por persona.</w:t>
+        <w:t xml:space="preserve">🙅 Decir que no te apetece algo</w:t>
+      </w:r>
+      <w:r>
+        <w:t xml:space="preserve"> </w:t>
+      </w:r>
+      <w:r>
+        <w:rPr>
+          <w:b/>
+          <w:bCs/>
+        </w:rPr>
+        <w:t xml:space="preserve">sin pedir perdón</w:t>
+      </w:r>
+      <w:r>
+        <w:t xml:space="preserve"> </w:t>
+      </w:r>
+      <w:r>
+        <w:t xml:space="preserve">por ello.</w:t>
       </w:r>
     </w:p>
     <w:p>
@@ -4344,11 +4068,82 @@
         <w:pStyle w:val="Compact"/>
         <w:numPr>
           <w:ilvl w:val="0"/>
-          <w:numId w:val="1011"/>
+          <w:numId w:val="1007"/>
         </w:numPr>
       </w:pPr>
       <w:r>
-        <w:t xml:space="preserve">El/la docente entrega a cada uno un sobre con su nombre y 2 post-its en blanco.</w:t>
+        <w:t xml:space="preserve">💬 Escribir en el chat de clase una respuesta en vez de solo leer.</w:t>
+      </w:r>
+    </w:p>
+    <w:p>
+      <w:pPr>
+        <w:pStyle w:val="FirstParagraph"/>
+      </w:pPr>
+      <w:r>
+        <w:t xml:space="preserve">Cada micro-reto cumplido es un</w:t>
+      </w:r>
+      <w:r>
+        <w:t xml:space="preserve"> </w:t>
+      </w:r>
+      <w:r>
+        <w:rPr>
+          <w:b/>
+          <w:bCs/>
+        </w:rPr>
+        <w:t xml:space="preserve">ladrillo</w:t>
+      </w:r>
+      <w:r>
+        <w:t xml:space="preserve"> </w:t>
+      </w:r>
+      <w:r>
+        <w:t xml:space="preserve">de confianza. Nadie construyó un piso de un salto.</w:t>
+      </w:r>
+    </w:p>
+    <w:bookmarkEnd w:id="34"/>
+    <w:bookmarkStart w:id="35" w:name="rodeate-de-quien-te-suma"/>
+    <w:p>
+      <w:pPr>
+        <w:pStyle w:val="Heading3"/>
+      </w:pPr>
+      <w:r>
+        <w:t xml:space="preserve">5. 👥 Rodeate de quien te suma</w:t>
+      </w:r>
+    </w:p>
+    <w:p>
+      <w:pPr>
+        <w:pStyle w:val="FirstParagraph"/>
+      </w:pPr>
+      <w:r>
+        <w:t xml:space="preserve">Hay gente que te devuelve</w:t>
+      </w:r>
+      <w:r>
+        <w:t xml:space="preserve"> </w:t>
+      </w:r>
+      <w:r>
+        <w:rPr>
+          <w:b/>
+          <w:bCs/>
+        </w:rPr>
+        <w:t xml:space="preserve">más grande</w:t>
+      </w:r>
+      <w:r>
+        <w:t xml:space="preserve"> </w:t>
+      </w:r>
+      <w:r>
+        <w:t xml:space="preserve">y gente que te devuelve</w:t>
+      </w:r>
+      <w:r>
+        <w:t xml:space="preserve"> </w:t>
+      </w:r>
+      <w:r>
+        <w:rPr>
+          <w:b/>
+          <w:bCs/>
+        </w:rPr>
+        <w:t xml:space="preserve">más pequeño</w:t>
+      </w:r>
+      <w:r>
+        <w:t xml:space="preserve">. Tómate nota: ¿con quién sales de clase sintiéndote mejor? ¿y con quién peor?</w:t>
       </w:r>
     </w:p>
     <w:p>
@@ -4356,45 +4151,27 @@
         <w:pStyle w:val="Compact"/>
         <w:numPr>
           <w:ilvl w:val="0"/>
-          <w:numId w:val="1011"/>
+          <w:numId w:val="1008"/>
         </w:numPr>
       </w:pPr>
       <w:r>
-        <w:t xml:space="preserve">Cada persona escribe en sus 2 post-its</w:t>
-      </w:r>
-      <w:r>
-        <w:t xml:space="preserve"> </w:t>
-      </w:r>
-      <w:r>
-        <w:rPr>
-          <w:b/>
-          <w:bCs/>
-        </w:rPr>
-        <w:t xml:space="preserve">dos cosas positivas y concretas</w:t>
-      </w:r>
-      <w:r>
-        <w:t xml:space="preserve"> </w:t>
-      </w:r>
-      <w:r>
-        <w:t xml:space="preserve">de dos compañeros diferentes (por ejemplo:</w:t>
-      </w:r>
-      <w:r>
-        <w:t xml:space="preserve"> </w:t>
-      </w:r>
-      <w:r>
-        <w:t xml:space="preserve">“se explica clarísimo en el trabajo de almacén”</w:t>
-      </w:r>
-      <w:r>
-        <w:t xml:space="preserve">,</w:t>
-      </w:r>
-      <w:r>
-        <w:t xml:space="preserve"> </w:t>
-      </w:r>
-      <w:r>
-        <w:t xml:space="preserve">“el otro día me ayudó sin que lo pidiera”</w:t>
-      </w:r>
-      <w:r>
-        <w:t xml:space="preserve">).</w:t>
+        <w:t xml:space="preserve">✅ El que te dice</w:t>
+      </w:r>
+      <w:r>
+        <w:t xml:space="preserve"> </w:t>
+      </w:r>
+      <w:r>
+        <w:rPr>
+          <w:i/>
+          <w:iCs/>
+        </w:rPr>
+        <w:t xml:space="preserve">“venga, inténtalo”</w:t>
+      </w:r>
+      <w:r>
+        <w:t xml:space="preserve"> </w:t>
+      </w:r>
+      <w:r>
+        <w:t xml:space="preserve">y te cuenta sus errores.</w:t>
       </w:r>
     </w:p>
     <w:p>
@@ -4402,98 +4179,66 @@
         <w:pStyle w:val="Compact"/>
         <w:numPr>
           <w:ilvl w:val="0"/>
-          <w:numId w:val="1011"/>
+          <w:numId w:val="1008"/>
         </w:numPr>
       </w:pPr>
       <w:r>
-        <w:t xml:space="preserve">Los post-its se doblan y se meten en el sobre de la persona correspondiente,</w:t>
-      </w:r>
-      <w:r>
-        <w:t xml:space="preserve"> </w:t>
-      </w:r>
-      <w:r>
-        <w:rPr>
-          <w:b/>
-          <w:bCs/>
-        </w:rPr>
-        <w:t xml:space="preserve">sin firmar</w:t>
-      </w:r>
-      <w:r>
-        <w:t xml:space="preserve">.</w:t>
-      </w:r>
-    </w:p>
-    <w:p>
-      <w:pPr>
-        <w:pStyle w:val="Compact"/>
-        <w:numPr>
-          <w:ilvl w:val="0"/>
-          <w:numId w:val="1011"/>
-        </w:numPr>
-      </w:pPr>
-      <w:r>
-        <w:t xml:space="preserve">Cuando todos han entregado, cada uno abre su sobre y lee en voz baja lo suyo. Nadie lee en voz alta lo de otro: lo tuyo es tuyo.</w:t>
-      </w:r>
-    </w:p>
-    <w:p>
-      <w:pPr>
-        <w:pStyle w:val="Compact"/>
-        <w:numPr>
-          <w:ilvl w:val="0"/>
-          <w:numId w:val="1011"/>
-        </w:numPr>
-      </w:pPr>
-      <w:r>
-        <w:t xml:space="preserve">Cierre en círculo: una frase voluntaria de cómo se siente alguien tras abrir su sobre (sin obligar a nadie a hablar).</w:t>
-      </w:r>
-    </w:p>
-    <w:p>
-      <w:pPr>
-        <w:pStyle w:val="BlockText"/>
-      </w:pPr>
-      <w:r>
-        <w:t xml:space="preserve">♿</w:t>
-      </w:r>
-      <w:r>
-        <w:t xml:space="preserve"> </w:t>
-      </w:r>
-      <w:r>
-        <w:rPr>
-          <w:b/>
-          <w:bCs/>
-        </w:rPr>
-        <w:t xml:space="preserve">Inclusión:</w:t>
-      </w:r>
-      <w:r>
-        <w:t xml:space="preserve"> </w:t>
-      </w:r>
-      <w:r>
-        <w:t xml:space="preserve">la docencia garantiza por sorteo que todos escriben y todos reciben post-its (si alguien recibiese menos, se completa). El anonimato evita vergüenzas y que se note</w:t>
-      </w:r>
-      <w:r>
-        <w:t xml:space="preserve"> </w:t>
-      </w:r>
-      <w:r>
-        <w:t xml:space="preserve">“quién es amigo de quién”</w:t>
-      </w:r>
-      <w:r>
-        <w:t xml:space="preserve">.</w:t>
-      </w:r>
-    </w:p>
-    <w:p>
-      <w:r>
-        <w:pict>
-          <v:rect style="width:0;height:1.5pt" o:hralign="center" o:hrstd="t" o:hr="t"/>
-        </w:pict>
-      </w:r>
-    </w:p>
-    <w:bookmarkEnd w:id="45"/>
-    <w:bookmarkStart w:id="46" w:name="logros-de-la-unidad"/>
-    <w:p>
-      <w:pPr>
-        <w:pStyle w:val="Heading2"/>
-      </w:pPr>
-      <w:r>
-        <w:t xml:space="preserve">🏆 Logros de la unidad</w:t>
+        <w:t xml:space="preserve">❌ El que solo comenta los errores ajenos y presume de los suyos (ahí sabes quién es).</w:t>
+      </w:r>
+    </w:p>
+    <w:p>
+      <w:pPr>
+        <w:pStyle w:val="FirstParagraph"/>
+      </w:pPr>
+      <w:r>
+        <w:t xml:space="preserve">📌</w:t>
+      </w:r>
+      <w:r>
+        <w:t xml:space="preserve"> </w:t>
+      </w:r>
+      <w:r>
+        <w:rPr>
+          <w:b/>
+          <w:bCs/>
+        </w:rPr>
+        <w:t xml:space="preserve">La confianza se contagia; la inseguridad también.</w:t>
+      </w:r>
+      <w:r>
+        <w:t xml:space="preserve"> </w:t>
+      </w:r>
+      <w:r>
+        <w:t xml:space="preserve">Y no hace falta bloquear a nadie: basta con pasar menos tiempo con quien te achica.</w:t>
+      </w:r>
+    </w:p>
+    <w:bookmarkEnd w:id="35"/>
+    <w:bookmarkStart w:id="36" w:name="dormir-moverte-comer"/>
+    <w:p>
+      <w:pPr>
+        <w:pStyle w:val="Heading3"/>
+      </w:pPr>
+      <w:r>
+        <w:t xml:space="preserve">6. 😴 Dormir, moverte, comer</w:t>
+      </w:r>
+    </w:p>
+    <w:p>
+      <w:pPr>
+        <w:pStyle w:val="FirstParagraph"/>
+      </w:pPr>
+      <w:r>
+        <w:t xml:space="preserve">Suena a discurso de abuela, pero es puro hardware:</w:t>
+      </w:r>
+      <w:r>
+        <w:t xml:space="preserve"> </w:t>
+      </w:r>
+      <w:r>
+        <w:rPr>
+          <w:b/>
+          <w:bCs/>
+        </w:rPr>
+        <w:t xml:space="preserve">el cerebro que duerme 5 horas estudia peor, se compara más y se queja más</w:t>
+      </w:r>
+      <w:r>
+        <w:t xml:space="preserve">. No es motivación: es fisiología.</w:t>
       </w:r>
     </w:p>
     <w:tbl>
@@ -4518,6 +4263,1331 @@
               <w:pStyle w:val="Compact"/>
             </w:pPr>
             <w:r>
+              <w:t xml:space="preserve">Lo que comes</w:t>
+            </w:r>
+          </w:p>
+        </w:tc>
+        <w:tc>
+          <w:tcPr/>
+          <w:p>
+            <w:pPr>
+              <w:pStyle w:val="Compact"/>
+            </w:pPr>
+            <w:r>
+              <w:t xml:space="preserve">Lo que hace tu cerebro</w:t>
+            </w:r>
+          </w:p>
+        </w:tc>
+      </w:tr>
+      <w:tr>
+        <w:tc>
+          <w:tcPr/>
+          <w:p>
+            <w:pPr>
+              <w:pStyle w:val="Compact"/>
+            </w:pPr>
+            <w:r>
+              <w:t xml:space="preserve">🍩 Desayuno de azúcar</w:t>
+            </w:r>
+          </w:p>
+        </w:tc>
+        <w:tc>
+          <w:tcPr/>
+          <w:p>
+            <w:pPr>
+              <w:pStyle w:val="Compact"/>
+            </w:pPr>
+            <w:r>
+              <w:t xml:space="preserve">Caída de energía a media mañana + más mal humor</w:t>
+            </w:r>
+          </w:p>
+        </w:tc>
+      </w:tr>
+      <w:tr>
+        <w:tc>
+          <w:tcPr/>
+          <w:p>
+            <w:pPr>
+              <w:pStyle w:val="Compact"/>
+            </w:pPr>
+            <w:r>
+              <w:t xml:space="preserve">🥪 Desayuno con proteína</w:t>
+            </w:r>
+          </w:p>
+        </w:tc>
+        <w:tc>
+          <w:tcPr/>
+          <w:p>
+            <w:pPr>
+              <w:pStyle w:val="Compact"/>
+            </w:pPr>
+            <w:r>
+              <w:t xml:space="preserve">Energía estable para concentrarte</w:t>
+            </w:r>
+          </w:p>
+        </w:tc>
+      </w:tr>
+      <w:tr>
+        <w:tc>
+          <w:tcPr/>
+          <w:p>
+            <w:pPr>
+              <w:pStyle w:val="Compact"/>
+            </w:pPr>
+            <w:r>
+              <w:t xml:space="preserve">🛌 5 horas de sueño</w:t>
+            </w:r>
+          </w:p>
+        </w:tc>
+        <w:tc>
+          <w:tcPr/>
+          <w:p>
+            <w:pPr>
+              <w:pStyle w:val="Compact"/>
+            </w:pPr>
+            <w:r>
+              <w:t xml:space="preserve">Memoria floja + dramatismo aumentado 😅</w:t>
+            </w:r>
+          </w:p>
+        </w:tc>
+      </w:tr>
+      <w:tr>
+        <w:tc>
+          <w:tcPr/>
+          <w:p>
+            <w:pPr>
+              <w:pStyle w:val="Compact"/>
+            </w:pPr>
+            <w:r>
+              <w:t xml:space="preserve">😴 8 horas de sueño</w:t>
+            </w:r>
+          </w:p>
+        </w:tc>
+        <w:tc>
+          <w:tcPr/>
+          <w:p>
+            <w:pPr>
+              <w:pStyle w:val="Compact"/>
+            </w:pPr>
+            <w:r>
+              <w:t xml:space="preserve">Repaso nocturno gratis mientras duermes</w:t>
+            </w:r>
+          </w:p>
+        </w:tc>
+      </w:tr>
+    </w:tbl>
+    <w:bookmarkEnd w:id="36"/>
+    <w:bookmarkStart w:id="37" w:name="el-error-son-datos-no-sentencia"/>
+    <w:p>
+      <w:pPr>
+        <w:pStyle w:val="Heading3"/>
+      </w:pPr>
+      <w:r>
+        <w:t xml:space="preserve">7. 📊 El error son datos, no sentencia</w:t>
+      </w:r>
+    </w:p>
+    <w:p>
+      <w:pPr>
+        <w:pStyle w:val="FirstParagraph"/>
+      </w:pPr>
+      <w:r>
+        <w:t xml:space="preserve">Te caíste en la práctica de atención al cliente → recoges el dato (</w:t>
+      </w:r>
+      <w:r>
+        <w:rPr>
+          <w:i/>
+          <w:iCs/>
+        </w:rPr>
+        <w:t xml:space="preserve">“me quedé sin guion al preguntar el DNI”</w:t>
+      </w:r>
+      <w:r>
+        <w:t xml:space="preserve">) → lo practicas.</w:t>
+      </w:r>
+    </w:p>
+    <w:p>
+      <w:pPr>
+        <w:pStyle w:val="Compact"/>
+        <w:numPr>
+          <w:ilvl w:val="0"/>
+          <w:numId w:val="1009"/>
+        </w:numPr>
+      </w:pPr>
+      <w:r>
+        <w:t xml:space="preserve">🧪 Un error es</w:t>
+      </w:r>
+      <w:r>
+        <w:t xml:space="preserve"> </w:t>
+      </w:r>
+      <w:r>
+        <w:rPr>
+          <w:b/>
+          <w:bCs/>
+        </w:rPr>
+        <w:t xml:space="preserve">una pista de qué pulir</w:t>
+      </w:r>
+      <w:r>
+        <w:t xml:space="preserve">.</w:t>
+      </w:r>
+    </w:p>
+    <w:p>
+      <w:pPr>
+        <w:pStyle w:val="Compact"/>
+        <w:numPr>
+          <w:ilvl w:val="0"/>
+          <w:numId w:val="1009"/>
+        </w:numPr>
+      </w:pPr>
+      <w:r>
+        <w:t xml:space="preserve">❌ No es un</w:t>
+      </w:r>
+      <w:r>
+        <w:t xml:space="preserve"> </w:t>
+      </w:r>
+      <w:r>
+        <w:rPr>
+          <w:b/>
+          <w:bCs/>
+        </w:rPr>
+        <w:t xml:space="preserve">veredicto sobre tu vida</w:t>
+      </w:r>
+      <w:r>
+        <w:t xml:space="preserve">.</w:t>
+      </w:r>
+    </w:p>
+    <w:p>
+      <w:pPr>
+        <w:pStyle w:val="FirstParagraph"/>
+      </w:pPr>
+      <w:r>
+        <w:t xml:space="preserve">Diferencia clave:</w:t>
+      </w:r>
+      <w:r>
+        <w:t xml:space="preserve"> </w:t>
+      </w:r>
+      <w:r>
+        <w:rPr>
+          <w:i/>
+          <w:iCs/>
+        </w:rPr>
+        <w:t xml:space="preserve">“fracasé”</w:t>
+      </w:r>
+      <w:r>
+        <w:t xml:space="preserve"> </w:t>
+      </w:r>
+      <w:r>
+        <w:t xml:space="preserve">(etiqueta permanente) vs</w:t>
+      </w:r>
+      <w:r>
+        <w:t xml:space="preserve"> </w:t>
+      </w:r>
+      <w:r>
+        <w:rPr>
+          <w:i/>
+          <w:iCs/>
+        </w:rPr>
+        <w:t xml:space="preserve">“fracasé en esta práctica”</w:t>
+      </w:r>
+      <w:r>
+        <w:t xml:space="preserve"> </w:t>
+      </w:r>
+      <w:r>
+        <w:t xml:space="preserve">(evento con fecha). Los ingenieros lo llaman</w:t>
+      </w:r>
+      <w:r>
+        <w:t xml:space="preserve"> </w:t>
+      </w:r>
+      <w:r>
+        <w:rPr>
+          <w:b/>
+          <w:bCs/>
+        </w:rPr>
+        <w:t xml:space="preserve">feedback</w:t>
+      </w:r>
+      <w:r>
+        <w:t xml:space="preserve">: sin datos no se mejora nada en ningún curro del mundo.</w:t>
+      </w:r>
+    </w:p>
+    <w:p>
+      <w:r>
+        <w:pict>
+          <v:rect style="width:0;height:1.5pt" o:hralign="center" o:hrstd="t" o:hr="t"/>
+        </w:pict>
+      </w:r>
+    </w:p>
+    <w:p>
+      <w:pPr>
+        <w:pStyle w:val="FirstParagraph"/>
+      </w:pPr>
+      <w:r>
+        <w:t xml:space="preserve">👤 Nombre:</w:t>
+      </w:r>
+      <w:r>
+        <w:t xml:space="preserve"> </w:t>
+      </w:r>
+      <w:r>
+        <w:t xml:space="preserve">📅 Fecha:</w:t>
+      </w:r>
+      <w:r>
+        <w:t xml:space="preserve"> </w:t>
+      </w:r>
+      <w:r>
+        <w:t xml:space="preserve">🏫 Grupo:</w:t>
+      </w:r>
+    </w:p>
+    <w:bookmarkEnd w:id="37"/>
+    <w:bookmarkEnd w:id="38"/>
+    <w:bookmarkStart w:id="39" w:name="a-por-ellos-1"/>
+    <w:p>
+      <w:pPr>
+        <w:pStyle w:val="Heading2"/>
+      </w:pPr>
+      <w:r>
+        <w:t xml:space="preserve">✍️ A por ellos</w:t>
+      </w:r>
+    </w:p>
+    <w:p>
+      <w:pPr>
+        <w:pStyle w:val="FirstParagraph"/>
+      </w:pPr>
+      <w:r>
+        <w:rPr>
+          <w:b/>
+          <w:bCs/>
+        </w:rPr>
+        <w:t xml:space="preserve">1. ✏️ Empareja cada hábito con su ejemplo:</w:t>
+      </w:r>
+    </w:p>
+    <w:tbl>
+      <w:tblPr>
+        <w:tblStyle w:val="Table"/>
+        <w:tblW w:type="pct" w:w="5000"/>
+        <w:tblLayout w:type="fixed"/>
+        <w:tblLook w:firstRow="1" w:lastRow="0" w:firstColumn="0" w:lastColumn="0" w:noHBand="0" w:noVBand="0" w:val="0020"/>
+      </w:tblPr>
+      <w:tblGrid>
+        <w:gridCol w:w="3960"/>
+        <w:gridCol w:w="3960"/>
+      </w:tblGrid>
+      <w:tr>
+        <w:trPr>
+          <w:tblHeader w:val="on"/>
+        </w:trPr>
+        <w:tc>
+          <w:tcPr/>
+          <w:p>
+            <w:pPr>
+              <w:pStyle w:val="Compact"/>
+            </w:pPr>
+            <w:r>
+              <w:t xml:space="preserve">Hábito</w:t>
+            </w:r>
+          </w:p>
+        </w:tc>
+        <w:tc>
+          <w:tcPr/>
+          <w:p>
+            <w:pPr>
+              <w:pStyle w:val="Compact"/>
+            </w:pPr>
+            <w:r>
+              <w:t xml:space="preserve">Ejemplo</w:t>
+            </w:r>
+          </w:p>
+        </w:tc>
+      </w:tr>
+      <w:tr>
+        <w:tc>
+          <w:tcPr/>
+          <w:p>
+            <w:pPr>
+              <w:pStyle w:val="Compact"/>
+            </w:pPr>
+            <w:r>
+              <w:t xml:space="preserve">1. Cámbiate el guion</w:t>
+            </w:r>
+          </w:p>
+        </w:tc>
+        <w:tc>
+          <w:tcPr/>
+          <w:p>
+            <w:pPr>
+              <w:pStyle w:val="Compact"/>
+            </w:pPr>
+            <w:r>
+              <w:t xml:space="preserve">a. Anotar</w:t>
+            </w:r>
+            <w:r>
+              <w:t xml:space="preserve"> </w:t>
+            </w:r>
+            <w:r>
+              <w:t xml:space="preserve">“hoy pregunté la duda de la resta”</w:t>
+            </w:r>
+          </w:p>
+        </w:tc>
+      </w:tr>
+      <w:tr>
+        <w:tc>
+          <w:tcPr/>
+          <w:p>
+            <w:pPr>
+              <w:pStyle w:val="Compact"/>
+            </w:pPr>
+            <w:r>
+              <w:t xml:space="preserve">2. Diario de tres cosas</w:t>
+            </w:r>
+          </w:p>
+        </w:tc>
+        <w:tc>
+          <w:tcPr/>
+          <w:p>
+            <w:pPr>
+              <w:pStyle w:val="Compact"/>
+            </w:pPr>
+            <w:r>
+              <w:t xml:space="preserve">b. Dejar de mirar el perfil que te envidia</w:t>
+            </w:r>
+          </w:p>
+        </w:tc>
+      </w:tr>
+      <w:tr>
+        <w:tc>
+          <w:tcPr/>
+          <w:p>
+            <w:pPr>
+              <w:pStyle w:val="Compact"/>
+            </w:pPr>
+            <w:r>
+              <w:t xml:space="preserve">3. Compara con tu yo de ayer</w:t>
+            </w:r>
+          </w:p>
+        </w:tc>
+        <w:tc>
+          <w:tcPr/>
+          <w:p>
+            <w:pPr>
+              <w:pStyle w:val="Compact"/>
+            </w:pPr>
+            <w:r>
+              <w:t xml:space="preserve">c. Hacer un inventario más aunque salga lento</w:t>
+            </w:r>
+          </w:p>
+        </w:tc>
+      </w:tr>
+      <w:tr>
+        <w:tc>
+          <w:tcPr/>
+          <w:p>
+            <w:pPr>
+              <w:pStyle w:val="Compact"/>
+            </w:pPr>
+            <w:r>
+              <w:t xml:space="preserve">4. Micro-retos</w:t>
+            </w:r>
+          </w:p>
+        </w:tc>
+        <w:tc>
+          <w:tcPr/>
+          <w:p>
+            <w:pPr>
+              <w:pStyle w:val="Compact"/>
+            </w:pPr>
+            <w:r>
+              <w:t xml:space="preserve">d. </w:t>
+            </w:r>
+            <w:r>
+              <w:t xml:space="preserve">“Esto no me sale”</w:t>
+            </w:r>
+            <w:r>
+              <w:t xml:space="preserve"> </w:t>
+            </w:r>
+            <w:r>
+              <w:t xml:space="preserve">en vez de</w:t>
+            </w:r>
+            <w:r>
+              <w:t xml:space="preserve"> </w:t>
+            </w:r>
+            <w:r>
+              <w:t xml:space="preserve">“soy tonto”</w:t>
+            </w:r>
+          </w:p>
+        </w:tc>
+      </w:tr>
+    </w:tbl>
+    <w:p>
+      <w:pPr>
+        <w:pStyle w:val="BlockText"/>
+      </w:pPr>
+      <w:r>
+        <w:t xml:space="preserve">Escribe: 1–____ 2–____ 3–____ 4–____</w:t>
+      </w:r>
+    </w:p>
+    <w:p>
+      <w:pPr>
+        <w:pStyle w:val="FirstParagraph"/>
+      </w:pPr>
+      <w:r>
+        <w:rPr>
+          <w:b/>
+          <w:bCs/>
+        </w:rPr>
+        <w:t xml:space="preserve">2. 🎯 Tu guion corregido:</w:t>
+      </w:r>
+      <w:r>
+        <w:t xml:space="preserve"> </w:t>
+      </w:r>
+      <w:r>
+        <w:t xml:space="preserve">piensa en tu frase de siempre (</w:t>
+      </w:r>
+      <w:r>
+        <w:t xml:space="preserve">“soy un desastre en…”</w:t>
+      </w:r>
+      <w:r>
+        <w:t xml:space="preserve">) y reescríbela con el molde:</w:t>
+      </w:r>
+      <w:r>
+        <w:t xml:space="preserve"> </w:t>
+      </w:r>
+      <w:r>
+        <w:rPr>
+          <w:b/>
+          <w:bCs/>
+        </w:rPr>
+        <w:t xml:space="preserve">“Esto todavía no me ______ y lo ______ esta semana.”</w:t>
+      </w:r>
+    </w:p>
+    <w:p>
+      <w:pPr>
+        <w:pStyle w:val="BlockText"/>
+      </w:pPr>
+      <w:r>
+        <w:t xml:space="preserve">Mi sentencia:</w:t>
+      </w:r>
+      <w:r>
+        <w:t xml:space="preserve"> </w:t>
+      </w:r>
+      <w:r>
+        <w:t xml:space="preserve"> </w:t>
+      </w:r>
+      <w:r>
+        <w:t xml:space="preserve">Mi guion corregido:</w:t>
+      </w:r>
+      <w:r>
+        <w:t xml:space="preserve"> </w:t>
+      </w:r>
+    </w:p>
+    <w:p>
+      <w:pPr>
+        <w:pStyle w:val="FirstParagraph"/>
+      </w:pPr>
+      <w:r>
+        <w:rPr>
+          <w:b/>
+          <w:bCs/>
+        </w:rPr>
+        <w:t xml:space="preserve">3. 📓 Arranca el diario:</w:t>
+      </w:r>
+      <w:r>
+        <w:t xml:space="preserve"> </w:t>
+      </w:r>
+      <w:r>
+        <w:t xml:space="preserve">escribe</w:t>
+      </w:r>
+      <w:r>
+        <w:t xml:space="preserve"> </w:t>
+      </w:r>
+      <w:r>
+        <w:rPr>
+          <w:b/>
+          <w:bCs/>
+        </w:rPr>
+        <w:t xml:space="preserve">tres cosas que te salieron bien hoy</w:t>
+      </w:r>
+      <w:r>
+        <w:t xml:space="preserve"> </w:t>
+      </w:r>
+      <w:r>
+        <w:t xml:space="preserve">(valen minúsculas):</w:t>
+      </w:r>
+    </w:p>
+    <w:p>
+      <w:pPr>
+        <w:pStyle w:val="Compact"/>
+        <w:numPr>
+          <w:ilvl w:val="0"/>
+          <w:numId w:val="1010"/>
+        </w:numPr>
+      </w:pPr>
+    </w:p>
+    <w:p>
+      <w:pPr>
+        <w:pStyle w:val="Compact"/>
+        <w:numPr>
+          <w:ilvl w:val="0"/>
+          <w:numId w:val="1010"/>
+        </w:numPr>
+      </w:pPr>
+    </w:p>
+    <w:p>
+      <w:pPr>
+        <w:pStyle w:val="Compact"/>
+        <w:numPr>
+          <w:ilvl w:val="0"/>
+          <w:numId w:val="1010"/>
+        </w:numPr>
+      </w:pPr>
+    </w:p>
+    <w:p>
+      <w:pPr>
+        <w:pStyle w:val="FirstParagraph"/>
+      </w:pPr>
+      <w:r>
+        <w:rPr>
+          <w:b/>
+          <w:bCs/>
+        </w:rPr>
+        <w:t xml:space="preserve">4. ⚡ Elige tu micro-reto de esta semana:</w:t>
+      </w:r>
+      <w:r>
+        <w:t xml:space="preserve"> </w:t>
+      </w:r>
+      <w:r>
+        <w:t xml:space="preserve">marca con una cruz el que vayas a hacer y pon día:</w:t>
+      </w:r>
+    </w:p>
+    <w:tbl>
+      <w:tblPr>
+        <w:tblStyle w:val="Table"/>
+        <w:tblW w:type="auto" w:w="0"/>
+        <w:tblLook w:firstRow="1" w:lastRow="0" w:firstColumn="0" w:lastColumn="0" w:noHBand="0" w:noVBand="0" w:val="0020"/>
+      </w:tblPr>
+      <w:tblGrid>
+        <w:gridCol w:w="2640"/>
+        <w:gridCol w:w="2640"/>
+        <w:gridCol w:w="2640"/>
+      </w:tblGrid>
+      <w:tr>
+        <w:trPr>
+          <w:tblHeader w:val="on"/>
+        </w:trPr>
+        <w:tc>
+          <w:tcPr/>
+          <w:p>
+            <w:pPr>
+              <w:pStyle w:val="Compact"/>
+            </w:pPr>
+            <w:r>
+              <w:t xml:space="preserve">Micro-reto</w:t>
+            </w:r>
+          </w:p>
+        </w:tc>
+        <w:tc>
+          <w:tcPr/>
+          <w:p>
+            <w:pPr>
+              <w:pStyle w:val="Compact"/>
+            </w:pPr>
+            <w:r>
+              <w:t xml:space="preserve">¿Lo hago?</w:t>
+            </w:r>
+          </w:p>
+        </w:tc>
+        <w:tc>
+          <w:tcPr/>
+          <w:p>
+            <w:pPr>
+              <w:pStyle w:val="Compact"/>
+            </w:pPr>
+            <w:r>
+              <w:t xml:space="preserve">Día</w:t>
+            </w:r>
+          </w:p>
+        </w:tc>
+      </w:tr>
+      <w:tr>
+        <w:tc>
+          <w:tcPr/>
+          <w:p>
+            <w:pPr>
+              <w:pStyle w:val="Compact"/>
+            </w:pPr>
+            <w:r>
+              <w:t xml:space="preserve">Preguntar la duda que llevas callada</w:t>
+            </w:r>
+          </w:p>
+        </w:tc>
+        <w:tc>
+          <w:tcPr/>
+          <w:p>
+            <w:pPr>
+              <w:pStyle w:val="Compact"/>
+            </w:pPr>
+            <w:r>
+              <w:t xml:space="preserve">☐</w:t>
+            </w:r>
+          </w:p>
+        </w:tc>
+        <w:tc>
+          <w:tcPr/>
+          <w:p>
+            <w:pPr>
+              <w:pStyle w:val="Compact"/>
+            </w:pPr>
+            <w:r>
+              <w:t xml:space="preserve">______</w:t>
+            </w:r>
+          </w:p>
+        </w:tc>
+      </w:tr>
+      <w:tr>
+        <w:tc>
+          <w:tcPr/>
+          <w:p>
+            <w:pPr>
+              <w:pStyle w:val="Compact"/>
+            </w:pPr>
+            <w:r>
+              <w:t xml:space="preserve">Saludar a alguien nuevo</w:t>
+            </w:r>
+          </w:p>
+        </w:tc>
+        <w:tc>
+          <w:tcPr/>
+          <w:p>
+            <w:pPr>
+              <w:pStyle w:val="Compact"/>
+            </w:pPr>
+            <w:r>
+              <w:t xml:space="preserve">☐</w:t>
+            </w:r>
+          </w:p>
+        </w:tc>
+        <w:tc>
+          <w:tcPr/>
+          <w:p>
+            <w:pPr>
+              <w:pStyle w:val="Compact"/>
+            </w:pPr>
+            <w:r>
+              <w:t xml:space="preserve">______</w:t>
+            </w:r>
+          </w:p>
+        </w:tc>
+      </w:tr>
+      <w:tr>
+        <w:tc>
+          <w:tcPr/>
+          <w:p>
+            <w:pPr>
+              <w:pStyle w:val="Compact"/>
+            </w:pPr>
+            <w:r>
+              <w:t xml:space="preserve">Decir que no sin pedir perdón</w:t>
+            </w:r>
+          </w:p>
+        </w:tc>
+        <w:tc>
+          <w:tcPr/>
+          <w:p>
+            <w:pPr>
+              <w:pStyle w:val="Compact"/>
+            </w:pPr>
+            <w:r>
+              <w:t xml:space="preserve">☐</w:t>
+            </w:r>
+          </w:p>
+        </w:tc>
+        <w:tc>
+          <w:tcPr/>
+          <w:p>
+            <w:pPr>
+              <w:pStyle w:val="Compact"/>
+            </w:pPr>
+            <w:r>
+              <w:t xml:space="preserve">______</w:t>
+            </w:r>
+          </w:p>
+        </w:tc>
+      </w:tr>
+      <w:tr>
+        <w:tc>
+          <w:tcPr/>
+          <w:p>
+            <w:pPr>
+              <w:pStyle w:val="Compact"/>
+            </w:pPr>
+            <w:r>
+              <w:t xml:space="preserve">Escribir algo en el chat de clase</w:t>
+            </w:r>
+          </w:p>
+        </w:tc>
+        <w:tc>
+          <w:tcPr/>
+          <w:p>
+            <w:pPr>
+              <w:pStyle w:val="Compact"/>
+            </w:pPr>
+            <w:r>
+              <w:t xml:space="preserve">☐</w:t>
+            </w:r>
+          </w:p>
+        </w:tc>
+        <w:tc>
+          <w:tcPr/>
+          <w:p>
+            <w:pPr>
+              <w:pStyle w:val="Compact"/>
+            </w:pPr>
+            <w:r>
+              <w:t xml:space="preserve">______</w:t>
+            </w:r>
+          </w:p>
+        </w:tc>
+      </w:tr>
+    </w:tbl>
+    <w:p>
+      <w:pPr>
+        <w:pStyle w:val="BodyText"/>
+      </w:pPr>
+      <w:r>
+        <w:rPr>
+          <w:b/>
+          <w:bCs/>
+        </w:rPr>
+        <w:t xml:space="preserve">5. 🧪 Datos o sentencia:</w:t>
+      </w:r>
+      <w:r>
+        <w:t xml:space="preserve"> </w:t>
+      </w:r>
+      <w:r>
+        <w:t xml:space="preserve">clasifica cada frase como</w:t>
+      </w:r>
+      <w:r>
+        <w:t xml:space="preserve"> </w:t>
+      </w:r>
+      <w:r>
+        <w:rPr>
+          <w:b/>
+          <w:bCs/>
+        </w:rPr>
+        <w:t xml:space="preserve">error-dato (📊)</w:t>
+      </w:r>
+      <w:r>
+        <w:t xml:space="preserve"> </w:t>
+      </w:r>
+      <w:r>
+        <w:t xml:space="preserve">o</w:t>
+      </w:r>
+      <w:r>
+        <w:t xml:space="preserve"> </w:t>
+      </w:r>
+      <w:r>
+        <w:rPr>
+          <w:b/>
+          <w:bCs/>
+        </w:rPr>
+        <w:t xml:space="preserve">sentencia (🔨)</w:t>
+      </w:r>
+      <w:r>
+        <w:t xml:space="preserve">:</w:t>
+      </w:r>
+    </w:p>
+    <w:tbl>
+      <w:tblPr>
+        <w:tblStyle w:val="Table"/>
+        <w:tblW w:type="auto" w:w="0"/>
+        <w:tblLook w:firstRow="1" w:lastRow="0" w:firstColumn="0" w:lastColumn="0" w:noHBand="0" w:noVBand="0" w:val="0020"/>
+      </w:tblPr>
+      <w:tblGrid>
+        <w:gridCol w:w="3960"/>
+        <w:gridCol w:w="3960"/>
+      </w:tblGrid>
+      <w:tr>
+        <w:trPr>
+          <w:tblHeader w:val="on"/>
+        </w:trPr>
+        <w:tc>
+          <w:tcPr/>
+          <w:p>
+            <w:pPr>
+              <w:pStyle w:val="Compact"/>
+            </w:pPr>
+            <w:r>
+              <w:t xml:space="preserve">Frase</w:t>
+            </w:r>
+          </w:p>
+        </w:tc>
+        <w:tc>
+          <w:tcPr/>
+          <w:p>
+            <w:pPr>
+              <w:pStyle w:val="Compact"/>
+            </w:pPr>
+            <w:r>
+              <w:t xml:space="preserve">📊/🔨</w:t>
+            </w:r>
+          </w:p>
+        </w:tc>
+      </w:tr>
+      <w:tr>
+        <w:tc>
+          <w:tcPr/>
+          <w:p>
+            <w:pPr>
+              <w:pStyle w:val="Compact"/>
+            </w:pPr>
+            <w:r>
+              <w:t xml:space="preserve">“Me quedé sin saber responder”</w:t>
+            </w:r>
+          </w:p>
+        </w:tc>
+        <w:tc>
+          <w:tcPr/>
+          <w:p>
+            <w:pPr>
+              <w:pStyle w:val="Compact"/>
+            </w:pPr>
+          </w:p>
+        </w:tc>
+      </w:tr>
+      <w:tr>
+        <w:tc>
+          <w:tcPr/>
+          <w:p>
+            <w:pPr>
+              <w:pStyle w:val="Compact"/>
+            </w:pPr>
+            <w:r>
+              <w:t xml:space="preserve">“No sirvo para nada de esto”</w:t>
+            </w:r>
+          </w:p>
+        </w:tc>
+        <w:tc>
+          <w:tcPr/>
+          <w:p>
+            <w:pPr>
+              <w:pStyle w:val="Compact"/>
+            </w:pPr>
+          </w:p>
+        </w:tc>
+      </w:tr>
+      <w:tr>
+        <w:tc>
+          <w:tcPr/>
+          <w:p>
+            <w:pPr>
+              <w:pStyle w:val="Compact"/>
+            </w:pPr>
+            <w:r>
+              <w:t xml:space="preserve">“Le confundí el precio al cliente”</w:t>
+            </w:r>
+          </w:p>
+        </w:tc>
+        <w:tc>
+          <w:tcPr/>
+          <w:p>
+            <w:pPr>
+              <w:pStyle w:val="Compact"/>
+            </w:pPr>
+          </w:p>
+        </w:tc>
+      </w:tr>
+      <w:tr>
+        <w:tc>
+          <w:tcPr/>
+          <w:p>
+            <w:pPr>
+              <w:pStyle w:val="Compact"/>
+            </w:pPr>
+            <w:r>
+              <w:t xml:space="preserve">“Nunca voy a aprobar”</w:t>
+            </w:r>
+          </w:p>
+        </w:tc>
+        <w:tc>
+          <w:tcPr/>
+          <w:p>
+            <w:pPr>
+              <w:pStyle w:val="Compact"/>
+            </w:pPr>
+          </w:p>
+        </w:tc>
+      </w:tr>
+    </w:tbl>
+    <w:p>
+      <w:pPr>
+        <w:pStyle w:val="BodyText"/>
+      </w:pPr>
+      <w:r>
+        <w:rPr>
+          <w:b/>
+          <w:bCs/>
+        </w:rPr>
+        <w:t xml:space="preserve">6. 🥪 Hardware check:</w:t>
+      </w:r>
+      <w:r>
+        <w:t xml:space="preserve"> </w:t>
+      </w:r>
+      <w:r>
+        <w:t xml:space="preserve">marca tu punto más flojo de los tres y pon una micro-solución:</w:t>
+      </w:r>
+    </w:p>
+    <w:p>
+      <w:pPr>
+        <w:pStyle w:val="BlockText"/>
+      </w:pPr>
+      <w:r>
+        <w:t xml:space="preserve">Dormir: ______ · Moverme: ______ · Comer: ______</w:t>
+      </w:r>
+      <w:r>
+        <w:t xml:space="preserve"> </w:t>
+      </w:r>
+      <w:r>
+        <w:t xml:space="preserve">Mi micro-solución:</w:t>
+      </w:r>
+      <w:r>
+        <w:t xml:space="preserve"> </w:t>
+      </w:r>
+    </w:p>
+    <w:p>
+      <w:r>
+        <w:pict>
+          <v:rect style="width:0;height:1.5pt" o:hralign="center" o:hrstd="t" o:hr="t"/>
+        </w:pict>
+      </w:r>
+    </w:p>
+    <w:bookmarkEnd w:id="39"/>
+    <w:bookmarkStart w:id="40" w:name="Xd2683ad7ec92eb1121e208b8c0c0a7d0b7e75c2"/>
+    <w:p>
+      <w:pPr>
+        <w:pStyle w:val="Heading2"/>
+      </w:pPr>
+      <w:r>
+        <w:t xml:space="preserve">🎭 Mini dinámica: El reto de los 30 segundos 👥 5 min</w:t>
+      </w:r>
+    </w:p>
+    <w:p>
+      <w:pPr>
+        <w:pStyle w:val="FirstParagraph"/>
+      </w:pPr>
+      <w:r>
+        <w:t xml:space="preserve">En pie, por parejas: uno cuenta</w:t>
+      </w:r>
+      <w:r>
+        <w:t xml:space="preserve"> </w:t>
+      </w:r>
+      <w:r>
+        <w:rPr>
+          <w:b/>
+          <w:bCs/>
+        </w:rPr>
+        <w:t xml:space="preserve">algo que le salió bien esta semana</w:t>
+      </w:r>
+      <w:r>
+        <w:t xml:space="preserve"> </w:t>
+      </w:r>
+      <w:r>
+        <w:t xml:space="preserve">(30 segundos, sin restarle importancia:</w:t>
+      </w:r>
+      <w:r>
+        <w:t xml:space="preserve"> </w:t>
+      </w:r>
+      <w:r>
+        <w:rPr>
+          <w:i/>
+          <w:iCs/>
+        </w:rPr>
+        <w:t xml:space="preserve">“se me dio bien”</w:t>
+      </w:r>
+      <w:r>
+        <w:t xml:space="preserve"> </w:t>
+      </w:r>
+      <w:r>
+        <w:t xml:space="preserve">sin</w:t>
+      </w:r>
+      <w:r>
+        <w:t xml:space="preserve"> </w:t>
+      </w:r>
+      <w:r>
+        <w:rPr>
+          <w:i/>
+          <w:iCs/>
+        </w:rPr>
+        <w:t xml:space="preserve">“bueno, es que fue suerte”</w:t>
+      </w:r>
+      <w:r>
+        <w:t xml:space="preserve">). El otro solo asiente y dice</w:t>
+      </w:r>
+      <w:r>
+        <w:t xml:space="preserve"> </w:t>
+      </w:r>
+      <w:r>
+        <w:rPr>
+          <w:b/>
+          <w:bCs/>
+        </w:rPr>
+        <w:t xml:space="preserve">“eso es”</w:t>
+      </w:r>
+      <w:r>
+        <w:t xml:space="preserve">. Luego se cambian.</w:t>
+      </w:r>
+    </w:p>
+    <w:p>
+      <w:pPr>
+        <w:pStyle w:val="BlockText"/>
+      </w:pPr>
+      <w:r>
+        <w:t xml:space="preserve">♿</w:t>
+      </w:r>
+      <w:r>
+        <w:t xml:space="preserve"> </w:t>
+      </w:r>
+      <w:r>
+        <w:rPr>
+          <w:b/>
+          <w:bCs/>
+        </w:rPr>
+        <w:t xml:space="preserve">Inclusión:</w:t>
+      </w:r>
+      <w:r>
+        <w:t xml:space="preserve"> </w:t>
+      </w:r>
+      <w:r>
+        <w:t xml:space="preserve">si a alguien no se le ocurre nada, sus compañeros de fila le recordarán algo que le vieron hacer bien (la docencia avisa antes para que miren). Nadie sale sin algo.</w:t>
+      </w:r>
+    </w:p>
+    <w:p>
+      <w:r>
+        <w:pict>
+          <v:rect style="width:0;height:1.5pt" o:hralign="center" o:hrstd="t" o:hr="t"/>
+        </w:pict>
+      </w:r>
+    </w:p>
+    <w:bookmarkEnd w:id="40"/>
+    <w:bookmarkStart w:id="41" w:name="soluciones-y-pistas-1"/>
+    <w:p>
+      <w:pPr>
+        <w:pStyle w:val="Heading2"/>
+      </w:pPr>
+      <w:r>
+        <w:t xml:space="preserve">🔑 Soluciones y pistas</w:t>
+      </w:r>
+    </w:p>
+    <w:p>
+      <w:pPr>
+        <w:pStyle w:val="FirstParagraph"/>
+      </w:pPr>
+      <w:r>
+        <w:t xml:space="preserve">🔄 Ver soluciones</w:t>
+      </w:r>
+    </w:p>
+    <w:p>
+      <w:pPr>
+        <w:pStyle w:val="Compact"/>
+        <w:numPr>
+          <w:ilvl w:val="0"/>
+          <w:numId w:val="1011"/>
+        </w:numPr>
+      </w:pPr>
+      <w:r>
+        <w:rPr>
+          <w:b/>
+          <w:bCs/>
+        </w:rPr>
+        <w:t xml:space="preserve">1–d · 2–a · 3–b · 4–c.</w:t>
+      </w:r>
+    </w:p>
+    <w:p>
+      <w:pPr>
+        <w:pStyle w:val="Compact"/>
+        <w:numPr>
+          <w:ilvl w:val="0"/>
+          <w:numId w:val="1011"/>
+        </w:numPr>
+      </w:pPr>
+      <w:r>
+        <w:t xml:space="preserve">Ejemplo:</w:t>
+      </w:r>
+      <w:r>
+        <w:t xml:space="preserve"> </w:t>
+      </w:r>
+      <w:r>
+        <w:t xml:space="preserve">“Soy un desastre con los inventarios”</w:t>
+      </w:r>
+      <w:r>
+        <w:t xml:space="preserve"> </w:t>
+      </w:r>
+      <w:r>
+        <w:t xml:space="preserve">→</w:t>
+      </w:r>
+      <w:r>
+        <w:t xml:space="preserve"> </w:t>
+      </w:r>
+      <w:r>
+        <w:t xml:space="preserve">“Esto todavía no me sale rápido y lo practico esta semana”</w:t>
+      </w:r>
+      <w:r>
+        <w:t xml:space="preserve">.</w:t>
+      </w:r>
+    </w:p>
+    <w:p>
+      <w:pPr>
+        <w:pStyle w:val="Compact"/>
+        <w:numPr>
+          <w:ilvl w:val="0"/>
+          <w:numId w:val="1011"/>
+        </w:numPr>
+      </w:pPr>
+      <w:r>
+        <w:t xml:space="preserve">Ejemplos:</w:t>
+      </w:r>
+      <w:r>
+        <w:t xml:space="preserve"> </w:t>
+      </w:r>
+      <w:r>
+        <w:t xml:space="preserve">“pregunté una duda”</w:t>
+      </w:r>
+      <w:r>
+        <w:t xml:space="preserve">,</w:t>
+      </w:r>
+      <w:r>
+        <w:t xml:space="preserve"> </w:t>
+      </w:r>
+      <w:r>
+        <w:t xml:space="preserve">“no me comparé con el de TikTok”</w:t>
+      </w:r>
+      <w:r>
+        <w:t xml:space="preserve">,</w:t>
+      </w:r>
+      <w:r>
+        <w:t xml:space="preserve"> </w:t>
+      </w:r>
+      <w:r>
+        <w:t xml:space="preserve">“ayudé a Óscar con el correo”</w:t>
+      </w:r>
+      <w:r>
+        <w:t xml:space="preserve">.</w:t>
+      </w:r>
+    </w:p>
+    <w:p>
+      <w:pPr>
+        <w:pStyle w:val="Compact"/>
+        <w:numPr>
+          <w:ilvl w:val="0"/>
+          <w:numId w:val="1011"/>
+        </w:numPr>
+      </w:pPr>
+      <w:r>
+        <w:t xml:space="preserve">Cada cual su día.</w:t>
+      </w:r>
+    </w:p>
+    <w:p>
+      <w:pPr>
+        <w:pStyle w:val="Compact"/>
+        <w:numPr>
+          <w:ilvl w:val="0"/>
+          <w:numId w:val="1011"/>
+        </w:numPr>
+      </w:pPr>
+      <w:r>
+        <w:t xml:space="preserve">📊</w:t>
+      </w:r>
+      <w:r>
+        <w:t xml:space="preserve"> </w:t>
+      </w:r>
+      <w:r>
+        <w:t xml:space="preserve">“Me quedé sin saber responder”</w:t>
+      </w:r>
+      <w:r>
+        <w:t xml:space="preserve"> </w:t>
+      </w:r>
+      <w:r>
+        <w:t xml:space="preserve">· 🔨</w:t>
+      </w:r>
+      <w:r>
+        <w:t xml:space="preserve"> </w:t>
+      </w:r>
+      <w:r>
+        <w:t xml:space="preserve">“No sirvo para nada de esto”</w:t>
+      </w:r>
+      <w:r>
+        <w:t xml:space="preserve"> </w:t>
+      </w:r>
+      <w:r>
+        <w:t xml:space="preserve">· 📊</w:t>
+      </w:r>
+      <w:r>
+        <w:t xml:space="preserve"> </w:t>
+      </w:r>
+      <w:r>
+        <w:t xml:space="preserve">“Le confundí el precio”</w:t>
+      </w:r>
+      <w:r>
+        <w:t xml:space="preserve"> </w:t>
+      </w:r>
+      <w:r>
+        <w:t xml:space="preserve">· 🔨</w:t>
+      </w:r>
+      <w:r>
+        <w:t xml:space="preserve"> </w:t>
+      </w:r>
+      <w:r>
+        <w:t xml:space="preserve">“Nunca voy a aprobar”</w:t>
+      </w:r>
+      <w:r>
+        <w:t xml:space="preserve">.</w:t>
+      </w:r>
+    </w:p>
+    <w:p>
+      <w:pPr>
+        <w:pStyle w:val="Compact"/>
+        <w:numPr>
+          <w:ilvl w:val="0"/>
+          <w:numId w:val="1011"/>
+        </w:numPr>
+      </w:pPr>
+      <w:r>
+        <w:t xml:space="preserve">Pista: si uno de los tres no funciona, los otros dos arrastran. Empieza por el que menos cueste.</w:t>
+      </w:r>
+    </w:p>
+    <w:p>
+      <w:r>
+        <w:pict>
+          <v:rect style="width:0;height:1.5pt" o:hralign="center" o:hrstd="t" o:hr="t"/>
+        </w:pict>
+      </w:r>
+    </w:p>
+    <w:bookmarkEnd w:id="41"/>
+    <w:bookmarkStart w:id="42" w:name="logros-de-la-unidad"/>
+    <w:p>
+      <w:pPr>
+        <w:pStyle w:val="Heading2"/>
+      </w:pPr>
+      <w:r>
+        <w:t xml:space="preserve">🏆 Logros de la unidad</w:t>
+      </w:r>
+    </w:p>
+    <w:tbl>
+      <w:tblPr>
+        <w:tblStyle w:val="Table"/>
+        <w:tblW w:type="pct" w:w="5000"/>
+        <w:tblLayout w:type="fixed"/>
+        <w:tblLook w:firstRow="1" w:lastRow="0" w:firstColumn="0" w:lastColumn="0" w:noHBand="0" w:noVBand="0" w:val="0020"/>
+      </w:tblPr>
+      <w:tblGrid>
+        <w:gridCol w:w="3960"/>
+        <w:gridCol w:w="3960"/>
+      </w:tblGrid>
+      <w:tr>
+        <w:trPr>
+          <w:tblHeader w:val="on"/>
+        </w:trPr>
+        <w:tc>
+          <w:tcPr/>
+          <w:p>
+            <w:pPr>
+              <w:pStyle w:val="Compact"/>
+            </w:pPr>
+            <w:r>
               <w:t xml:space="preserve">Logro</w:t>
             </w:r>
           </w:p>
@@ -4644,8 +5714,8 @@
         </w:pict>
       </w:r>
     </w:p>
-    <w:bookmarkEnd w:id="46"/>
-    <w:bookmarkStart w:id="47" w:name="dudas-de-10-segundos"/>
+    <w:bookmarkEnd w:id="42"/>
+    <w:bookmarkStart w:id="43" w:name="dudas-de-10-segundos"/>
     <w:p>
       <w:pPr>
         <w:pStyle w:val="Heading2"/>
@@ -4697,7 +5767,23 @@
         <w:t xml:space="preserve"> </w:t>
       </w:r>
       <w:r>
-        <w:t xml:space="preserve">No es pensar positivo a la fuerza: es dejar de pensar en falso (</w:t>
+        <w:t xml:space="preserve">No es pensar positivo a la fuerza: es dejar de pensar</w:t>
+      </w:r>
+      <w:r>
+        <w:t xml:space="preserve"> </w:t>
+      </w:r>
+      <w:r>
+        <w:rPr>
+          <w:b/>
+          <w:bCs/>
+        </w:rPr>
+        <w:t xml:space="preserve">en falso</w:t>
+      </w:r>
+      <w:r>
+        <w:t xml:space="preserve"> </w:t>
+      </w:r>
+      <w:r>
+        <w:t xml:space="preserve">(</w:t>
       </w:r>
       <w:r>
         <w:t xml:space="preserve">“no sirvo para nada”</w:t>
@@ -4725,77 +5811,6 @@
       </w:r>
       <w:r>
         <w:t xml:space="preserve">Esa es justo la comparación que abandonamos. Compara con tu yo de hace un mes y, si quieres, con tu mejor versión de esta semana. El resto es ruido con filtro.</w:t>
-      </w:r>
-    </w:p>
-    <w:p>
-      <w:r>
-        <w:pict>
-          <v:rect style="width:0;height:1.5pt" o:hralign="center" o:hrstd="t" o:hr="t"/>
-        </w:pict>
-      </w:r>
-    </w:p>
-    <w:bookmarkEnd w:id="47"/>
-    <w:bookmarkStart w:id="48" w:name="poscréditos"/>
-    <w:p>
-      <w:pPr>
-        <w:pStyle w:val="Heading2"/>
-      </w:pPr>
-      <w:r>
-        <w:t xml:space="preserve">🎬 Poscréditos</w:t>
-      </w:r>
-    </w:p>
-    <w:p>
-      <w:pPr>
-        <w:pStyle w:val="FirstParagraph"/>
-      </w:pPr>
-      <w:r>
-        <w:t xml:space="preserve">DANI se mira al espejo del almacén antes de abrir la tienda:</w:t>
-      </w:r>
-    </w:p>
-    <w:p>
-      <w:pPr>
-        <w:pStyle w:val="BlockText"/>
-      </w:pPr>
-      <w:r>
-        <w:t xml:space="preserve">—</w:t>
-      </w:r>
-      <w:r>
-        <w:t xml:space="preserve"> </w:t>
-      </w:r>
-      <w:r>
-        <w:rPr>
-          <w:b/>
-          <w:bCs/>
-        </w:rPr>
-        <w:t xml:space="preserve">DANI:</w:t>
-      </w:r>
-      <w:r>
-        <w:t xml:space="preserve"> </w:t>
-      </w:r>
-      <w:r>
-        <w:t xml:space="preserve">Hoy no me comparo con nadie… — (se mira) — …¿y ese del espejo?</w:t>
-      </w:r>
-      <w:r>
-        <w:t xml:space="preserve"> </w:t>
-      </w:r>
-      <w:r>
-        <w:t xml:space="preserve">—</w:t>
-      </w:r>
-      <w:r>
-        <w:t xml:space="preserve"> </w:t>
-      </w:r>
-      <w:r>
-        <w:rPr>
-          <w:b/>
-          <w:bCs/>
-        </w:rPr>
-        <w:t xml:space="preserve">ROSA:</w:t>
-      </w:r>
-      <w:r>
-        <w:t xml:space="preserve"> </w:t>
-      </w:r>
-      <w:r>
-        <w:t xml:space="preserve">Ese también va a dejar de compararse. Empieza por el café, campeón.</w:t>
       </w:r>
     </w:p>
     <w:p>
@@ -4842,6 +5857,1630 @@
       <w:r>
         <w:t xml:space="preserve"> </w:t>
       </w:r>
+      <w:hyperlink r:id="rId10">
+        <w:r>
+          <w:rPr>
+            <w:rStyle w:val="Hyperlink"/>
+          </w:rPr>
+          <w:t xml:space="preserve">Qué es la confianza real</w:t>
+        </w:r>
+      </w:hyperlink>
+      <w:r>
+        <w:t xml:space="preserve"> </w:t>
+      </w:r>
+      <w:r>
+        <w:t xml:space="preserve">·</w:t>
+      </w:r>
+      <w:r>
+        <w:t xml:space="preserve"> </w:t>
+      </w:r>
+      <w:r>
+        <w:rPr>
+          <w:b/>
+          <w:bCs/>
+        </w:rPr>
+        <w:t xml:space="preserve">Siguiente:</w:t>
+      </w:r>
+      <w:r>
+        <w:t xml:space="preserve"> </w:t>
+      </w:r>
+      <w:hyperlink r:id="rId12">
+        <w:r>
+          <w:rPr>
+            <w:rStyle w:val="Hyperlink"/>
+          </w:rPr>
+          <w:t xml:space="preserve">🎮 Juegos y retos</w:t>
+        </w:r>
+      </w:hyperlink>
+    </w:p>
+    <w:bookmarkEnd w:id="43"/>
+    <w:bookmarkEnd w:id="44"/>
+    <w:bookmarkStart w:id="53" w:name="juegos-y-retos"/>
+    <w:p>
+      <w:pPr>
+        <w:pStyle w:val="Heading1"/>
+      </w:pPr>
+      <w:r>
+        <w:t xml:space="preserve">3 — Juegos y retos</w:t>
+      </w:r>
+    </w:p>
+    <w:p>
+      <w:pPr>
+        <w:pStyle w:val="FirstParagraph"/>
+      </w:pPr>
+      <w:r>
+        <w:t xml:space="preserve">El fail de DANI, la dinámica del post-it y tus logros 🎮</w:t>
+      </w:r>
+    </w:p>
+    <w:p>
+      <w:pPr>
+        <w:pStyle w:val="BlockText"/>
+      </w:pPr>
+      <w:r>
+        <w:t xml:space="preserve">🗺️</w:t>
+      </w:r>
+      <w:r>
+        <w:t xml:space="preserve"> </w:t>
+      </w:r>
+      <w:r>
+        <w:rPr>
+          <w:b/>
+          <w:bCs/>
+        </w:rPr>
+        <w:t xml:space="preserve">Estás en:</w:t>
+      </w:r>
+      <w:r>
+        <w:t xml:space="preserve"> </w:t>
+      </w:r>
+      <w:r>
+        <w:t xml:space="preserve">🤝</w:t>
+      </w:r>
+      <w:r>
+        <w:t xml:space="preserve"> </w:t>
+      </w:r>
+      <w:r>
+        <w:rPr>
+          <w:b/>
+          <w:bCs/>
+        </w:rPr>
+        <w:t xml:space="preserve">Confianza real</w:t>
+      </w:r>
+      <w:r>
+        <w:t xml:space="preserve"> </w:t>
+      </w:r>
+      <w:r>
+        <w:t xml:space="preserve">→ 3 · Juegos y retos</w:t>
+      </w:r>
+    </w:p>
+    <w:p>
+      <w:r>
+        <w:pict>
+          <v:rect style="width:0;height:1.5pt" o:hralign="center" o:hrstd="t" o:hr="t"/>
+        </w:pict>
+      </w:r>
+    </w:p>
+    <w:bookmarkStart w:id="45" w:name="en-corto-2"/>
+    <w:p>
+      <w:pPr>
+        <w:pStyle w:val="Heading2"/>
+      </w:pPr>
+      <w:r>
+        <w:t xml:space="preserve">📬 En corto</w:t>
+      </w:r>
+    </w:p>
+    <w:p>
+      <w:pPr>
+        <w:pStyle w:val="BlockText"/>
+      </w:pPr>
+      <w:r>
+        <w:t xml:space="preserve">Hoy no se estudia:</w:t>
+      </w:r>
+      <w:r>
+        <w:t xml:space="preserve"> </w:t>
+      </w:r>
+      <w:r>
+        <w:rPr>
+          <w:b/>
+          <w:bCs/>
+        </w:rPr>
+        <w:t xml:space="preserve">se juega</w:t>
+      </w:r>
+      <w:r>
+        <w:t xml:space="preserve">. Post-its, retos y el making-of de DANI para entrenar la confianza sin que se note.</w:t>
+      </w:r>
+    </w:p>
+    <w:p>
+      <w:r>
+        <w:pict>
+          <v:rect style="width:0;height:1.5pt" o:hralign="center" o:hrstd="t" o:hr="t"/>
+        </w:pict>
+      </w:r>
+    </w:p>
+    <w:bookmarkEnd w:id="45"/>
+    <w:bookmarkStart w:id="46" w:name="el-fail-de-dani-la-comparación-infinita"/>
+    <w:p>
+      <w:pPr>
+        <w:pStyle w:val="Heading2"/>
+      </w:pPr>
+      <w:r>
+        <w:t xml:space="preserve">😬 El fail de DANI: la comparación infinita</w:t>
+      </w:r>
+    </w:p>
+    <w:p>
+      <w:pPr>
+        <w:pStyle w:val="FirstParagraph"/>
+      </w:pPr>
+      <w:r>
+        <w:t xml:space="preserve">DANI pasó el recreo entero con el móvil en la mano. ROSA lo vio y le tiró la frase de la semana:</w:t>
+      </w:r>
+    </w:p>
+    <w:p>
+      <w:pPr>
+        <w:pStyle w:val="BlockText"/>
+      </w:pPr>
+      <w:r>
+        <w:t xml:space="preserve">—</w:t>
+      </w:r>
+      <w:r>
+        <w:t xml:space="preserve"> </w:t>
+      </w:r>
+      <w:r>
+        <w:rPr>
+          <w:b/>
+          <w:bCs/>
+        </w:rPr>
+        <w:t xml:space="preserve">ROSA:</w:t>
+      </w:r>
+      <w:r>
+        <w:t xml:space="preserve"> </w:t>
+      </w:r>
+      <w:r>
+        <w:t xml:space="preserve">¿Otra vez comparándote con los demás? Tío, tú estás comparando tu</w:t>
+      </w:r>
+      <w:r>
+        <w:t xml:space="preserve"> </w:t>
+      </w:r>
+      <w:r>
+        <w:rPr>
+          <w:i/>
+          <w:iCs/>
+        </w:rPr>
+        <w:t xml:space="preserve">making-of</w:t>
+      </w:r>
+      <w:r>
+        <w:t xml:space="preserve"> </w:t>
+      </w:r>
+      <w:r>
+        <w:t xml:space="preserve">con el</w:t>
+      </w:r>
+      <w:r>
+        <w:t xml:space="preserve"> </w:t>
+      </w:r>
+      <w:r>
+        <w:rPr>
+          <w:i/>
+          <w:iCs/>
+        </w:rPr>
+        <w:t xml:space="preserve">tráiler</w:t>
+      </w:r>
+      <w:r>
+        <w:t xml:space="preserve"> </w:t>
+      </w:r>
+      <w:r>
+        <w:t xml:space="preserve">de los otros.</w:t>
+      </w:r>
+      <w:r>
+        <w:t xml:space="preserve"> </w:t>
+      </w:r>
+      <w:r>
+        <w:t xml:space="preserve">—</w:t>
+      </w:r>
+      <w:r>
+        <w:t xml:space="preserve"> </w:t>
+      </w:r>
+      <w:r>
+        <w:rPr>
+          <w:b/>
+          <w:bCs/>
+        </w:rPr>
+        <w:t xml:space="preserve">DANI:</w:t>
+      </w:r>
+      <w:r>
+        <w:t xml:space="preserve"> </w:t>
+      </w:r>
+      <w:r>
+        <w:t xml:space="preserve">Pero es que este tío presume de todo…</w:t>
+      </w:r>
+      <w:r>
+        <w:t xml:space="preserve"> </w:t>
+      </w:r>
+      <w:r>
+        <w:t xml:space="preserve">—</w:t>
+      </w:r>
+      <w:r>
+        <w:t xml:space="preserve"> </w:t>
+      </w:r>
+      <w:r>
+        <w:rPr>
+          <w:b/>
+          <w:bCs/>
+        </w:rPr>
+        <w:t xml:space="preserve">ROSA:</w:t>
+      </w:r>
+      <w:r>
+        <w:t xml:space="preserve"> </w:t>
+      </w:r>
+      <w:r>
+        <w:t xml:space="preserve">Ese tío lleva</w:t>
+      </w:r>
+      <w:r>
+        <w:t xml:space="preserve"> </w:t>
+      </w:r>
+      <w:r>
+        <w:rPr>
+          <w:b/>
+          <w:bCs/>
+        </w:rPr>
+        <w:t xml:space="preserve">seis meses</w:t>
+      </w:r>
+      <w:r>
+        <w:t xml:space="preserve"> </w:t>
+      </w:r>
+      <w:r>
+        <w:t xml:space="preserve">buscando curro y tú ves solo el post del primer día. ¿Sabes cuántas fotos tiró para elegir esa? ¿Y tú cuántas llevas de las tuyas?</w:t>
+      </w:r>
+      <w:r>
+        <w:t xml:space="preserve"> </w:t>
+      </w:r>
+      <w:r>
+        <w:rPr>
+          <w:b/>
+          <w:bCs/>
+        </w:rPr>
+        <w:t xml:space="preserve">Cero</w:t>
+      </w:r>
+      <w:r>
+        <w:t xml:space="preserve">, porque estás ocupado mirando las dejen.</w:t>
+      </w:r>
+    </w:p>
+    <w:p>
+      <w:pPr>
+        <w:pStyle w:val="FirstParagraph"/>
+      </w:pPr>
+      <w:r>
+        <w:rPr>
+          <w:b/>
+          <w:bCs/>
+        </w:rPr>
+        <w:t xml:space="preserve">La lección:</w:t>
+      </w:r>
+      <w:r>
+        <w:t xml:space="preserve"> </w:t>
+      </w:r>
+      <w:r>
+        <w:t xml:space="preserve">el feed de otros es su</w:t>
+      </w:r>
+      <w:r>
+        <w:t xml:space="preserve"> </w:t>
+      </w:r>
+      <w:r>
+        <w:rPr>
+          <w:b/>
+          <w:bCs/>
+        </w:rPr>
+        <w:t xml:space="preserve">mejor selección de fotos</w:t>
+      </w:r>
+      <w:r>
+        <w:t xml:space="preserve">; lo que tú vives es la sesión completa, con fotos borrosas incluidas. Compararse así no es información: es una trampa que te quita las ganas de empezar.</w:t>
+      </w:r>
+    </w:p>
+    <w:p>
+      <w:pPr>
+        <w:pStyle w:val="BodyText"/>
+      </w:pPr>
+      <w:r>
+        <w:t xml:space="preserve">📌</w:t>
+      </w:r>
+      <w:r>
+        <w:t xml:space="preserve"> </w:t>
+      </w:r>
+      <w:r>
+        <w:rPr>
+          <w:b/>
+          <w:bCs/>
+        </w:rPr>
+        <w:t xml:space="preserve">Dato de la tienda:</w:t>
+      </w:r>
+      <w:r>
+        <w:t xml:space="preserve"> </w:t>
+      </w:r>
+      <w:r>
+        <w:t xml:space="preserve">ROSA lleva 20 años y también se compara. La diferencia es</w:t>
+      </w:r>
+      <w:r>
+        <w:t xml:space="preserve"> </w:t>
+      </w:r>
+      <w:r>
+        <w:rPr>
+          <w:b/>
+          <w:bCs/>
+        </w:rPr>
+        <w:t xml:space="preserve">cuánto tiempo</w:t>
+      </w:r>
+      <w:r>
+        <w:t xml:space="preserve"> </w:t>
+      </w:r>
+      <w:r>
+        <w:t xml:space="preserve">se queda mirando el espejo ajeno: ella 5 minutos, DANI el recreo entero. El problema no es compararse (es humano); es</w:t>
+      </w:r>
+      <w:r>
+        <w:t xml:space="preserve"> </w:t>
+      </w:r>
+      <w:r>
+        <w:rPr>
+          <w:b/>
+          <w:bCs/>
+        </w:rPr>
+        <w:t xml:space="preserve">quedarse</w:t>
+      </w:r>
+      <w:r>
+        <w:t xml:space="preserve">.</w:t>
+      </w:r>
+    </w:p>
+    <w:p>
+      <w:r>
+        <w:pict>
+          <v:rect style="width:0;height:1.5pt" o:hralign="center" o:hrstd="t" o:hr="t"/>
+        </w:pict>
+      </w:r>
+    </w:p>
+    <w:bookmarkEnd w:id="46"/>
+    <w:bookmarkStart w:id="47" w:name="Xc080458cf17718a88a20d1b39d4453faedeed3b"/>
+    <w:p>
+      <w:pPr>
+        <w:pStyle w:val="Heading2"/>
+      </w:pPr>
+      <w:r>
+        <w:t xml:space="preserve">⚔️ Cara a cara: Compararse vs Competir con tu yo de ayer</w:t>
+      </w:r>
+    </w:p>
+    <w:tbl>
+      <w:tblPr>
+        <w:tblStyle w:val="Table"/>
+        <w:tblW w:type="pct" w:w="5000"/>
+        <w:tblLayout w:type="fixed"/>
+        <w:tblLook w:firstRow="1" w:lastRow="0" w:firstColumn="0" w:lastColumn="0" w:noHBand="0" w:noVBand="0" w:val="0020"/>
+      </w:tblPr>
+      <w:tblGrid>
+        <w:gridCol w:w="3960"/>
+        <w:gridCol w:w="3960"/>
+      </w:tblGrid>
+      <w:tr>
+        <w:trPr>
+          <w:tblHeader w:val="on"/>
+        </w:trPr>
+        <w:tc>
+          <w:tcPr/>
+          <w:p>
+            <w:pPr>
+              <w:pStyle w:val="Compact"/>
+            </w:pPr>
+            <w:r>
+              <w:t xml:space="preserve">⚔️</w:t>
+            </w:r>
+            <w:r>
+              <w:t xml:space="preserve"> </w:t>
+            </w:r>
+            <w:r>
+              <w:rPr>
+                <w:b/>
+                <w:bCs/>
+              </w:rPr>
+              <w:t xml:space="preserve">Compararse con los demás</w:t>
+            </w:r>
+          </w:p>
+        </w:tc>
+        <w:tc>
+          <w:tcPr/>
+          <w:p>
+            <w:pPr>
+              <w:pStyle w:val="Compact"/>
+            </w:pPr>
+            <w:r>
+              <w:t xml:space="preserve">⚔️</w:t>
+            </w:r>
+            <w:r>
+              <w:t xml:space="preserve"> </w:t>
+            </w:r>
+            <w:r>
+              <w:rPr>
+                <w:b/>
+                <w:bCs/>
+              </w:rPr>
+              <w:t xml:space="preserve">Competir con tu yo de ayer</w:t>
+            </w:r>
+          </w:p>
+        </w:tc>
+      </w:tr>
+      <w:tr>
+        <w:tc>
+          <w:tcPr/>
+          <w:p>
+            <w:pPr>
+              <w:pStyle w:val="Compact"/>
+            </w:pPr>
+            <w:r>
+              <w:t xml:space="preserve">😔</w:t>
+            </w:r>
+            <w:r>
+              <w:t xml:space="preserve"> </w:t>
+            </w:r>
+            <w:r>
+              <w:t xml:space="preserve">“Ella aprueba todo, yo no sirvo”</w:t>
+            </w:r>
+          </w:p>
+        </w:tc>
+        <w:tc>
+          <w:tcPr/>
+          <w:p>
+            <w:pPr>
+              <w:pStyle w:val="Compact"/>
+            </w:pPr>
+            <w:r>
+              <w:t xml:space="preserve">💪</w:t>
+            </w:r>
+            <w:r>
+              <w:t xml:space="preserve"> </w:t>
+            </w:r>
+            <w:r>
+              <w:t xml:space="preserve">“El mes pasado suspendí tres y ahora dos”</w:t>
+            </w:r>
+          </w:p>
+        </w:tc>
+      </w:tr>
+      <w:tr>
+        <w:tc>
+          <w:tcPr/>
+          <w:p>
+            <w:pPr>
+              <w:pStyle w:val="Compact"/>
+            </w:pPr>
+            <w:r>
+              <w:t xml:space="preserve">🧊 Te paraliza: ¿para qué intentarlo?</w:t>
+            </w:r>
+          </w:p>
+        </w:tc>
+        <w:tc>
+          <w:tcPr/>
+          <w:p>
+            <w:pPr>
+              <w:pStyle w:val="Compact"/>
+            </w:pPr>
+            <w:r>
+              <w:t xml:space="preserve">🔥 Te mueve: ¿qué practico esta semana?</w:t>
+            </w:r>
+          </w:p>
+        </w:tc>
+      </w:tr>
+      <w:tr>
+        <w:tc>
+          <w:tcPr/>
+          <w:p>
+            <w:pPr>
+              <w:pStyle w:val="Compact"/>
+            </w:pPr>
+            <w:r>
+              <w:t xml:space="preserve">📎 Depende de otros (que mañana pueden ir peor o mejor)</w:t>
+            </w:r>
+          </w:p>
+        </w:tc>
+        <w:tc>
+          <w:tcPr/>
+          <w:p>
+            <w:pPr>
+              <w:pStyle w:val="Compact"/>
+            </w:pPr>
+            <w:r>
+              <w:t xml:space="preserve">🎯 Depende solo de ti</w:t>
+            </w:r>
+          </w:p>
+        </w:tc>
+      </w:tr>
+      <w:tr>
+        <w:tc>
+          <w:tcPr/>
+          <w:p>
+            <w:pPr>
+              <w:pStyle w:val="Compact"/>
+            </w:pPr>
+            <w:r>
+              <w:t xml:space="preserve">😞 Sensación: quedo atrás</w:t>
+            </w:r>
+          </w:p>
+        </w:tc>
+        <w:tc>
+          <w:tcPr/>
+          <w:p>
+            <w:pPr>
+              <w:pStyle w:val="Compact"/>
+            </w:pPr>
+            <w:r>
+              <w:t xml:space="preserve">😊 Sensación: voy avanzando</w:t>
+            </w:r>
+          </w:p>
+        </w:tc>
+      </w:tr>
+    </w:tbl>
+    <w:p>
+      <w:pPr>
+        <w:pStyle w:val="BlockText"/>
+      </w:pPr>
+      <w:r>
+        <w:t xml:space="preserve">💡</w:t>
+      </w:r>
+      <w:r>
+        <w:t xml:space="preserve"> </w:t>
+      </w:r>
+      <w:r>
+        <w:rPr>
+          <w:b/>
+          <w:bCs/>
+        </w:rPr>
+        <w:t xml:space="preserve">El veredicto de ROSA:</w:t>
+      </w:r>
+      <w:r>
+        <w:t xml:space="preserve"> </w:t>
+      </w:r>
+      <w:r>
+        <w:t xml:space="preserve">compararse es mirar el</w:t>
+      </w:r>
+      <w:r>
+        <w:t xml:space="preserve"> </w:t>
+      </w:r>
+      <w:r>
+        <w:rPr>
+          <w:b/>
+          <w:bCs/>
+        </w:rPr>
+        <w:t xml:space="preserve">marcador ajeno</w:t>
+      </w:r>
+      <w:r>
+        <w:t xml:space="preserve">; competir contigo mismo es mirar tu</w:t>
+      </w:r>
+      <w:r>
+        <w:t xml:space="preserve"> </w:t>
+      </w:r>
+      <w:r>
+        <w:rPr>
+          <w:b/>
+          <w:bCs/>
+        </w:rPr>
+        <w:t xml:space="preserve">propia partida</w:t>
+      </w:r>
+      <w:r>
+        <w:t xml:space="preserve">. Gana el que más veces mira su propia partida.</w:t>
+      </w:r>
+    </w:p>
+    <w:p>
+      <w:pPr>
+        <w:pStyle w:val="FirstParagraph"/>
+      </w:pPr>
+      <w:r>
+        <w:rPr>
+          <w:b/>
+          <w:bCs/>
+        </w:rPr>
+        <w:t xml:space="preserve">Ejemplo real:</w:t>
+      </w:r>
+      <w:r>
+        <w:t xml:space="preserve"> </w:t>
+      </w:r>
+      <w:r>
+        <w:t xml:space="preserve">el de tu clase que aprueba todo con un 7… suspendió el año pasado. Tú no viste ese curso. Ahora comparas su año 2 con tu mes 1: injusto para ti. Compara tu mes 2 con tu mes 1: ahí ganas.</w:t>
+      </w:r>
+    </w:p>
+    <w:p>
+      <w:r>
+        <w:pict>
+          <v:rect style="width:0;height:1.5pt" o:hralign="center" o:hrstd="t" o:hr="t"/>
+        </w:pict>
+      </w:r>
+    </w:p>
+    <w:bookmarkEnd w:id="47"/>
+    <w:bookmarkStart w:id="48" w:name="la-dinámica-estrella-post-it-sorpresa"/>
+    <w:p>
+      <w:pPr>
+        <w:pStyle w:val="Heading2"/>
+      </w:pPr>
+      <w:r>
+        <w:t xml:space="preserve">🎁 La dinámica estrella: Post-it sorpresa</w:t>
+      </w:r>
+    </w:p>
+    <w:p>
+      <w:pPr>
+        <w:pStyle w:val="FirstParagraph"/>
+      </w:pPr>
+      <w:r>
+        <w:t xml:space="preserve">Todos reciben algo positivo escrito por sus compañeros. Así funciona, paso a paso:</w:t>
+      </w:r>
+    </w:p>
+    <w:p>
+      <w:pPr>
+        <w:pStyle w:val="BodyText"/>
+      </w:pPr>
+    </w:p>
+    <w:p>
+      <w:pPr>
+        <w:pStyle w:val="BodyText"/>
+      </w:pPr>
+      <w:r>
+        <w:t xml:space="preserve">💌 Los 5 pasos del Post-it sorpresa</w:t>
+      </w:r>
+    </w:p>
+    <w:p>
+      <w:pPr>
+        <w:pStyle w:val="BodyText"/>
+      </w:pPr>
+      <w:r>
+        <w:rPr>
+          <w:b/>
+          <w:bCs/>
+        </w:rPr>
+        <w:t xml:space="preserve">Objetivo:</w:t>
+      </w:r>
+      <w:r>
+        <w:t xml:space="preserve"> </w:t>
+      </w:r>
+      <w:r>
+        <w:t xml:space="preserve">que cada persona del grupo reciba algo positivo escrito por sus compañeros.</w:t>
+      </w:r>
+      <w:r>
+        <w:t xml:space="preserve"> </w:t>
+      </w:r>
+      <w:r>
+        <w:rPr>
+          <w:b/>
+          <w:bCs/>
+        </w:rPr>
+        <w:t xml:space="preserve">Tiempo:</w:t>
+      </w:r>
+      <w:r>
+        <w:t xml:space="preserve"> </w:t>
+      </w:r>
+      <w:r>
+        <w:t xml:space="preserve">15 min ·</w:t>
+      </w:r>
+      <w:r>
+        <w:t xml:space="preserve"> </w:t>
+      </w:r>
+      <w:r>
+        <w:rPr>
+          <w:b/>
+          <w:bCs/>
+        </w:rPr>
+        <w:t xml:space="preserve">Material:</w:t>
+      </w:r>
+      <w:r>
+        <w:t xml:space="preserve"> </w:t>
+      </w:r>
+      <w:r>
+        <w:t xml:space="preserve">post-its y un sobre (o una caja) por persona.</w:t>
+      </w:r>
+    </w:p>
+    <w:p>
+      <w:pPr>
+        <w:pStyle w:val="Compact"/>
+        <w:numPr>
+          <w:ilvl w:val="0"/>
+          <w:numId w:val="1012"/>
+        </w:numPr>
+      </w:pPr>
+      <w:r>
+        <w:t xml:space="preserve">📩 La docencia entrega a cada uno un sobre con su nombre y 2 post-its en blanco.</w:t>
+      </w:r>
+    </w:p>
+    <w:p>
+      <w:pPr>
+        <w:pStyle w:val="Compact"/>
+        <w:numPr>
+          <w:ilvl w:val="0"/>
+          <w:numId w:val="1012"/>
+        </w:numPr>
+      </w:pPr>
+      <w:r>
+        <w:t xml:space="preserve">✍️ Cada persona escribe en sus 2 post-its</w:t>
+      </w:r>
+      <w:r>
+        <w:t xml:space="preserve"> </w:t>
+      </w:r>
+      <w:r>
+        <w:rPr>
+          <w:b/>
+          <w:bCs/>
+        </w:rPr>
+        <w:t xml:space="preserve">dos cosas positivas y concretas</w:t>
+      </w:r>
+      <w:r>
+        <w:t xml:space="preserve"> </w:t>
+      </w:r>
+      <w:r>
+        <w:t xml:space="preserve">de dos compañeros diferentes (por ejemplo:</w:t>
+      </w:r>
+      <w:r>
+        <w:t xml:space="preserve"> </w:t>
+      </w:r>
+      <w:r>
+        <w:rPr>
+          <w:i/>
+          <w:iCs/>
+        </w:rPr>
+        <w:t xml:space="preserve">“se explica clarísimo en el trabajo de almacén”</w:t>
+      </w:r>
+      <w:r>
+        <w:t xml:space="preserve">,</w:t>
+      </w:r>
+      <w:r>
+        <w:t xml:space="preserve"> </w:t>
+      </w:r>
+      <w:r>
+        <w:rPr>
+          <w:i/>
+          <w:iCs/>
+        </w:rPr>
+        <w:t xml:space="preserve">“el otro día me ayudó sin que lo pidiera”</w:t>
+      </w:r>
+      <w:r>
+        <w:t xml:space="preserve">).</w:t>
+      </w:r>
+    </w:p>
+    <w:p>
+      <w:pPr>
+        <w:pStyle w:val="Compact"/>
+        <w:numPr>
+          <w:ilvl w:val="0"/>
+          <w:numId w:val="1012"/>
+        </w:numPr>
+      </w:pPr>
+      <w:r>
+        <w:t xml:space="preserve">📮 Los post-its se doblan y se meten en el sobre de la persona correspondiente,</w:t>
+      </w:r>
+      <w:r>
+        <w:t xml:space="preserve"> </w:t>
+      </w:r>
+      <w:r>
+        <w:rPr>
+          <w:b/>
+          <w:bCs/>
+        </w:rPr>
+        <w:t xml:space="preserve">sin firmar</w:t>
+      </w:r>
+      <w:r>
+        <w:t xml:space="preserve">.</w:t>
+      </w:r>
+    </w:p>
+    <w:p>
+      <w:pPr>
+        <w:pStyle w:val="Compact"/>
+        <w:numPr>
+          <w:ilvl w:val="0"/>
+          <w:numId w:val="1012"/>
+        </w:numPr>
+      </w:pPr>
+      <w:r>
+        <w:t xml:space="preserve">📖 Cuando todos han entregado, cada uno abre su sobre y lee en voz baja lo suyo.</w:t>
+      </w:r>
+      <w:r>
+        <w:t xml:space="preserve"> </w:t>
+      </w:r>
+      <w:r>
+        <w:rPr>
+          <w:b/>
+          <w:bCs/>
+        </w:rPr>
+        <w:t xml:space="preserve">Nadie lee en voz alta lo de otro:</w:t>
+      </w:r>
+      <w:r>
+        <w:t xml:space="preserve"> </w:t>
+      </w:r>
+      <w:r>
+        <w:t xml:space="preserve">lo tuyo es tuyo.</w:t>
+      </w:r>
+    </w:p>
+    <w:p>
+      <w:pPr>
+        <w:pStyle w:val="Compact"/>
+        <w:numPr>
+          <w:ilvl w:val="0"/>
+          <w:numId w:val="1012"/>
+        </w:numPr>
+      </w:pPr>
+      <w:r>
+        <w:t xml:space="preserve">💬 Cierre en círculo: una frase</w:t>
+      </w:r>
+      <w:r>
+        <w:t xml:space="preserve"> </w:t>
+      </w:r>
+      <w:r>
+        <w:rPr>
+          <w:b/>
+          <w:bCs/>
+        </w:rPr>
+        <w:t xml:space="preserve">voluntaria</w:t>
+      </w:r>
+      <w:r>
+        <w:t xml:space="preserve"> </w:t>
+      </w:r>
+      <w:r>
+        <w:t xml:space="preserve">de cómo se siente alguien tras abrir su sobre (sin obligar a nadie a hablar).</w:t>
+      </w:r>
+    </w:p>
+    <w:p>
+      <w:pPr>
+        <w:pStyle w:val="BlockText"/>
+      </w:pPr>
+      <w:r>
+        <w:t xml:space="preserve">📌</w:t>
+      </w:r>
+      <w:r>
+        <w:t xml:space="preserve"> </w:t>
+      </w:r>
+      <w:r>
+        <w:rPr>
+          <w:b/>
+          <w:bCs/>
+        </w:rPr>
+        <w:t xml:space="preserve">Por qué funciona:</w:t>
+      </w:r>
+      <w:r>
+        <w:t xml:space="preserve"> </w:t>
+      </w:r>
+      <w:r>
+        <w:t xml:space="preserve">el cerebro recuerda más un cumplido</w:t>
+      </w:r>
+      <w:r>
+        <w:t xml:space="preserve"> </w:t>
+      </w:r>
+      <w:r>
+        <w:rPr>
+          <w:b/>
+          <w:bCs/>
+        </w:rPr>
+        <w:t xml:space="preserve">escrito</w:t>
+      </w:r>
+      <w:r>
+        <w:t xml:space="preserve"> </w:t>
+      </w:r>
+      <w:r>
+        <w:t xml:space="preserve">que uno dicho de pasillo. Y el anónimo quita el miedo a que se note</w:t>
+      </w:r>
+      <w:r>
+        <w:t xml:space="preserve"> </w:t>
+      </w:r>
+      <w:r>
+        <w:t xml:space="preserve">“quién es amigo de quién”</w:t>
+      </w:r>
+      <w:r>
+        <w:t xml:space="preserve">.</w:t>
+      </w:r>
+      <w:r>
+        <w:t xml:space="preserve"> </w:t>
+      </w:r>
+      <w:r>
+        <w:t xml:space="preserve">♿</w:t>
+      </w:r>
+      <w:r>
+        <w:t xml:space="preserve"> </w:t>
+      </w:r>
+      <w:r>
+        <w:rPr>
+          <w:b/>
+          <w:bCs/>
+        </w:rPr>
+        <w:t xml:space="preserve">Inclusión:</w:t>
+      </w:r>
+      <w:r>
+        <w:t xml:space="preserve"> </w:t>
+      </w:r>
+      <w:r>
+        <w:t xml:space="preserve">la docencia garantiza por sorteo que todos escriben y todos reciben post-its (si alguien recibiese menos, se completa).</w:t>
+      </w:r>
+    </w:p>
+    <w:p>
+      <w:r>
+        <w:pict>
+          <v:rect style="width:0;height:1.5pt" o:hralign="center" o:hrstd="t" o:hr="t"/>
+        </w:pict>
+      </w:r>
+    </w:p>
+    <w:p>
+      <w:pPr>
+        <w:pStyle w:val="FirstParagraph"/>
+      </w:pPr>
+      <w:r>
+        <w:t xml:space="preserve">👤 Nombre:</w:t>
+      </w:r>
+      <w:r>
+        <w:t xml:space="preserve"> </w:t>
+      </w:r>
+      <w:r>
+        <w:t xml:space="preserve">📅 Fecha:</w:t>
+      </w:r>
+      <w:r>
+        <w:t xml:space="preserve"> </w:t>
+      </w:r>
+      <w:r>
+        <w:t xml:space="preserve">🏫 Grupo:</w:t>
+      </w:r>
+    </w:p>
+    <w:bookmarkEnd w:id="48"/>
+    <w:bookmarkStart w:id="49" w:name="reto-mental"/>
+    <w:p>
+      <w:pPr>
+        <w:pStyle w:val="Heading2"/>
+      </w:pPr>
+      <w:r>
+        <w:t xml:space="preserve">🧠 Reto mental</w:t>
+      </w:r>
+    </w:p>
+    <w:p>
+      <w:pPr>
+        <w:pStyle w:val="FirstParagraph"/>
+      </w:pPr>
+      <w:r>
+        <w:t xml:space="preserve">Responde antes de mirar las soluciones:</w:t>
+      </w:r>
+    </w:p>
+    <w:p>
+      <w:pPr>
+        <w:pStyle w:val="Compact"/>
+        <w:numPr>
+          <w:ilvl w:val="0"/>
+          <w:numId w:val="1013"/>
+        </w:numPr>
+      </w:pPr>
+      <w:r>
+        <w:t xml:space="preserve">👧</w:t>
+      </w:r>
+      <w:r>
+        <w:t xml:space="preserve"> </w:t>
+      </w:r>
+      <w:r>
+        <w:rPr>
+          <w:b/>
+          <w:bCs/>
+        </w:rPr>
+        <w:t xml:space="preserve">Marta</w:t>
+      </w:r>
+      <w:r>
+        <w:t xml:space="preserve"> </w:t>
+      </w:r>
+      <w:r>
+        <w:t xml:space="preserve">ve que su amigo de otra clase presume en TikTok de un trabajo</w:t>
+      </w:r>
+      <w:r>
+        <w:t xml:space="preserve"> </w:t>
+      </w:r>
+      <w:r>
+        <w:t xml:space="preserve">“perfecto”</w:t>
+      </w:r>
+      <w:r>
+        <w:t xml:space="preserve"> </w:t>
+      </w:r>
+      <w:r>
+        <w:t xml:space="preserve">y ella acaba de suspender el suyo. ¿Qué diría la Regla del feed?</w:t>
+      </w:r>
+    </w:p>
+    <w:p>
+      <w:pPr>
+        <w:pStyle w:val="Compact"/>
+        <w:numPr>
+          <w:ilvl w:val="0"/>
+          <w:numId w:val="1013"/>
+        </w:numPr>
+      </w:pPr>
+      <w:r>
+        <w:t xml:space="preserve">🙋</w:t>
+      </w:r>
+      <w:r>
+        <w:t xml:space="preserve"> </w:t>
+      </w:r>
+      <w:r>
+        <w:rPr>
+          <w:b/>
+          <w:bCs/>
+        </w:rPr>
+        <w:t xml:space="preserve">DANI</w:t>
+      </w:r>
+      <w:r>
+        <w:t xml:space="preserve"> </w:t>
+      </w:r>
+      <w:r>
+        <w:t xml:space="preserve">se dice</w:t>
+      </w:r>
+      <w:r>
+        <w:t xml:space="preserve"> </w:t>
+      </w:r>
+      <w:r>
+        <w:rPr>
+          <w:i/>
+          <w:iCs/>
+        </w:rPr>
+        <w:t xml:space="preserve">“soy un desastre atendiendo a los clientes”</w:t>
+      </w:r>
+      <w:r>
+        <w:t xml:space="preserve">. Reescríbelo como problema concreto y de hoy.</w:t>
+      </w:r>
+    </w:p>
+    <w:p>
+      <w:pPr>
+        <w:pStyle w:val="Compact"/>
+        <w:numPr>
+          <w:ilvl w:val="0"/>
+          <w:numId w:val="1013"/>
+        </w:numPr>
+      </w:pPr>
+      <w:r>
+        <w:t xml:space="preserve">💪 Nombra dos hábitos de los siete (guion, diario, compararte, micro-retos, gente, sueño, datos) que puedas empezar esta misma semana.</w:t>
+      </w:r>
+    </w:p>
+    <w:p>
+      <w:pPr>
+        <w:pStyle w:val="FirstParagraph"/>
+      </w:pPr>
+      <w:r>
+        <w:t xml:space="preserve">🔄 Respuestas</w:t>
+      </w:r>
+    </w:p>
+    <w:p>
+      <w:pPr>
+        <w:pStyle w:val="Compact"/>
+        <w:numPr>
+          <w:ilvl w:val="0"/>
+          <w:numId w:val="1014"/>
+        </w:numPr>
+      </w:pPr>
+      <w:r>
+        <w:t xml:space="preserve">Lo que Marta ve es el</w:t>
+      </w:r>
+      <w:r>
+        <w:t xml:space="preserve"> </w:t>
+      </w:r>
+      <w:r>
+        <w:rPr>
+          <w:b/>
+          <w:bCs/>
+        </w:rPr>
+        <w:t xml:space="preserve">tráiler</w:t>
+      </w:r>
+      <w:r>
+        <w:t xml:space="preserve"> </w:t>
+      </w:r>
+      <w:r>
+        <w:t xml:space="preserve">(el vídeo mejor editado, elegido de decenas de tomas); su suspensión es su</w:t>
+      </w:r>
+      <w:r>
+        <w:t xml:space="preserve"> </w:t>
+      </w:r>
+      <w:r>
+        <w:rPr>
+          <w:b/>
+          <w:bCs/>
+        </w:rPr>
+        <w:t xml:space="preserve">making-of</w:t>
+      </w:r>
+      <w:r>
+        <w:t xml:space="preserve"> </w:t>
+      </w:r>
+      <w:r>
+        <w:t xml:space="preserve">completo. Comparar tráiler ajeno con making-of propio</w:t>
+      </w:r>
+      <w:r>
+        <w:t xml:space="preserve"> </w:t>
+      </w:r>
+      <w:r>
+        <w:rPr>
+          <w:b/>
+          <w:bCs/>
+        </w:rPr>
+        <w:t xml:space="preserve">no es información justa</w:t>
+      </w:r>
+      <w:r>
+        <w:t xml:space="preserve">. Lo útil: comparar suyo actual con suyo del mes pasado.</w:t>
+      </w:r>
+    </w:p>
+    <w:p>
+      <w:pPr>
+        <w:pStyle w:val="Compact"/>
+        <w:numPr>
+          <w:ilvl w:val="0"/>
+          <w:numId w:val="1014"/>
+        </w:numPr>
+      </w:pPr>
+      <w:r>
+        <w:t xml:space="preserve">Sentencia → problema:</w:t>
+      </w:r>
+      <w:r>
+        <w:t xml:space="preserve"> </w:t>
+      </w:r>
+      <w:r>
+        <w:rPr>
+          <w:i/>
+          <w:iCs/>
+        </w:rPr>
+        <w:t xml:space="preserve">“Cuando un cliente me pide algo que no sé, me bloqueo y no pregunto a mi compañera”</w:t>
+      </w:r>
+      <w:r>
+        <w:t xml:space="preserve">. Ya se ve qué practicar.</w:t>
+      </w:r>
+    </w:p>
+    <w:p>
+      <w:pPr>
+        <w:pStyle w:val="Compact"/>
+        <w:numPr>
+          <w:ilvl w:val="0"/>
+          <w:numId w:val="1014"/>
+        </w:numPr>
+      </w:pPr>
+      <w:r>
+        <w:t xml:space="preserve">Ejemplos válidos: diario de tres cosas cada noche, un micro-reto diario (preguntar una duda, saludar a alguien), dormir mejor esta semana, apuntar con quién sale mejor de clase.</w:t>
+      </w:r>
+    </w:p>
+    <w:p>
+      <w:r>
+        <w:pict>
+          <v:rect style="width:0;height:1.5pt" o:hralign="center" o:hrstd="t" o:hr="t"/>
+        </w:pict>
+      </w:r>
+    </w:p>
+    <w:bookmarkEnd w:id="49"/>
+    <w:bookmarkStart w:id="50" w:name="logros-de-la-unidad-1"/>
+    <w:p>
+      <w:pPr>
+        <w:pStyle w:val="Heading2"/>
+      </w:pPr>
+      <w:r>
+        <w:t xml:space="preserve">🏆 Logros de la unidad</w:t>
+      </w:r>
+    </w:p>
+    <w:tbl>
+      <w:tblPr>
+        <w:tblStyle w:val="Table"/>
+        <w:tblW w:type="pct" w:w="5000"/>
+        <w:tblLayout w:type="fixed"/>
+        <w:tblLook w:firstRow="1" w:lastRow="0" w:firstColumn="0" w:lastColumn="0" w:noHBand="0" w:noVBand="0" w:val="0020"/>
+      </w:tblPr>
+      <w:tblGrid>
+        <w:gridCol w:w="3960"/>
+        <w:gridCol w:w="3960"/>
+      </w:tblGrid>
+      <w:tr>
+        <w:trPr>
+          <w:tblHeader w:val="on"/>
+        </w:trPr>
+        <w:tc>
+          <w:tcPr/>
+          <w:p>
+            <w:pPr>
+              <w:pStyle w:val="Compact"/>
+            </w:pPr>
+            <w:r>
+              <w:t xml:space="preserve">🏆 Logro</w:t>
+            </w:r>
+          </w:p>
+        </w:tc>
+        <w:tc>
+          <w:tcPr/>
+          <w:p>
+            <w:pPr>
+              <w:pStyle w:val="Compact"/>
+            </w:pPr>
+            <w:r>
+              <w:t xml:space="preserve">Cómo se consigue</w:t>
+            </w:r>
+          </w:p>
+        </w:tc>
+      </w:tr>
+      <w:tr>
+        <w:tc>
+          <w:tcPr/>
+          <w:p>
+            <w:pPr>
+              <w:pStyle w:val="Compact"/>
+            </w:pPr>
+            <w:r>
+              <w:t xml:space="preserve">🔍</w:t>
+            </w:r>
+            <w:r>
+              <w:t xml:space="preserve"> </w:t>
+            </w:r>
+            <w:r>
+              <w:rPr>
+                <w:b/>
+                <w:bCs/>
+              </w:rPr>
+              <w:t xml:space="preserve">Detective de logros</w:t>
+            </w:r>
+          </w:p>
+        </w:tc>
+        <w:tc>
+          <w:tcPr/>
+          <w:p>
+            <w:pPr>
+              <w:pStyle w:val="Compact"/>
+            </w:pPr>
+            <w:r>
+              <w:t xml:space="preserve">Tres días seguidos anotando tres cosas bien del día</w:t>
+            </w:r>
+          </w:p>
+        </w:tc>
+      </w:tr>
+      <w:tr>
+        <w:tc>
+          <w:tcPr/>
+          <w:p>
+            <w:pPr>
+              <w:pStyle w:val="Compact"/>
+            </w:pPr>
+            <w:r>
+              <w:t xml:space="preserve">🎯</w:t>
+            </w:r>
+            <w:r>
+              <w:t xml:space="preserve"> </w:t>
+            </w:r>
+            <w:r>
+              <w:rPr>
+                <w:b/>
+                <w:bCs/>
+              </w:rPr>
+              <w:t xml:space="preserve">Valiente del micro</w:t>
+            </w:r>
+          </w:p>
+        </w:tc>
+        <w:tc>
+          <w:tcPr/>
+          <w:p>
+            <w:pPr>
+              <w:pStyle w:val="Compact"/>
+            </w:pPr>
+            <w:r>
+              <w:t xml:space="preserve">Preguntar o participar una vez en clase esta semana</w:t>
+            </w:r>
+          </w:p>
+        </w:tc>
+      </w:tr>
+      <w:tr>
+        <w:tc>
+          <w:tcPr/>
+          <w:p>
+            <w:pPr>
+              <w:pStyle w:val="Compact"/>
+            </w:pPr>
+            <w:r>
+              <w:t xml:space="preserve">🪞</w:t>
+            </w:r>
+            <w:r>
+              <w:t xml:space="preserve"> </w:t>
+            </w:r>
+            <w:r>
+              <w:rPr>
+                <w:b/>
+                <w:bCs/>
+              </w:rPr>
+              <w:t xml:space="preserve">Espejo corregido</w:t>
+            </w:r>
+          </w:p>
+        </w:tc>
+        <w:tc>
+          <w:tcPr/>
+          <w:p>
+            <w:pPr>
+              <w:pStyle w:val="Compact"/>
+            </w:pPr>
+            <w:r>
+              <w:t xml:space="preserve">Pillarte diciéndote una sentencia y reescribirla en menos de 10 segundos</w:t>
+            </w:r>
+          </w:p>
+        </w:tc>
+      </w:tr>
+      <w:tr>
+        <w:tc>
+          <w:tcPr/>
+          <w:p>
+            <w:pPr>
+              <w:pStyle w:val="Compact"/>
+            </w:pPr>
+            <w:r>
+              <w:t xml:space="preserve">💌</w:t>
+            </w:r>
+            <w:r>
+              <w:t xml:space="preserve"> </w:t>
+            </w:r>
+            <w:r>
+              <w:rPr>
+                <w:b/>
+                <w:bCs/>
+              </w:rPr>
+              <w:t xml:space="preserve">Kudo anónimo</w:t>
+            </w:r>
+          </w:p>
+        </w:tc>
+        <w:tc>
+          <w:tcPr/>
+          <w:p>
+            <w:pPr>
+              <w:pStyle w:val="Compact"/>
+            </w:pPr>
+            <w:r>
+              <w:t xml:space="preserve">Que tu Post-it sorpresa sea concreto y no un</w:t>
+            </w:r>
+            <w:r>
+              <w:t xml:space="preserve"> </w:t>
+            </w:r>
+            <w:r>
+              <w:t xml:space="preserve">“eres crack”</w:t>
+            </w:r>
+            <w:r>
+              <w:t xml:space="preserve"> </w:t>
+            </w:r>
+            <w:r>
+              <w:t xml:space="preserve">genérico</w:t>
+            </w:r>
+          </w:p>
+        </w:tc>
+      </w:tr>
+    </w:tbl>
+    <w:p>
+      <w:r>
+        <w:pict>
+          <v:rect style="width:0;height:1.5pt" o:hralign="center" o:hrstd="t" o:hr="t"/>
+        </w:pict>
+      </w:r>
+    </w:p>
+    <w:bookmarkEnd w:id="50"/>
+    <w:bookmarkStart w:id="51" w:name="dudas-de-10-segundos-1"/>
+    <w:p>
+      <w:pPr>
+        <w:pStyle w:val="Heading2"/>
+      </w:pPr>
+      <w:r>
+        <w:t xml:space="preserve">🤷 Dudas de 10 segundos</w:t>
+      </w:r>
+    </w:p>
+    <w:p>
+      <w:pPr>
+        <w:pStyle w:val="BlockText"/>
+      </w:pPr>
+      <w:r>
+        <w:rPr>
+          <w:b/>
+          <w:bCs/>
+        </w:rPr>
+        <w:t xml:space="preserve">¿Y si el</w:t>
+      </w:r>
+      <w:r>
+        <w:rPr>
+          <w:b/>
+          <w:bCs/>
+        </w:rPr>
+        <w:t xml:space="preserve"> </w:t>
+      </w:r>
+      <w:r>
+        <w:rPr>
+          <w:b/>
+          <w:bCs/>
+        </w:rPr>
+        <w:t xml:space="preserve">“piensa positivo”</w:t>
+      </w:r>
+      <w:r>
+        <w:rPr>
+          <w:b/>
+          <w:bCs/>
+        </w:rPr>
+        <w:t xml:space="preserve"> </w:t>
+      </w:r>
+      <w:r>
+        <w:rPr>
+          <w:b/>
+          <w:bCs/>
+        </w:rPr>
+        <w:t xml:space="preserve">me suena a fuerza?</w:t>
+      </w:r>
+      <w:r>
+        <w:t xml:space="preserve"> </w:t>
+      </w:r>
+      <w:r>
+        <w:t xml:space="preserve">No es pensar positivo a la fuerza: es dejar de pensar</w:t>
+      </w:r>
+      <w:r>
+        <w:t xml:space="preserve"> </w:t>
+      </w:r>
+      <w:r>
+        <w:rPr>
+          <w:b/>
+          <w:bCs/>
+        </w:rPr>
+        <w:t xml:space="preserve">en falso</w:t>
+      </w:r>
+      <w:r>
+        <w:t xml:space="preserve"> </w:t>
+      </w:r>
+      <w:r>
+        <w:t xml:space="preserve">(</w:t>
+      </w:r>
+      <w:r>
+        <w:t xml:space="preserve">“no sirvo para nada”</w:t>
+      </w:r>
+      <w:r>
+        <w:t xml:space="preserve"> </w:t>
+      </w:r>
+      <w:r>
+        <w:t xml:space="preserve">es falso y demostrable). No se trata de engañarte, de ser exacto.</w:t>
+      </w:r>
+    </w:p>
+    <w:p>
+      <w:pPr>
+        <w:pStyle w:val="BlockText"/>
+      </w:pPr>
+      <w:r>
+        <w:rPr>
+          <w:b/>
+          <w:bCs/>
+        </w:rPr>
+        <w:t xml:space="preserve">¿Y si me comparo y salgo peor?</w:t>
+      </w:r>
+      <w:r>
+        <w:t xml:space="preserve"> </w:t>
+      </w:r>
+      <w:r>
+        <w:t xml:space="preserve">Esa es justo la comparación que abandonamos. Compara con tu yo de hace un mes y, si quieres, con tu mejor versión de esta semana. El resto es ruido con filtro.</w:t>
+      </w:r>
+    </w:p>
+    <w:p>
+      <w:pPr>
+        <w:pStyle w:val="BlockText"/>
+      </w:pPr>
+      <w:r>
+        <w:rPr>
+          <w:b/>
+          <w:bCs/>
+        </w:rPr>
+        <w:t xml:space="preserve">¿Y si alguien escribe algo raro en mi Post-it?</w:t>
+      </w:r>
+      <w:r>
+        <w:t xml:space="preserve"> </w:t>
+      </w:r>
+      <w:r>
+        <w:t xml:space="preserve">El anónimo protege, pero la docencia revisa antes de entregar. Y recuerda: solo se escriben cosas</w:t>
+      </w:r>
+      <w:r>
+        <w:t xml:space="preserve"> </w:t>
+      </w:r>
+      <w:r>
+        <w:rPr>
+          <w:b/>
+          <w:bCs/>
+        </w:rPr>
+        <w:t xml:space="preserve">positivas y concretas</w:t>
+      </w:r>
+      <w:r>
+        <w:t xml:space="preserve">; lo demás no es un Post-it, es otra cosa.</w:t>
+      </w:r>
+    </w:p>
+    <w:p>
+      <w:r>
+        <w:pict>
+          <v:rect style="width:0;height:1.5pt" o:hralign="center" o:hrstd="t" o:hr="t"/>
+        </w:pict>
+      </w:r>
+    </w:p>
+    <w:bookmarkEnd w:id="51"/>
+    <w:bookmarkStart w:id="52" w:name="poscréditos"/>
+    <w:p>
+      <w:pPr>
+        <w:pStyle w:val="Heading2"/>
+      </w:pPr>
+      <w:r>
+        <w:t xml:space="preserve">🎬 Poscréditos</w:t>
+      </w:r>
+    </w:p>
+    <w:p>
+      <w:pPr>
+        <w:pStyle w:val="FirstParagraph"/>
+      </w:pPr>
+      <w:r>
+        <w:t xml:space="preserve">DANI se mira al espejo del almacén antes de abrir la tienda:</w:t>
+      </w:r>
+    </w:p>
+    <w:p>
+      <w:pPr>
+        <w:pStyle w:val="BlockText"/>
+      </w:pPr>
+      <w:r>
+        <w:t xml:space="preserve">—</w:t>
+      </w:r>
+      <w:r>
+        <w:t xml:space="preserve"> </w:t>
+      </w:r>
+      <w:r>
+        <w:rPr>
+          <w:b/>
+          <w:bCs/>
+        </w:rPr>
+        <w:t xml:space="preserve">DANI:</w:t>
+      </w:r>
+      <w:r>
+        <w:t xml:space="preserve"> </w:t>
+      </w:r>
+      <w:r>
+        <w:t xml:space="preserve">Hoy no me comparo con nadie… — (se mira) — …¿y ese del espejo?</w:t>
+      </w:r>
+      <w:r>
+        <w:t xml:space="preserve"> </w:t>
+      </w:r>
+      <w:r>
+        <w:t xml:space="preserve">—</w:t>
+      </w:r>
+      <w:r>
+        <w:t xml:space="preserve"> </w:t>
+      </w:r>
+      <w:r>
+        <w:rPr>
+          <w:b/>
+          <w:bCs/>
+        </w:rPr>
+        <w:t xml:space="preserve">ROSA:</w:t>
+      </w:r>
+      <w:r>
+        <w:t xml:space="preserve"> </w:t>
+      </w:r>
+      <w:r>
+        <w:t xml:space="preserve">Ese también va a dejar de compararse. Empieza por el café, campeón. 😏</w:t>
+      </w:r>
+    </w:p>
+    <w:p>
+      <w:r>
+        <w:pict>
+          <v:rect style="width:0;height:1.5pt" o:hralign="center" o:hrstd="t" o:hr="t"/>
+        </w:pict>
+      </w:r>
+    </w:p>
+    <w:p>
+      <w:pPr>
+        <w:pStyle w:val="FirstParagraph"/>
+      </w:pPr>
+      <w:r>
+        <w:t xml:space="preserve">📚</w:t>
+      </w:r>
+      <w:r>
+        <w:t xml:space="preserve"> </w:t>
+      </w:r>
+      <w:hyperlink r:id="rId26">
+        <w:r>
+          <w:rPr>
+            <w:rStyle w:val="Hyperlink"/>
+          </w:rPr>
+          <w:t xml:space="preserve">Volver al índice de Confianza real</w:t>
+        </w:r>
+      </w:hyperlink>
+      <w:r>
+        <w:t xml:space="preserve"> </w:t>
+      </w:r>
+      <w:r>
+        <w:t xml:space="preserve">·</w:t>
+      </w:r>
+      <w:r>
+        <w:t xml:space="preserve"> </w:t>
+      </w:r>
+      <w:r>
+        <w:rPr>
+          <w:b/>
+          <w:bCs/>
+        </w:rPr>
+        <w:t xml:space="preserve">Anterior:</w:t>
+      </w:r>
+      <w:r>
+        <w:t xml:space="preserve"> </w:t>
+      </w:r>
       <w:hyperlink r:id="rId11">
         <w:r>
           <w:rPr>
@@ -4878,8 +7517,8 @@
         </w:r>
       </w:hyperlink>
     </w:p>
-    <w:bookmarkEnd w:id="48"/>
-    <w:bookmarkEnd w:id="49"/>
+    <w:bookmarkEnd w:id="52"/>
+    <w:bookmarkEnd w:id="53"/>
     <w:sectPr>
       <w:footnotePr>
         <w:numRestart w:val="eachSect"/>
@@ -5224,97 +7863,16 @@
     </w:lvlOverride>
   </w:num>
   <w:num w:numId="1006">
-    <w:abstractNumId w:val="99411"/>
-    <w:lvlOverride w:ilvl="0">
-      <w:startOverride w:val="1"/>
-    </w:lvlOverride>
-    <w:lvlOverride w:ilvl="1">
-      <w:startOverride w:val="1"/>
-    </w:lvlOverride>
-    <w:lvlOverride w:ilvl="2">
-      <w:startOverride w:val="1"/>
-    </w:lvlOverride>
-    <w:lvlOverride w:ilvl="3">
-      <w:startOverride w:val="1"/>
-    </w:lvlOverride>
-    <w:lvlOverride w:ilvl="4">
-      <w:startOverride w:val="1"/>
-    </w:lvlOverride>
-    <w:lvlOverride w:ilvl="5">
-      <w:startOverride w:val="1"/>
-    </w:lvlOverride>
-    <w:lvlOverride w:ilvl="6">
-      <w:startOverride w:val="1"/>
-    </w:lvlOverride>
-    <w:lvlOverride w:ilvl="7">
-      <w:startOverride w:val="1"/>
-    </w:lvlOverride>
-    <w:lvlOverride w:ilvl="8">
-      <w:startOverride w:val="1"/>
-    </w:lvlOverride>
+    <w:abstractNumId w:val="991"/>
   </w:num>
   <w:num w:numId="1007">
-    <w:abstractNumId w:val="99411"/>
-    <w:lvlOverride w:ilvl="0">
-      <w:startOverride w:val="1"/>
-    </w:lvlOverride>
-    <w:lvlOverride w:ilvl="1">
-      <w:startOverride w:val="1"/>
-    </w:lvlOverride>
-    <w:lvlOverride w:ilvl="2">
-      <w:startOverride w:val="1"/>
-    </w:lvlOverride>
-    <w:lvlOverride w:ilvl="3">
-      <w:startOverride w:val="1"/>
-    </w:lvlOverride>
-    <w:lvlOverride w:ilvl="4">
-      <w:startOverride w:val="1"/>
-    </w:lvlOverride>
-    <w:lvlOverride w:ilvl="5">
-      <w:startOverride w:val="1"/>
-    </w:lvlOverride>
-    <w:lvlOverride w:ilvl="6">
-      <w:startOverride w:val="1"/>
-    </w:lvlOverride>
-    <w:lvlOverride w:ilvl="7">
-      <w:startOverride w:val="1"/>
-    </w:lvlOverride>
-    <w:lvlOverride w:ilvl="8">
-      <w:startOverride w:val="1"/>
-    </w:lvlOverride>
+    <w:abstractNumId w:val="991"/>
   </w:num>
   <w:num w:numId="1008">
     <w:abstractNumId w:val="991"/>
   </w:num>
   <w:num w:numId="1009">
-    <w:abstractNumId w:val="99411"/>
-    <w:lvlOverride w:ilvl="0">
-      <w:startOverride w:val="1"/>
-    </w:lvlOverride>
-    <w:lvlOverride w:ilvl="1">
-      <w:startOverride w:val="1"/>
-    </w:lvlOverride>
-    <w:lvlOverride w:ilvl="2">
-      <w:startOverride w:val="1"/>
-    </w:lvlOverride>
-    <w:lvlOverride w:ilvl="3">
-      <w:startOverride w:val="1"/>
-    </w:lvlOverride>
-    <w:lvlOverride w:ilvl="4">
-      <w:startOverride w:val="1"/>
-    </w:lvlOverride>
-    <w:lvlOverride w:ilvl="5">
-      <w:startOverride w:val="1"/>
-    </w:lvlOverride>
-    <w:lvlOverride w:ilvl="6">
-      <w:startOverride w:val="1"/>
-    </w:lvlOverride>
-    <w:lvlOverride w:ilvl="7">
-      <w:startOverride w:val="1"/>
-    </w:lvlOverride>
-    <w:lvlOverride w:ilvl="8">
-      <w:startOverride w:val="1"/>
-    </w:lvlOverride>
+    <w:abstractNumId w:val="991"/>
   </w:num>
   <w:num w:numId="1010">
     <w:abstractNumId w:val="99411"/>
@@ -5347,6 +7905,96 @@
     </w:lvlOverride>
   </w:num>
   <w:num w:numId="1011">
+    <w:abstractNumId w:val="99411"/>
+    <w:lvlOverride w:ilvl="0">
+      <w:startOverride w:val="1"/>
+    </w:lvlOverride>
+    <w:lvlOverride w:ilvl="1">
+      <w:startOverride w:val="1"/>
+    </w:lvlOverride>
+    <w:lvlOverride w:ilvl="2">
+      <w:startOverride w:val="1"/>
+    </w:lvlOverride>
+    <w:lvlOverride w:ilvl="3">
+      <w:startOverride w:val="1"/>
+    </w:lvlOverride>
+    <w:lvlOverride w:ilvl="4">
+      <w:startOverride w:val="1"/>
+    </w:lvlOverride>
+    <w:lvlOverride w:ilvl="5">
+      <w:startOverride w:val="1"/>
+    </w:lvlOverride>
+    <w:lvlOverride w:ilvl="6">
+      <w:startOverride w:val="1"/>
+    </w:lvlOverride>
+    <w:lvlOverride w:ilvl="7">
+      <w:startOverride w:val="1"/>
+    </w:lvlOverride>
+    <w:lvlOverride w:ilvl="8">
+      <w:startOverride w:val="1"/>
+    </w:lvlOverride>
+  </w:num>
+  <w:num w:numId="1012">
+    <w:abstractNumId w:val="99411"/>
+    <w:lvlOverride w:ilvl="0">
+      <w:startOverride w:val="1"/>
+    </w:lvlOverride>
+    <w:lvlOverride w:ilvl="1">
+      <w:startOverride w:val="1"/>
+    </w:lvlOverride>
+    <w:lvlOverride w:ilvl="2">
+      <w:startOverride w:val="1"/>
+    </w:lvlOverride>
+    <w:lvlOverride w:ilvl="3">
+      <w:startOverride w:val="1"/>
+    </w:lvlOverride>
+    <w:lvlOverride w:ilvl="4">
+      <w:startOverride w:val="1"/>
+    </w:lvlOverride>
+    <w:lvlOverride w:ilvl="5">
+      <w:startOverride w:val="1"/>
+    </w:lvlOverride>
+    <w:lvlOverride w:ilvl="6">
+      <w:startOverride w:val="1"/>
+    </w:lvlOverride>
+    <w:lvlOverride w:ilvl="7">
+      <w:startOverride w:val="1"/>
+    </w:lvlOverride>
+    <w:lvlOverride w:ilvl="8">
+      <w:startOverride w:val="1"/>
+    </w:lvlOverride>
+  </w:num>
+  <w:num w:numId="1013">
+    <w:abstractNumId w:val="99411"/>
+    <w:lvlOverride w:ilvl="0">
+      <w:startOverride w:val="1"/>
+    </w:lvlOverride>
+    <w:lvlOverride w:ilvl="1">
+      <w:startOverride w:val="1"/>
+    </w:lvlOverride>
+    <w:lvlOverride w:ilvl="2">
+      <w:startOverride w:val="1"/>
+    </w:lvlOverride>
+    <w:lvlOverride w:ilvl="3">
+      <w:startOverride w:val="1"/>
+    </w:lvlOverride>
+    <w:lvlOverride w:ilvl="4">
+      <w:startOverride w:val="1"/>
+    </w:lvlOverride>
+    <w:lvlOverride w:ilvl="5">
+      <w:startOverride w:val="1"/>
+    </w:lvlOverride>
+    <w:lvlOverride w:ilvl="6">
+      <w:startOverride w:val="1"/>
+    </w:lvlOverride>
+    <w:lvlOverride w:ilvl="7">
+      <w:startOverride w:val="1"/>
+    </w:lvlOverride>
+    <w:lvlOverride w:ilvl="8">
+      <w:startOverride w:val="1"/>
+    </w:lvlOverride>
+  </w:num>
+  <w:num w:numId="1014">
     <w:abstractNumId w:val="99411"/>
     <w:lvlOverride w:ilvl="0">
       <w:startOverride w:val="1"/>

--- a/docx/01-confianza-real/01-confianza-real.docx
+++ b/docx/01-confianza-real/01-confianza-real.docx
@@ -28,7 +28,7 @@
         </w:p>
       </w:sdtContent>
     </w:sdt>
-    <w:bookmarkStart w:id="17" w:name="confianza-real"/>
+    <w:bookmarkStart w:id="18" w:name="confianza-real"/>
     <w:p>
       <w:pPr>
         <w:pStyle w:val="Heading1"/>
@@ -95,6 +95,41 @@
       </w:r>
       <w:r>
         <w:t xml:space="preserve">→ Ponte en su sitio</w:t>
+      </w:r>
+    </w:p>
+    <w:p>
+      <w:pPr>
+        <w:pStyle w:val="BlockText"/>
+      </w:pPr>
+      <w:r>
+        <w:t xml:space="preserve">🖨️</w:t>
+      </w:r>
+      <w:r>
+        <w:t xml:space="preserve"> </w:t>
+      </w:r>
+      <w:r>
+        <w:rPr>
+          <w:b/>
+          <w:bCs/>
+        </w:rPr>
+        <w:t xml:space="preserve">¿En papel?</w:t>
+      </w:r>
+      <w:r>
+        <w:t xml:space="preserve"> </w:t>
+      </w:r>
+      <w:hyperlink r:id="rId9">
+        <w:r>
+          <w:rPr>
+            <w:rStyle w:val="Hyperlink"/>
+          </w:rPr>
+          <w:t xml:space="preserve">Imprimir unidad completa</w:t>
+        </w:r>
+      </w:hyperlink>
+      <w:r>
+        <w:t xml:space="preserve"> </w:t>
+      </w:r>
+      <w:r>
+        <w:t xml:space="preserve">— índice + todas las fichas, con salto de página.</w:t>
       </w:r>
     </w:p>
     <w:p>
@@ -128,7 +163,7 @@
         </w:pict>
       </w:r>
     </w:p>
-    <w:bookmarkStart w:id="9" w:name="objetivo-de-la-unidad"/>
+    <w:bookmarkStart w:id="10" w:name="objetivo-de-la-unidad"/>
     <w:p>
       <w:pPr>
         <w:pStyle w:val="Heading2"/>
@@ -224,8 +259,8 @@
         </w:pict>
       </w:r>
     </w:p>
-    <w:bookmarkEnd w:id="9"/>
-    <w:bookmarkStart w:id="13" w:name="mapa-de-la-unidad"/>
+    <w:bookmarkEnd w:id="10"/>
+    <w:bookmarkStart w:id="14" w:name="mapa-de-la-unidad"/>
     <w:p>
       <w:pPr>
         <w:pStyle w:val="Heading2"/>
@@ -291,7 +326,7 @@
             <w:pPr>
               <w:pStyle w:val="Compact"/>
             </w:pPr>
-            <w:hyperlink r:id="rId10">
+            <w:hyperlink r:id="rId11">
               <w:r>
                 <w:rPr>
                   <w:rStyle w:val="Hyperlink"/>
@@ -331,7 +366,7 @@
             <w:pPr>
               <w:pStyle w:val="Compact"/>
             </w:pPr>
-            <w:hyperlink r:id="rId11">
+            <w:hyperlink r:id="rId12">
               <w:r>
                 <w:rPr>
                   <w:rStyle w:val="Hyperlink"/>
@@ -371,7 +406,7 @@
             <w:pPr>
               <w:pStyle w:val="Compact"/>
             </w:pPr>
-            <w:hyperlink r:id="rId12">
+            <w:hyperlink r:id="rId13">
               <w:r>
                 <w:rPr>
                   <w:rStyle w:val="Hyperlink"/>
@@ -412,8 +447,8 @@
         </w:pict>
       </w:r>
     </w:p>
-    <w:bookmarkEnd w:id="13"/>
-    <w:bookmarkStart w:id="14" w:name="actividades-y-juegos-de-la-unidad"/>
+    <w:bookmarkEnd w:id="14"/>
+    <w:bookmarkStart w:id="15" w:name="actividades-y-juegos-de-la-unidad"/>
     <w:p>
       <w:pPr>
         <w:pStyle w:val="Heading2"/>
@@ -455,8 +490,8 @@
         </w:pict>
       </w:r>
     </w:p>
-    <w:bookmarkEnd w:id="14"/>
-    <w:bookmarkStart w:id="16" w:name="por-dónde-empiezo"/>
+    <w:bookmarkEnd w:id="15"/>
+    <w:bookmarkStart w:id="17" w:name="por-dónde-empiezo"/>
     <w:p>
       <w:pPr>
         <w:pStyle w:val="Heading2"/>
@@ -479,7 +514,7 @@
       <w:r>
         <w:t xml:space="preserve"> </w:t>
       </w:r>
-      <w:hyperlink r:id="rId10">
+      <w:hyperlink r:id="rId11">
         <w:r>
           <w:rPr>
             <w:rStyle w:val="Hyperlink"/>
@@ -505,7 +540,7 @@
       <w:r>
         <w:t xml:space="preserve"> </w:t>
       </w:r>
-      <w:hyperlink r:id="rId11">
+      <w:hyperlink r:id="rId12">
         <w:r>
           <w:rPr>
             <w:rStyle w:val="Hyperlink"/>
@@ -531,7 +566,7 @@
       <w:r>
         <w:t xml:space="preserve"> </w:t>
       </w:r>
-      <w:hyperlink r:id="rId10">
+      <w:hyperlink r:id="rId11">
         <w:r>
           <w:rPr>
             <w:rStyle w:val="Hyperlink"/>
@@ -558,7 +593,7 @@
         </w:rPr>
         <w:t xml:space="preserve"> </w:t>
       </w:r>
-      <w:hyperlink r:id="rId15">
+      <w:hyperlink r:id="rId16">
         <w:r>
           <w:rPr>
             <w:rStyle w:val="Hyperlink"/>
@@ -576,9 +611,9 @@
         <w:t xml:space="preserve">.</w:t>
       </w:r>
     </w:p>
-    <w:bookmarkEnd w:id="16"/>
     <w:bookmarkEnd w:id="17"/>
-    <w:bookmarkStart w:id="28" w:name="qué-es-la-confianza-real"/>
+    <w:bookmarkEnd w:id="18"/>
+    <w:bookmarkStart w:id="29" w:name="qué-es-la-confianza-real"/>
     <w:p>
       <w:pPr>
         <w:pStyle w:val="Heading1"/>
@@ -642,7 +677,7 @@
         </w:pict>
       </w:r>
     </w:p>
-    <w:bookmarkStart w:id="18" w:name="en-corto"/>
+    <w:bookmarkStart w:id="19" w:name="en-corto"/>
     <w:p>
       <w:pPr>
         <w:pStyle w:val="Heading2"/>
@@ -695,8 +730,8 @@
         </w:pict>
       </w:r>
     </w:p>
-    <w:bookmarkEnd w:id="18"/>
-    <w:bookmarkStart w:id="19" w:name="los-tres-personajes-del-espejo"/>
+    <w:bookmarkEnd w:id="19"/>
+    <w:bookmarkStart w:id="20" w:name="los-tres-personajes-del-espejo"/>
     <w:p>
       <w:pPr>
         <w:pStyle w:val="Heading2"/>
@@ -1115,8 +1150,8 @@
         </w:pict>
       </w:r>
     </w:p>
-    <w:bookmarkEnd w:id="19"/>
-    <w:bookmarkStart w:id="20" w:name="la-autocharla-la-voz-que-te-sabotea"/>
+    <w:bookmarkEnd w:id="20"/>
+    <w:bookmarkStart w:id="21" w:name="la-autocharla-la-voz-que-te-sabotea"/>
     <w:p>
       <w:pPr>
         <w:pStyle w:val="Heading2"/>
@@ -1561,8 +1596,8 @@
         </w:pict>
       </w:r>
     </w:p>
-    <w:bookmarkEnd w:id="20"/>
-    <w:bookmarkStart w:id="21" w:name="el-making-of-vs-el-tráiler"/>
+    <w:bookmarkEnd w:id="21"/>
+    <w:bookmarkStart w:id="22" w:name="el-making-of-vs-el-tráiler"/>
     <w:p>
       <w:pPr>
         <w:pStyle w:val="Heading2"/>
@@ -1741,8 +1776,8 @@
         </w:pict>
       </w:r>
     </w:p>
-    <w:bookmarkEnd w:id="21"/>
-    <w:bookmarkStart w:id="22" w:name="de-dónde-sale-la-confianza-los-4-pilares"/>
+    <w:bookmarkEnd w:id="22"/>
+    <w:bookmarkStart w:id="23" w:name="de-dónde-sale-la-confianza-los-4-pilares"/>
     <w:p>
       <w:pPr>
         <w:pStyle w:val="Heading2"/>
@@ -2055,8 +2090,8 @@
         </w:pict>
       </w:r>
     </w:p>
-    <w:bookmarkEnd w:id="22"/>
-    <w:bookmarkStart w:id="23" w:name="el-fail-de-dani-la-confianza-de-plástico"/>
+    <w:bookmarkEnd w:id="23"/>
+    <w:bookmarkStart w:id="24" w:name="el-fail-de-dani-la-confianza-de-plástico"/>
     <w:p>
       <w:pPr>
         <w:pStyle w:val="Heading2"/>
@@ -2243,8 +2278,8 @@
         <w:t xml:space="preserve">🏫 Grupo:</w:t>
       </w:r>
     </w:p>
-    <w:bookmarkEnd w:id="23"/>
-    <w:bookmarkStart w:id="24" w:name="a-por-ellos"/>
+    <w:bookmarkEnd w:id="24"/>
+    <w:bookmarkStart w:id="25" w:name="a-por-ellos"/>
     <w:p>
       <w:pPr>
         <w:pStyle w:val="Heading2"/>
@@ -2664,8 +2699,8 @@
         </w:pict>
       </w:r>
     </w:p>
-    <w:bookmarkEnd w:id="24"/>
-    <w:bookmarkStart w:id="25" w:name="X2f4af81f09b5f8d9e5d232064d95706bcf43ada"/>
+    <w:bookmarkEnd w:id="25"/>
+    <w:bookmarkStart w:id="26" w:name="X2f4af81f09b5f8d9e5d232064d95706bcf43ada"/>
     <w:p>
       <w:pPr>
         <w:pStyle w:val="Heading2"/>
@@ -2760,8 +2795,8 @@
         </w:pict>
       </w:r>
     </w:p>
-    <w:bookmarkEnd w:id="25"/>
-    <w:bookmarkStart w:id="27" w:name="soluciones-y-pistas"/>
+    <w:bookmarkEnd w:id="26"/>
+    <w:bookmarkStart w:id="28" w:name="soluciones-y-pistas"/>
     <w:p>
       <w:pPr>
         <w:pStyle w:val="Heading2"/>
@@ -2976,7 +3011,7 @@
       <w:r>
         <w:t xml:space="preserve"> </w:t>
       </w:r>
-      <w:hyperlink r:id="rId26">
+      <w:hyperlink r:id="rId27">
         <w:r>
           <w:rPr>
             <w:rStyle w:val="Hyperlink"/>
@@ -3003,7 +3038,7 @@
       <w:r>
         <w:t xml:space="preserve"> </w:t>
       </w:r>
-      <w:hyperlink r:id="rId26">
+      <w:hyperlink r:id="rId27">
         <w:r>
           <w:rPr>
             <w:rStyle w:val="Hyperlink"/>
@@ -3030,7 +3065,7 @@
       <w:r>
         <w:t xml:space="preserve"> </w:t>
       </w:r>
-      <w:hyperlink r:id="rId11">
+      <w:hyperlink r:id="rId12">
         <w:r>
           <w:rPr>
             <w:rStyle w:val="Hyperlink"/>
@@ -3039,9 +3074,9 @@
         </w:r>
       </w:hyperlink>
     </w:p>
-    <w:bookmarkEnd w:id="27"/>
     <w:bookmarkEnd w:id="28"/>
-    <w:bookmarkStart w:id="44" w:name="cómo-se-cuida"/>
+    <w:bookmarkEnd w:id="29"/>
+    <w:bookmarkStart w:id="45" w:name="cómo-se-cuida"/>
     <w:p>
       <w:pPr>
         <w:pStyle w:val="Heading1"/>
@@ -3105,7 +3140,7 @@
         </w:pict>
       </w:r>
     </w:p>
-    <w:bookmarkStart w:id="29" w:name="en-corto-1"/>
+    <w:bookmarkStart w:id="30" w:name="en-corto-1"/>
     <w:p>
       <w:pPr>
         <w:pStyle w:val="Heading2"/>
@@ -3142,8 +3177,8 @@
         </w:pict>
       </w:r>
     </w:p>
-    <w:bookmarkEnd w:id="29"/>
-    <w:bookmarkStart w:id="30" w:name="por-qué-es-un-músculo-y-no-un-regalo"/>
+    <w:bookmarkEnd w:id="30"/>
+    <w:bookmarkStart w:id="31" w:name="por-qué-es-un-músculo-y-no-un-regalo"/>
     <w:p>
       <w:pPr>
         <w:pStyle w:val="Heading2"/>
@@ -3338,8 +3373,8 @@
         </w:pict>
       </w:r>
     </w:p>
-    <w:bookmarkEnd w:id="30"/>
-    <w:bookmarkStart w:id="38" w:name="los-siete-hábitos-de-la-confianza"/>
+    <w:bookmarkEnd w:id="31"/>
+    <w:bookmarkStart w:id="39" w:name="los-siete-hábitos-de-la-confianza"/>
     <w:p>
       <w:pPr>
         <w:pStyle w:val="Heading2"/>
@@ -3369,7 +3404,7 @@
         <w:t xml:space="preserve">🏋️ Los 7 hábitos — ninguno necesita material, solo costumbre</w:t>
       </w:r>
     </w:p>
-    <w:bookmarkStart w:id="31" w:name="cámbiate-el-guion"/>
+    <w:bookmarkStart w:id="32" w:name="cámbiate-el-guion"/>
     <w:p>
       <w:pPr>
         <w:pStyle w:val="Heading3"/>
@@ -3606,8 +3641,8 @@
         <w:t xml:space="preserve">“Bonito el eslogan, campeón. ¿Y la práctica cuándo llega?”</w:t>
       </w:r>
     </w:p>
-    <w:bookmarkEnd w:id="31"/>
-    <w:bookmarkStart w:id="32" w:name="el-diario-de-tres-cosas"/>
+    <w:bookmarkEnd w:id="32"/>
+    <w:bookmarkStart w:id="33" w:name="el-diario-de-tres-cosas"/>
     <w:p>
       <w:pPr>
         <w:pStyle w:val="Heading3"/>
@@ -3823,8 +3858,8 @@
         <w:t xml:space="preserve">. Repetirte frases bonitas es propaganda; el diario es documental.</w:t>
       </w:r>
     </w:p>
-    <w:bookmarkEnd w:id="32"/>
-    <w:bookmarkStart w:id="33" w:name="compara-con-tu-yo-de-hace-un-mes"/>
+    <w:bookmarkEnd w:id="33"/>
+    <w:bookmarkStart w:id="34" w:name="compara-con-tu-yo-de-hace-un-mes"/>
     <w:p>
       <w:pPr>
         <w:pStyle w:val="Heading3"/>
@@ -3980,8 +4015,8 @@
         <w:t xml:space="preserve">. Misma nota, dos realidades: cambia el espejo.</w:t>
       </w:r>
     </w:p>
-    <w:bookmarkEnd w:id="33"/>
-    <w:bookmarkStart w:id="34" w:name="micro-retos-de-zona-de-confort"/>
+    <w:bookmarkEnd w:id="34"/>
+    <w:bookmarkStart w:id="35" w:name="micro-retos-de-zona-de-confort"/>
     <w:p>
       <w:pPr>
         <w:pStyle w:val="Heading3"/>
@@ -4099,8 +4134,8 @@
         <w:t xml:space="preserve">de confianza. Nadie construyó un piso de un salto.</w:t>
       </w:r>
     </w:p>
-    <w:bookmarkEnd w:id="34"/>
-    <w:bookmarkStart w:id="35" w:name="rodeate-de-quien-te-suma"/>
+    <w:bookmarkEnd w:id="35"/>
+    <w:bookmarkStart w:id="36" w:name="rodeate-de-quien-te-suma"/>
     <w:p>
       <w:pPr>
         <w:pStyle w:val="Heading3"/>
@@ -4210,8 +4245,8 @@
         <w:t xml:space="preserve">Y no hace falta bloquear a nadie: basta con pasar menos tiempo con quien te achica.</w:t>
       </w:r>
     </w:p>
-    <w:bookmarkEnd w:id="35"/>
-    <w:bookmarkStart w:id="36" w:name="dormir-moverte-comer"/>
+    <w:bookmarkEnd w:id="36"/>
+    <w:bookmarkStart w:id="37" w:name="dormir-moverte-comer"/>
     <w:p>
       <w:pPr>
         <w:pStyle w:val="Heading3"/>
@@ -4376,8 +4411,8 @@
         </w:tc>
       </w:tr>
     </w:tbl>
-    <w:bookmarkEnd w:id="36"/>
-    <w:bookmarkStart w:id="37" w:name="el-error-son-datos-no-sentencia"/>
+    <w:bookmarkEnd w:id="37"/>
+    <w:bookmarkStart w:id="38" w:name="el-error-son-datos-no-sentencia"/>
     <w:p>
       <w:pPr>
         <w:pStyle w:val="Heading3"/>
@@ -4534,9 +4569,9 @@
         <w:t xml:space="preserve">🏫 Grupo:</w:t>
       </w:r>
     </w:p>
-    <w:bookmarkEnd w:id="37"/>
     <w:bookmarkEnd w:id="38"/>
-    <w:bookmarkStart w:id="39" w:name="a-por-ellos-1"/>
+    <w:bookmarkEnd w:id="39"/>
+    <w:bookmarkStart w:id="40" w:name="a-por-ellos-1"/>
     <w:p>
       <w:pPr>
         <w:pStyle w:val="Heading2"/>
@@ -5255,8 +5290,8 @@
         </w:pict>
       </w:r>
     </w:p>
-    <w:bookmarkEnd w:id="39"/>
-    <w:bookmarkStart w:id="40" w:name="Xd2683ad7ec92eb1121e208b8c0c0a7d0b7e75c2"/>
+    <w:bookmarkEnd w:id="40"/>
+    <w:bookmarkStart w:id="41" w:name="Xd2683ad7ec92eb1121e208b8c0c0a7d0b7e75c2"/>
     <w:p>
       <w:pPr>
         <w:pStyle w:val="Heading2"/>
@@ -5362,8 +5397,8 @@
         </w:pict>
       </w:r>
     </w:p>
-    <w:bookmarkEnd w:id="40"/>
-    <w:bookmarkStart w:id="41" w:name="soluciones-y-pistas-1"/>
+    <w:bookmarkEnd w:id="41"/>
+    <w:bookmarkStart w:id="42" w:name="soluciones-y-pistas-1"/>
     <w:p>
       <w:pPr>
         <w:pStyle w:val="Heading2"/>
@@ -5556,8 +5591,8 @@
         </w:pict>
       </w:r>
     </w:p>
-    <w:bookmarkEnd w:id="41"/>
-    <w:bookmarkStart w:id="42" w:name="logros-de-la-unidad"/>
+    <w:bookmarkEnd w:id="42"/>
+    <w:bookmarkStart w:id="43" w:name="logros-de-la-unidad"/>
     <w:p>
       <w:pPr>
         <w:pStyle w:val="Heading2"/>
@@ -5714,8 +5749,8 @@
         </w:pict>
       </w:r>
     </w:p>
-    <w:bookmarkEnd w:id="42"/>
-    <w:bookmarkStart w:id="43" w:name="dudas-de-10-segundos"/>
+    <w:bookmarkEnd w:id="43"/>
+    <w:bookmarkStart w:id="44" w:name="dudas-de-10-segundos"/>
     <w:p>
       <w:pPr>
         <w:pStyle w:val="Heading2"/>
@@ -5830,7 +5865,7 @@
       <w:r>
         <w:t xml:space="preserve"> </w:t>
       </w:r>
-      <w:hyperlink r:id="rId26">
+      <w:hyperlink r:id="rId27">
         <w:r>
           <w:rPr>
             <w:rStyle w:val="Hyperlink"/>
@@ -5857,7 +5892,7 @@
       <w:r>
         <w:t xml:space="preserve"> </w:t>
       </w:r>
-      <w:hyperlink r:id="rId10">
+      <w:hyperlink r:id="rId11">
         <w:r>
           <w:rPr>
             <w:rStyle w:val="Hyperlink"/>
@@ -5884,7 +5919,7 @@
       <w:r>
         <w:t xml:space="preserve"> </w:t>
       </w:r>
-      <w:hyperlink r:id="rId12">
+      <w:hyperlink r:id="rId13">
         <w:r>
           <w:rPr>
             <w:rStyle w:val="Hyperlink"/>
@@ -5893,9 +5928,9 @@
         </w:r>
       </w:hyperlink>
     </w:p>
-    <w:bookmarkEnd w:id="43"/>
     <w:bookmarkEnd w:id="44"/>
-    <w:bookmarkStart w:id="53" w:name="juegos-y-retos"/>
+    <w:bookmarkEnd w:id="45"/>
+    <w:bookmarkStart w:id="54" w:name="juegos-y-retos"/>
     <w:p>
       <w:pPr>
         <w:pStyle w:val="Heading1"/>
@@ -5959,7 +5994,7 @@
         </w:pict>
       </w:r>
     </w:p>
-    <w:bookmarkStart w:id="45" w:name="en-corto-2"/>
+    <w:bookmarkStart w:id="46" w:name="en-corto-2"/>
     <w:p>
       <w:pPr>
         <w:pStyle w:val="Heading2"/>
@@ -5996,8 +6031,8 @@
         </w:pict>
       </w:r>
     </w:p>
-    <w:bookmarkEnd w:id="45"/>
-    <w:bookmarkStart w:id="46" w:name="el-fail-de-dani-la-comparación-infinita"/>
+    <w:bookmarkEnd w:id="46"/>
+    <w:bookmarkStart w:id="47" w:name="el-fail-de-dani-la-comparación-infinita"/>
     <w:p>
       <w:pPr>
         <w:pStyle w:val="Heading2"/>
@@ -6234,8 +6269,8 @@
         </w:pict>
       </w:r>
     </w:p>
-    <w:bookmarkEnd w:id="46"/>
-    <w:bookmarkStart w:id="47" w:name="Xc080458cf17718a88a20d1b39d4453faedeed3b"/>
+    <w:bookmarkEnd w:id="47"/>
+    <w:bookmarkStart w:id="48" w:name="Xc080458cf17718a88a20d1b39d4453faedeed3b"/>
     <w:p>
       <w:pPr>
         <w:pStyle w:val="Heading2"/>
@@ -6486,8 +6521,8 @@
         </w:pict>
       </w:r>
     </w:p>
-    <w:bookmarkEnd w:id="47"/>
-    <w:bookmarkStart w:id="48" w:name="la-dinámica-estrella-post-it-sorpresa"/>
+    <w:bookmarkEnd w:id="48"/>
+    <w:bookmarkStart w:id="49" w:name="la-dinámica-estrella-post-it-sorpresa"/>
     <w:p>
       <w:pPr>
         <w:pStyle w:val="Heading2"/>
@@ -6812,8 +6847,8 @@
         <w:t xml:space="preserve">🏫 Grupo:</w:t>
       </w:r>
     </w:p>
-    <w:bookmarkEnd w:id="48"/>
-    <w:bookmarkStart w:id="49" w:name="reto-mental"/>
+    <w:bookmarkEnd w:id="49"/>
+    <w:bookmarkStart w:id="50" w:name="reto-mental"/>
     <w:p>
       <w:pPr>
         <w:pStyle w:val="Heading2"/>
@@ -7032,8 +7067,8 @@
         </w:pict>
       </w:r>
     </w:p>
-    <w:bookmarkEnd w:id="49"/>
-    <w:bookmarkStart w:id="50" w:name="logros-de-la-unidad-1"/>
+    <w:bookmarkEnd w:id="50"/>
+    <w:bookmarkStart w:id="51" w:name="logros-de-la-unidad-1"/>
     <w:p>
       <w:pPr>
         <w:pStyle w:val="Heading2"/>
@@ -7236,8 +7271,8 @@
         </w:pict>
       </w:r>
     </w:p>
-    <w:bookmarkEnd w:id="50"/>
-    <w:bookmarkStart w:id="51" w:name="dudas-de-10-segundos-1"/>
+    <w:bookmarkEnd w:id="51"/>
+    <w:bookmarkStart w:id="52" w:name="dudas-de-10-segundos-1"/>
     <w:p>
       <w:pPr>
         <w:pStyle w:val="Heading2"/>
@@ -7373,8 +7408,8 @@
         </w:pict>
       </w:r>
     </w:p>
-    <w:bookmarkEnd w:id="51"/>
-    <w:bookmarkStart w:id="52" w:name="poscréditos"/>
+    <w:bookmarkEnd w:id="52"/>
+    <w:bookmarkStart w:id="53" w:name="poscréditos"/>
     <w:p>
       <w:pPr>
         <w:pStyle w:val="Heading2"/>
@@ -7454,7 +7489,7 @@
       <w:r>
         <w:t xml:space="preserve"> </w:t>
       </w:r>
-      <w:hyperlink r:id="rId26">
+      <w:hyperlink r:id="rId27">
         <w:r>
           <w:rPr>
             <w:rStyle w:val="Hyperlink"/>
@@ -7481,7 +7516,7 @@
       <w:r>
         <w:t xml:space="preserve"> </w:t>
       </w:r>
-      <w:hyperlink r:id="rId11">
+      <w:hyperlink r:id="rId12">
         <w:r>
           <w:rPr>
             <w:rStyle w:val="Hyperlink"/>
@@ -7508,7 +7543,7 @@
       <w:r>
         <w:t xml:space="preserve"> </w:t>
       </w:r>
-      <w:hyperlink r:id="rId15">
+      <w:hyperlink r:id="rId16">
         <w:r>
           <w:rPr>
             <w:rStyle w:val="Hyperlink"/>
@@ -7517,8 +7552,8 @@
         </w:r>
       </w:hyperlink>
     </w:p>
-    <w:bookmarkEnd w:id="52"/>
     <w:bookmarkEnd w:id="53"/>
+    <w:bookmarkEnd w:id="54"/>
     <w:sectPr>
       <w:footnotePr>
         <w:numRestart w:val="eachSect"/>

--- a/docx/01-confianza-real/01-confianza-real.docx
+++ b/docx/01-confianza-real/01-confianza-real.docx
@@ -613,7 +613,7 @@
     </w:p>
     <w:bookmarkEnd w:id="17"/>
     <w:bookmarkEnd w:id="18"/>
-    <w:bookmarkStart w:id="29" w:name="qué-es-la-confianza-real"/>
+    <w:bookmarkStart w:id="32" w:name="qué-es-la-confianza-real"/>
     <w:p>
       <w:pPr>
         <w:pStyle w:val="Heading1"/>
@@ -731,7 +731,7 @@
       </w:r>
     </w:p>
     <w:bookmarkEnd w:id="19"/>
-    <w:bookmarkStart w:id="20" w:name="los-tres-personajes-del-espejo"/>
+    <w:bookmarkStart w:id="23" w:name="los-tres-personajes-del-espejo"/>
     <w:p>
       <w:pPr>
         <w:pStyle w:val="Heading2"/>
@@ -787,12 +787,54 @@
     </w:p>
     <w:p>
       <w:pPr>
-        <w:pStyle w:val="BodyText"/>
-      </w:pPr>
-    </w:p>
-    <w:p>
-      <w:pPr>
-        <w:pStyle w:val="BodyText"/>
+        <w:pStyle w:val="CaptionedFigure"/>
+      </w:pPr>
+      <w:r>
+        <w:drawing>
+          <wp:inline>
+            <wp:extent cx="5334000" cy="2453640"/>
+            <wp:effectExtent b="0" l="0" r="0" t="0"/>
+            <wp:docPr descr="🪞 Los tres personajes del espejo — el de la derecha es la meta" title="" id="21" name="Picture"/>
+            <a:graphic>
+              <a:graphicData uri="http://schemas.openxmlformats.org/drawingml/2006/picture">
+                <pic:pic>
+                  <pic:nvPicPr>
+                    <pic:cNvPr descr="public/img/01-confianza-real/01-personajes-espejo.png" id="22" name="Picture"/>
+                    <pic:cNvPicPr>
+                      <a:picLocks noChangeArrowheads="1" noChangeAspect="1"/>
+                    </pic:cNvPicPr>
+                  </pic:nvPicPr>
+                  <pic:blipFill>
+                    <a:blip r:embed="rId20"/>
+                    <a:stretch>
+                      <a:fillRect/>
+                    </a:stretch>
+                  </pic:blipFill>
+                  <pic:spPr bwMode="auto">
+                    <a:xfrm>
+                      <a:off x="0" y="0"/>
+                      <a:ext cx="5334000" cy="2453640"/>
+                    </a:xfrm>
+                    <a:prstGeom prst="rect">
+                      <a:avLst/>
+                    </a:prstGeom>
+                    <a:noFill/>
+                    <a:ln w="9525">
+                      <a:noFill/>
+                      <a:headEnd/>
+                      <a:tailEnd/>
+                    </a:ln>
+                  </pic:spPr>
+                </pic:pic>
+              </a:graphicData>
+            </a:graphic>
+          </wp:inline>
+        </w:drawing>
+      </w:r>
+    </w:p>
+    <w:p>
+      <w:pPr>
+        <w:pStyle w:val="ImageCaption"/>
       </w:pPr>
       <w:r>
         <w:t xml:space="preserve">🪞 Los tres personajes del espejo — el de la derecha es la meta</w:t>
@@ -1150,8 +1192,8 @@
         </w:pict>
       </w:r>
     </w:p>
-    <w:bookmarkEnd w:id="20"/>
-    <w:bookmarkStart w:id="21" w:name="la-autocharla-la-voz-que-te-sabotea"/>
+    <w:bookmarkEnd w:id="23"/>
+    <w:bookmarkStart w:id="24" w:name="la-autocharla-la-voz-que-te-sabotea"/>
     <w:p>
       <w:pPr>
         <w:pStyle w:val="Heading2"/>
@@ -1596,8 +1638,8 @@
         </w:pict>
       </w:r>
     </w:p>
-    <w:bookmarkEnd w:id="21"/>
-    <w:bookmarkStart w:id="22" w:name="el-making-of-vs-el-tráiler"/>
+    <w:bookmarkEnd w:id="24"/>
+    <w:bookmarkStart w:id="25" w:name="el-making-of-vs-el-tráiler"/>
     <w:p>
       <w:pPr>
         <w:pStyle w:val="Heading2"/>
@@ -1776,8 +1818,8 @@
         </w:pict>
       </w:r>
     </w:p>
-    <w:bookmarkEnd w:id="22"/>
-    <w:bookmarkStart w:id="23" w:name="de-dónde-sale-la-confianza-los-4-pilares"/>
+    <w:bookmarkEnd w:id="25"/>
+    <w:bookmarkStart w:id="26" w:name="de-dónde-sale-la-confianza-los-4-pilares"/>
     <w:p>
       <w:pPr>
         <w:pStyle w:val="Heading2"/>
@@ -2090,8 +2132,8 @@
         </w:pict>
       </w:r>
     </w:p>
-    <w:bookmarkEnd w:id="23"/>
-    <w:bookmarkStart w:id="24" w:name="el-fail-de-dani-la-confianza-de-plástico"/>
+    <w:bookmarkEnd w:id="26"/>
+    <w:bookmarkStart w:id="27" w:name="el-fail-de-dani-la-confianza-de-plástico"/>
     <w:p>
       <w:pPr>
         <w:pStyle w:val="Heading2"/>
@@ -2278,8 +2320,8 @@
         <w:t xml:space="preserve">🏫 Grupo:</w:t>
       </w:r>
     </w:p>
-    <w:bookmarkEnd w:id="24"/>
-    <w:bookmarkStart w:id="25" w:name="a-por-ellos"/>
+    <w:bookmarkEnd w:id="27"/>
+    <w:bookmarkStart w:id="28" w:name="a-por-ellos"/>
     <w:p>
       <w:pPr>
         <w:pStyle w:val="Heading2"/>
@@ -2699,8 +2741,8 @@
         </w:pict>
       </w:r>
     </w:p>
-    <w:bookmarkEnd w:id="25"/>
-    <w:bookmarkStart w:id="26" w:name="X2f4af81f09b5f8d9e5d232064d95706bcf43ada"/>
+    <w:bookmarkEnd w:id="28"/>
+    <w:bookmarkStart w:id="29" w:name="X2f4af81f09b5f8d9e5d232064d95706bcf43ada"/>
     <w:p>
       <w:pPr>
         <w:pStyle w:val="Heading2"/>
@@ -2795,8 +2837,8 @@
         </w:pict>
       </w:r>
     </w:p>
-    <w:bookmarkEnd w:id="26"/>
-    <w:bookmarkStart w:id="28" w:name="soluciones-y-pistas"/>
+    <w:bookmarkEnd w:id="29"/>
+    <w:bookmarkStart w:id="31" w:name="soluciones-y-pistas"/>
     <w:p>
       <w:pPr>
         <w:pStyle w:val="Heading2"/>
@@ -3011,7 +3053,7 @@
       <w:r>
         <w:t xml:space="preserve"> </w:t>
       </w:r>
-      <w:hyperlink r:id="rId27">
+      <w:hyperlink r:id="rId30">
         <w:r>
           <w:rPr>
             <w:rStyle w:val="Hyperlink"/>
@@ -3038,7 +3080,7 @@
       <w:r>
         <w:t xml:space="preserve"> </w:t>
       </w:r>
-      <w:hyperlink r:id="rId27">
+      <w:hyperlink r:id="rId30">
         <w:r>
           <w:rPr>
             <w:rStyle w:val="Hyperlink"/>
@@ -3074,9 +3116,9 @@
         </w:r>
       </w:hyperlink>
     </w:p>
-    <w:bookmarkEnd w:id="28"/>
-    <w:bookmarkEnd w:id="29"/>
-    <w:bookmarkStart w:id="45" w:name="cómo-se-cuida"/>
+    <w:bookmarkEnd w:id="31"/>
+    <w:bookmarkEnd w:id="32"/>
+    <w:bookmarkStart w:id="51" w:name="cómo-se-cuida"/>
     <w:p>
       <w:pPr>
         <w:pStyle w:val="Heading1"/>
@@ -3140,7 +3182,7 @@
         </w:pict>
       </w:r>
     </w:p>
-    <w:bookmarkStart w:id="30" w:name="en-corto-1"/>
+    <w:bookmarkStart w:id="33" w:name="en-corto-1"/>
     <w:p>
       <w:pPr>
         <w:pStyle w:val="Heading2"/>
@@ -3177,8 +3219,8 @@
         </w:pict>
       </w:r>
     </w:p>
-    <w:bookmarkEnd w:id="30"/>
-    <w:bookmarkStart w:id="31" w:name="por-qué-es-un-músculo-y-no-un-regalo"/>
+    <w:bookmarkEnd w:id="33"/>
+    <w:bookmarkStart w:id="34" w:name="por-qué-es-un-músculo-y-no-un-regalo"/>
     <w:p>
       <w:pPr>
         <w:pStyle w:val="Heading2"/>
@@ -3373,8 +3415,8 @@
         </w:pict>
       </w:r>
     </w:p>
-    <w:bookmarkEnd w:id="31"/>
-    <w:bookmarkStart w:id="39" w:name="los-siete-hábitos-de-la-confianza"/>
+    <w:bookmarkEnd w:id="34"/>
+    <w:bookmarkStart w:id="45" w:name="los-siete-hábitos-de-la-confianza"/>
     <w:p>
       <w:pPr>
         <w:pStyle w:val="Heading2"/>
@@ -3393,18 +3435,60 @@
     </w:p>
     <w:p>
       <w:pPr>
-        <w:pStyle w:val="BodyText"/>
-      </w:pPr>
-    </w:p>
-    <w:p>
-      <w:pPr>
-        <w:pStyle w:val="BodyText"/>
+        <w:pStyle w:val="CaptionedFigure"/>
+      </w:pPr>
+      <w:r>
+        <w:drawing>
+          <wp:inline>
+            <wp:extent cx="5334000" cy="2346960"/>
+            <wp:effectExtent b="0" l="0" r="0" t="0"/>
+            <wp:docPr descr="🏋️ Los 7 hábitos — ninguno necesita material, solo costumbre" title="" id="36" name="Picture"/>
+            <a:graphic>
+              <a:graphicData uri="http://schemas.openxmlformats.org/drawingml/2006/picture">
+                <pic:pic>
+                  <pic:nvPicPr>
+                    <pic:cNvPr descr="public/img/01-confianza-real/02-habitos-confianza.png" id="37" name="Picture"/>
+                    <pic:cNvPicPr>
+                      <a:picLocks noChangeArrowheads="1" noChangeAspect="1"/>
+                    </pic:cNvPicPr>
+                  </pic:nvPicPr>
+                  <pic:blipFill>
+                    <a:blip r:embed="rId35"/>
+                    <a:stretch>
+                      <a:fillRect/>
+                    </a:stretch>
+                  </pic:blipFill>
+                  <pic:spPr bwMode="auto">
+                    <a:xfrm>
+                      <a:off x="0" y="0"/>
+                      <a:ext cx="5334000" cy="2346960"/>
+                    </a:xfrm>
+                    <a:prstGeom prst="rect">
+                      <a:avLst/>
+                    </a:prstGeom>
+                    <a:noFill/>
+                    <a:ln w="9525">
+                      <a:noFill/>
+                      <a:headEnd/>
+                      <a:tailEnd/>
+                    </a:ln>
+                  </pic:spPr>
+                </pic:pic>
+              </a:graphicData>
+            </a:graphic>
+          </wp:inline>
+        </w:drawing>
+      </w:r>
+    </w:p>
+    <w:p>
+      <w:pPr>
+        <w:pStyle w:val="ImageCaption"/>
       </w:pPr>
       <w:r>
         <w:t xml:space="preserve">🏋️ Los 7 hábitos — ninguno necesita material, solo costumbre</w:t>
       </w:r>
     </w:p>
-    <w:bookmarkStart w:id="32" w:name="cámbiate-el-guion"/>
+    <w:bookmarkStart w:id="38" w:name="cámbiate-el-guion"/>
     <w:p>
       <w:pPr>
         <w:pStyle w:val="Heading3"/>
@@ -3641,8 +3725,8 @@
         <w:t xml:space="preserve">“Bonito el eslogan, campeón. ¿Y la práctica cuándo llega?”</w:t>
       </w:r>
     </w:p>
-    <w:bookmarkEnd w:id="32"/>
-    <w:bookmarkStart w:id="33" w:name="el-diario-de-tres-cosas"/>
+    <w:bookmarkEnd w:id="38"/>
+    <w:bookmarkStart w:id="39" w:name="el-diario-de-tres-cosas"/>
     <w:p>
       <w:pPr>
         <w:pStyle w:val="Heading3"/>
@@ -3858,8 +3942,8 @@
         <w:t xml:space="preserve">. Repetirte frases bonitas es propaganda; el diario es documental.</w:t>
       </w:r>
     </w:p>
-    <w:bookmarkEnd w:id="33"/>
-    <w:bookmarkStart w:id="34" w:name="compara-con-tu-yo-de-hace-un-mes"/>
+    <w:bookmarkEnd w:id="39"/>
+    <w:bookmarkStart w:id="40" w:name="compara-con-tu-yo-de-hace-un-mes"/>
     <w:p>
       <w:pPr>
         <w:pStyle w:val="Heading3"/>
@@ -4015,8 +4099,8 @@
         <w:t xml:space="preserve">. Misma nota, dos realidades: cambia el espejo.</w:t>
       </w:r>
     </w:p>
-    <w:bookmarkEnd w:id="34"/>
-    <w:bookmarkStart w:id="35" w:name="micro-retos-de-zona-de-confort"/>
+    <w:bookmarkEnd w:id="40"/>
+    <w:bookmarkStart w:id="41" w:name="micro-retos-de-zona-de-confort"/>
     <w:p>
       <w:pPr>
         <w:pStyle w:val="Heading3"/>
@@ -4134,8 +4218,8 @@
         <w:t xml:space="preserve">de confianza. Nadie construyó un piso de un salto.</w:t>
       </w:r>
     </w:p>
-    <w:bookmarkEnd w:id="35"/>
-    <w:bookmarkStart w:id="36" w:name="rodeate-de-quien-te-suma"/>
+    <w:bookmarkEnd w:id="41"/>
+    <w:bookmarkStart w:id="42" w:name="rodeate-de-quien-te-suma"/>
     <w:p>
       <w:pPr>
         <w:pStyle w:val="Heading3"/>
@@ -4245,8 +4329,8 @@
         <w:t xml:space="preserve">Y no hace falta bloquear a nadie: basta con pasar menos tiempo con quien te achica.</w:t>
       </w:r>
     </w:p>
-    <w:bookmarkEnd w:id="36"/>
-    <w:bookmarkStart w:id="37" w:name="dormir-moverte-comer"/>
+    <w:bookmarkEnd w:id="42"/>
+    <w:bookmarkStart w:id="43" w:name="dormir-moverte-comer"/>
     <w:p>
       <w:pPr>
         <w:pStyle w:val="Heading3"/>
@@ -4411,8 +4495,8 @@
         </w:tc>
       </w:tr>
     </w:tbl>
-    <w:bookmarkEnd w:id="37"/>
-    <w:bookmarkStart w:id="38" w:name="el-error-son-datos-no-sentencia"/>
+    <w:bookmarkEnd w:id="43"/>
+    <w:bookmarkStart w:id="44" w:name="el-error-son-datos-no-sentencia"/>
     <w:p>
       <w:pPr>
         <w:pStyle w:val="Heading3"/>
@@ -4569,9 +4653,9 @@
         <w:t xml:space="preserve">🏫 Grupo:</w:t>
       </w:r>
     </w:p>
-    <w:bookmarkEnd w:id="38"/>
-    <w:bookmarkEnd w:id="39"/>
-    <w:bookmarkStart w:id="40" w:name="a-por-ellos-1"/>
+    <w:bookmarkEnd w:id="44"/>
+    <w:bookmarkEnd w:id="45"/>
+    <w:bookmarkStart w:id="46" w:name="a-por-ellos-1"/>
     <w:p>
       <w:pPr>
         <w:pStyle w:val="Heading2"/>
@@ -5290,8 +5374,8 @@
         </w:pict>
       </w:r>
     </w:p>
-    <w:bookmarkEnd w:id="40"/>
-    <w:bookmarkStart w:id="41" w:name="Xd2683ad7ec92eb1121e208b8c0c0a7d0b7e75c2"/>
+    <w:bookmarkEnd w:id="46"/>
+    <w:bookmarkStart w:id="47" w:name="Xd2683ad7ec92eb1121e208b8c0c0a7d0b7e75c2"/>
     <w:p>
       <w:pPr>
         <w:pStyle w:val="Heading2"/>
@@ -5397,8 +5481,8 @@
         </w:pict>
       </w:r>
     </w:p>
-    <w:bookmarkEnd w:id="41"/>
-    <w:bookmarkStart w:id="42" w:name="soluciones-y-pistas-1"/>
+    <w:bookmarkEnd w:id="47"/>
+    <w:bookmarkStart w:id="48" w:name="soluciones-y-pistas-1"/>
     <w:p>
       <w:pPr>
         <w:pStyle w:val="Heading2"/>
@@ -5591,8 +5675,8 @@
         </w:pict>
       </w:r>
     </w:p>
-    <w:bookmarkEnd w:id="42"/>
-    <w:bookmarkStart w:id="43" w:name="logros-de-la-unidad"/>
+    <w:bookmarkEnd w:id="48"/>
+    <w:bookmarkStart w:id="49" w:name="logros-de-la-unidad"/>
     <w:p>
       <w:pPr>
         <w:pStyle w:val="Heading2"/>
@@ -5749,8 +5833,8 @@
         </w:pict>
       </w:r>
     </w:p>
-    <w:bookmarkEnd w:id="43"/>
-    <w:bookmarkStart w:id="44" w:name="dudas-de-10-segundos"/>
+    <w:bookmarkEnd w:id="49"/>
+    <w:bookmarkStart w:id="50" w:name="dudas-de-10-segundos"/>
     <w:p>
       <w:pPr>
         <w:pStyle w:val="Heading2"/>
@@ -5865,7 +5949,7 @@
       <w:r>
         <w:t xml:space="preserve"> </w:t>
       </w:r>
-      <w:hyperlink r:id="rId27">
+      <w:hyperlink r:id="rId30">
         <w:r>
           <w:rPr>
             <w:rStyle w:val="Hyperlink"/>
@@ -5928,9 +6012,9 @@
         </w:r>
       </w:hyperlink>
     </w:p>
-    <w:bookmarkEnd w:id="44"/>
-    <w:bookmarkEnd w:id="45"/>
-    <w:bookmarkStart w:id="54" w:name="juegos-y-retos"/>
+    <w:bookmarkEnd w:id="50"/>
+    <w:bookmarkEnd w:id="51"/>
+    <w:bookmarkStart w:id="63" w:name="juegos-y-retos"/>
     <w:p>
       <w:pPr>
         <w:pStyle w:val="Heading1"/>
@@ -5994,7 +6078,7 @@
         </w:pict>
       </w:r>
     </w:p>
-    <w:bookmarkStart w:id="46" w:name="en-corto-2"/>
+    <w:bookmarkStart w:id="52" w:name="en-corto-2"/>
     <w:p>
       <w:pPr>
         <w:pStyle w:val="Heading2"/>
@@ -6031,8 +6115,8 @@
         </w:pict>
       </w:r>
     </w:p>
-    <w:bookmarkEnd w:id="46"/>
-    <w:bookmarkStart w:id="47" w:name="el-fail-de-dani-la-comparación-infinita"/>
+    <w:bookmarkEnd w:id="52"/>
+    <w:bookmarkStart w:id="53" w:name="el-fail-de-dani-la-comparación-infinita"/>
     <w:p>
       <w:pPr>
         <w:pStyle w:val="Heading2"/>
@@ -6269,8 +6353,8 @@
         </w:pict>
       </w:r>
     </w:p>
-    <w:bookmarkEnd w:id="47"/>
-    <w:bookmarkStart w:id="48" w:name="Xc080458cf17718a88a20d1b39d4453faedeed3b"/>
+    <w:bookmarkEnd w:id="53"/>
+    <w:bookmarkStart w:id="54" w:name="Xc080458cf17718a88a20d1b39d4453faedeed3b"/>
     <w:p>
       <w:pPr>
         <w:pStyle w:val="Heading2"/>
@@ -6521,8 +6605,8 @@
         </w:pict>
       </w:r>
     </w:p>
-    <w:bookmarkEnd w:id="48"/>
-    <w:bookmarkStart w:id="49" w:name="la-dinámica-estrella-post-it-sorpresa"/>
+    <w:bookmarkEnd w:id="54"/>
+    <w:bookmarkStart w:id="58" w:name="la-dinámica-estrella-post-it-sorpresa"/>
     <w:p>
       <w:pPr>
         <w:pStyle w:val="Heading2"/>
@@ -6541,12 +6625,54 @@
     </w:p>
     <w:p>
       <w:pPr>
-        <w:pStyle w:val="BodyText"/>
-      </w:pPr>
-    </w:p>
-    <w:p>
-      <w:pPr>
-        <w:pStyle w:val="BodyText"/>
+        <w:pStyle w:val="CaptionedFigure"/>
+      </w:pPr>
+      <w:r>
+        <w:drawing>
+          <wp:inline>
+            <wp:extent cx="5334000" cy="1991360"/>
+            <wp:effectExtent b="0" l="0" r="0" t="0"/>
+            <wp:docPr descr="💌 Los 5 pasos del Post-it sorpresa" title="" id="56" name="Picture"/>
+            <a:graphic>
+              <a:graphicData uri="http://schemas.openxmlformats.org/drawingml/2006/picture">
+                <pic:pic>
+                  <pic:nvPicPr>
+                    <pic:cNvPr descr="public/img/01-confianza-real/03-post-it-sorpresa.png" id="57" name="Picture"/>
+                    <pic:cNvPicPr>
+                      <a:picLocks noChangeArrowheads="1" noChangeAspect="1"/>
+                    </pic:cNvPicPr>
+                  </pic:nvPicPr>
+                  <pic:blipFill>
+                    <a:blip r:embed="rId55"/>
+                    <a:stretch>
+                      <a:fillRect/>
+                    </a:stretch>
+                  </pic:blipFill>
+                  <pic:spPr bwMode="auto">
+                    <a:xfrm>
+                      <a:off x="0" y="0"/>
+                      <a:ext cx="5334000" cy="1991360"/>
+                    </a:xfrm>
+                    <a:prstGeom prst="rect">
+                      <a:avLst/>
+                    </a:prstGeom>
+                    <a:noFill/>
+                    <a:ln w="9525">
+                      <a:noFill/>
+                      <a:headEnd/>
+                      <a:tailEnd/>
+                    </a:ln>
+                  </pic:spPr>
+                </pic:pic>
+              </a:graphicData>
+            </a:graphic>
+          </wp:inline>
+        </w:drawing>
+      </w:r>
+    </w:p>
+    <w:p>
+      <w:pPr>
+        <w:pStyle w:val="ImageCaption"/>
       </w:pPr>
       <w:r>
         <w:t xml:space="preserve">💌 Los 5 pasos del Post-it sorpresa</w:t>
@@ -6847,8 +6973,8 @@
         <w:t xml:space="preserve">🏫 Grupo:</w:t>
       </w:r>
     </w:p>
-    <w:bookmarkEnd w:id="49"/>
-    <w:bookmarkStart w:id="50" w:name="reto-mental"/>
+    <w:bookmarkEnd w:id="58"/>
+    <w:bookmarkStart w:id="59" w:name="reto-mental"/>
     <w:p>
       <w:pPr>
         <w:pStyle w:val="Heading2"/>
@@ -7067,8 +7193,8 @@
         </w:pict>
       </w:r>
     </w:p>
-    <w:bookmarkEnd w:id="50"/>
-    <w:bookmarkStart w:id="51" w:name="logros-de-la-unidad-1"/>
+    <w:bookmarkEnd w:id="59"/>
+    <w:bookmarkStart w:id="60" w:name="logros-de-la-unidad-1"/>
     <w:p>
       <w:pPr>
         <w:pStyle w:val="Heading2"/>
@@ -7271,8 +7397,8 @@
         </w:pict>
       </w:r>
     </w:p>
-    <w:bookmarkEnd w:id="51"/>
-    <w:bookmarkStart w:id="52" w:name="dudas-de-10-segundos-1"/>
+    <w:bookmarkEnd w:id="60"/>
+    <w:bookmarkStart w:id="61" w:name="dudas-de-10-segundos-1"/>
     <w:p>
       <w:pPr>
         <w:pStyle w:val="Heading2"/>
@@ -7408,8 +7534,8 @@
         </w:pict>
       </w:r>
     </w:p>
-    <w:bookmarkEnd w:id="52"/>
-    <w:bookmarkStart w:id="53" w:name="poscréditos"/>
+    <w:bookmarkEnd w:id="61"/>
+    <w:bookmarkStart w:id="62" w:name="poscréditos"/>
     <w:p>
       <w:pPr>
         <w:pStyle w:val="Heading2"/>
@@ -7489,7 +7615,7 @@
       <w:r>
         <w:t xml:space="preserve"> </w:t>
       </w:r>
-      <w:hyperlink r:id="rId27">
+      <w:hyperlink r:id="rId30">
         <w:r>
           <w:rPr>
             <w:rStyle w:val="Hyperlink"/>
@@ -7552,8 +7678,8 @@
         </w:r>
       </w:hyperlink>
     </w:p>
-    <w:bookmarkEnd w:id="53"/>
-    <w:bookmarkEnd w:id="54"/>
+    <w:bookmarkEnd w:id="62"/>
+    <w:bookmarkEnd w:id="63"/>
     <w:sectPr>
       <w:footnotePr>
         <w:numRestart w:val="eachSect"/>
